--- a/docs/flyer/BetterCricket_Flyer.docx
+++ b/docs/flyer/BetterCricket_Flyer.docx
@@ -256,7 +256,7 @@
           <w:color w:val="A3AAB9"/>
           <w:sz w:val="17"/>
         </w:rPr>
-        <w:t xml:space="preserve">One platform for an Australian cricket club, built so the season takes less volunteer time to run. </w:t>
+        <w:t xml:space="preserve">A club season runs on one volunteer's spreadsheet, a handful of apps that don't talk to each other and a group chat. BetterCricket is one platform for the lot. </w:t>
       </w:r>
       <w:r>
         <w:rPr>
@@ -276,7 +276,7 @@
           <w:color w:val="A3AAB9"/>
           <w:sz w:val="17"/>
         </w:rPr>
-        <w:t>, so the stats, records, ladders, milestones and the season yearbook all update without anyone typing a scorecard. On top of that sit the parts that run the rest of the club: availability, selection and best-player votes, match-day posts, fees and member emails, and analytics most clubs never get near.</w:t>
+        <w:t>, and around it sit the parts that run the rest of the club: availability and selection, match-day posts, fees and member emails, the volunteer roster, and the committee's own paperwork.</w:t>
       </w:r>
     </w:p>
     <w:tbl>
@@ -599,86 +599,14 @@
       <w:pPr>
         <w:keepNext w:val="0"/>
         <w:pageBreakBefore w:val="0"/>
-        <w:spacing w:before="0" w:after="0" w:lineRule="exact" w:line="200"/>
+        <w:spacing w:before="0" w:after="0" w:lineRule="exact" w:line="160"/>
       </w:pPr>
     </w:p>
-    <w:tbl>
-      <w:tblPr>
-        <w:tblW w:w="10208" w:type="dxa"/>
-        <w:tblInd w:w="0" w:type="dxa"/>
-        <w:tblBorders>
-          <w:top w:val="nil"/>
-          <w:left w:val="nil"/>
-          <w:bottom w:val="nil"/>
-          <w:right w:val="nil"/>
-          <w:insideH w:val="nil"/>
-          <w:insideV w:val="nil"/>
-        </w:tblBorders>
-        <w:tblLayout w:type="fixed"/>
-        <w:tblCellMar>
-          <w:top w:w="0" w:type="dxa"/>
-          <w:left w:w="0" w:type="dxa"/>
-          <w:bottom w:w="0" w:type="dxa"/>
-          <w:right w:w="0" w:type="dxa"/>
-        </w:tblCellMar>
-        <w:tblLook w:firstColumn="1" w:firstRow="1" w:lastColumn="0" w:lastRow="0" w:noHBand="0" w:noVBand="1" w:val="04A0"/>
-      </w:tblPr>
-      <w:tblGrid>
-        <w:gridCol w:w="10208"/>
-      </w:tblGrid>
-      <w:tr>
-        <w:tc>
-          <w:tcPr>
-            <w:tcW w:w="10208" w:type="dxa"/>
-            <w:tcBorders>
-              <w:top w:val="nil" w:sz="0" w:space="0" w:color="16C784"/>
-              <w:left w:val="single" w:sz="11" w:space="0" w:color="16C784"/>
-              <w:bottom w:val="nil" w:sz="0" w:space="0" w:color="16C784"/>
-              <w:right w:val="nil" w:sz="0" w:space="0" w:color="16C784"/>
-            </w:tcBorders>
-            <w:shd w:val="clear" w:color="auto" w:fill="0A1D26"/>
-            <w:tcMar>
-              <w:top w:w="160" w:type="dxa"/>
-              <w:left w:w="200" w:type="dxa"/>
-              <w:bottom w:w="160" w:type="dxa"/>
-              <w:right w:w="200" w:type="dxa"/>
-            </w:tcMar>
-          </w:tcPr>
-          <w:p>
-            <w:pPr>
-              <w:keepNext w:val="0"/>
-              <w:pageBreakBefore w:val="0"/>
-              <w:spacing w:before="0" w:after="0" w:lineRule="exact" w:line="230"/>
-            </w:pPr>
-            <w:r>
-              <w:rPr>
-                <w:rFonts w:ascii="Arial" w:hAnsi="Arial" w:cs="Arial" w:eastAsia="Arial"/>
-                <w:b/>
-                <w:i w:val="0"/>
-                <w:color w:val="16C784"/>
-                <w:sz w:val="16"/>
-              </w:rPr>
-              <w:t xml:space="preserve">The weekend scores itself.  </w:t>
-            </w:r>
-            <w:r>
-              <w:rPr>
-                <w:rFonts w:ascii="Arial" w:hAnsi="Arial" w:cs="Arial" w:eastAsia="Arial"/>
-                <w:b w:val="0"/>
-                <w:i w:val="0"/>
-                <w:color w:val="A3AAB9"/>
-                <w:sz w:val="14"/>
-              </w:rPr>
-              <w:t>BetterCricket pulls each round overnight, then updates every average, record, ladder, leaderboard, milestone and player profile behind it. No re-keying a scorecard, and nothing waiting on the one volunteer who knows how the spreadsheet works.</w:t>
-            </w:r>
-          </w:p>
-        </w:tc>
-      </w:tr>
-    </w:tbl>
     <w:p>
       <w:pPr>
         <w:keepNext/>
         <w:pageBreakBefore w:val="0"/>
-        <w:spacing w:before="280" w:after="40" w:lineRule="exact" w:line="200"/>
+        <w:spacing w:before="240" w:after="40" w:lineRule="exact" w:line="200"/>
       </w:pPr>
       <w:r>
         <w:rPr>
@@ -696,7 +624,7 @@
       <w:pPr>
         <w:keepNext/>
         <w:pageBreakBefore w:val="0"/>
-        <w:spacing w:before="0" w:after="120" w:lineRule="exact" w:line="220"/>
+        <w:spacing w:before="0" w:after="100" w:lineRule="exact" w:line="220"/>
       </w:pPr>
       <w:r>
         <w:rPr>
@@ -706,211 +634,8 @@
           <w:color w:val="8A90A2"/>
           <w:sz w:val="16"/>
         </w:rPr>
-        <w:t>Every club starts with BetterStats. Add only the modules you want, and add them whenever you like.</w:t>
+        <w:t>Every club starts with BetterStats. Add the modules you want, whenever you want them.</w:t>
       </w:r>
-    </w:p>
-    <w:tbl>
-      <w:tblPr>
-        <w:tblW w:w="10208" w:type="dxa"/>
-        <w:tblInd w:w="0" w:type="dxa"/>
-        <w:tblBorders>
-          <w:top w:val="nil"/>
-          <w:left w:val="nil"/>
-          <w:bottom w:val="nil"/>
-          <w:right w:val="nil"/>
-          <w:insideH w:val="nil"/>
-          <w:insideV w:val="nil"/>
-        </w:tblBorders>
-        <w:tblLayout w:type="fixed"/>
-        <w:tblCellMar>
-          <w:top w:w="0" w:type="dxa"/>
-          <w:left w:w="0" w:type="dxa"/>
-          <w:bottom w:w="0" w:type="dxa"/>
-          <w:right w:w="0" w:type="dxa"/>
-        </w:tblCellMar>
-        <w:tblLook w:firstColumn="1" w:firstRow="1" w:lastColumn="0" w:lastRow="0" w:noHBand="0" w:noVBand="1" w:val="04A0"/>
-      </w:tblPr>
-      <w:tblGrid>
-        <w:gridCol w:w="10208"/>
-      </w:tblGrid>
-      <w:tr>
-        <w:tc>
-          <w:tcPr>
-            <w:tcW w:w="10208" w:type="dxa"/>
-            <w:tcBorders>
-              <w:top w:val="single" w:sz="6" w:space="0" w:color="16C784"/>
-              <w:left w:val="single" w:sz="6" w:space="0" w:color="16C784"/>
-              <w:bottom w:val="single" w:sz="6" w:space="0" w:color="16C784"/>
-              <w:right w:val="single" w:sz="6" w:space="0" w:color="16C784"/>
-            </w:tcBorders>
-            <w:shd w:val="clear" w:color="auto" w:fill="0A1D26"/>
-            <w:tcMar>
-              <w:top w:w="160" w:type="dxa"/>
-              <w:left w:w="200" w:type="dxa"/>
-              <w:bottom w:w="160" w:type="dxa"/>
-              <w:right w:w="200" w:type="dxa"/>
-            </w:tcMar>
-          </w:tcPr>
-          <w:tbl>
-            <w:tblPr>
-              <w:tblW w:w="9808" w:type="dxa"/>
-              <w:tblInd w:w="0" w:type="dxa"/>
-              <w:tblBorders>
-                <w:top w:val="nil"/>
-                <w:left w:val="nil"/>
-                <w:bottom w:val="nil"/>
-                <w:right w:val="nil"/>
-                <w:insideH w:val="nil"/>
-                <w:insideV w:val="nil"/>
-              </w:tblBorders>
-              <w:tblLayout w:type="fixed"/>
-              <w:tblCellMar>
-                <w:top w:w="0" w:type="dxa"/>
-                <w:left w:w="0" w:type="dxa"/>
-                <w:bottom w:w="0" w:type="dxa"/>
-                <w:right w:w="0" w:type="dxa"/>
-              </w:tblCellMar>
-              <w:tblLook w:firstColumn="1" w:firstRow="1" w:lastColumn="0" w:lastRow="0" w:noHBand="0" w:noVBand="1" w:val="04A0"/>
-            </w:tblPr>
-            <w:tblGrid>
-              <w:gridCol w:w="6600"/>
-              <w:gridCol w:w="160"/>
-              <w:gridCol w:w="3048"/>
-            </w:tblGrid>
-            <w:tr>
-              <w:tc>
-                <w:tcPr>
-                  <w:tcW w:w="6600" w:type="dxa"/>
-                  <w:tcMar>
-                    <w:top w:w="0" w:type="dxa"/>
-                    <w:left w:w="0" w:type="dxa"/>
-                    <w:bottom w:w="0" w:type="dxa"/>
-                    <w:right w:w="0" w:type="dxa"/>
-                  </w:tcMar>
-                </w:tcPr>
-                <w:p>
-                  <w:pPr>
-                    <w:keepNext w:val="0"/>
-                    <w:pageBreakBefore w:val="0"/>
-                    <w:spacing w:before="0" w:after="0" w:lineRule="exact" w:line="240"/>
-                  </w:pPr>
-                  <w:r>
-                    <w:rPr>
-                      <w:rFonts w:ascii="Arial" w:hAnsi="Arial" w:cs="Arial" w:eastAsia="Arial"/>
-                      <w:b/>
-                      <w:i w:val="0"/>
-                      <w:color w:val="E6E8EF"/>
-                      <w:sz w:val="18"/>
-                    </w:rPr>
-                    <w:t>BetterStats</w:t>
-                  </w:r>
-                  <w:r>
-                    <w:rPr>
-                      <w:rFonts w:ascii="Arial" w:hAnsi="Arial" w:cs="Arial" w:eastAsia="Arial"/>
-                      <w:b w:val="0"/>
-                      <w:i w:val="0"/>
-                      <w:color w:val="E6E8EF"/>
-                      <w:sz w:val="18"/>
-                    </w:rPr>
-                    <w:t xml:space="preserve">   </w:t>
-                  </w:r>
-                  <w:r>
-                    <w:rPr>
-                      <w:rFonts w:ascii="Arial" w:hAnsi="Arial" w:cs="Arial" w:eastAsia="Arial"/>
-                      <w:b/>
-                      <w:i w:val="0"/>
-                      <w:color w:val="06231A"/>
-                      <w:spacing w:val="12"/>
-                      <w:sz w:val="13"/>
-                      <w:shd w:val="clear" w:color="auto" w:fill="16C784"/>
-                    </w:rPr>
-                    <w:t xml:space="preserve">  INCLUDED  </w:t>
-                  </w:r>
-                </w:p>
-              </w:tc>
-              <w:tc>
-                <w:tcPr>
-                  <w:tcW w:w="160" w:type="dxa"/>
-                  <w:tcMar>
-                    <w:top w:w="0" w:type="dxa"/>
-                    <w:left w:w="0" w:type="dxa"/>
-                    <w:bottom w:w="0" w:type="dxa"/>
-                    <w:right w:w="0" w:type="dxa"/>
-                  </w:tcMar>
-                </w:tcPr>
-                <w:p>
-                  <w:pPr>
-                    <w:spacing w:after="0" w:lineRule="exact" w:line="20"/>
-                  </w:pPr>
-                  <w:r>
-                    <w:rPr>
-                      <w:rFonts w:ascii="Arial" w:hAnsi="Arial" w:cs="Arial" w:eastAsia="Arial"/>
-                      <w:b w:val="0"/>
-                      <w:i w:val="0"/>
-                      <w:color w:val="A3AAB9"/>
-                      <w:sz w:val="2"/>
-                    </w:rPr>
-                  </w:r>
-                </w:p>
-              </w:tc>
-              <w:tc>
-                <w:tcPr>
-                  <w:tcW w:w="3048" w:type="dxa"/>
-                  <w:tcMar>
-                    <w:top w:w="0" w:type="dxa"/>
-                    <w:left w:w="0" w:type="dxa"/>
-                    <w:bottom w:w="0" w:type="dxa"/>
-                    <w:right w:w="0" w:type="dxa"/>
-                  </w:tcMar>
-                </w:tcPr>
-                <w:p>
-                  <w:pPr>
-                    <w:keepNext w:val="0"/>
-                    <w:pageBreakBefore w:val="0"/>
-                    <w:spacing w:before="0" w:after="0" w:lineRule="exact" w:line="240"/>
-                    <w:jc w:val="right"/>
-                  </w:pPr>
-                  <w:r>
-                    <w:rPr>
-                      <w:rFonts w:ascii="Arial" w:hAnsi="Arial" w:cs="Arial" w:eastAsia="Arial"/>
-                      <w:b/>
-                      <w:i w:val="0"/>
-                      <w:color w:val="16C784"/>
-                      <w:sz w:val="18"/>
-                    </w:rPr>
-                    <w:t>$399 / year</w:t>
-                  </w:r>
-                </w:p>
-              </w:tc>
-            </w:tr>
-          </w:tbl>
-          <w:p/>
-          <w:p>
-            <w:pPr>
-              <w:keepNext w:val="0"/>
-              <w:pageBreakBefore w:val="0"/>
-              <w:spacing w:before="80" w:after="0" w:lineRule="exact" w:line="224"/>
-            </w:pPr>
-            <w:r>
-              <w:rPr>
-                <w:rFonts w:ascii="Arial" w:hAnsi="Arial" w:cs="Arial" w:eastAsia="Arial"/>
-                <w:b w:val="0"/>
-                <w:i w:val="0"/>
-                <w:color w:val="A3AAB9"/>
-                <w:sz w:val="14"/>
-              </w:rPr>
-              <w:t>Every batting, bowling and fielding stat your club has, turned into a public, club-branded website: a profile for every player, leaderboards and all-time records, partnership records, the honour board, and scorecards going back as far as the records do. Filter any of it by grade type (men's, women's, juniors, masters) and match type (Two Day, One Day, T20). The season yearbook writes itself, and Club Room Mode puts the lot on the TV at the clubhouse.</w:t>
-            </w:r>
-          </w:p>
-        </w:tc>
-      </w:tr>
-    </w:tbl>
-    <w:p>
-      <w:pPr>
-        <w:keepNext w:val="0"/>
-        <w:pageBreakBefore w:val="0"/>
-        <w:spacing w:before="0" w:after="0" w:lineRule="exact" w:line="120"/>
-      </w:pPr>
     </w:p>
     <w:tbl>
       <w:tblPr>
@@ -943,12 +668,12 @@
           <w:tcPr>
             <w:tcW w:w="5026" w:type="dxa"/>
             <w:tcBorders>
-              <w:top w:val="single" w:sz="6" w:space="0" w:color="1D2331"/>
-              <w:left w:val="single" w:sz="6" w:space="0" w:color="1D2331"/>
-              <w:bottom w:val="single" w:sz="6" w:space="0" w:color="1D2331"/>
-              <w:right w:val="single" w:sz="6" w:space="0" w:color="1D2331"/>
+              <w:top w:val="single" w:sz="6" w:space="0" w:color="16C784"/>
+              <w:left w:val="single" w:sz="6" w:space="0" w:color="16C784"/>
+              <w:bottom w:val="single" w:sz="6" w:space="0" w:color="16C784"/>
+              <w:right w:val="single" w:sz="6" w:space="0" w:color="16C784"/>
             </w:tcBorders>
-            <w:shd w:val="clear" w:color="auto" w:fill="101828"/>
+            <w:shd w:val="clear" w:color="auto" w:fill="0A1D26"/>
             <w:tcMar>
               <w:top w:w="140" w:type="dxa"/>
               <w:left w:w="180" w:type="dxa"/>
@@ -978,14 +703,14 @@
               <w:tblLook w:firstColumn="1" w:firstRow="1" w:lastColumn="0" w:lastRow="0" w:noHBand="0" w:noVBand="1" w:val="04A0"/>
             </w:tblPr>
             <w:tblGrid>
-              <w:gridCol w:w="3000"/>
+              <w:gridCol w:w="3360"/>
               <w:gridCol w:w="120"/>
-              <w:gridCol w:w="1546"/>
+              <w:gridCol w:w="1186"/>
             </w:tblGrid>
             <w:tr>
               <w:tc>
                 <w:tcPr>
-                  <w:tcW w:w="3000" w:type="dxa"/>
+                  <w:tcW w:w="3360" w:type="dxa"/>
                   <w:tcMar>
                     <w:top w:w="0" w:type="dxa"/>
                     <w:left w:w="0" w:type="dxa"/>
@@ -1007,7 +732,29 @@
                       <w:color w:val="E6E8EF"/>
                       <w:sz w:val="17"/>
                     </w:rPr>
-                    <w:t>BetterSelect</w:t>
+                    <w:t>BetterStats</w:t>
+                  </w:r>
+                  <w:r>
+                    <w:rPr>
+                      <w:rFonts w:ascii="Arial" w:hAnsi="Arial" w:cs="Arial" w:eastAsia="Arial"/>
+                      <w:b w:val="0"/>
+                      <w:i w:val="0"/>
+                      <w:color w:val="E6E8EF"/>
+                      <w:sz w:val="17"/>
+                    </w:rPr>
+                    <w:t xml:space="preserve">  </w:t>
+                  </w:r>
+                  <w:r>
+                    <w:rPr>
+                      <w:rFonts w:ascii="Arial" w:hAnsi="Arial" w:cs="Arial" w:eastAsia="Arial"/>
+                      <w:b/>
+                      <w:i w:val="0"/>
+                      <w:color w:val="06231A"/>
+                      <w:spacing w:val="10"/>
+                      <w:sz w:val="12"/>
+                      <w:shd w:val="clear" w:color="auto" w:fill="16C784"/>
+                    </w:rPr>
+                    <w:t xml:space="preserve">  INCLUDED  </w:t>
                   </w:r>
                 </w:p>
               </w:tc>
@@ -1038,7 +785,7 @@
               </w:tc>
               <w:tc>
                 <w:tcPr>
-                  <w:tcW w:w="1546" w:type="dxa"/>
+                  <w:tcW w:w="1186" w:type="dxa"/>
                   <w:tcMar>
                     <w:top w:w="0" w:type="dxa"/>
                     <w:left w:w="0" w:type="dxa"/>
@@ -1061,7 +808,7 @@
                       <w:color w:val="16C784"/>
                       <w:sz w:val="16"/>
                     </w:rPr>
-                    <w:t>$149 / yr</w:t>
+                    <w:t>$399 / year</w:t>
                   </w:r>
                 </w:p>
               </w:tc>
@@ -1072,8 +819,36 @@
             <w:pPr>
               <w:keepNext w:val="0"/>
               <w:pageBreakBefore w:val="0"/>
-              <w:spacing w:before="40" w:after="0" w:lineRule="exact" w:line="224"/>
+              <w:spacing w:before="60" w:after="0" w:lineRule="exact" w:line="210"/>
             </w:pPr>
+            <w:r>
+              <w:rPr>
+                <w:rFonts w:ascii="Arial" w:hAnsi="Arial" w:cs="Arial" w:eastAsia="Arial"/>
+                <w:b/>
+                <w:i w:val="0"/>
+                <w:color w:val="E6E8EF"/>
+                <w:sz w:val="15"/>
+              </w:rPr>
+              <w:t>Every figure your club has ever recorded, public and current.</w:t>
+            </w:r>
+          </w:p>
+          <w:p>
+            <w:pPr>
+              <w:keepNext w:val="0"/>
+              <w:pageBreakBefore w:val="0"/>
+              <w:spacing w:before="30" w:after="0" w:lineRule="exact" w:line="204"/>
+              <w:ind w:left="160" w:hanging="160"/>
+            </w:pPr>
+            <w:r>
+              <w:rPr>
+                <w:rFonts w:ascii="Arial" w:hAnsi="Arial" w:cs="Arial" w:eastAsia="Arial"/>
+                <w:b/>
+                <w:i w:val="0"/>
+                <w:color w:val="16C784"/>
+                <w:sz w:val="14"/>
+              </w:rPr>
+              <w:t xml:space="preserve">·  </w:t>
+            </w:r>
             <w:r>
               <w:rPr>
                 <w:rFonts w:ascii="Arial" w:hAnsi="Arial" w:cs="Arial" w:eastAsia="Arial"/>
@@ -1082,7 +857,91 @@
                 <w:color w:val="A3AAB9"/>
                 <w:sz w:val="14"/>
               </w:rPr>
-              <w:t>Players set their own availability from a link, with no app and no account. Name the XI on a numbered batting order with each player's form beside them, run Thursday nets off the rotation timer, and collect 3-2-1 votes through that same link. The count keeps itself: podium, race chart, and a presentation mode for awards night.</w:t>
+              <w:t>A profile for every player, leaderboards, all-time and partnership records, and the honour board</w:t>
+            </w:r>
+          </w:p>
+          <w:p>
+            <w:pPr>
+              <w:keepNext w:val="0"/>
+              <w:pageBreakBefore w:val="0"/>
+              <w:spacing w:before="30" w:after="0" w:lineRule="exact" w:line="204"/>
+              <w:ind w:left="160" w:hanging="160"/>
+            </w:pPr>
+            <w:r>
+              <w:rPr>
+                <w:rFonts w:ascii="Arial" w:hAnsi="Arial" w:cs="Arial" w:eastAsia="Arial"/>
+                <w:b/>
+                <w:i w:val="0"/>
+                <w:color w:val="16C784"/>
+                <w:sz w:val="14"/>
+              </w:rPr>
+              <w:t xml:space="preserve">·  </w:t>
+            </w:r>
+            <w:r>
+              <w:rPr>
+                <w:rFonts w:ascii="Arial" w:hAnsi="Arial" w:cs="Arial" w:eastAsia="Arial"/>
+                <w:b w:val="0"/>
+                <w:i w:val="0"/>
+                <w:color w:val="A3AAB9"/>
+                <w:sz w:val="14"/>
+              </w:rPr>
+              <w:t>Scorecards, fixtures and ladders going back as far as your records do</w:t>
+            </w:r>
+          </w:p>
+          <w:p>
+            <w:pPr>
+              <w:keepNext w:val="0"/>
+              <w:pageBreakBefore w:val="0"/>
+              <w:spacing w:before="30" w:after="0" w:lineRule="exact" w:line="204"/>
+              <w:ind w:left="160" w:hanging="160"/>
+            </w:pPr>
+            <w:r>
+              <w:rPr>
+                <w:rFonts w:ascii="Arial" w:hAnsi="Arial" w:cs="Arial" w:eastAsia="Arial"/>
+                <w:b/>
+                <w:i w:val="0"/>
+                <w:color w:val="16C784"/>
+                <w:sz w:val="14"/>
+              </w:rPr>
+              <w:t xml:space="preserve">·  </w:t>
+            </w:r>
+            <w:r>
+              <w:rPr>
+                <w:rFonts w:ascii="Arial" w:hAnsi="Arial" w:cs="Arial" w:eastAsia="Arial"/>
+                <w:b w:val="0"/>
+                <w:i w:val="0"/>
+                <w:color w:val="A3AAB9"/>
+                <w:sz w:val="14"/>
+              </w:rPr>
+              <w:t>Filter the lot by grade type and match type, so Under-14s never pad a senior average</w:t>
+            </w:r>
+          </w:p>
+          <w:p>
+            <w:pPr>
+              <w:keepNext w:val="0"/>
+              <w:pageBreakBefore w:val="0"/>
+              <w:spacing w:before="30" w:after="0" w:lineRule="exact" w:line="204"/>
+              <w:ind w:left="160" w:hanging="160"/>
+            </w:pPr>
+            <w:r>
+              <w:rPr>
+                <w:rFonts w:ascii="Arial" w:hAnsi="Arial" w:cs="Arial" w:eastAsia="Arial"/>
+                <w:b/>
+                <w:i w:val="0"/>
+                <w:color w:val="16C784"/>
+                <w:sz w:val="14"/>
+              </w:rPr>
+              <w:t xml:space="preserve">·  </w:t>
+            </w:r>
+            <w:r>
+              <w:rPr>
+                <w:rFonts w:ascii="Arial" w:hAnsi="Arial" w:cs="Arial" w:eastAsia="Arial"/>
+                <w:b w:val="0"/>
+                <w:i w:val="0"/>
+                <w:color w:val="A3AAB9"/>
+                <w:sz w:val="14"/>
+              </w:rPr>
+              <w:t>Your own club website, Club Room Mode on the clubhouse TV, and a season yearbook that writes itself</w:t>
             </w:r>
           </w:p>
         </w:tc>
@@ -1150,14 +1009,14 @@
               <w:tblLook w:firstColumn="1" w:firstRow="1" w:lastColumn="0" w:lastRow="0" w:noHBand="0" w:noVBand="1" w:val="04A0"/>
             </w:tblPr>
             <w:tblGrid>
-              <w:gridCol w:w="3000"/>
+              <w:gridCol w:w="3360"/>
               <w:gridCol w:w="120"/>
-              <w:gridCol w:w="1546"/>
+              <w:gridCol w:w="1186"/>
             </w:tblGrid>
             <w:tr>
               <w:tc>
                 <w:tcPr>
-                  <w:tcW w:w="3000" w:type="dxa"/>
+                  <w:tcW w:w="3360" w:type="dxa"/>
                   <w:tcMar>
                     <w:top w:w="0" w:type="dxa"/>
                     <w:left w:w="0" w:type="dxa"/>
@@ -1179,7 +1038,7 @@
                       <w:color w:val="E6E8EF"/>
                       <w:sz w:val="17"/>
                     </w:rPr>
-                    <w:t>BetterSocials</w:t>
+                    <w:t>BetterSelect</w:t>
                   </w:r>
                 </w:p>
               </w:tc>
@@ -1210,7 +1069,7 @@
               </w:tc>
               <w:tc>
                 <w:tcPr>
-                  <w:tcW w:w="1546" w:type="dxa"/>
+                  <w:tcW w:w="1186" w:type="dxa"/>
                   <w:tcMar>
                     <w:top w:w="0" w:type="dxa"/>
                     <w:left w:w="0" w:type="dxa"/>
@@ -1244,8 +1103,36 @@
             <w:pPr>
               <w:keepNext w:val="0"/>
               <w:pageBreakBefore w:val="0"/>
-              <w:spacing w:before="40" w:after="0" w:lineRule="exact" w:line="224"/>
+              <w:spacing w:before="60" w:after="0" w:lineRule="exact" w:line="210"/>
             </w:pPr>
+            <w:r>
+              <w:rPr>
+                <w:rFonts w:ascii="Arial" w:hAnsi="Arial" w:cs="Arial" w:eastAsia="Arial"/>
+                <w:b/>
+                <w:i w:val="0"/>
+                <w:color w:val="E6E8EF"/>
+                <w:sz w:val="15"/>
+              </w:rPr>
+              <w:t>Pick the side without the Thursday group chat.</w:t>
+            </w:r>
+          </w:p>
+          <w:p>
+            <w:pPr>
+              <w:keepNext w:val="0"/>
+              <w:pageBreakBefore w:val="0"/>
+              <w:spacing w:before="30" w:after="0" w:lineRule="exact" w:line="204"/>
+              <w:ind w:left="160" w:hanging="160"/>
+            </w:pPr>
+            <w:r>
+              <w:rPr>
+                <w:rFonts w:ascii="Arial" w:hAnsi="Arial" w:cs="Arial" w:eastAsia="Arial"/>
+                <w:b/>
+                <w:i w:val="0"/>
+                <w:color w:val="16C784"/>
+                <w:sz w:val="14"/>
+              </w:rPr>
+              <w:t xml:space="preserve">·  </w:t>
+            </w:r>
             <w:r>
               <w:rPr>
                 <w:rFonts w:ascii="Arial" w:hAnsi="Arial" w:cs="Arial" w:eastAsia="Arial"/>
@@ -1254,7 +1141,91 @@
                 <w:color w:val="A3AAB9"/>
                 <w:sz w:val="14"/>
               </w:rPr>
-              <w:t>A full-screen post designer of the kind your socials volunteer already knows: blocks dragged around a canvas, layers, undo and redo, carousels and a club photo library. The difference is the data. Drop in a match link, or a live block for fixtures, results or a player's career, and the card fills itself in your colours. Plus a real club website.</w:t>
+              <w:t>Players set their own availability from a link. No app, no account, nothing to install</w:t>
+            </w:r>
+          </w:p>
+          <w:p>
+            <w:pPr>
+              <w:keepNext w:val="0"/>
+              <w:pageBreakBefore w:val="0"/>
+              <w:spacing w:before="30" w:after="0" w:lineRule="exact" w:line="204"/>
+              <w:ind w:left="160" w:hanging="160"/>
+            </w:pPr>
+            <w:r>
+              <w:rPr>
+                <w:rFonts w:ascii="Arial" w:hAnsi="Arial" w:cs="Arial" w:eastAsia="Arial"/>
+                <w:b/>
+                <w:i w:val="0"/>
+                <w:color w:val="16C784"/>
+                <w:sz w:val="14"/>
+              </w:rPr>
+              <w:t xml:space="preserve">·  </w:t>
+            </w:r>
+            <w:r>
+              <w:rPr>
+                <w:rFonts w:ascii="Arial" w:hAnsi="Arial" w:cs="Arial" w:eastAsia="Arial"/>
+                <w:b w:val="0"/>
+                <w:i w:val="0"/>
+                <w:color w:val="A3AAB9"/>
+                <w:sz w:val="14"/>
+              </w:rPr>
+              <w:t>Name the XI on a numbered batting order with each player's form beside them</w:t>
+            </w:r>
+          </w:p>
+          <w:p>
+            <w:pPr>
+              <w:keepNext w:val="0"/>
+              <w:pageBreakBefore w:val="0"/>
+              <w:spacing w:before="30" w:after="0" w:lineRule="exact" w:line="204"/>
+              <w:ind w:left="160" w:hanging="160"/>
+            </w:pPr>
+            <w:r>
+              <w:rPr>
+                <w:rFonts w:ascii="Arial" w:hAnsi="Arial" w:cs="Arial" w:eastAsia="Arial"/>
+                <w:b/>
+                <w:i w:val="0"/>
+                <w:color w:val="16C784"/>
+                <w:sz w:val="14"/>
+              </w:rPr>
+              <w:t xml:space="preserve">·  </w:t>
+            </w:r>
+            <w:r>
+              <w:rPr>
+                <w:rFonts w:ascii="Arial" w:hAnsi="Arial" w:cs="Arial" w:eastAsia="Arial"/>
+                <w:b w:val="0"/>
+                <w:i w:val="0"/>
+                <w:color w:val="A3AAB9"/>
+                <w:sz w:val="14"/>
+              </w:rPr>
+              <w:t>Your association's rules checked as you pick: age limits, overseas caps, junior bowling workloads, finals qualification</w:t>
+            </w:r>
+          </w:p>
+          <w:p>
+            <w:pPr>
+              <w:keepNext w:val="0"/>
+              <w:pageBreakBefore w:val="0"/>
+              <w:spacing w:before="30" w:after="0" w:lineRule="exact" w:line="204"/>
+              <w:ind w:left="160" w:hanging="160"/>
+            </w:pPr>
+            <w:r>
+              <w:rPr>
+                <w:rFonts w:ascii="Arial" w:hAnsi="Arial" w:cs="Arial" w:eastAsia="Arial"/>
+                <w:b/>
+                <w:i w:val="0"/>
+                <w:color w:val="16C784"/>
+                <w:sz w:val="14"/>
+              </w:rPr>
+              <w:t xml:space="preserve">·  </w:t>
+            </w:r>
+            <w:r>
+              <w:rPr>
+                <w:rFonts w:ascii="Arial" w:hAnsi="Arial" w:cs="Arial" w:eastAsia="Arial"/>
+                <w:b w:val="0"/>
+                <w:i w:val="0"/>
+                <w:color w:val="A3AAB9"/>
+                <w:sz w:val="14"/>
+              </w:rPr>
+              <w:t>Nets run off a QR check-in and a rotation timer, and 3-2-1 votes come back through the same link</w:t>
             </w:r>
           </w:p>
         </w:tc>
@@ -1376,14 +1347,14 @@
               <w:tblLook w:firstColumn="1" w:firstRow="1" w:lastColumn="0" w:lastRow="0" w:noHBand="0" w:noVBand="1" w:val="04A0"/>
             </w:tblPr>
             <w:tblGrid>
-              <w:gridCol w:w="3000"/>
+              <w:gridCol w:w="3360"/>
               <w:gridCol w:w="120"/>
-              <w:gridCol w:w="1546"/>
+              <w:gridCol w:w="1186"/>
             </w:tblGrid>
             <w:tr>
               <w:tc>
                 <w:tcPr>
-                  <w:tcW w:w="3000" w:type="dxa"/>
+                  <w:tcW w:w="3360" w:type="dxa"/>
                   <w:tcMar>
                     <w:top w:w="0" w:type="dxa"/>
                     <w:left w:w="0" w:type="dxa"/>
@@ -1405,7 +1376,7 @@
                       <w:color w:val="E6E8EF"/>
                       <w:sz w:val="17"/>
                     </w:rPr>
-                    <w:t>BetterAdmin</w:t>
+                    <w:t>BetterSocials</w:t>
                   </w:r>
                 </w:p>
               </w:tc>
@@ -1436,7 +1407,7 @@
               </w:tc>
               <w:tc>
                 <w:tcPr>
-                  <w:tcW w:w="1546" w:type="dxa"/>
+                  <w:tcW w:w="1186" w:type="dxa"/>
                   <w:tcMar>
                     <w:top w:w="0" w:type="dxa"/>
                     <w:left w:w="0" w:type="dxa"/>
@@ -1470,8 +1441,36 @@
             <w:pPr>
               <w:keepNext w:val="0"/>
               <w:pageBreakBefore w:val="0"/>
-              <w:spacing w:before="40" w:after="0" w:lineRule="exact" w:line="224"/>
+              <w:spacing w:before="60" w:after="0" w:lineRule="exact" w:line="210"/>
             </w:pPr>
+            <w:r>
+              <w:rPr>
+                <w:rFonts w:ascii="Arial" w:hAnsi="Arial" w:cs="Arial" w:eastAsia="Arial"/>
+                <w:b/>
+                <w:i w:val="0"/>
+                <w:color w:val="E6E8EF"/>
+                <w:sz w:val="15"/>
+              </w:rPr>
+              <w:t>Match-day posts that fill themselves in.</w:t>
+            </w:r>
+          </w:p>
+          <w:p>
+            <w:pPr>
+              <w:keepNext w:val="0"/>
+              <w:pageBreakBefore w:val="0"/>
+              <w:spacing w:before="30" w:after="0" w:lineRule="exact" w:line="204"/>
+              <w:ind w:left="160" w:hanging="160"/>
+            </w:pPr>
+            <w:r>
+              <w:rPr>
+                <w:rFonts w:ascii="Arial" w:hAnsi="Arial" w:cs="Arial" w:eastAsia="Arial"/>
+                <w:b/>
+                <w:i w:val="0"/>
+                <w:color w:val="16C784"/>
+                <w:sz w:val="14"/>
+              </w:rPr>
+              <w:t xml:space="preserve">·  </w:t>
+            </w:r>
             <w:r>
               <w:rPr>
                 <w:rFonts w:ascii="Arial" w:hAnsi="Arial" w:cs="Arial" w:eastAsia="Arial"/>
@@ -1480,7 +1479,63 @@
                 <w:color w:val="A3AAB9"/>
                 <w:sz w:val="14"/>
               </w:rPr>
-              <w:t>One directory for everyone at the club, fed from your player list rather than a CSV somebody re-imports. Match fees and memberships settle themselves as payments land, bulk email goes to that same list, and there's stock and canteen, the volunteer roster with hours logged for grants, and committee meetings with minutes and motions.</w:t>
+              <w:t>A full-screen post designer: blocks on a canvas, layers, undo and redo, carousels and a club photo library</w:t>
+            </w:r>
+          </w:p>
+          <w:p>
+            <w:pPr>
+              <w:keepNext w:val="0"/>
+              <w:pageBreakBefore w:val="0"/>
+              <w:spacing w:before="30" w:after="0" w:lineRule="exact" w:line="204"/>
+              <w:ind w:left="160" w:hanging="160"/>
+            </w:pPr>
+            <w:r>
+              <w:rPr>
+                <w:rFonts w:ascii="Arial" w:hAnsi="Arial" w:cs="Arial" w:eastAsia="Arial"/>
+                <w:b/>
+                <w:i w:val="0"/>
+                <w:color w:val="16C784"/>
+                <w:sz w:val="14"/>
+              </w:rPr>
+              <w:t xml:space="preserve">·  </w:t>
+            </w:r>
+            <w:r>
+              <w:rPr>
+                <w:rFonts w:ascii="Arial" w:hAnsi="Arial" w:cs="Arial" w:eastAsia="Arial"/>
+                <w:b w:val="0"/>
+                <w:i w:val="0"/>
+                <w:color w:val="A3AAB9"/>
+                <w:sz w:val="14"/>
+              </w:rPr>
+              <w:t>Drop in a match link and the card builds itself in your colours</w:t>
+            </w:r>
+          </w:p>
+          <w:p>
+            <w:pPr>
+              <w:keepNext w:val="0"/>
+              <w:pageBreakBefore w:val="0"/>
+              <w:spacing w:before="30" w:after="0" w:lineRule="exact" w:line="204"/>
+              <w:ind w:left="160" w:hanging="160"/>
+            </w:pPr>
+            <w:r>
+              <w:rPr>
+                <w:rFonts w:ascii="Arial" w:hAnsi="Arial" w:cs="Arial" w:eastAsia="Arial"/>
+                <w:b/>
+                <w:i w:val="0"/>
+                <w:color w:val="16C784"/>
+                <w:sz w:val="14"/>
+              </w:rPr>
+              <w:t xml:space="preserve">·  </w:t>
+            </w:r>
+            <w:r>
+              <w:rPr>
+                <w:rFonts w:ascii="Arial" w:hAnsi="Arial" w:cs="Arial" w:eastAsia="Arial"/>
+                <w:b w:val="0"/>
+                <w:i w:val="0"/>
+                <w:color w:val="A3AAB9"/>
+                <w:sz w:val="14"/>
+              </w:rPr>
+              <w:t>Live blocks for fixtures, results or a player's career, so a post is never out of date</w:t>
             </w:r>
           </w:p>
         </w:tc>
@@ -1548,14 +1603,352 @@
               <w:tblLook w:firstColumn="1" w:firstRow="1" w:lastColumn="0" w:lastRow="0" w:noHBand="0" w:noVBand="1" w:val="04A0"/>
             </w:tblPr>
             <w:tblGrid>
-              <w:gridCol w:w="3000"/>
+              <w:gridCol w:w="3360"/>
               <w:gridCol w:w="120"/>
-              <w:gridCol w:w="1546"/>
+              <w:gridCol w:w="1186"/>
             </w:tblGrid>
             <w:tr>
               <w:tc>
                 <w:tcPr>
-                  <w:tcW w:w="3000" w:type="dxa"/>
+                  <w:tcW w:w="3360" w:type="dxa"/>
+                  <w:tcMar>
+                    <w:top w:w="0" w:type="dxa"/>
+                    <w:left w:w="0" w:type="dxa"/>
+                    <w:bottom w:w="0" w:type="dxa"/>
+                    <w:right w:w="0" w:type="dxa"/>
+                  </w:tcMar>
+                </w:tcPr>
+                <w:p>
+                  <w:pPr>
+                    <w:keepNext w:val="0"/>
+                    <w:pageBreakBefore w:val="0"/>
+                    <w:spacing w:before="0" w:after="0" w:lineRule="exact" w:line="220"/>
+                  </w:pPr>
+                  <w:r>
+                    <w:rPr>
+                      <w:rFonts w:ascii="Arial" w:hAnsi="Arial" w:cs="Arial" w:eastAsia="Arial"/>
+                      <w:b/>
+                      <w:i w:val="0"/>
+                      <w:color w:val="E6E8EF"/>
+                      <w:sz w:val="17"/>
+                    </w:rPr>
+                    <w:t>BetterAdmin</w:t>
+                  </w:r>
+                </w:p>
+              </w:tc>
+              <w:tc>
+                <w:tcPr>
+                  <w:tcW w:w="120" w:type="dxa"/>
+                  <w:tcMar>
+                    <w:top w:w="0" w:type="dxa"/>
+                    <w:left w:w="0" w:type="dxa"/>
+                    <w:bottom w:w="0" w:type="dxa"/>
+                    <w:right w:w="0" w:type="dxa"/>
+                  </w:tcMar>
+                </w:tcPr>
+                <w:p>
+                  <w:pPr>
+                    <w:spacing w:after="0" w:lineRule="exact" w:line="20"/>
+                  </w:pPr>
+                  <w:r>
+                    <w:rPr>
+                      <w:rFonts w:ascii="Arial" w:hAnsi="Arial" w:cs="Arial" w:eastAsia="Arial"/>
+                      <w:b w:val="0"/>
+                      <w:i w:val="0"/>
+                      <w:color w:val="A3AAB9"/>
+                      <w:sz w:val="2"/>
+                    </w:rPr>
+                  </w:r>
+                </w:p>
+              </w:tc>
+              <w:tc>
+                <w:tcPr>
+                  <w:tcW w:w="1186" w:type="dxa"/>
+                  <w:tcMar>
+                    <w:top w:w="0" w:type="dxa"/>
+                    <w:left w:w="0" w:type="dxa"/>
+                    <w:bottom w:w="0" w:type="dxa"/>
+                    <w:right w:w="0" w:type="dxa"/>
+                  </w:tcMar>
+                </w:tcPr>
+                <w:p>
+                  <w:pPr>
+                    <w:keepNext w:val="0"/>
+                    <w:pageBreakBefore w:val="0"/>
+                    <w:spacing w:before="0" w:after="0" w:lineRule="exact" w:line="220"/>
+                    <w:jc w:val="right"/>
+                  </w:pPr>
+                  <w:r>
+                    <w:rPr>
+                      <w:rFonts w:ascii="Arial" w:hAnsi="Arial" w:cs="Arial" w:eastAsia="Arial"/>
+                      <w:b/>
+                      <w:i w:val="0"/>
+                      <w:color w:val="16C784"/>
+                      <w:sz w:val="16"/>
+                    </w:rPr>
+                    <w:t>$149 / yr</w:t>
+                  </w:r>
+                </w:p>
+              </w:tc>
+            </w:tr>
+          </w:tbl>
+          <w:p/>
+          <w:p>
+            <w:pPr>
+              <w:keepNext w:val="0"/>
+              <w:pageBreakBefore w:val="0"/>
+              <w:spacing w:before="60" w:after="0" w:lineRule="exact" w:line="210"/>
+            </w:pPr>
+            <w:r>
+              <w:rPr>
+                <w:rFonts w:ascii="Arial" w:hAnsi="Arial" w:cs="Arial" w:eastAsia="Arial"/>
+                <w:b/>
+                <w:i w:val="0"/>
+                <w:color w:val="E6E8EF"/>
+                <w:sz w:val="15"/>
+              </w:rPr>
+              <w:t>The back office in one place, off the spreadsheets.</w:t>
+            </w:r>
+          </w:p>
+          <w:p>
+            <w:pPr>
+              <w:keepNext w:val="0"/>
+              <w:pageBreakBefore w:val="0"/>
+              <w:spacing w:before="30" w:after="0" w:lineRule="exact" w:line="204"/>
+              <w:ind w:left="160" w:hanging="160"/>
+            </w:pPr>
+            <w:r>
+              <w:rPr>
+                <w:rFonts w:ascii="Arial" w:hAnsi="Arial" w:cs="Arial" w:eastAsia="Arial"/>
+                <w:b/>
+                <w:i w:val="0"/>
+                <w:color w:val="16C784"/>
+                <w:sz w:val="14"/>
+              </w:rPr>
+              <w:t xml:space="preserve">·  </w:t>
+            </w:r>
+            <w:r>
+              <w:rPr>
+                <w:rFonts w:ascii="Arial" w:hAnsi="Arial" w:cs="Arial" w:eastAsia="Arial"/>
+                <w:b w:val="0"/>
+                <w:i w:val="0"/>
+                <w:color w:val="A3AAB9"/>
+                <w:sz w:val="14"/>
+              </w:rPr>
+              <w:t>One directory for everyone at the club, fed from your player list</w:t>
+            </w:r>
+          </w:p>
+          <w:p>
+            <w:pPr>
+              <w:keepNext w:val="0"/>
+              <w:pageBreakBefore w:val="0"/>
+              <w:spacing w:before="30" w:after="0" w:lineRule="exact" w:line="204"/>
+              <w:ind w:left="160" w:hanging="160"/>
+            </w:pPr>
+            <w:r>
+              <w:rPr>
+                <w:rFonts w:ascii="Arial" w:hAnsi="Arial" w:cs="Arial" w:eastAsia="Arial"/>
+                <w:b/>
+                <w:i w:val="0"/>
+                <w:color w:val="16C784"/>
+                <w:sz w:val="14"/>
+              </w:rPr>
+              <w:t xml:space="preserve">·  </w:t>
+            </w:r>
+            <w:r>
+              <w:rPr>
+                <w:rFonts w:ascii="Arial" w:hAnsi="Arial" w:cs="Arial" w:eastAsia="Arial"/>
+                <w:b w:val="0"/>
+                <w:i w:val="0"/>
+                <w:color w:val="A3AAB9"/>
+                <w:sz w:val="14"/>
+              </w:rPr>
+              <w:t>Match fees and memberships settle themselves as payments land, with Square and Xero connected</w:t>
+            </w:r>
+          </w:p>
+          <w:p>
+            <w:pPr>
+              <w:keepNext w:val="0"/>
+              <w:pageBreakBefore w:val="0"/>
+              <w:spacing w:before="30" w:after="0" w:lineRule="exact" w:line="204"/>
+              <w:ind w:left="160" w:hanging="160"/>
+            </w:pPr>
+            <w:r>
+              <w:rPr>
+                <w:rFonts w:ascii="Arial" w:hAnsi="Arial" w:cs="Arial" w:eastAsia="Arial"/>
+                <w:b/>
+                <w:i w:val="0"/>
+                <w:color w:val="16C784"/>
+                <w:sz w:val="14"/>
+              </w:rPr>
+              <w:t xml:space="preserve">·  </w:t>
+            </w:r>
+            <w:r>
+              <w:rPr>
+                <w:rFonts w:ascii="Arial" w:hAnsi="Arial" w:cs="Arial" w:eastAsia="Arial"/>
+                <w:b w:val="0"/>
+                <w:i w:val="0"/>
+                <w:color w:val="A3AAB9"/>
+                <w:sz w:val="14"/>
+              </w:rPr>
+              <w:t>Bulk email to that same list, plus stock, canteen, events and ticketing</w:t>
+            </w:r>
+          </w:p>
+          <w:p>
+            <w:pPr>
+              <w:keepNext w:val="0"/>
+              <w:pageBreakBefore w:val="0"/>
+              <w:spacing w:before="30" w:after="0" w:lineRule="exact" w:line="204"/>
+              <w:ind w:left="160" w:hanging="160"/>
+            </w:pPr>
+            <w:r>
+              <w:rPr>
+                <w:rFonts w:ascii="Arial" w:hAnsi="Arial" w:cs="Arial" w:eastAsia="Arial"/>
+                <w:b/>
+                <w:i w:val="0"/>
+                <w:color w:val="16C784"/>
+                <w:sz w:val="14"/>
+              </w:rPr>
+              <w:t xml:space="preserve">·  </w:t>
+            </w:r>
+            <w:r>
+              <w:rPr>
+                <w:rFonts w:ascii="Arial" w:hAnsi="Arial" w:cs="Arial" w:eastAsia="Arial"/>
+                <w:b w:val="0"/>
+                <w:i w:val="0"/>
+                <w:color w:val="A3AAB9"/>
+                <w:sz w:val="14"/>
+              </w:rPr>
+              <w:t>The volunteer roster with hours logged for grants, and committee minutes, motions and the season plan</w:t>
+            </w:r>
+          </w:p>
+        </w:tc>
+      </w:tr>
+      <w:tr>
+        <w:tc>
+          <w:tcPr>
+            <w:tcW w:w="5026" w:type="dxa"/>
+            <w:tcMar>
+              <w:top w:w="0" w:type="dxa"/>
+              <w:left w:w="0" w:type="dxa"/>
+              <w:bottom w:w="120" w:type="dxa"/>
+              <w:right w:w="0" w:type="dxa"/>
+            </w:tcMar>
+          </w:tcPr>
+          <w:p>
+            <w:pPr>
+              <w:spacing w:after="0" w:lineRule="exact" w:line="20"/>
+            </w:pPr>
+            <w:r>
+              <w:rPr>
+                <w:rFonts w:ascii="Arial" w:hAnsi="Arial" w:cs="Arial" w:eastAsia="Arial"/>
+                <w:b w:val="0"/>
+                <w:i w:val="0"/>
+                <w:color w:val="A3AAB9"/>
+                <w:sz w:val="2"/>
+              </w:rPr>
+            </w:r>
+          </w:p>
+        </w:tc>
+        <w:tc>
+          <w:tcPr>
+            <w:tcW w:w="120" w:type="dxa"/>
+            <w:tcMar>
+              <w:top w:w="0" w:type="dxa"/>
+              <w:left w:w="0" w:type="dxa"/>
+              <w:bottom w:w="0" w:type="dxa"/>
+              <w:right w:w="0" w:type="dxa"/>
+            </w:tcMar>
+          </w:tcPr>
+          <w:p>
+            <w:pPr>
+              <w:spacing w:after="0" w:lineRule="exact" w:line="20"/>
+            </w:pPr>
+            <w:r>
+              <w:rPr>
+                <w:rFonts w:ascii="Arial" w:hAnsi="Arial" w:cs="Arial" w:eastAsia="Arial"/>
+                <w:b w:val="0"/>
+                <w:i w:val="0"/>
+                <w:color w:val="A3AAB9"/>
+                <w:sz w:val="2"/>
+              </w:rPr>
+            </w:r>
+          </w:p>
+        </w:tc>
+        <w:tc>
+          <w:tcPr>
+            <w:tcW w:w="5040" w:type="dxa"/>
+            <w:tcMar>
+              <w:top w:w="0" w:type="dxa"/>
+              <w:left w:w="0" w:type="dxa"/>
+              <w:bottom w:w="120" w:type="dxa"/>
+              <w:right w:w="0" w:type="dxa"/>
+            </w:tcMar>
+          </w:tcPr>
+          <w:p>
+            <w:pPr>
+              <w:spacing w:after="0" w:lineRule="exact" w:line="20"/>
+            </w:pPr>
+            <w:r>
+              <w:rPr>
+                <w:rFonts w:ascii="Arial" w:hAnsi="Arial" w:cs="Arial" w:eastAsia="Arial"/>
+                <w:b w:val="0"/>
+                <w:i w:val="0"/>
+                <w:color w:val="A3AAB9"/>
+                <w:sz w:val="2"/>
+              </w:rPr>
+            </w:r>
+          </w:p>
+        </w:tc>
+      </w:tr>
+      <w:tr>
+        <w:tc>
+          <w:tcPr>
+            <w:tcW w:w="5026" w:type="dxa"/>
+            <w:tcBorders>
+              <w:top w:val="single" w:sz="6" w:space="0" w:color="1D2331"/>
+              <w:left w:val="single" w:sz="6" w:space="0" w:color="1D2331"/>
+              <w:bottom w:val="single" w:sz="6" w:space="0" w:color="1D2331"/>
+              <w:right w:val="single" w:sz="6" w:space="0" w:color="1D2331"/>
+            </w:tcBorders>
+            <w:shd w:val="clear" w:color="auto" w:fill="101828"/>
+            <w:tcMar>
+              <w:top w:w="140" w:type="dxa"/>
+              <w:left w:w="180" w:type="dxa"/>
+              <w:bottom w:w="140" w:type="dxa"/>
+              <w:right w:w="180" w:type="dxa"/>
+            </w:tcMar>
+          </w:tcPr>
+          <w:tbl>
+            <w:tblPr>
+              <w:tblW w:w="4666" w:type="dxa"/>
+              <w:tblInd w:w="0" w:type="dxa"/>
+              <w:tblBorders>
+                <w:top w:val="nil"/>
+                <w:left w:val="nil"/>
+                <w:bottom w:val="nil"/>
+                <w:right w:val="nil"/>
+                <w:insideH w:val="nil"/>
+                <w:insideV w:val="nil"/>
+              </w:tblBorders>
+              <w:tblLayout w:type="fixed"/>
+              <w:tblCellMar>
+                <w:top w:w="0" w:type="dxa"/>
+                <w:left w:w="0" w:type="dxa"/>
+                <w:bottom w:w="0" w:type="dxa"/>
+                <w:right w:w="0" w:type="dxa"/>
+              </w:tblCellMar>
+              <w:tblLook w:firstColumn="1" w:firstRow="1" w:lastColumn="0" w:lastRow="0" w:noHBand="0" w:noVBand="1" w:val="04A0"/>
+            </w:tblPr>
+            <w:tblGrid>
+              <w:gridCol w:w="3360"/>
+              <w:gridCol w:w="120"/>
+              <w:gridCol w:w="1186"/>
+            </w:tblGrid>
+            <w:tr>
+              <w:tc>
+                <w:tcPr>
+                  <w:tcW w:w="3360" w:type="dxa"/>
                   <w:tcMar>
                     <w:top w:w="0" w:type="dxa"/>
                     <w:left w:w="0" w:type="dxa"/>
@@ -1608,7 +2001,7 @@
               </w:tc>
               <w:tc>
                 <w:tcPr>
-                  <w:tcW w:w="1546" w:type="dxa"/>
+                  <w:tcW w:w="1186" w:type="dxa"/>
                   <w:tcMar>
                     <w:top w:w="0" w:type="dxa"/>
                     <w:left w:w="0" w:type="dxa"/>
@@ -1642,8 +2035,36 @@
             <w:pPr>
               <w:keepNext w:val="0"/>
               <w:pageBreakBefore w:val="0"/>
-              <w:spacing w:before="40" w:after="0" w:lineRule="exact" w:line="224"/>
+              <w:spacing w:before="60" w:after="0" w:lineRule="exact" w:line="210"/>
             </w:pPr>
+            <w:r>
+              <w:rPr>
+                <w:rFonts w:ascii="Arial" w:hAnsi="Arial" w:cs="Arial" w:eastAsia="Arial"/>
+                <w:b/>
+                <w:i w:val="0"/>
+                <w:color w:val="E6E8EF"/>
+                <w:sz w:val="15"/>
+              </w:rPr>
+              <w:t>Know the opposition before the toss.</w:t>
+            </w:r>
+          </w:p>
+          <w:p>
+            <w:pPr>
+              <w:keepNext w:val="0"/>
+              <w:pageBreakBefore w:val="0"/>
+              <w:spacing w:before="30" w:after="0" w:lineRule="exact" w:line="204"/>
+              <w:ind w:left="160" w:hanging="160"/>
+            </w:pPr>
+            <w:r>
+              <w:rPr>
+                <w:rFonts w:ascii="Arial" w:hAnsi="Arial" w:cs="Arial" w:eastAsia="Arial"/>
+                <w:b/>
+                <w:i w:val="0"/>
+                <w:color w:val="16C784"/>
+                <w:sz w:val="14"/>
+              </w:rPr>
+              <w:t xml:space="preserve">·  </w:t>
+            </w:r>
             <w:r>
               <w:rPr>
                 <w:rFonts w:ascii="Arial" w:hAnsi="Arial" w:cs="Arial" w:eastAsia="Arial"/>
@@ -1652,7 +2073,375 @@
                 <w:color w:val="A3AAB9"/>
                 <w:sz w:val="14"/>
               </w:rPr>
-              <w:t>An opposition dossier for any upcoming opponent, built from your own scorecards without anyone requesting it: danger players named before the toss and a printable captain's cheat sheet. Plus a best-available XI, player trends and milestone forecasts, and team analysis on partnerships, collapses and par scores.</w:t>
+              <w:t>A dossier on any upcoming opponent, built from your own scorecards without anyone requesting it</w:t>
+            </w:r>
+          </w:p>
+          <w:p>
+            <w:pPr>
+              <w:keepNext w:val="0"/>
+              <w:pageBreakBefore w:val="0"/>
+              <w:spacing w:before="30" w:after="0" w:lineRule="exact" w:line="204"/>
+              <w:ind w:left="160" w:hanging="160"/>
+            </w:pPr>
+            <w:r>
+              <w:rPr>
+                <w:rFonts w:ascii="Arial" w:hAnsi="Arial" w:cs="Arial" w:eastAsia="Arial"/>
+                <w:b/>
+                <w:i w:val="0"/>
+                <w:color w:val="16C784"/>
+                <w:sz w:val="14"/>
+              </w:rPr>
+              <w:t xml:space="preserve">·  </w:t>
+            </w:r>
+            <w:r>
+              <w:rPr>
+                <w:rFonts w:ascii="Arial" w:hAnsi="Arial" w:cs="Arial" w:eastAsia="Arial"/>
+                <w:b w:val="0"/>
+                <w:i w:val="0"/>
+                <w:color w:val="A3AAB9"/>
+                <w:sz w:val="14"/>
+              </w:rPr>
+              <w:t>Their danger players named, with a printable captain's cheat sheet</w:t>
+            </w:r>
+          </w:p>
+          <w:p>
+            <w:pPr>
+              <w:keepNext w:val="0"/>
+              <w:pageBreakBefore w:val="0"/>
+              <w:spacing w:before="30" w:after="0" w:lineRule="exact" w:line="204"/>
+              <w:ind w:left="160" w:hanging="160"/>
+            </w:pPr>
+            <w:r>
+              <w:rPr>
+                <w:rFonts w:ascii="Arial" w:hAnsi="Arial" w:cs="Arial" w:eastAsia="Arial"/>
+                <w:b/>
+                <w:i w:val="0"/>
+                <w:color w:val="16C784"/>
+                <w:sz w:val="14"/>
+              </w:rPr>
+              <w:t xml:space="preserve">·  </w:t>
+            </w:r>
+            <w:r>
+              <w:rPr>
+                <w:rFonts w:ascii="Arial" w:hAnsi="Arial" w:cs="Arial" w:eastAsia="Arial"/>
+                <w:b w:val="0"/>
+                <w:i w:val="0"/>
+                <w:color w:val="A3AAB9"/>
+                <w:sz w:val="14"/>
+              </w:rPr>
+              <w:t>A best-available XI, player trends and milestone forecasts</w:t>
+            </w:r>
+          </w:p>
+          <w:p>
+            <w:pPr>
+              <w:keepNext w:val="0"/>
+              <w:pageBreakBefore w:val="0"/>
+              <w:spacing w:before="30" w:after="0" w:lineRule="exact" w:line="204"/>
+              <w:ind w:left="160" w:hanging="160"/>
+            </w:pPr>
+            <w:r>
+              <w:rPr>
+                <w:rFonts w:ascii="Arial" w:hAnsi="Arial" w:cs="Arial" w:eastAsia="Arial"/>
+                <w:b/>
+                <w:i w:val="0"/>
+                <w:color w:val="16C784"/>
+                <w:sz w:val="14"/>
+              </w:rPr>
+              <w:t xml:space="preserve">·  </w:t>
+            </w:r>
+            <w:r>
+              <w:rPr>
+                <w:rFonts w:ascii="Arial" w:hAnsi="Arial" w:cs="Arial" w:eastAsia="Arial"/>
+                <w:b w:val="0"/>
+                <w:i w:val="0"/>
+                <w:color w:val="A3AAB9"/>
+                <w:sz w:val="14"/>
+              </w:rPr>
+              <w:t>Team analysis on partnerships, collapses and par scores</w:t>
+            </w:r>
+          </w:p>
+        </w:tc>
+        <w:tc>
+          <w:tcPr>
+            <w:tcW w:w="120" w:type="dxa"/>
+            <w:tcMar>
+              <w:top w:w="0" w:type="dxa"/>
+              <w:left w:w="0" w:type="dxa"/>
+              <w:bottom w:w="0" w:type="dxa"/>
+              <w:right w:w="0" w:type="dxa"/>
+            </w:tcMar>
+          </w:tcPr>
+          <w:p>
+            <w:pPr>
+              <w:spacing w:after="0" w:lineRule="exact" w:line="20"/>
+            </w:pPr>
+            <w:r>
+              <w:rPr>
+                <w:rFonts w:ascii="Arial" w:hAnsi="Arial" w:cs="Arial" w:eastAsia="Arial"/>
+                <w:b w:val="0"/>
+                <w:i w:val="0"/>
+                <w:color w:val="A3AAB9"/>
+                <w:sz w:val="2"/>
+              </w:rPr>
+            </w:r>
+          </w:p>
+        </w:tc>
+        <w:tc>
+          <w:tcPr>
+            <w:tcW w:w="5040" w:type="dxa"/>
+            <w:tcBorders>
+              <w:top w:val="single" w:sz="6" w:space="0" w:color="1D2331"/>
+              <w:left w:val="single" w:sz="6" w:space="0" w:color="1D2331"/>
+              <w:bottom w:val="single" w:sz="6" w:space="0" w:color="1D2331"/>
+              <w:right w:val="single" w:sz="6" w:space="0" w:color="1D2331"/>
+            </w:tcBorders>
+            <w:shd w:val="clear" w:color="auto" w:fill="101828"/>
+            <w:tcMar>
+              <w:top w:w="140" w:type="dxa"/>
+              <w:left w:w="180" w:type="dxa"/>
+              <w:bottom w:w="140" w:type="dxa"/>
+              <w:right w:w="180" w:type="dxa"/>
+            </w:tcMar>
+          </w:tcPr>
+          <w:tbl>
+            <w:tblPr>
+              <w:tblW w:w="4666" w:type="dxa"/>
+              <w:tblInd w:w="0" w:type="dxa"/>
+              <w:tblBorders>
+                <w:top w:val="nil"/>
+                <w:left w:val="nil"/>
+                <w:bottom w:val="nil"/>
+                <w:right w:val="nil"/>
+                <w:insideH w:val="nil"/>
+                <w:insideV w:val="nil"/>
+              </w:tblBorders>
+              <w:tblLayout w:type="fixed"/>
+              <w:tblCellMar>
+                <w:top w:w="0" w:type="dxa"/>
+                <w:left w:w="0" w:type="dxa"/>
+                <w:bottom w:w="0" w:type="dxa"/>
+                <w:right w:w="0" w:type="dxa"/>
+              </w:tblCellMar>
+              <w:tblLook w:firstColumn="1" w:firstRow="1" w:lastColumn="0" w:lastRow="0" w:noHBand="0" w:noVBand="1" w:val="04A0"/>
+            </w:tblPr>
+            <w:tblGrid>
+              <w:gridCol w:w="3360"/>
+              <w:gridCol w:w="120"/>
+              <w:gridCol w:w="1186"/>
+            </w:tblGrid>
+            <w:tr>
+              <w:tc>
+                <w:tcPr>
+                  <w:tcW w:w="3360" w:type="dxa"/>
+                  <w:tcMar>
+                    <w:top w:w="0" w:type="dxa"/>
+                    <w:left w:w="0" w:type="dxa"/>
+                    <w:bottom w:w="0" w:type="dxa"/>
+                    <w:right w:w="0" w:type="dxa"/>
+                  </w:tcMar>
+                </w:tcPr>
+                <w:p>
+                  <w:pPr>
+                    <w:keepNext w:val="0"/>
+                    <w:pageBreakBefore w:val="0"/>
+                    <w:spacing w:before="0" w:after="0" w:lineRule="exact" w:line="220"/>
+                  </w:pPr>
+                  <w:r>
+                    <w:rPr>
+                      <w:rFonts w:ascii="Arial" w:hAnsi="Arial" w:cs="Arial" w:eastAsia="Arial"/>
+                      <w:b/>
+                      <w:i w:val="0"/>
+                      <w:color w:val="E6E8EF"/>
+                      <w:sz w:val="17"/>
+                    </w:rPr>
+                    <w:t>BetterFantasyCricket</w:t>
+                  </w:r>
+                </w:p>
+              </w:tc>
+              <w:tc>
+                <w:tcPr>
+                  <w:tcW w:w="120" w:type="dxa"/>
+                  <w:tcMar>
+                    <w:top w:w="0" w:type="dxa"/>
+                    <w:left w:w="0" w:type="dxa"/>
+                    <w:bottom w:w="0" w:type="dxa"/>
+                    <w:right w:w="0" w:type="dxa"/>
+                  </w:tcMar>
+                </w:tcPr>
+                <w:p>
+                  <w:pPr>
+                    <w:spacing w:after="0" w:lineRule="exact" w:line="20"/>
+                  </w:pPr>
+                  <w:r>
+                    <w:rPr>
+                      <w:rFonts w:ascii="Arial" w:hAnsi="Arial" w:cs="Arial" w:eastAsia="Arial"/>
+                      <w:b w:val="0"/>
+                      <w:i w:val="0"/>
+                      <w:color w:val="A3AAB9"/>
+                      <w:sz w:val="2"/>
+                    </w:rPr>
+                  </w:r>
+                </w:p>
+              </w:tc>
+              <w:tc>
+                <w:tcPr>
+                  <w:tcW w:w="1186" w:type="dxa"/>
+                  <w:tcMar>
+                    <w:top w:w="0" w:type="dxa"/>
+                    <w:left w:w="0" w:type="dxa"/>
+                    <w:bottom w:w="0" w:type="dxa"/>
+                    <w:right w:w="0" w:type="dxa"/>
+                  </w:tcMar>
+                </w:tcPr>
+                <w:p>
+                  <w:pPr>
+                    <w:keepNext w:val="0"/>
+                    <w:pageBreakBefore w:val="0"/>
+                    <w:spacing w:before="0" w:after="0" w:lineRule="exact" w:line="220"/>
+                    <w:jc w:val="right"/>
+                  </w:pPr>
+                  <w:r>
+                    <w:rPr>
+                      <w:rFonts w:ascii="Arial" w:hAnsi="Arial" w:cs="Arial" w:eastAsia="Arial"/>
+                      <w:b/>
+                      <w:i w:val="0"/>
+                      <w:color w:val="16C784"/>
+                      <w:sz w:val="16"/>
+                    </w:rPr>
+                    <w:t>$49 / yr</w:t>
+                  </w:r>
+                </w:p>
+              </w:tc>
+            </w:tr>
+          </w:tbl>
+          <w:p/>
+          <w:p>
+            <w:pPr>
+              <w:keepNext w:val="0"/>
+              <w:pageBreakBefore w:val="0"/>
+              <w:spacing w:before="60" w:after="0" w:lineRule="exact" w:line="210"/>
+            </w:pPr>
+            <w:r>
+              <w:rPr>
+                <w:rFonts w:ascii="Arial" w:hAnsi="Arial" w:cs="Arial" w:eastAsia="Arial"/>
+                <w:b/>
+                <w:i w:val="0"/>
+                <w:color w:val="E6E8EF"/>
+                <w:sz w:val="15"/>
+              </w:rPr>
+              <w:t>A club fantasy comp, scored off your own games.</w:t>
+            </w:r>
+          </w:p>
+          <w:p>
+            <w:pPr>
+              <w:keepNext w:val="0"/>
+              <w:pageBreakBefore w:val="0"/>
+              <w:spacing w:before="30" w:after="0" w:lineRule="exact" w:line="204"/>
+              <w:ind w:left="160" w:hanging="160"/>
+            </w:pPr>
+            <w:r>
+              <w:rPr>
+                <w:rFonts w:ascii="Arial" w:hAnsi="Arial" w:cs="Arial" w:eastAsia="Arial"/>
+                <w:b/>
+                <w:i w:val="0"/>
+                <w:color w:val="16C784"/>
+                <w:sz w:val="14"/>
+              </w:rPr>
+              <w:t xml:space="preserve">·  </w:t>
+            </w:r>
+            <w:r>
+              <w:rPr>
+                <w:rFonts w:ascii="Arial" w:hAnsi="Arial" w:cs="Arial" w:eastAsia="Arial"/>
+                <w:b w:val="0"/>
+                <w:i w:val="0"/>
+                <w:color w:val="A3AAB9"/>
+                <w:sz w:val="14"/>
+              </w:rPr>
+              <w:t>Salary cap or draft, your choice, off the club's real scorecards across every grade</w:t>
+            </w:r>
+          </w:p>
+          <w:p>
+            <w:pPr>
+              <w:keepNext w:val="0"/>
+              <w:pageBreakBefore w:val="0"/>
+              <w:spacing w:before="30" w:after="0" w:lineRule="exact" w:line="204"/>
+              <w:ind w:left="160" w:hanging="160"/>
+            </w:pPr>
+            <w:r>
+              <w:rPr>
+                <w:rFonts w:ascii="Arial" w:hAnsi="Arial" w:cs="Arial" w:eastAsia="Arial"/>
+                <w:b/>
+                <w:i w:val="0"/>
+                <w:color w:val="16C784"/>
+                <w:sz w:val="14"/>
+              </w:rPr>
+              <w:t xml:space="preserve">·  </w:t>
+            </w:r>
+            <w:r>
+              <w:rPr>
+                <w:rFonts w:ascii="Arial" w:hAnsi="Arial" w:cs="Arial" w:eastAsia="Arial"/>
+                <w:b w:val="0"/>
+                <w:i w:val="0"/>
+                <w:color w:val="A3AAB9"/>
+                <w:sz w:val="14"/>
+              </w:rPr>
+              <w:t>Squads of 12, the captain scores double, and the best 11 count each round</w:t>
+            </w:r>
+          </w:p>
+          <w:p>
+            <w:pPr>
+              <w:keepNext w:val="0"/>
+              <w:pageBreakBefore w:val="0"/>
+              <w:spacing w:before="30" w:after="0" w:lineRule="exact" w:line="204"/>
+              <w:ind w:left="160" w:hanging="160"/>
+            </w:pPr>
+            <w:r>
+              <w:rPr>
+                <w:rFonts w:ascii="Arial" w:hAnsi="Arial" w:cs="Arial" w:eastAsia="Arial"/>
+                <w:b/>
+                <w:i w:val="0"/>
+                <w:color w:val="16C784"/>
+                <w:sz w:val="14"/>
+              </w:rPr>
+              <w:t xml:space="preserve">·  </w:t>
+            </w:r>
+            <w:r>
+              <w:rPr>
+                <w:rFonts w:ascii="Arial" w:hAnsi="Arial" w:cs="Arial" w:eastAsia="Arial"/>
+                <w:b w:val="0"/>
+                <w:i w:val="0"/>
+                <w:color w:val="A3AAB9"/>
+                <w:sz w:val="14"/>
+              </w:rPr>
+              <w:t>A club ladder plus private mini-leagues, and members join from a link</w:t>
+            </w:r>
+          </w:p>
+          <w:p>
+            <w:pPr>
+              <w:keepNext w:val="0"/>
+              <w:pageBreakBefore w:val="0"/>
+              <w:spacing w:before="30" w:after="0" w:lineRule="exact" w:line="204"/>
+              <w:ind w:left="160" w:hanging="160"/>
+            </w:pPr>
+            <w:r>
+              <w:rPr>
+                <w:rFonts w:ascii="Arial" w:hAnsi="Arial" w:cs="Arial" w:eastAsia="Arial"/>
+                <w:b/>
+                <w:i w:val="0"/>
+                <w:color w:val="16C784"/>
+                <w:sz w:val="14"/>
+              </w:rPr>
+              <w:t xml:space="preserve">·  </w:t>
+            </w:r>
+            <w:r>
+              <w:rPr>
+                <w:rFonts w:ascii="Arial" w:hAnsi="Arial" w:cs="Arial" w:eastAsia="Arial"/>
+                <w:b w:val="0"/>
+                <w:i w:val="0"/>
+                <w:color w:val="A3AAB9"/>
+                <w:sz w:val="14"/>
+              </w:rPr>
+              <w:t>Free to enter and no money changes hands, so there's nothing to license</w:t>
             </w:r>
           </w:p>
         </w:tc>
@@ -1858,7 +2647,7 @@
                       <w:color w:val="A3AAB9"/>
                       <w:sz w:val="14"/>
                     </w:rPr>
-                    <w:t>Split careers are normal, and BetterCricket goes looking for them rather than waiting to be told. It flags the pairs, down to "Brad K Mant" against "Bradley Mant". One click merges them, keeps every innings, spell, catch and partnership, and can be undone.</w:t>
+                    <w:t>Split careers are normal. BetterCricket flags the pairs itself, down to "Brad K Mant" against "Bradley Mant", and one click merges them without losing an innings.</w:t>
                   </w:r>
                 </w:p>
               </w:tc>
@@ -2022,7 +2811,7 @@
                       <w:color w:val="A3AAB9"/>
                       <w:sz w:val="14"/>
                     </w:rPr>
-                    <w:t>Spreadsheets, CSVs, PDFs and photographed scorebook pages all go in. The reader lifts the figures off the page, reconciles them against the live feed and lands one career per player. No separate migration fee, no cap on seasons.</w:t>
+                    <w:t>Spreadsheets, CSVs and photographed scorebook pages all go in. The reader lifts the figures off the page and lands one career per player. No migration fee, no cap on seasons.</w:t>
                   </w:r>
                 </w:p>
               </w:tc>
@@ -2146,7 +2935,7 @@
                       <w:color w:val="E6E8EF"/>
                       <w:sz w:val="15"/>
                     </w:rPr>
-                    <w:t>Under-14 seasons flattering senior averages</w:t>
+                    <w:t>Saturday's "who's in?" scramble</w:t>
                   </w:r>
                 </w:p>
                 <w:p>
@@ -2163,7 +2952,7 @@
                       <w:color w:val="A3AAB9"/>
                       <w:sz w:val="14"/>
                     </w:rPr>
-                    <w:t>Juniors, women's and masters are each their own thing, and so are Two Day, One Day and T20. Every stats screen filters on both, so a senior average isn't padded by Under-14s and a T20 record only counts T20s.</w:t>
+                    <w:t>Availability comes in from the players themselves, on a link they open on their phone. Selection knows their form and grade, and warns you about a side with no keeper.</w:t>
                   </w:r>
                 </w:p>
               </w:tc>
@@ -2327,312 +3116,7 @@
                       <w:color w:val="A3AAB9"/>
                       <w:sz w:val="14"/>
                     </w:rPr>
-                    <w:t>A spreadsheet, a site builder, Canva, Mailchimp and a group chat, none of which talk to each other. One subscription and one match feed behind the lot, so the season only gets entered once.</w:t>
-                  </w:r>
-                </w:p>
-              </w:tc>
-            </w:tr>
-          </w:tbl>
-          <w:p/>
-        </w:tc>
-      </w:tr>
-      <w:tr>
-        <w:tc>
-          <w:tcPr>
-            <w:tcW w:w="5020" w:type="dxa"/>
-            <w:tcMar>
-              <w:top w:w="0" w:type="dxa"/>
-              <w:left w:w="0" w:type="dxa"/>
-              <w:bottom w:w="100" w:type="dxa"/>
-              <w:right w:w="0" w:type="dxa"/>
-            </w:tcMar>
-          </w:tcPr>
-          <w:tbl>
-            <w:tblPr>
-              <w:tblW w:w="5020" w:type="dxa"/>
-              <w:tblInd w:w="0" w:type="dxa"/>
-              <w:tblBorders>
-                <w:top w:val="nil"/>
-                <w:left w:val="nil"/>
-                <w:bottom w:val="nil"/>
-                <w:right w:val="nil"/>
-                <w:insideH w:val="nil"/>
-                <w:insideV w:val="nil"/>
-              </w:tblBorders>
-              <w:tblLayout w:type="fixed"/>
-              <w:tblCellMar>
-                <w:top w:w="0" w:type="dxa"/>
-                <w:left w:w="0" w:type="dxa"/>
-                <w:bottom w:w="0" w:type="dxa"/>
-                <w:right w:w="0" w:type="dxa"/>
-              </w:tblCellMar>
-              <w:tblLook w:firstColumn="1" w:firstRow="1" w:lastColumn="0" w:lastRow="0" w:noHBand="0" w:noVBand="1" w:val="04A0"/>
-            </w:tblPr>
-            <w:tblGrid>
-              <w:gridCol w:w="320"/>
-              <w:gridCol w:w="0"/>
-              <w:gridCol w:w="4700"/>
-            </w:tblGrid>
-            <w:tr>
-              <w:tc>
-                <w:tcPr>
-                  <w:tcW w:w="320" w:type="dxa"/>
-                  <w:tcMar>
-                    <w:top w:w="0" w:type="dxa"/>
-                    <w:left w:w="0" w:type="dxa"/>
-                    <w:bottom w:w="0" w:type="dxa"/>
-                    <w:right w:w="0" w:type="dxa"/>
-                  </w:tcMar>
-                </w:tcPr>
-                <w:p>
-                  <w:pPr>
-                    <w:keepNext w:val="0"/>
-                    <w:pageBreakBefore w:val="0"/>
-                    <w:spacing w:before="0" w:after="0" w:lineRule="exact" w:line="220"/>
-                  </w:pPr>
-                  <w:r>
-                    <w:rPr>
-                      <w:rFonts w:ascii="Arial" w:hAnsi="Arial" w:cs="Arial" w:eastAsia="Arial"/>
-                      <w:b/>
-                      <w:i w:val="0"/>
-                      <w:color w:val="16C784"/>
-                      <w:sz w:val="14"/>
-                    </w:rPr>
-                    <w:t>05</w:t>
-                  </w:r>
-                </w:p>
-              </w:tc>
-              <w:tc>
-                <w:tcPr>
-                  <w:tcW w:w="0" w:type="dxa"/>
-                  <w:tcMar>
-                    <w:top w:w="0" w:type="dxa"/>
-                    <w:left w:w="0" w:type="dxa"/>
-                    <w:bottom w:w="0" w:type="dxa"/>
-                    <w:right w:w="0" w:type="dxa"/>
-                  </w:tcMar>
-                </w:tcPr>
-                <w:p>
-                  <w:pPr>
-                    <w:spacing w:after="0" w:lineRule="exact" w:line="20"/>
-                  </w:pPr>
-                  <w:r>
-                    <w:rPr>
-                      <w:rFonts w:ascii="Arial" w:hAnsi="Arial" w:cs="Arial" w:eastAsia="Arial"/>
-                      <w:b w:val="0"/>
-                      <w:i w:val="0"/>
-                      <w:color w:val="A3AAB9"/>
-                      <w:sz w:val="2"/>
-                    </w:rPr>
-                  </w:r>
-                </w:p>
-              </w:tc>
-              <w:tc>
-                <w:tcPr>
-                  <w:tcW w:w="4700" w:type="dxa"/>
-                  <w:tcMar>
-                    <w:top w:w="0" w:type="dxa"/>
-                    <w:left w:w="0" w:type="dxa"/>
-                    <w:bottom w:w="0" w:type="dxa"/>
-                    <w:right w:w="0" w:type="dxa"/>
-                  </w:tcMar>
-                </w:tcPr>
-                <w:p>
-                  <w:pPr>
-                    <w:keepNext w:val="0"/>
-                    <w:pageBreakBefore w:val="0"/>
-                    <w:spacing w:before="0" w:after="0" w:lineRule="exact" w:line="220"/>
-                  </w:pPr>
-                  <w:r>
-                    <w:rPr>
-                      <w:rFonts w:ascii="Arial" w:hAnsi="Arial" w:cs="Arial" w:eastAsia="Arial"/>
-                      <w:b/>
-                      <w:i w:val="0"/>
-                      <w:color w:val="E6E8EF"/>
-                      <w:sz w:val="15"/>
-                    </w:rPr>
-                    <w:t>Saturday's "who's in?" scramble</w:t>
-                  </w:r>
-                </w:p>
-                <w:p>
-                  <w:pPr>
-                    <w:keepNext w:val="0"/>
-                    <w:pageBreakBefore w:val="0"/>
-                    <w:spacing w:before="40" w:after="0" w:lineRule="exact" w:line="210"/>
-                  </w:pPr>
-                  <w:r>
-                    <w:rPr>
-                      <w:rFonts w:ascii="Arial" w:hAnsi="Arial" w:cs="Arial" w:eastAsia="Arial"/>
-                      <w:b w:val="0"/>
-                      <w:i w:val="0"/>
-                      <w:color w:val="A3AAB9"/>
-                      <w:sz w:val="14"/>
-                    </w:rPr>
-                    <w:t>Availability comes in from the players themselves, on a link they open on their phone with nothing to install. Selection already knows their form, grade and skills, and it warns you about a side with no keeper or a short attack.</w:t>
-                  </w:r>
-                </w:p>
-              </w:tc>
-            </w:tr>
-          </w:tbl>
-          <w:p/>
-        </w:tc>
-        <w:tc>
-          <w:tcPr>
-            <w:tcW w:w="160" w:type="dxa"/>
-            <w:tcMar>
-              <w:top w:w="0" w:type="dxa"/>
-              <w:left w:w="0" w:type="dxa"/>
-              <w:bottom w:w="0" w:type="dxa"/>
-              <w:right w:w="0" w:type="dxa"/>
-            </w:tcMar>
-          </w:tcPr>
-          <w:p>
-            <w:pPr>
-              <w:spacing w:after="0" w:lineRule="exact" w:line="20"/>
-            </w:pPr>
-            <w:r>
-              <w:rPr>
-                <w:rFonts w:ascii="Arial" w:hAnsi="Arial" w:cs="Arial" w:eastAsia="Arial"/>
-                <w:b w:val="0"/>
-                <w:i w:val="0"/>
-                <w:color w:val="A3AAB9"/>
-                <w:sz w:val="2"/>
-              </w:rPr>
-            </w:r>
-          </w:p>
-        </w:tc>
-        <w:tc>
-          <w:tcPr>
-            <w:tcW w:w="5020" w:type="dxa"/>
-            <w:tcMar>
-              <w:top w:w="0" w:type="dxa"/>
-              <w:left w:w="0" w:type="dxa"/>
-              <w:bottom w:w="100" w:type="dxa"/>
-              <w:right w:w="0" w:type="dxa"/>
-            </w:tcMar>
-          </w:tcPr>
-          <w:tbl>
-            <w:tblPr>
-              <w:tblW w:w="5020" w:type="dxa"/>
-              <w:tblInd w:w="0" w:type="dxa"/>
-              <w:tblBorders>
-                <w:top w:val="nil"/>
-                <w:left w:val="nil"/>
-                <w:bottom w:val="nil"/>
-                <w:right w:val="nil"/>
-                <w:insideH w:val="nil"/>
-                <w:insideV w:val="nil"/>
-              </w:tblBorders>
-              <w:tblLayout w:type="fixed"/>
-              <w:tblCellMar>
-                <w:top w:w="0" w:type="dxa"/>
-                <w:left w:w="0" w:type="dxa"/>
-                <w:bottom w:w="0" w:type="dxa"/>
-                <w:right w:w="0" w:type="dxa"/>
-              </w:tblCellMar>
-              <w:tblLook w:firstColumn="1" w:firstRow="1" w:lastColumn="0" w:lastRow="0" w:noHBand="0" w:noVBand="1" w:val="04A0"/>
-            </w:tblPr>
-            <w:tblGrid>
-              <w:gridCol w:w="320"/>
-              <w:gridCol w:w="0"/>
-              <w:gridCol w:w="4700"/>
-            </w:tblGrid>
-            <w:tr>
-              <w:tc>
-                <w:tcPr>
-                  <w:tcW w:w="320" w:type="dxa"/>
-                  <w:tcMar>
-                    <w:top w:w="0" w:type="dxa"/>
-                    <w:left w:w="0" w:type="dxa"/>
-                    <w:bottom w:w="0" w:type="dxa"/>
-                    <w:right w:w="0" w:type="dxa"/>
-                  </w:tcMar>
-                </w:tcPr>
-                <w:p>
-                  <w:pPr>
-                    <w:keepNext w:val="0"/>
-                    <w:pageBreakBefore w:val="0"/>
-                    <w:spacing w:before="0" w:after="0" w:lineRule="exact" w:line="220"/>
-                  </w:pPr>
-                  <w:r>
-                    <w:rPr>
-                      <w:rFonts w:ascii="Arial" w:hAnsi="Arial" w:cs="Arial" w:eastAsia="Arial"/>
-                      <w:b/>
-                      <w:i w:val="0"/>
-                      <w:color w:val="16C784"/>
-                      <w:sz w:val="14"/>
-                    </w:rPr>
-                    <w:t>06</w:t>
-                  </w:r>
-                </w:p>
-              </w:tc>
-              <w:tc>
-                <w:tcPr>
-                  <w:tcW w:w="0" w:type="dxa"/>
-                  <w:tcMar>
-                    <w:top w:w="0" w:type="dxa"/>
-                    <w:left w:w="0" w:type="dxa"/>
-                    <w:bottom w:w="0" w:type="dxa"/>
-                    <w:right w:w="0" w:type="dxa"/>
-                  </w:tcMar>
-                </w:tcPr>
-                <w:p>
-                  <w:pPr>
-                    <w:spacing w:after="0" w:lineRule="exact" w:line="20"/>
-                  </w:pPr>
-                  <w:r>
-                    <w:rPr>
-                      <w:rFonts w:ascii="Arial" w:hAnsi="Arial" w:cs="Arial" w:eastAsia="Arial"/>
-                      <w:b w:val="0"/>
-                      <w:i w:val="0"/>
-                      <w:color w:val="A3AAB9"/>
-                      <w:sz w:val="2"/>
-                    </w:rPr>
-                  </w:r>
-                </w:p>
-              </w:tc>
-              <w:tc>
-                <w:tcPr>
-                  <w:tcW w:w="4700" w:type="dxa"/>
-                  <w:tcMar>
-                    <w:top w:w="0" w:type="dxa"/>
-                    <w:left w:w="0" w:type="dxa"/>
-                    <w:bottom w:w="0" w:type="dxa"/>
-                    <w:right w:w="0" w:type="dxa"/>
-                  </w:tcMar>
-                </w:tcPr>
-                <w:p>
-                  <w:pPr>
-                    <w:keepNext w:val="0"/>
-                    <w:pageBreakBefore w:val="0"/>
-                    <w:spacing w:before="0" w:after="0" w:lineRule="exact" w:line="220"/>
-                  </w:pPr>
-                  <w:r>
-                    <w:rPr>
-                      <w:rFonts w:ascii="Arial" w:hAnsi="Arial" w:cs="Arial" w:eastAsia="Arial"/>
-                      <w:b/>
-                      <w:i w:val="0"/>
-                      <w:color w:val="E6E8EF"/>
-                      <w:sz w:val="15"/>
-                    </w:rPr>
-                    <w:t>The best-player count on an envelope</w:t>
-                  </w:r>
-                </w:p>
-                <w:p>
-                  <w:pPr>
-                    <w:keepNext w:val="0"/>
-                    <w:pageBreakBefore w:val="0"/>
-                    <w:spacing w:before="40" w:after="0" w:lineRule="exact" w:line="210"/>
-                  </w:pPr>
-                  <w:r>
-                    <w:rPr>
-                      <w:rFonts w:ascii="Arial" w:hAnsi="Arial" w:cs="Arial" w:eastAsia="Arial"/>
-                      <w:b w:val="0"/>
-                      <w:i w:val="0"/>
-                      <w:color w:val="A3AAB9"/>
-                      <w:sz w:val="14"/>
-                    </w:rPr>
-                    <w:t>3-2-1 votes arrive through the link players already use, and the ladder adds itself up round by round. Chase the stragglers with one button, then reveal the season on the screen at the awards night.</w:t>
+                    <w:t>A spreadsheet, a site builder, Canva, Mailchimp and a group chat, none of which talk to each other. One subscription and one match feed behind the lot.</w:t>
                   </w:r>
                 </w:p>
               </w:tc>
@@ -2986,7 +3470,7 @@
                   <w:tcMar>
                     <w:top w:w="40" w:type="dxa"/>
                     <w:left w:w="0" w:type="dxa"/>
-                    <w:bottom w:w="40" w:type="dxa"/>
+                    <w:bottom w:w="20" w:type="dxa"/>
                     <w:right w:w="0" w:type="dxa"/>
                   </w:tcMar>
                 </w:tcPr>
@@ -3055,7 +3539,7 @@
                   <w:tcMar>
                     <w:top w:w="40" w:type="dxa"/>
                     <w:left w:w="0" w:type="dxa"/>
-                    <w:bottom w:w="40" w:type="dxa"/>
+                    <w:bottom w:w="20" w:type="dxa"/>
                     <w:right w:w="0" w:type="dxa"/>
                   </w:tcMar>
                 </w:tcPr>
@@ -3092,7 +3576,7 @@
                   <w:tcMar>
                     <w:top w:w="40" w:type="dxa"/>
                     <w:left w:w="0" w:type="dxa"/>
-                    <w:bottom w:w="40" w:type="dxa"/>
+                    <w:bottom w:w="20" w:type="dxa"/>
                     <w:right w:w="0" w:type="dxa"/>
                   </w:tcMar>
                 </w:tcPr>
@@ -3151,7 +3635,7 @@
                   <w:tcMar>
                     <w:top w:w="40" w:type="dxa"/>
                     <w:left w:w="0" w:type="dxa"/>
-                    <w:bottom w:w="40" w:type="dxa"/>
+                    <w:bottom w:w="20" w:type="dxa"/>
                     <w:right w:w="0" w:type="dxa"/>
                   </w:tcMar>
                 </w:tcPr>
@@ -3188,7 +3672,7 @@
                   <w:tcMar>
                     <w:top w:w="40" w:type="dxa"/>
                     <w:left w:w="0" w:type="dxa"/>
-                    <w:bottom w:w="40" w:type="dxa"/>
+                    <w:bottom w:w="20" w:type="dxa"/>
                     <w:right w:w="0" w:type="dxa"/>
                   </w:tcMar>
                 </w:tcPr>
@@ -3247,7 +3731,7 @@
                   <w:tcMar>
                     <w:top w:w="40" w:type="dxa"/>
                     <w:left w:w="0" w:type="dxa"/>
-                    <w:bottom w:w="40" w:type="dxa"/>
+                    <w:bottom w:w="20" w:type="dxa"/>
                     <w:right w:w="0" w:type="dxa"/>
                   </w:tcMar>
                 </w:tcPr>
@@ -3284,7 +3768,7 @@
                   <w:tcMar>
                     <w:top w:w="40" w:type="dxa"/>
                     <w:left w:w="0" w:type="dxa"/>
-                    <w:bottom w:w="40" w:type="dxa"/>
+                    <w:bottom w:w="20" w:type="dxa"/>
                     <w:right w:w="0" w:type="dxa"/>
                   </w:tcMar>
                 </w:tcPr>
@@ -3343,7 +3827,7 @@
                   <w:tcMar>
                     <w:top w:w="40" w:type="dxa"/>
                     <w:left w:w="0" w:type="dxa"/>
-                    <w:bottom w:w="40" w:type="dxa"/>
+                    <w:bottom w:w="20" w:type="dxa"/>
                     <w:right w:w="0" w:type="dxa"/>
                   </w:tcMar>
                 </w:tcPr>
@@ -3380,7 +3864,7 @@
                   <w:tcMar>
                     <w:top w:w="40" w:type="dxa"/>
                     <w:left w:w="0" w:type="dxa"/>
-                    <w:bottom w:w="40" w:type="dxa"/>
+                    <w:bottom w:w="20" w:type="dxa"/>
                     <w:right w:w="0" w:type="dxa"/>
                   </w:tcMar>
                 </w:tcPr>
@@ -3439,7 +3923,7 @@
                   <w:tcMar>
                     <w:top w:w="40" w:type="dxa"/>
                     <w:left w:w="0" w:type="dxa"/>
-                    <w:bottom w:w="40" w:type="dxa"/>
+                    <w:bottom w:w="20" w:type="dxa"/>
                     <w:right w:w="0" w:type="dxa"/>
                   </w:tcMar>
                 </w:tcPr>
@@ -3476,113 +3960,7 @@
                   <w:tcMar>
                     <w:top w:w="40" w:type="dxa"/>
                     <w:left w:w="0" w:type="dxa"/>
-                    <w:bottom w:w="40" w:type="dxa"/>
-                    <w:right w:w="0" w:type="dxa"/>
-                  </w:tcMar>
-                </w:tcPr>
-                <w:p>
-                  <w:pPr>
-                    <w:keepNext w:val="0"/>
-                    <w:pageBreakBefore w:val="0"/>
-                    <w:spacing w:before="0" w:after="0" w:lineRule="exact" w:line="200"/>
-                  </w:pPr>
-                  <w:r>
-                    <w:rPr>
-                      <w:rFonts w:ascii="Arial" w:hAnsi="Arial" w:cs="Arial" w:eastAsia="Arial"/>
-                      <w:b w:val="0"/>
-                      <w:i w:val="0"/>
-                      <w:color w:val="A3AAB9"/>
-                      <w:sz w:val="15"/>
-                    </w:rPr>
-                    <w:t>BetterFantasyCricket</w:t>
-                  </w:r>
-                  <w:r>
-                    <w:rPr>
-                      <w:rFonts w:ascii="Arial" w:hAnsi="Arial" w:cs="Arial" w:eastAsia="Arial"/>
-                      <w:b w:val="0"/>
-                      <w:i w:val="0"/>
-                      <w:color w:val="8A90A2"/>
-                      <w:sz w:val="15"/>
-                    </w:rPr>
-                    <w:t xml:space="preserve"> · optional add-on</w:t>
-                  </w:r>
-                </w:p>
-              </w:tc>
-              <w:tc>
-                <w:tcPr>
-                  <w:tcW w:w="0" w:type="dxa"/>
-                  <w:tcMar>
-                    <w:top w:w="0" w:type="dxa"/>
-                    <w:left w:w="0" w:type="dxa"/>
-                    <w:bottom w:w="0" w:type="dxa"/>
-                    <w:right w:w="0" w:type="dxa"/>
-                  </w:tcMar>
-                </w:tcPr>
-                <w:p>
-                  <w:pPr>
-                    <w:spacing w:after="0" w:lineRule="exact" w:line="20"/>
-                  </w:pPr>
-                  <w:r>
-                    <w:rPr>
-                      <w:rFonts w:ascii="Arial" w:hAnsi="Arial" w:cs="Arial" w:eastAsia="Arial"/>
-                      <w:b w:val="0"/>
-                      <w:i w:val="0"/>
-                      <w:color w:val="A3AAB9"/>
-                      <w:sz w:val="2"/>
-                    </w:rPr>
-                  </w:r>
-                </w:p>
-              </w:tc>
-              <w:tc>
-                <w:tcPr>
-                  <w:tcW w:w="1400" w:type="dxa"/>
-                  <w:tcBorders>
-                    <w:top w:val="nil" w:sz="0" w:space="0" w:color="1D2331"/>
-                    <w:left w:val="nil" w:sz="0" w:space="0" w:color="1D2331"/>
-                    <w:bottom w:val="single" w:sz="6" w:space="0" w:color="1D2331"/>
-                    <w:right w:val="nil" w:sz="0" w:space="0" w:color="1D2331"/>
-                  </w:tcBorders>
-                  <w:tcMar>
-                    <w:top w:w="40" w:type="dxa"/>
-                    <w:left w:w="0" w:type="dxa"/>
-                    <w:bottom w:w="40" w:type="dxa"/>
-                    <w:right w:w="0" w:type="dxa"/>
-                  </w:tcMar>
-                </w:tcPr>
-                <w:p>
-                  <w:pPr>
-                    <w:keepNext w:val="0"/>
-                    <w:pageBreakBefore w:val="0"/>
-                    <w:spacing w:before="0" w:after="0" w:lineRule="exact" w:line="200"/>
-                    <w:jc w:val="right"/>
-                  </w:pPr>
-                  <w:r>
-                    <w:rPr>
-                      <w:rFonts w:ascii="Arial" w:hAnsi="Arial" w:cs="Arial" w:eastAsia="Arial"/>
-                      <w:b/>
-                      <w:i w:val="0"/>
-                      <w:color w:val="E6E8EF"/>
-                      <w:sz w:val="15"/>
-                    </w:rPr>
-                    <w:t>$49</w:t>
-                  </w:r>
-                </w:p>
-              </w:tc>
-            </w:tr>
-            <w:tr>
-              <w:tc>
-                <w:tcPr>
-                  <w:tcW w:w="4110" w:type="dxa"/>
-                  <w:tcBorders>
-                    <w:top w:val="nil" w:sz="0" w:space="0" w:color="1D2331"/>
-                    <w:left w:val="nil" w:sz="0" w:space="0" w:color="1D2331"/>
-                    <w:bottom w:val="single" w:sz="6" w:space="0" w:color="1D2331"/>
-                    <w:right w:val="nil" w:sz="0" w:space="0" w:color="1D2331"/>
-                  </w:tcBorders>
-                  <w:tcMar>
-                    <w:top w:w="40" w:type="dxa"/>
-                    <w:left w:w="0" w:type="dxa"/>
-                    <w:bottom w:w="40" w:type="dxa"/>
+                    <w:bottom w:w="20" w:type="dxa"/>
                     <w:right w:w="0" w:type="dxa"/>
                   </w:tcMar>
                 </w:tcPr>
@@ -3641,7 +4019,7 @@
                   <w:tcMar>
                     <w:top w:w="40" w:type="dxa"/>
                     <w:left w:w="0" w:type="dxa"/>
-                    <w:bottom w:w="40" w:type="dxa"/>
+                    <w:bottom w:w="20" w:type="dxa"/>
                     <w:right w:w="0" w:type="dxa"/>
                   </w:tcMar>
                 </w:tcPr>
@@ -3779,6 +4157,212 @@
             </w:tr>
           </w:tbl>
           <w:p/>
+          <w:tbl>
+            <w:tblPr>
+              <w:tblW w:w="5510" w:type="dxa"/>
+              <w:tblInd w:w="0" w:type="dxa"/>
+              <w:tblBorders>
+                <w:top w:val="nil"/>
+                <w:left w:val="nil"/>
+                <w:bottom w:val="nil"/>
+                <w:right w:val="nil"/>
+                <w:insideH w:val="nil"/>
+                <w:insideV w:val="nil"/>
+              </w:tblBorders>
+              <w:tblLayout w:type="fixed"/>
+              <w:tblCellMar>
+                <w:top w:w="0" w:type="dxa"/>
+                <w:left w:w="0" w:type="dxa"/>
+                <w:bottom w:w="0" w:type="dxa"/>
+                <w:right w:w="0" w:type="dxa"/>
+              </w:tblCellMar>
+              <w:tblLook w:firstColumn="1" w:firstRow="1" w:lastColumn="0" w:lastRow="0" w:noHBand="0" w:noVBand="1" w:val="04A0"/>
+            </w:tblPr>
+            <w:tblGrid>
+              <w:gridCol w:w="3710"/>
+              <w:gridCol w:w="0"/>
+              <w:gridCol w:w="1800"/>
+            </w:tblGrid>
+            <w:tr>
+              <w:tc>
+                <w:tcPr>
+                  <w:tcW w:w="3710" w:type="dxa"/>
+                  <w:tcMar>
+                    <w:top w:w="60" w:type="dxa"/>
+                    <w:left w:w="0" w:type="dxa"/>
+                    <w:bottom w:w="0" w:type="dxa"/>
+                    <w:right w:w="0" w:type="dxa"/>
+                  </w:tcMar>
+                </w:tcPr>
+                <w:p>
+                  <w:pPr>
+                    <w:keepNext w:val="0"/>
+                    <w:pageBreakBefore w:val="0"/>
+                    <w:spacing w:before="0" w:after="0" w:lineRule="exact" w:line="210"/>
+                  </w:pPr>
+                  <w:r>
+                    <w:rPr>
+                      <w:rFonts w:ascii="Arial" w:hAnsi="Arial" w:cs="Arial" w:eastAsia="Arial"/>
+                      <w:b w:val="0"/>
+                      <w:i w:val="0"/>
+                      <w:color w:val="A3AAB9"/>
+                      <w:sz w:val="15"/>
+                    </w:rPr>
+                    <w:t>BetterFantasyCricket</w:t>
+                  </w:r>
+                  <w:r>
+                    <w:rPr>
+                      <w:rFonts w:ascii="Arial" w:hAnsi="Arial" w:cs="Arial" w:eastAsia="Arial"/>
+                      <w:b w:val="0"/>
+                      <w:i w:val="0"/>
+                      <w:color w:val="8A90A2"/>
+                      <w:sz w:val="15"/>
+                    </w:rPr>
+                    <w:t xml:space="preserve"> · optional add-on</w:t>
+                  </w:r>
+                </w:p>
+              </w:tc>
+              <w:tc>
+                <w:tcPr>
+                  <w:tcW w:w="0" w:type="dxa"/>
+                  <w:tcMar>
+                    <w:top w:w="0" w:type="dxa"/>
+                    <w:left w:w="0" w:type="dxa"/>
+                    <w:bottom w:w="0" w:type="dxa"/>
+                    <w:right w:w="0" w:type="dxa"/>
+                  </w:tcMar>
+                </w:tcPr>
+                <w:p>
+                  <w:pPr>
+                    <w:spacing w:after="0" w:lineRule="exact" w:line="20"/>
+                  </w:pPr>
+                  <w:r>
+                    <w:rPr>
+                      <w:rFonts w:ascii="Arial" w:hAnsi="Arial" w:cs="Arial" w:eastAsia="Arial"/>
+                      <w:b w:val="0"/>
+                      <w:i w:val="0"/>
+                      <w:color w:val="A3AAB9"/>
+                      <w:sz w:val="2"/>
+                    </w:rPr>
+                  </w:r>
+                </w:p>
+              </w:tc>
+              <w:tc>
+                <w:tcPr>
+                  <w:tcW w:w="1800" w:type="dxa"/>
+                  <w:tcMar>
+                    <w:top w:w="60" w:type="dxa"/>
+                    <w:left w:w="0" w:type="dxa"/>
+                    <w:bottom w:w="0" w:type="dxa"/>
+                    <w:right w:w="0" w:type="dxa"/>
+                  </w:tcMar>
+                </w:tcPr>
+                <w:p>
+                  <w:pPr>
+                    <w:keepNext w:val="0"/>
+                    <w:pageBreakBefore w:val="0"/>
+                    <w:spacing w:before="0" w:after="0" w:lineRule="exact" w:line="210"/>
+                    <w:jc w:val="right"/>
+                  </w:pPr>
+                  <w:r>
+                    <w:rPr>
+                      <w:rFonts w:ascii="Arial" w:hAnsi="Arial" w:cs="Arial" w:eastAsia="Arial"/>
+                      <w:b/>
+                      <w:i w:val="0"/>
+                      <w:color w:val="E6E8EF"/>
+                      <w:sz w:val="15"/>
+                    </w:rPr>
+                    <w:t>+$49</w:t>
+                  </w:r>
+                </w:p>
+              </w:tc>
+            </w:tr>
+            <w:tr>
+              <w:tc>
+                <w:tcPr>
+                  <w:tcW w:w="3710" w:type="dxa"/>
+                  <w:tcMar>
+                    <w:top w:w="60" w:type="dxa"/>
+                    <w:left w:w="0" w:type="dxa"/>
+                    <w:bottom w:w="0" w:type="dxa"/>
+                    <w:right w:w="0" w:type="dxa"/>
+                  </w:tcMar>
+                </w:tcPr>
+                <w:p>
+                  <w:pPr>
+                    <w:keepNext w:val="0"/>
+                    <w:pageBreakBefore w:val="0"/>
+                    <w:spacing w:before="0" w:after="0" w:lineRule="exact" w:line="230"/>
+                  </w:pPr>
+                  <w:r>
+                    <w:rPr>
+                      <w:rFonts w:ascii="Arial" w:hAnsi="Arial" w:cs="Arial" w:eastAsia="Arial"/>
+                      <w:b/>
+                      <w:i w:val="0"/>
+                      <w:color w:val="E6E8EF"/>
+                      <w:sz w:val="16"/>
+                    </w:rPr>
+                    <w:t>Everything BetterCricket does</w:t>
+                  </w:r>
+                </w:p>
+              </w:tc>
+              <w:tc>
+                <w:tcPr>
+                  <w:tcW w:w="0" w:type="dxa"/>
+                  <w:tcMar>
+                    <w:top w:w="0" w:type="dxa"/>
+                    <w:left w:w="0" w:type="dxa"/>
+                    <w:bottom w:w="0" w:type="dxa"/>
+                    <w:right w:w="0" w:type="dxa"/>
+                  </w:tcMar>
+                </w:tcPr>
+                <w:p>
+                  <w:pPr>
+                    <w:spacing w:after="0" w:lineRule="exact" w:line="20"/>
+                  </w:pPr>
+                  <w:r>
+                    <w:rPr>
+                      <w:rFonts w:ascii="Arial" w:hAnsi="Arial" w:cs="Arial" w:eastAsia="Arial"/>
+                      <w:b w:val="0"/>
+                      <w:i w:val="0"/>
+                      <w:color w:val="A3AAB9"/>
+                      <w:sz w:val="2"/>
+                    </w:rPr>
+                  </w:r>
+                </w:p>
+              </w:tc>
+              <w:tc>
+                <w:tcPr>
+                  <w:tcW w:w="1800" w:type="dxa"/>
+                  <w:tcMar>
+                    <w:top w:w="60" w:type="dxa"/>
+                    <w:left w:w="0" w:type="dxa"/>
+                    <w:bottom w:w="0" w:type="dxa"/>
+                    <w:right w:w="0" w:type="dxa"/>
+                  </w:tcMar>
+                </w:tcPr>
+                <w:p>
+                  <w:pPr>
+                    <w:keepNext w:val="0"/>
+                    <w:pageBreakBefore w:val="0"/>
+                    <w:spacing w:before="0" w:after="0" w:lineRule="exact" w:line="230"/>
+                    <w:jc w:val="right"/>
+                  </w:pPr>
+                  <w:r>
+                    <w:rPr>
+                      <w:rFonts w:ascii="Arial" w:hAnsi="Arial" w:cs="Arial" w:eastAsia="Arial"/>
+                      <w:b/>
+                      <w:i w:val="0"/>
+                      <w:color w:val="16C784"/>
+                      <w:sz w:val="16"/>
+                    </w:rPr>
+                    <w:t>$998 / year</w:t>
+                  </w:r>
+                </w:p>
+              </w:tc>
+            </w:tr>
+          </w:tbl>
+          <w:p/>
           <w:p>
             <w:pPr>
               <w:keepNext w:val="0"/>
@@ -3793,7 +4377,7 @@
                 <w:color w:val="8A90A2"/>
                 <w:sz w:val="14"/>
               </w:rPr>
-              <w:t>Bundling saves $48 on two modules, $97 on three and $146 on all four. Every price covers unlimited players, seasons and teams.</w:t>
+              <w:t>Bundling saves $48 on two modules, $97 on three and $146 on all four. BetterFantasyCricket is priced on its own and sits outside the bundle. Every price covers unlimited players, seasons and teams.</w:t>
             </w:r>
           </w:p>
         </w:tc>
@@ -3968,9 +4552,9 @@
             </w:tcBorders>
             <w:shd w:val="clear" w:color="auto" w:fill="101828"/>
             <w:tcMar>
-              <w:top w:w="140" w:type="dxa"/>
+              <w:top w:w="120" w:type="dxa"/>
               <w:left w:w="180" w:type="dxa"/>
-              <w:bottom w:w="140" w:type="dxa"/>
+              <w:bottom w:w="120" w:type="dxa"/>
               <w:right w:w="180" w:type="dxa"/>
             </w:tcMar>
           </w:tcPr>
@@ -4063,9 +4647,9 @@
             </w:tcBorders>
             <w:shd w:val="clear" w:color="auto" w:fill="101828"/>
             <w:tcMar>
-              <w:top w:w="140" w:type="dxa"/>
+              <w:top w:w="120" w:type="dxa"/>
               <w:left w:w="180" w:type="dxa"/>
-              <w:bottom w:w="140" w:type="dxa"/>
+              <w:bottom w:w="120" w:type="dxa"/>
               <w:right w:w="180" w:type="dxa"/>
             </w:tcMar>
           </w:tcPr>
@@ -4158,9 +4742,9 @@
             </w:tcBorders>
             <w:shd w:val="clear" w:color="auto" w:fill="101828"/>
             <w:tcMar>
-              <w:top w:w="140" w:type="dxa"/>
+              <w:top w:w="120" w:type="dxa"/>
               <w:left w:w="180" w:type="dxa"/>
-              <w:bottom w:w="140" w:type="dxa"/>
+              <w:bottom w:w="120" w:type="dxa"/>
               <w:right w:w="180" w:type="dxa"/>
             </w:tcMar>
           </w:tcPr>
@@ -4223,7 +4807,7 @@
       <w:pPr>
         <w:keepNext w:val="0"/>
         <w:pageBreakBefore w:val="0"/>
-        <w:spacing w:before="0" w:after="0" w:lineRule="exact" w:line="140"/>
+        <w:spacing w:before="0" w:after="0" w:lineRule="exact" w:line="120"/>
       </w:pPr>
     </w:p>
     <w:tbl>
@@ -4356,7 +4940,7 @@
             <w:tcMar>
               <w:top w:w="0" w:type="dxa"/>
               <w:left w:w="0" w:type="dxa"/>
-              <w:bottom w:w="60" w:type="dxa"/>
+              <w:bottom w:w="40" w:type="dxa"/>
               <w:right w:w="0" w:type="dxa"/>
             </w:tcMar>
           </w:tcPr>
@@ -4426,7 +5010,7 @@
             <w:tcMar>
               <w:top w:w="0" w:type="dxa"/>
               <w:left w:w="0" w:type="dxa"/>
-              <w:bottom w:w="60" w:type="dxa"/>
+              <w:bottom w:w="40" w:type="dxa"/>
               <w:right w:w="0" w:type="dxa"/>
             </w:tcMar>
           </w:tcPr>
@@ -4461,7 +5045,7 @@
                 <w:color w:val="A3AAB9"/>
                 <w:sz w:val="14"/>
               </w:rPr>
-              <w:t>Results sync overnight after each round, and averages, records, ladders, milestones and profiles follow on their own. Posts, fee allocation and the yearbook build off the same data. What's left for a person is the judgement: merging a duplicate, approving an award.</w:t>
+              <w:t>Results sync overnight after each round, and averages, records, ladders, milestones and profiles follow on their own. What is left for a person is the judgement: merging a duplicate, approving an award.</w:t>
             </w:r>
           </w:p>
         </w:tc>
@@ -4473,7 +5057,7 @@
             <w:tcMar>
               <w:top w:w="0" w:type="dxa"/>
               <w:left w:w="0" w:type="dxa"/>
-              <w:bottom w:w="60" w:type="dxa"/>
+              <w:bottom w:w="40" w:type="dxa"/>
               <w:right w:w="0" w:type="dxa"/>
             </w:tcMar>
           </w:tcPr>
@@ -4508,7 +5092,7 @@
                 <w:color w:val="A3AAB9"/>
                 <w:sz w:val="14"/>
               </w:rPr>
-              <w:t>Your match history imports automatically and stays current after every game. Anything not already online comes in through our CSV templates, or by photographing the scorebook page.</w:t>
+              <w:t>Your match history imports automatically and stays current. Anything not already online comes in through our CSV templates, or by photographing the scorebook page.</w:t>
             </w:r>
           </w:p>
         </w:tc>
@@ -4543,7 +5127,7 @@
             <w:tcMar>
               <w:top w:w="0" w:type="dxa"/>
               <w:left w:w="0" w:type="dxa"/>
-              <w:bottom w:w="60" w:type="dxa"/>
+              <w:bottom w:w="40" w:type="dxa"/>
               <w:right w:w="0" w:type="dxa"/>
             </w:tcMar>
           </w:tcPr>
@@ -4590,7 +5174,7 @@
             <w:tcMar>
               <w:top w:w="0" w:type="dxa"/>
               <w:left w:w="0" w:type="dxa"/>
-              <w:bottom w:w="60" w:type="dxa"/>
+              <w:bottom w:w="40" w:type="dxa"/>
               <w:right w:w="0" w:type="dxa"/>
             </w:tcMar>
           </w:tcPr>
@@ -4625,7 +5209,7 @@
                 <w:color w:val="A3AAB9"/>
                 <w:sz w:val="14"/>
               </w:rPr>
-              <w:t>Duplicate players are found for you and merged in a click, keeping every innings and spell. Mis-attributed innings and name changes are handled the same way. Minutes of work, not a weekend.</w:t>
+              <w:t>Duplicate players are found for you and merged in a click, keeping every innings and spell. Mis-attributed innings and name changes go the same way.</w:t>
             </w:r>
           </w:p>
         </w:tc>
@@ -4660,7 +5244,7 @@
             <w:tcMar>
               <w:top w:w="0" w:type="dxa"/>
               <w:left w:w="0" w:type="dxa"/>
-              <w:bottom w:w="60" w:type="dxa"/>
+              <w:bottom w:w="40" w:type="dxa"/>
               <w:right w:w="0" w:type="dxa"/>
             </w:tcMar>
           </w:tcPr>
@@ -4695,7 +5279,7 @@
                 <w:color w:val="A3AAB9"/>
                 <w:sz w:val="14"/>
               </w:rPr>
-              <w:t>Yes. Every stats page filters by grade type (men's, women's, juniors, masters) and match type (Two Day, One Day, T20), and you set what your club's default view leaves out.</w:t>
+              <w:t>Yes. Every stats page filters by grade type and match type, and you set what your club's default view leaves out.</w:t>
             </w:r>
           </w:p>
         </w:tc>
@@ -4707,7 +5291,7 @@
             <w:tcMar>
               <w:top w:w="0" w:type="dxa"/>
               <w:left w:w="0" w:type="dxa"/>
-              <w:bottom w:w="60" w:type="dxa"/>
+              <w:bottom w:w="40" w:type="dxa"/>
               <w:right w:w="0" w:type="dxa"/>
             </w:tcMar>
           </w:tcPr>
@@ -4777,7 +5361,7 @@
             <w:tcMar>
               <w:top w:w="0" w:type="dxa"/>
               <w:left w:w="0" w:type="dxa"/>
-              <w:bottom w:w="60" w:type="dxa"/>
+              <w:bottom w:w="40" w:type="dxa"/>
               <w:right w:w="0" w:type="dxa"/>
             </w:tcMar>
           </w:tcPr>
@@ -4812,7 +5396,7 @@
                 <w:color w:val="A3AAB9"/>
                 <w:sz w:val="14"/>
               </w:rPr>
-              <w:t>Always. It belongs to your club, and you can export all of it to CSV whenever you want.</w:t>
+              <w:t>Always. It belongs to your club, and every screen that holds it exports to CSV: members, fees, contacts, stock, attendance and records.</w:t>
             </w:r>
           </w:p>
         </w:tc>
@@ -4824,7 +5408,7 @@
             <w:tcMar>
               <w:top w:w="0" w:type="dxa"/>
               <w:left w:w="0" w:type="dxa"/>
-              <w:bottom w:w="60" w:type="dxa"/>
+              <w:bottom w:w="40" w:type="dxa"/>
               <w:right w:w="0" w:type="dxa"/>
             </w:tcMar>
           </w:tcPr>
@@ -4894,7 +5478,7 @@
             <w:tcMar>
               <w:top w:w="0" w:type="dxa"/>
               <w:left w:w="0" w:type="dxa"/>
-              <w:bottom w:w="60" w:type="dxa"/>
+              <w:bottom w:w="40" w:type="dxa"/>
               <w:right w:w="0" w:type="dxa"/>
             </w:tcMar>
           </w:tcPr>
@@ -4929,7 +5513,7 @@
                 <w:color w:val="A3AAB9"/>
                 <w:sz w:val="14"/>
               </w:rPr>
-              <w:t>An annual invoice, paid by card, Apple Pay or Google Pay through Stripe, with GST handled at checkout. Bank transfer or PayID still works if your treasurer would rather do it that way.</w:t>
+              <w:t>An annual invoice, paid by card, Apple Pay or Google Pay through Stripe, with GST handled at checkout. Add a module mid-year and you are only charged the part-year difference up to your renewal date.</w:t>
             </w:r>
           </w:p>
         </w:tc>

--- a/docs/flyer/BetterCricket_Flyer.docx
+++ b/docs/flyer/BetterCricket_Flyer.docx
@@ -4702,7 +4702,7 @@
                 <w:color w:val="A3AAB9"/>
                 <w:sz w:val="14"/>
               </w:rPr>
-              <w:t>Merge duplicate players, add your awards and fill the gaps with the admin tools. Up to two hours of our time is included in year one.</w:t>
+              <w:t>Merge duplicate players, add your awards and fill the gaps with the admin tools. We work through it with you in your first season.</w:t>
             </w:r>
           </w:p>
         </w:tc>

--- a/docs/flyer/BetterCricket_Flyer.docx
+++ b/docs/flyer/BetterCricket_Flyer.docx
@@ -941,7 +941,7 @@
                 <w:color w:val="A3AAB9"/>
                 <w:sz w:val="14"/>
               </w:rPr>
-              <w:t>Your own club website, Club Room Mode on the clubhouse TV, and a season yearbook that writes itself</w:t>
+              <w:t>A public, club-branded site for the lot, Club Room Mode on the clubhouse TV, and a season yearbook that writes itself</w:t>
             </w:r>
           </w:p>
         </w:tc>
@@ -1451,7 +1451,7 @@
                 <w:color w:val="E6E8EF"/>
                 <w:sz w:val="15"/>
               </w:rPr>
-              <w:t>Match-day posts that fill themselves in.</w:t>
+              <w:t>A full club website, and posts that fill themselves in.</w:t>
             </w:r>
           </w:p>
           <w:p>
@@ -1479,7 +1479,7 @@
                 <w:color w:val="A3AAB9"/>
                 <w:sz w:val="14"/>
               </w:rPr>
-              <w:t>A full-screen post designer: blocks on a canvas, layers, undo and redo, carousels and a club photo library</w:t>
+              <w:t>News, pages, galleries, sponsors and honour boards, on top of the stats site every club gets</w:t>
             </w:r>
           </w:p>
           <w:p>
@@ -1507,7 +1507,7 @@
                 <w:color w:val="A3AAB9"/>
                 <w:sz w:val="14"/>
               </w:rPr>
-              <w:t>Drop in a match link and the card builds itself in your colours</w:t>
+              <w:t>A post designer: blocks on a canvas, layers, undo and redo, carousels and a club photo library</w:t>
             </w:r>
           </w:p>
           <w:p>
@@ -1535,7 +1535,7 @@
                 <w:color w:val="A3AAB9"/>
                 <w:sz w:val="14"/>
               </w:rPr>
-              <w:t>Live blocks for fixtures, results or a player's career, so a post is never out of date</w:t>
+              <w:t>Drop in a match link, or a live block for fixtures or a player's career, and the card fills itself in your colours</w:t>
             </w:r>
           </w:p>
         </w:tc>

--- a/docs/flyer/BetterCricket_Flyer.docx
+++ b/docs/flyer/BetterCricket_Flyer.docx
@@ -209,7 +209,7 @@
       <w:pPr>
         <w:keepNext w:val="0"/>
         <w:pageBreakBefore w:val="0"/>
-        <w:spacing w:before="280" w:after="160" w:lineRule="exact" w:line="600"/>
+        <w:spacing w:before="260" w:after="160" w:lineRule="exact" w:line="600"/>
       </w:pPr>
       <w:r>
         <w:rPr>
@@ -246,7 +246,7 @@
       <w:pPr>
         <w:keepNext w:val="0"/>
         <w:pageBreakBefore w:val="0"/>
-        <w:spacing w:before="0" w:after="240" w:lineRule="exact" w:line="284"/>
+        <w:spacing w:before="0" w:after="220" w:lineRule="exact" w:line="272"/>
       </w:pPr>
       <w:r>
         <w:rPr>
@@ -256,7 +256,7 @@
           <w:color w:val="A3AAB9"/>
           <w:sz w:val="17"/>
         </w:rPr>
-        <w:t xml:space="preserve">A club season runs on one volunteer's spreadsheet, a handful of apps that don't talk to each other and a group chat. BetterCricket is one platform for the lot. </w:t>
+        <w:t xml:space="preserve">Every club runs the same way: one volunteer's spreadsheet, a website nobody can edit, a design app, a mail tool and a group chat that ends up picking the side. Nothing talks to anything else, so the season gets typed in five times. </w:t>
       </w:r>
       <w:r>
         <w:rPr>
@@ -266,7 +266,7 @@
           <w:color w:val="E6E8EF"/>
           <w:sz w:val="17"/>
         </w:rPr>
-        <w:t>Your match history arrives on its own and keeps itself current</w:t>
+        <w:t>BetterCricket is one platform for the whole club, fed by one match feed</w:t>
       </w:r>
       <w:r>
         <w:rPr>
@@ -276,7 +276,7 @@
           <w:color w:val="A3AAB9"/>
           <w:sz w:val="17"/>
         </w:rPr>
-        <w:t>, and around it sit the parts that run the rest of the club: availability and selection, match-day posts, fees and member emails, the volunteer roster, and the committee's own paperwork.</w:t>
+        <w:t>. Enter the season once and the stats, the site, the posts, the money and the paperwork all run off it.</w:t>
       </w:r>
     </w:p>
     <w:tbl>
@@ -321,9 +321,9 @@
             </w:tcBorders>
             <w:shd w:val="clear" w:color="auto" w:fill="101828"/>
             <w:tcMar>
-              <w:top w:w="140" w:type="dxa"/>
+              <w:top w:w="120" w:type="dxa"/>
               <w:left w:w="160" w:type="dxa"/>
-              <w:bottom w:w="140" w:type="dxa"/>
+              <w:bottom w:w="120" w:type="dxa"/>
               <w:right w:w="160" w:type="dxa"/>
             </w:tcMar>
           </w:tcPr>
@@ -398,9 +398,9 @@
             </w:tcBorders>
             <w:shd w:val="clear" w:color="auto" w:fill="101828"/>
             <w:tcMar>
-              <w:top w:w="140" w:type="dxa"/>
+              <w:top w:w="120" w:type="dxa"/>
               <w:left w:w="160" w:type="dxa"/>
-              <w:bottom w:w="140" w:type="dxa"/>
+              <w:bottom w:w="120" w:type="dxa"/>
               <w:right w:w="160" w:type="dxa"/>
             </w:tcMar>
           </w:tcPr>
@@ -475,9 +475,9 @@
             </w:tcBorders>
             <w:shd w:val="clear" w:color="auto" w:fill="101828"/>
             <w:tcMar>
-              <w:top w:w="140" w:type="dxa"/>
+              <w:top w:w="120" w:type="dxa"/>
               <w:left w:w="160" w:type="dxa"/>
-              <w:bottom w:w="140" w:type="dxa"/>
+              <w:bottom w:w="120" w:type="dxa"/>
               <w:right w:w="160" w:type="dxa"/>
             </w:tcMar>
           </w:tcPr>
@@ -552,9 +552,9 @@
             </w:tcBorders>
             <w:shd w:val="clear" w:color="auto" w:fill="101828"/>
             <w:tcMar>
-              <w:top w:w="140" w:type="dxa"/>
+              <w:top w:w="120" w:type="dxa"/>
               <w:left w:w="160" w:type="dxa"/>
-              <w:bottom w:w="140" w:type="dxa"/>
+              <w:bottom w:w="120" w:type="dxa"/>
               <w:right w:w="160" w:type="dxa"/>
             </w:tcMar>
           </w:tcPr>
@@ -599,14 +599,14 @@
       <w:pPr>
         <w:keepNext w:val="0"/>
         <w:pageBreakBefore w:val="0"/>
-        <w:spacing w:before="0" w:after="0" w:lineRule="exact" w:line="160"/>
+        <w:spacing w:before="0" w:after="0" w:lineRule="exact" w:line="260"/>
       </w:pPr>
     </w:p>
     <w:p>
       <w:pPr>
         <w:keepNext/>
         <w:pageBreakBefore w:val="0"/>
-        <w:spacing w:before="240" w:after="40" w:lineRule="exact" w:line="200"/>
+        <w:spacing w:before="0" w:after="40" w:lineRule="exact" w:line="200"/>
       </w:pPr>
       <w:r>
         <w:rPr>
@@ -617,7 +617,7 @@
           <w:spacing w:val="22"/>
           <w:sz w:val="14"/>
         </w:rPr>
-        <w:t>WHAT THE CLUB GETS</w:t>
+        <w:t>THE JOBS NOBODY VOLUNTEERED FOR</w:t>
       </w:r>
     </w:p>
     <w:p>
@@ -634,12 +634,12 @@
           <w:color w:val="8A90A2"/>
           <w:sz w:val="16"/>
         </w:rPr>
-        <w:t>Every club starts with BetterStats. Add the modules you want, whenever you want them.</w:t>
+        <w:t>Every one of these came from a club secretary telling us how their weekend actually goes.</w:t>
       </w:r>
     </w:p>
     <w:tbl>
       <w:tblPr>
-        <w:tblW w:w="10186" w:type="dxa"/>
+        <w:tblW w:w="10200" w:type="dxa"/>
         <w:tblInd w:w="0" w:type="dxa"/>
         <w:tblBorders>
           <w:top w:val="nil"/>
@@ -659,31 +659,24 @@
         <w:tblLook w:firstColumn="1" w:firstRow="1" w:lastColumn="0" w:lastRow="0" w:noHBand="0" w:noVBand="1" w:val="04A0"/>
       </w:tblPr>
       <w:tblGrid>
-        <w:gridCol w:w="5026"/>
-        <w:gridCol w:w="120"/>
-        <w:gridCol w:w="5040"/>
+        <w:gridCol w:w="5020"/>
+        <w:gridCol w:w="160"/>
+        <w:gridCol w:w="5020"/>
       </w:tblGrid>
       <w:tr>
         <w:tc>
           <w:tcPr>
-            <w:tcW w:w="5026" w:type="dxa"/>
-            <w:tcBorders>
-              <w:top w:val="single" w:sz="6" w:space="0" w:color="16C784"/>
-              <w:left w:val="single" w:sz="6" w:space="0" w:color="16C784"/>
-              <w:bottom w:val="single" w:sz="6" w:space="0" w:color="16C784"/>
-              <w:right w:val="single" w:sz="6" w:space="0" w:color="16C784"/>
-            </w:tcBorders>
-            <w:shd w:val="clear" w:color="auto" w:fill="0A1D26"/>
+            <w:tcW w:w="5020" w:type="dxa"/>
             <w:tcMar>
-              <w:top w:w="140" w:type="dxa"/>
-              <w:left w:w="180" w:type="dxa"/>
-              <w:bottom w:w="140" w:type="dxa"/>
-              <w:right w:w="180" w:type="dxa"/>
+              <w:top w:w="0" w:type="dxa"/>
+              <w:left w:w="0" w:type="dxa"/>
+              <w:bottom w:w="120" w:type="dxa"/>
+              <w:right w:w="0" w:type="dxa"/>
             </w:tcMar>
           </w:tcPr>
           <w:tbl>
             <w:tblPr>
-              <w:tblW w:w="4666" w:type="dxa"/>
+              <w:tblW w:w="5020" w:type="dxa"/>
               <w:tblInd w:w="0" w:type="dxa"/>
               <w:tblBorders>
                 <w:top w:val="nil"/>
@@ -703,14 +696,14 @@
               <w:tblLook w:firstColumn="1" w:firstRow="1" w:lastColumn="0" w:lastRow="0" w:noHBand="0" w:noVBand="1" w:val="04A0"/>
             </w:tblPr>
             <w:tblGrid>
-              <w:gridCol w:w="3360"/>
-              <w:gridCol w:w="120"/>
-              <w:gridCol w:w="1186"/>
+              <w:gridCol w:w="320"/>
+              <w:gridCol w:w="0"/>
+              <w:gridCol w:w="4700"/>
             </w:tblGrid>
             <w:tr>
               <w:tc>
                 <w:tcPr>
-                  <w:tcW w:w="3360" w:type="dxa"/>
+                  <w:tcW w:w="320" w:type="dxa"/>
                   <w:tcMar>
                     <w:top w:w="0" w:type="dxa"/>
                     <w:left w:w="0" w:type="dxa"/>
@@ -729,38 +722,16 @@
                       <w:rFonts w:ascii="Arial" w:hAnsi="Arial" w:cs="Arial" w:eastAsia="Arial"/>
                       <w:b/>
                       <w:i w:val="0"/>
-                      <w:color w:val="E6E8EF"/>
-                      <w:sz w:val="17"/>
+                      <w:color w:val="16C784"/>
+                      <w:sz w:val="14"/>
                     </w:rPr>
-                    <w:t>BetterStats</w:t>
-                  </w:r>
-                  <w:r>
-                    <w:rPr>
-                      <w:rFonts w:ascii="Arial" w:hAnsi="Arial" w:cs="Arial" w:eastAsia="Arial"/>
-                      <w:b w:val="0"/>
-                      <w:i w:val="0"/>
-                      <w:color w:val="E6E8EF"/>
-                      <w:sz w:val="17"/>
-                    </w:rPr>
-                    <w:t xml:space="preserve">  </w:t>
-                  </w:r>
-                  <w:r>
-                    <w:rPr>
-                      <w:rFonts w:ascii="Arial" w:hAnsi="Arial" w:cs="Arial" w:eastAsia="Arial"/>
-                      <w:b/>
-                      <w:i w:val="0"/>
-                      <w:color w:val="06231A"/>
-                      <w:spacing w:val="10"/>
-                      <w:sz w:val="12"/>
-                      <w:shd w:val="clear" w:color="auto" w:fill="16C784"/>
-                    </w:rPr>
-                    <w:t xml:space="preserve">  INCLUDED  </w:t>
+                    <w:t>01</w:t>
                   </w:r>
                 </w:p>
               </w:tc>
               <w:tc>
                 <w:tcPr>
-                  <w:tcW w:w="120" w:type="dxa"/>
+                  <w:tcW w:w="0" w:type="dxa"/>
                   <w:tcMar>
                     <w:top w:w="0" w:type="dxa"/>
                     <w:left w:w="0" w:type="dxa"/>
@@ -785,7 +756,7 @@
               </w:tc>
               <w:tc>
                 <w:tcPr>
-                  <w:tcW w:w="1186" w:type="dxa"/>
+                  <w:tcW w:w="4700" w:type="dxa"/>
                   <w:tcMar>
                     <w:top w:w="0" w:type="dxa"/>
                     <w:left w:w="0" w:type="dxa"/>
@@ -798,156 +769,43 @@
                     <w:keepNext w:val="0"/>
                     <w:pageBreakBefore w:val="0"/>
                     <w:spacing w:before="0" w:after="0" w:lineRule="exact" w:line="220"/>
-                    <w:jc w:val="right"/>
                   </w:pPr>
                   <w:r>
                     <w:rPr>
                       <w:rFonts w:ascii="Arial" w:hAnsi="Arial" w:cs="Arial" w:eastAsia="Arial"/>
                       <w:b/>
                       <w:i w:val="0"/>
-                      <w:color w:val="16C784"/>
-                      <w:sz w:val="16"/>
+                      <w:color w:val="E6E8EF"/>
+                      <w:sz w:val="15"/>
                     </w:rPr>
-                    <w:t>$399 / year</w:t>
+                    <w:t>A history nobody can lay their hands on</w:t>
+                  </w:r>
+                </w:p>
+                <w:p>
+                  <w:pPr>
+                    <w:keepNext w:val="0"/>
+                    <w:pageBreakBefore w:val="0"/>
+                    <w:spacing w:before="40" w:after="0" w:lineRule="exact" w:line="208"/>
+                  </w:pPr>
+                  <w:r>
+                    <w:rPr>
+                      <w:rFonts w:ascii="Arial" w:hAnsi="Arial" w:cs="Arial" w:eastAsia="Arial"/>
+                      <w:b w:val="0"/>
+                      <w:i w:val="0"/>
+                      <w:color w:val="A3AAB9"/>
+                      <w:sz w:val="14"/>
+                    </w:rPr>
+                    <w:t>One career split across three spellings, fifty years in a filing cabinet, and a premiership side nobody can name. The records live in whatever the last secretary used, and they leave when he does.</w:t>
                   </w:r>
                 </w:p>
               </w:tc>
             </w:tr>
           </w:tbl>
           <w:p/>
-          <w:p>
-            <w:pPr>
-              <w:keepNext w:val="0"/>
-              <w:pageBreakBefore w:val="0"/>
-              <w:spacing w:before="60" w:after="0" w:lineRule="exact" w:line="210"/>
-            </w:pPr>
-            <w:r>
-              <w:rPr>
-                <w:rFonts w:ascii="Arial" w:hAnsi="Arial" w:cs="Arial" w:eastAsia="Arial"/>
-                <w:b/>
-                <w:i w:val="0"/>
-                <w:color w:val="E6E8EF"/>
-                <w:sz w:val="15"/>
-              </w:rPr>
-              <w:t>Every figure your club has ever recorded, public and current.</w:t>
-            </w:r>
-          </w:p>
-          <w:p>
-            <w:pPr>
-              <w:keepNext w:val="0"/>
-              <w:pageBreakBefore w:val="0"/>
-              <w:spacing w:before="30" w:after="0" w:lineRule="exact" w:line="204"/>
-              <w:ind w:left="160" w:hanging="160"/>
-            </w:pPr>
-            <w:r>
-              <w:rPr>
-                <w:rFonts w:ascii="Arial" w:hAnsi="Arial" w:cs="Arial" w:eastAsia="Arial"/>
-                <w:b/>
-                <w:i w:val="0"/>
-                <w:color w:val="16C784"/>
-                <w:sz w:val="14"/>
-              </w:rPr>
-              <w:t xml:space="preserve">·  </w:t>
-            </w:r>
-            <w:r>
-              <w:rPr>
-                <w:rFonts w:ascii="Arial" w:hAnsi="Arial" w:cs="Arial" w:eastAsia="Arial"/>
-                <w:b w:val="0"/>
-                <w:i w:val="0"/>
-                <w:color w:val="A3AAB9"/>
-                <w:sz w:val="14"/>
-              </w:rPr>
-              <w:t>A profile for every player, leaderboards, all-time and partnership records, and the honour board</w:t>
-            </w:r>
-          </w:p>
-          <w:p>
-            <w:pPr>
-              <w:keepNext w:val="0"/>
-              <w:pageBreakBefore w:val="0"/>
-              <w:spacing w:before="30" w:after="0" w:lineRule="exact" w:line="204"/>
-              <w:ind w:left="160" w:hanging="160"/>
-            </w:pPr>
-            <w:r>
-              <w:rPr>
-                <w:rFonts w:ascii="Arial" w:hAnsi="Arial" w:cs="Arial" w:eastAsia="Arial"/>
-                <w:b/>
-                <w:i w:val="0"/>
-                <w:color w:val="16C784"/>
-                <w:sz w:val="14"/>
-              </w:rPr>
-              <w:t xml:space="preserve">·  </w:t>
-            </w:r>
-            <w:r>
-              <w:rPr>
-                <w:rFonts w:ascii="Arial" w:hAnsi="Arial" w:cs="Arial" w:eastAsia="Arial"/>
-                <w:b w:val="0"/>
-                <w:i w:val="0"/>
-                <w:color w:val="A3AAB9"/>
-                <w:sz w:val="14"/>
-              </w:rPr>
-              <w:t>Scorecards, fixtures and ladders going back as far as your records do</w:t>
-            </w:r>
-          </w:p>
-          <w:p>
-            <w:pPr>
-              <w:keepNext w:val="0"/>
-              <w:pageBreakBefore w:val="0"/>
-              <w:spacing w:before="30" w:after="0" w:lineRule="exact" w:line="204"/>
-              <w:ind w:left="160" w:hanging="160"/>
-            </w:pPr>
-            <w:r>
-              <w:rPr>
-                <w:rFonts w:ascii="Arial" w:hAnsi="Arial" w:cs="Arial" w:eastAsia="Arial"/>
-                <w:b/>
-                <w:i w:val="0"/>
-                <w:color w:val="16C784"/>
-                <w:sz w:val="14"/>
-              </w:rPr>
-              <w:t xml:space="preserve">·  </w:t>
-            </w:r>
-            <w:r>
-              <w:rPr>
-                <w:rFonts w:ascii="Arial" w:hAnsi="Arial" w:cs="Arial" w:eastAsia="Arial"/>
-                <w:b w:val="0"/>
-                <w:i w:val="0"/>
-                <w:color w:val="A3AAB9"/>
-                <w:sz w:val="14"/>
-              </w:rPr>
-              <w:t>Filter the lot by grade type and match type, so Under-14s never pad a senior average</w:t>
-            </w:r>
-          </w:p>
-          <w:p>
-            <w:pPr>
-              <w:keepNext w:val="0"/>
-              <w:pageBreakBefore w:val="0"/>
-              <w:spacing w:before="30" w:after="0" w:lineRule="exact" w:line="204"/>
-              <w:ind w:left="160" w:hanging="160"/>
-            </w:pPr>
-            <w:r>
-              <w:rPr>
-                <w:rFonts w:ascii="Arial" w:hAnsi="Arial" w:cs="Arial" w:eastAsia="Arial"/>
-                <w:b/>
-                <w:i w:val="0"/>
-                <w:color w:val="16C784"/>
-                <w:sz w:val="14"/>
-              </w:rPr>
-              <w:t xml:space="preserve">·  </w:t>
-            </w:r>
-            <w:r>
-              <w:rPr>
-                <w:rFonts w:ascii="Arial" w:hAnsi="Arial" w:cs="Arial" w:eastAsia="Arial"/>
-                <w:b w:val="0"/>
-                <w:i w:val="0"/>
-                <w:color w:val="A3AAB9"/>
-                <w:sz w:val="14"/>
-              </w:rPr>
-              <w:t>A public, club-branded site for the lot, Club Room Mode on the clubhouse TV, and a season yearbook that writes itself</w:t>
-            </w:r>
-          </w:p>
         </w:tc>
         <w:tc>
           <w:tcPr>
-            <w:tcW w:w="120" w:type="dxa"/>
+            <w:tcW w:w="160" w:type="dxa"/>
             <w:tcMar>
               <w:top w:w="0" w:type="dxa"/>
               <w:left w:w="0" w:type="dxa"/>
@@ -972,24 +830,17 @@
         </w:tc>
         <w:tc>
           <w:tcPr>
-            <w:tcW w:w="5040" w:type="dxa"/>
-            <w:tcBorders>
-              <w:top w:val="single" w:sz="6" w:space="0" w:color="1D2331"/>
-              <w:left w:val="single" w:sz="6" w:space="0" w:color="1D2331"/>
-              <w:bottom w:val="single" w:sz="6" w:space="0" w:color="1D2331"/>
-              <w:right w:val="single" w:sz="6" w:space="0" w:color="1D2331"/>
-            </w:tcBorders>
-            <w:shd w:val="clear" w:color="auto" w:fill="101828"/>
+            <w:tcW w:w="5020" w:type="dxa"/>
             <w:tcMar>
-              <w:top w:w="140" w:type="dxa"/>
-              <w:left w:w="180" w:type="dxa"/>
-              <w:bottom w:w="140" w:type="dxa"/>
-              <w:right w:w="180" w:type="dxa"/>
+              <w:top w:w="0" w:type="dxa"/>
+              <w:left w:w="0" w:type="dxa"/>
+              <w:bottom w:w="120" w:type="dxa"/>
+              <w:right w:w="0" w:type="dxa"/>
             </w:tcMar>
           </w:tcPr>
           <w:tbl>
             <w:tblPr>
-              <w:tblW w:w="4666" w:type="dxa"/>
+              <w:tblW w:w="5020" w:type="dxa"/>
               <w:tblInd w:w="0" w:type="dxa"/>
               <w:tblBorders>
                 <w:top w:val="nil"/>
@@ -1009,14 +860,1887 @@
               <w:tblLook w:firstColumn="1" w:firstRow="1" w:lastColumn="0" w:lastRow="0" w:noHBand="0" w:noVBand="1" w:val="04A0"/>
             </w:tblPr>
             <w:tblGrid>
-              <w:gridCol w:w="3360"/>
-              <w:gridCol w:w="120"/>
-              <w:gridCol w:w="1186"/>
+              <w:gridCol w:w="320"/>
+              <w:gridCol w:w="0"/>
+              <w:gridCol w:w="4700"/>
             </w:tblGrid>
             <w:tr>
               <w:tc>
                 <w:tcPr>
-                  <w:tcW w:w="3360" w:type="dxa"/>
+                  <w:tcW w:w="320" w:type="dxa"/>
+                  <w:tcMar>
+                    <w:top w:w="0" w:type="dxa"/>
+                    <w:left w:w="0" w:type="dxa"/>
+                    <w:bottom w:w="0" w:type="dxa"/>
+                    <w:right w:w="0" w:type="dxa"/>
+                  </w:tcMar>
+                </w:tcPr>
+                <w:p>
+                  <w:pPr>
+                    <w:keepNext w:val="0"/>
+                    <w:pageBreakBefore w:val="0"/>
+                    <w:spacing w:before="0" w:after="0" w:lineRule="exact" w:line="220"/>
+                  </w:pPr>
+                  <w:r>
+                    <w:rPr>
+                      <w:rFonts w:ascii="Arial" w:hAnsi="Arial" w:cs="Arial" w:eastAsia="Arial"/>
+                      <w:b/>
+                      <w:i w:val="0"/>
+                      <w:color w:val="16C784"/>
+                      <w:sz w:val="14"/>
+                    </w:rPr>
+                    <w:t>02</w:t>
+                  </w:r>
+                </w:p>
+              </w:tc>
+              <w:tc>
+                <w:tcPr>
+                  <w:tcW w:w="0" w:type="dxa"/>
+                  <w:tcMar>
+                    <w:top w:w="0" w:type="dxa"/>
+                    <w:left w:w="0" w:type="dxa"/>
+                    <w:bottom w:w="0" w:type="dxa"/>
+                    <w:right w:w="0" w:type="dxa"/>
+                  </w:tcMar>
+                </w:tcPr>
+                <w:p>
+                  <w:pPr>
+                    <w:spacing w:after="0" w:lineRule="exact" w:line="20"/>
+                  </w:pPr>
+                  <w:r>
+                    <w:rPr>
+                      <w:rFonts w:ascii="Arial" w:hAnsi="Arial" w:cs="Arial" w:eastAsia="Arial"/>
+                      <w:b w:val="0"/>
+                      <w:i w:val="0"/>
+                      <w:color w:val="A3AAB9"/>
+                      <w:sz w:val="2"/>
+                    </w:rPr>
+                  </w:r>
+                </w:p>
+              </w:tc>
+              <w:tc>
+                <w:tcPr>
+                  <w:tcW w:w="4700" w:type="dxa"/>
+                  <w:tcMar>
+                    <w:top w:w="0" w:type="dxa"/>
+                    <w:left w:w="0" w:type="dxa"/>
+                    <w:bottom w:w="0" w:type="dxa"/>
+                    <w:right w:w="0" w:type="dxa"/>
+                  </w:tcMar>
+                </w:tcPr>
+                <w:p>
+                  <w:pPr>
+                    <w:keepNext w:val="0"/>
+                    <w:pageBreakBefore w:val="0"/>
+                    <w:spacing w:before="0" w:after="0" w:lineRule="exact" w:line="220"/>
+                  </w:pPr>
+                  <w:r>
+                    <w:rPr>
+                      <w:rFonts w:ascii="Arial" w:hAnsi="Arial" w:cs="Arial" w:eastAsia="Arial"/>
+                      <w:b/>
+                      <w:i w:val="0"/>
+                      <w:color w:val="E6E8EF"/>
+                      <w:sz w:val="15"/>
+                    </w:rPr>
+                    <w:t>Saturday's "who's in?"</w:t>
+                  </w:r>
+                </w:p>
+                <w:p>
+                  <w:pPr>
+                    <w:keepNext w:val="0"/>
+                    <w:pageBreakBefore w:val="0"/>
+                    <w:spacing w:before="40" w:after="0" w:lineRule="exact" w:line="208"/>
+                  </w:pPr>
+                  <w:r>
+                    <w:rPr>
+                      <w:rFonts w:ascii="Arial" w:hAnsi="Arial" w:cs="Arial" w:eastAsia="Arial"/>
+                      <w:b w:val="0"/>
+                      <w:i w:val="0"/>
+                      <w:color w:val="A3AAB9"/>
+                      <w:sz w:val="14"/>
+                    </w:rPr>
+                    <w:t>Availability arrives by group chat, gets copied into a spreadsheet, and the side gets picked twice because two grades both wanted the same all-rounder.</w:t>
+                  </w:r>
+                </w:p>
+              </w:tc>
+            </w:tr>
+          </w:tbl>
+          <w:p/>
+        </w:tc>
+      </w:tr>
+      <w:tr>
+        <w:tc>
+          <w:tcPr>
+            <w:tcW w:w="5020" w:type="dxa"/>
+            <w:tcMar>
+              <w:top w:w="0" w:type="dxa"/>
+              <w:left w:w="0" w:type="dxa"/>
+              <w:bottom w:w="120" w:type="dxa"/>
+              <w:right w:w="0" w:type="dxa"/>
+            </w:tcMar>
+          </w:tcPr>
+          <w:tbl>
+            <w:tblPr>
+              <w:tblW w:w="5020" w:type="dxa"/>
+              <w:tblInd w:w="0" w:type="dxa"/>
+              <w:tblBorders>
+                <w:top w:val="nil"/>
+                <w:left w:val="nil"/>
+                <w:bottom w:val="nil"/>
+                <w:right w:val="nil"/>
+                <w:insideH w:val="nil"/>
+                <w:insideV w:val="nil"/>
+              </w:tblBorders>
+              <w:tblLayout w:type="fixed"/>
+              <w:tblCellMar>
+                <w:top w:w="0" w:type="dxa"/>
+                <w:left w:w="0" w:type="dxa"/>
+                <w:bottom w:w="0" w:type="dxa"/>
+                <w:right w:w="0" w:type="dxa"/>
+              </w:tblCellMar>
+              <w:tblLook w:firstColumn="1" w:firstRow="1" w:lastColumn="0" w:lastRow="0" w:noHBand="0" w:noVBand="1" w:val="04A0"/>
+            </w:tblPr>
+            <w:tblGrid>
+              <w:gridCol w:w="320"/>
+              <w:gridCol w:w="0"/>
+              <w:gridCol w:w="4700"/>
+            </w:tblGrid>
+            <w:tr>
+              <w:tc>
+                <w:tcPr>
+                  <w:tcW w:w="320" w:type="dxa"/>
+                  <w:tcMar>
+                    <w:top w:w="0" w:type="dxa"/>
+                    <w:left w:w="0" w:type="dxa"/>
+                    <w:bottom w:w="0" w:type="dxa"/>
+                    <w:right w:w="0" w:type="dxa"/>
+                  </w:tcMar>
+                </w:tcPr>
+                <w:p>
+                  <w:pPr>
+                    <w:keepNext w:val="0"/>
+                    <w:pageBreakBefore w:val="0"/>
+                    <w:spacing w:before="0" w:after="0" w:lineRule="exact" w:line="220"/>
+                  </w:pPr>
+                  <w:r>
+                    <w:rPr>
+                      <w:rFonts w:ascii="Arial" w:hAnsi="Arial" w:cs="Arial" w:eastAsia="Arial"/>
+                      <w:b/>
+                      <w:i w:val="0"/>
+                      <w:color w:val="16C784"/>
+                      <w:sz w:val="14"/>
+                    </w:rPr>
+                    <w:t>03</w:t>
+                  </w:r>
+                </w:p>
+              </w:tc>
+              <w:tc>
+                <w:tcPr>
+                  <w:tcW w:w="0" w:type="dxa"/>
+                  <w:tcMar>
+                    <w:top w:w="0" w:type="dxa"/>
+                    <w:left w:w="0" w:type="dxa"/>
+                    <w:bottom w:w="0" w:type="dxa"/>
+                    <w:right w:w="0" w:type="dxa"/>
+                  </w:tcMar>
+                </w:tcPr>
+                <w:p>
+                  <w:pPr>
+                    <w:spacing w:after="0" w:lineRule="exact" w:line="20"/>
+                  </w:pPr>
+                  <w:r>
+                    <w:rPr>
+                      <w:rFonts w:ascii="Arial" w:hAnsi="Arial" w:cs="Arial" w:eastAsia="Arial"/>
+                      <w:b w:val="0"/>
+                      <w:i w:val="0"/>
+                      <w:color w:val="A3AAB9"/>
+                      <w:sz w:val="2"/>
+                    </w:rPr>
+                  </w:r>
+                </w:p>
+              </w:tc>
+              <w:tc>
+                <w:tcPr>
+                  <w:tcW w:w="4700" w:type="dxa"/>
+                  <w:tcMar>
+                    <w:top w:w="0" w:type="dxa"/>
+                    <w:left w:w="0" w:type="dxa"/>
+                    <w:bottom w:w="0" w:type="dxa"/>
+                    <w:right w:w="0" w:type="dxa"/>
+                  </w:tcMar>
+                </w:tcPr>
+                <w:p>
+                  <w:pPr>
+                    <w:keepNext w:val="0"/>
+                    <w:pageBreakBefore w:val="0"/>
+                    <w:spacing w:before="0" w:after="0" w:lineRule="exact" w:line="220"/>
+                  </w:pPr>
+                  <w:r>
+                    <w:rPr>
+                      <w:rFonts w:ascii="Arial" w:hAnsi="Arial" w:cs="Arial" w:eastAsia="Arial"/>
+                      <w:b/>
+                      <w:i w:val="0"/>
+                      <w:color w:val="E6E8EF"/>
+                      <w:sz w:val="15"/>
+                    </w:rPr>
+                    <w:t>Five tools and five bills</w:t>
+                  </w:r>
+                </w:p>
+                <w:p>
+                  <w:pPr>
+                    <w:keepNext w:val="0"/>
+                    <w:pageBreakBefore w:val="0"/>
+                    <w:spacing w:before="40" w:after="0" w:lineRule="exact" w:line="208"/>
+                  </w:pPr>
+                  <w:r>
+                    <w:rPr>
+                      <w:rFonts w:ascii="Arial" w:hAnsi="Arial" w:cs="Arial" w:eastAsia="Arial"/>
+                      <w:b w:val="0"/>
+                      <w:i w:val="0"/>
+                      <w:color w:val="A3AAB9"/>
+                      <w:sz w:val="14"/>
+                    </w:rPr>
+                    <w:t>A spreadsheet, a site builder, Canva, a mail tool and a payments app, none of which talk to each other. Nobody can change the website except the one bloke who built it.</w:t>
+                  </w:r>
+                </w:p>
+              </w:tc>
+            </w:tr>
+          </w:tbl>
+          <w:p/>
+        </w:tc>
+        <w:tc>
+          <w:tcPr>
+            <w:tcW w:w="160" w:type="dxa"/>
+            <w:tcMar>
+              <w:top w:w="0" w:type="dxa"/>
+              <w:left w:w="0" w:type="dxa"/>
+              <w:bottom w:w="0" w:type="dxa"/>
+              <w:right w:w="0" w:type="dxa"/>
+            </w:tcMar>
+          </w:tcPr>
+          <w:p>
+            <w:pPr>
+              <w:spacing w:after="0" w:lineRule="exact" w:line="20"/>
+            </w:pPr>
+            <w:r>
+              <w:rPr>
+                <w:rFonts w:ascii="Arial" w:hAnsi="Arial" w:cs="Arial" w:eastAsia="Arial"/>
+                <w:b w:val="0"/>
+                <w:i w:val="0"/>
+                <w:color w:val="A3AAB9"/>
+                <w:sz w:val="2"/>
+              </w:rPr>
+            </w:r>
+          </w:p>
+        </w:tc>
+        <w:tc>
+          <w:tcPr>
+            <w:tcW w:w="5020" w:type="dxa"/>
+            <w:tcMar>
+              <w:top w:w="0" w:type="dxa"/>
+              <w:left w:w="0" w:type="dxa"/>
+              <w:bottom w:w="120" w:type="dxa"/>
+              <w:right w:w="0" w:type="dxa"/>
+            </w:tcMar>
+          </w:tcPr>
+          <w:tbl>
+            <w:tblPr>
+              <w:tblW w:w="5020" w:type="dxa"/>
+              <w:tblInd w:w="0" w:type="dxa"/>
+              <w:tblBorders>
+                <w:top w:val="nil"/>
+                <w:left w:val="nil"/>
+                <w:bottom w:val="nil"/>
+                <w:right w:val="nil"/>
+                <w:insideH w:val="nil"/>
+                <w:insideV w:val="nil"/>
+              </w:tblBorders>
+              <w:tblLayout w:type="fixed"/>
+              <w:tblCellMar>
+                <w:top w:w="0" w:type="dxa"/>
+                <w:left w:w="0" w:type="dxa"/>
+                <w:bottom w:w="0" w:type="dxa"/>
+                <w:right w:w="0" w:type="dxa"/>
+              </w:tblCellMar>
+              <w:tblLook w:firstColumn="1" w:firstRow="1" w:lastColumn="0" w:lastRow="0" w:noHBand="0" w:noVBand="1" w:val="04A0"/>
+            </w:tblPr>
+            <w:tblGrid>
+              <w:gridCol w:w="320"/>
+              <w:gridCol w:w="0"/>
+              <w:gridCol w:w="4700"/>
+            </w:tblGrid>
+            <w:tr>
+              <w:tc>
+                <w:tcPr>
+                  <w:tcW w:w="320" w:type="dxa"/>
+                  <w:tcMar>
+                    <w:top w:w="0" w:type="dxa"/>
+                    <w:left w:w="0" w:type="dxa"/>
+                    <w:bottom w:w="0" w:type="dxa"/>
+                    <w:right w:w="0" w:type="dxa"/>
+                  </w:tcMar>
+                </w:tcPr>
+                <w:p>
+                  <w:pPr>
+                    <w:keepNext w:val="0"/>
+                    <w:pageBreakBefore w:val="0"/>
+                    <w:spacing w:before="0" w:after="0" w:lineRule="exact" w:line="220"/>
+                  </w:pPr>
+                  <w:r>
+                    <w:rPr>
+                      <w:rFonts w:ascii="Arial" w:hAnsi="Arial" w:cs="Arial" w:eastAsia="Arial"/>
+                      <w:b/>
+                      <w:i w:val="0"/>
+                      <w:color w:val="16C784"/>
+                      <w:sz w:val="14"/>
+                    </w:rPr>
+                    <w:t>04</w:t>
+                  </w:r>
+                </w:p>
+              </w:tc>
+              <w:tc>
+                <w:tcPr>
+                  <w:tcW w:w="0" w:type="dxa"/>
+                  <w:tcMar>
+                    <w:top w:w="0" w:type="dxa"/>
+                    <w:left w:w="0" w:type="dxa"/>
+                    <w:bottom w:w="0" w:type="dxa"/>
+                    <w:right w:w="0" w:type="dxa"/>
+                  </w:tcMar>
+                </w:tcPr>
+                <w:p>
+                  <w:pPr>
+                    <w:spacing w:after="0" w:lineRule="exact" w:line="20"/>
+                  </w:pPr>
+                  <w:r>
+                    <w:rPr>
+                      <w:rFonts w:ascii="Arial" w:hAnsi="Arial" w:cs="Arial" w:eastAsia="Arial"/>
+                      <w:b w:val="0"/>
+                      <w:i w:val="0"/>
+                      <w:color w:val="A3AAB9"/>
+                      <w:sz w:val="2"/>
+                    </w:rPr>
+                  </w:r>
+                </w:p>
+              </w:tc>
+              <w:tc>
+                <w:tcPr>
+                  <w:tcW w:w="4700" w:type="dxa"/>
+                  <w:tcMar>
+                    <w:top w:w="0" w:type="dxa"/>
+                    <w:left w:w="0" w:type="dxa"/>
+                    <w:bottom w:w="0" w:type="dxa"/>
+                    <w:right w:w="0" w:type="dxa"/>
+                  </w:tcMar>
+                </w:tcPr>
+                <w:p>
+                  <w:pPr>
+                    <w:keepNext w:val="0"/>
+                    <w:pageBreakBefore w:val="0"/>
+                    <w:spacing w:before="0" w:after="0" w:lineRule="exact" w:line="220"/>
+                  </w:pPr>
+                  <w:r>
+                    <w:rPr>
+                      <w:rFonts w:ascii="Arial" w:hAnsi="Arial" w:cs="Arial" w:eastAsia="Arial"/>
+                      <w:b/>
+                      <w:i w:val="0"/>
+                      <w:color w:val="E6E8EF"/>
+                      <w:sz w:val="15"/>
+                    </w:rPr>
+                    <w:t>Money tracked in three places</w:t>
+                  </w:r>
+                </w:p>
+                <w:p>
+                  <w:pPr>
+                    <w:keepNext w:val="0"/>
+                    <w:pageBreakBefore w:val="0"/>
+                    <w:spacing w:before="40" w:after="0" w:lineRule="exact" w:line="208"/>
+                  </w:pPr>
+                  <w:r>
+                    <w:rPr>
+                      <w:rFonts w:ascii="Arial" w:hAnsi="Arial" w:cs="Arial" w:eastAsia="Arial"/>
+                      <w:b w:val="0"/>
+                      <w:i w:val="0"/>
+                      <w:color w:val="A3AAB9"/>
+                      <w:sz w:val="14"/>
+                    </w:rPr>
+                    <w:t>Subs here, match fees there, canteen takings in a tin. Chased by text, reconciled by hand, and the treasurer finds out in June who never paid.</w:t>
+                  </w:r>
+                </w:p>
+              </w:tc>
+            </w:tr>
+          </w:tbl>
+          <w:p/>
+        </w:tc>
+      </w:tr>
+      <w:tr>
+        <w:tc>
+          <w:tcPr>
+            <w:tcW w:w="5020" w:type="dxa"/>
+            <w:tcMar>
+              <w:top w:w="0" w:type="dxa"/>
+              <w:left w:w="0" w:type="dxa"/>
+              <w:bottom w:w="120" w:type="dxa"/>
+              <w:right w:w="0" w:type="dxa"/>
+            </w:tcMar>
+          </w:tcPr>
+          <w:tbl>
+            <w:tblPr>
+              <w:tblW w:w="5020" w:type="dxa"/>
+              <w:tblInd w:w="0" w:type="dxa"/>
+              <w:tblBorders>
+                <w:top w:val="nil"/>
+                <w:left w:val="nil"/>
+                <w:bottom w:val="nil"/>
+                <w:right w:val="nil"/>
+                <w:insideH w:val="nil"/>
+                <w:insideV w:val="nil"/>
+              </w:tblBorders>
+              <w:tblLayout w:type="fixed"/>
+              <w:tblCellMar>
+                <w:top w:w="0" w:type="dxa"/>
+                <w:left w:w="0" w:type="dxa"/>
+                <w:bottom w:w="0" w:type="dxa"/>
+                <w:right w:w="0" w:type="dxa"/>
+              </w:tblCellMar>
+              <w:tblLook w:firstColumn="1" w:firstRow="1" w:lastColumn="0" w:lastRow="0" w:noHBand="0" w:noVBand="1" w:val="04A0"/>
+            </w:tblPr>
+            <w:tblGrid>
+              <w:gridCol w:w="320"/>
+              <w:gridCol w:w="0"/>
+              <w:gridCol w:w="4700"/>
+            </w:tblGrid>
+            <w:tr>
+              <w:tc>
+                <w:tcPr>
+                  <w:tcW w:w="320" w:type="dxa"/>
+                  <w:tcMar>
+                    <w:top w:w="0" w:type="dxa"/>
+                    <w:left w:w="0" w:type="dxa"/>
+                    <w:bottom w:w="0" w:type="dxa"/>
+                    <w:right w:w="0" w:type="dxa"/>
+                  </w:tcMar>
+                </w:tcPr>
+                <w:p>
+                  <w:pPr>
+                    <w:keepNext w:val="0"/>
+                    <w:pageBreakBefore w:val="0"/>
+                    <w:spacing w:before="0" w:after="0" w:lineRule="exact" w:line="220"/>
+                  </w:pPr>
+                  <w:r>
+                    <w:rPr>
+                      <w:rFonts w:ascii="Arial" w:hAnsi="Arial" w:cs="Arial" w:eastAsia="Arial"/>
+                      <w:b/>
+                      <w:i w:val="0"/>
+                      <w:color w:val="16C784"/>
+                      <w:sz w:val="14"/>
+                    </w:rPr>
+                    <w:t>05</w:t>
+                  </w:r>
+                </w:p>
+              </w:tc>
+              <w:tc>
+                <w:tcPr>
+                  <w:tcW w:w="0" w:type="dxa"/>
+                  <w:tcMar>
+                    <w:top w:w="0" w:type="dxa"/>
+                    <w:left w:w="0" w:type="dxa"/>
+                    <w:bottom w:w="0" w:type="dxa"/>
+                    <w:right w:w="0" w:type="dxa"/>
+                  </w:tcMar>
+                </w:tcPr>
+                <w:p>
+                  <w:pPr>
+                    <w:spacing w:after="0" w:lineRule="exact" w:line="20"/>
+                  </w:pPr>
+                  <w:r>
+                    <w:rPr>
+                      <w:rFonts w:ascii="Arial" w:hAnsi="Arial" w:cs="Arial" w:eastAsia="Arial"/>
+                      <w:b w:val="0"/>
+                      <w:i w:val="0"/>
+                      <w:color w:val="A3AAB9"/>
+                      <w:sz w:val="2"/>
+                    </w:rPr>
+                  </w:r>
+                </w:p>
+              </w:tc>
+              <w:tc>
+                <w:tcPr>
+                  <w:tcW w:w="4700" w:type="dxa"/>
+                  <w:tcMar>
+                    <w:top w:w="0" w:type="dxa"/>
+                    <w:left w:w="0" w:type="dxa"/>
+                    <w:bottom w:w="0" w:type="dxa"/>
+                    <w:right w:w="0" w:type="dxa"/>
+                  </w:tcMar>
+                </w:tcPr>
+                <w:p>
+                  <w:pPr>
+                    <w:keepNext w:val="0"/>
+                    <w:pageBreakBefore w:val="0"/>
+                    <w:spacing w:before="0" w:after="0" w:lineRule="exact" w:line="220"/>
+                  </w:pPr>
+                  <w:r>
+                    <w:rPr>
+                      <w:rFonts w:ascii="Arial" w:hAnsi="Arial" w:cs="Arial" w:eastAsia="Arial"/>
+                      <w:b/>
+                      <w:i w:val="0"/>
+                      <w:color w:val="E6E8EF"/>
+                      <w:sz w:val="15"/>
+                    </w:rPr>
+                    <w:t>Compliance you hear about late</w:t>
+                  </w:r>
+                </w:p>
+                <w:p>
+                  <w:pPr>
+                    <w:keepNext w:val="0"/>
+                    <w:pageBreakBefore w:val="0"/>
+                    <w:spacing w:before="40" w:after="0" w:lineRule="exact" w:line="208"/>
+                  </w:pPr>
+                  <w:r>
+                    <w:rPr>
+                      <w:rFonts w:ascii="Arial" w:hAnsi="Arial" w:cs="Arial" w:eastAsia="Arial"/>
+                      <w:b w:val="0"/>
+                      <w:i w:val="0"/>
+                      <w:color w:val="A3AAB9"/>
+                      <w:sz w:val="14"/>
+                    </w:rPr>
+                    <w:t>A working-with-children check that lapsed in March, an RSA nobody holds, and a ground inspection that was due before the first game.</w:t>
+                  </w:r>
+                </w:p>
+              </w:tc>
+            </w:tr>
+          </w:tbl>
+          <w:p/>
+        </w:tc>
+        <w:tc>
+          <w:tcPr>
+            <w:tcW w:w="160" w:type="dxa"/>
+            <w:tcMar>
+              <w:top w:w="0" w:type="dxa"/>
+              <w:left w:w="0" w:type="dxa"/>
+              <w:bottom w:w="0" w:type="dxa"/>
+              <w:right w:w="0" w:type="dxa"/>
+            </w:tcMar>
+          </w:tcPr>
+          <w:p>
+            <w:pPr>
+              <w:spacing w:after="0" w:lineRule="exact" w:line="20"/>
+            </w:pPr>
+            <w:r>
+              <w:rPr>
+                <w:rFonts w:ascii="Arial" w:hAnsi="Arial" w:cs="Arial" w:eastAsia="Arial"/>
+                <w:b w:val="0"/>
+                <w:i w:val="0"/>
+                <w:color w:val="A3AAB9"/>
+                <w:sz w:val="2"/>
+              </w:rPr>
+            </w:r>
+          </w:p>
+        </w:tc>
+        <w:tc>
+          <w:tcPr>
+            <w:tcW w:w="5020" w:type="dxa"/>
+            <w:tcMar>
+              <w:top w:w="0" w:type="dxa"/>
+              <w:left w:w="0" w:type="dxa"/>
+              <w:bottom w:w="120" w:type="dxa"/>
+              <w:right w:w="0" w:type="dxa"/>
+            </w:tcMar>
+          </w:tcPr>
+          <w:tbl>
+            <w:tblPr>
+              <w:tblW w:w="5020" w:type="dxa"/>
+              <w:tblInd w:w="0" w:type="dxa"/>
+              <w:tblBorders>
+                <w:top w:val="nil"/>
+                <w:left w:val="nil"/>
+                <w:bottom w:val="nil"/>
+                <w:right w:val="nil"/>
+                <w:insideH w:val="nil"/>
+                <w:insideV w:val="nil"/>
+              </w:tblBorders>
+              <w:tblLayout w:type="fixed"/>
+              <w:tblCellMar>
+                <w:top w:w="0" w:type="dxa"/>
+                <w:left w:w="0" w:type="dxa"/>
+                <w:bottom w:w="0" w:type="dxa"/>
+                <w:right w:w="0" w:type="dxa"/>
+              </w:tblCellMar>
+              <w:tblLook w:firstColumn="1" w:firstRow="1" w:lastColumn="0" w:lastRow="0" w:noHBand="0" w:noVBand="1" w:val="04A0"/>
+            </w:tblPr>
+            <w:tblGrid>
+              <w:gridCol w:w="320"/>
+              <w:gridCol w:w="0"/>
+              <w:gridCol w:w="4700"/>
+            </w:tblGrid>
+            <w:tr>
+              <w:tc>
+                <w:tcPr>
+                  <w:tcW w:w="320" w:type="dxa"/>
+                  <w:tcMar>
+                    <w:top w:w="0" w:type="dxa"/>
+                    <w:left w:w="0" w:type="dxa"/>
+                    <w:bottom w:w="0" w:type="dxa"/>
+                    <w:right w:w="0" w:type="dxa"/>
+                  </w:tcMar>
+                </w:tcPr>
+                <w:p>
+                  <w:pPr>
+                    <w:keepNext w:val="0"/>
+                    <w:pageBreakBefore w:val="0"/>
+                    <w:spacing w:before="0" w:after="0" w:lineRule="exact" w:line="220"/>
+                  </w:pPr>
+                  <w:r>
+                    <w:rPr>
+                      <w:rFonts w:ascii="Arial" w:hAnsi="Arial" w:cs="Arial" w:eastAsia="Arial"/>
+                      <w:b/>
+                      <w:i w:val="0"/>
+                      <w:color w:val="16C784"/>
+                      <w:sz w:val="14"/>
+                    </w:rPr>
+                    <w:t>06</w:t>
+                  </w:r>
+                </w:p>
+              </w:tc>
+              <w:tc>
+                <w:tcPr>
+                  <w:tcW w:w="0" w:type="dxa"/>
+                  <w:tcMar>
+                    <w:top w:w="0" w:type="dxa"/>
+                    <w:left w:w="0" w:type="dxa"/>
+                    <w:bottom w:w="0" w:type="dxa"/>
+                    <w:right w:w="0" w:type="dxa"/>
+                  </w:tcMar>
+                </w:tcPr>
+                <w:p>
+                  <w:pPr>
+                    <w:spacing w:after="0" w:lineRule="exact" w:line="20"/>
+                  </w:pPr>
+                  <w:r>
+                    <w:rPr>
+                      <w:rFonts w:ascii="Arial" w:hAnsi="Arial" w:cs="Arial" w:eastAsia="Arial"/>
+                      <w:b w:val="0"/>
+                      <w:i w:val="0"/>
+                      <w:color w:val="A3AAB9"/>
+                      <w:sz w:val="2"/>
+                    </w:rPr>
+                  </w:r>
+                </w:p>
+              </w:tc>
+              <w:tc>
+                <w:tcPr>
+                  <w:tcW w:w="4700" w:type="dxa"/>
+                  <w:tcMar>
+                    <w:top w:w="0" w:type="dxa"/>
+                    <w:left w:w="0" w:type="dxa"/>
+                    <w:bottom w:w="0" w:type="dxa"/>
+                    <w:right w:w="0" w:type="dxa"/>
+                  </w:tcMar>
+                </w:tcPr>
+                <w:p>
+                  <w:pPr>
+                    <w:keepNext w:val="0"/>
+                    <w:pageBreakBefore w:val="0"/>
+                    <w:spacing w:before="0" w:after="0" w:lineRule="exact" w:line="220"/>
+                  </w:pPr>
+                  <w:r>
+                    <w:rPr>
+                      <w:rFonts w:ascii="Arial" w:hAnsi="Arial" w:cs="Arial" w:eastAsia="Arial"/>
+                      <w:b/>
+                      <w:i w:val="0"/>
+                      <w:color w:val="E6E8EF"/>
+                      <w:sz w:val="15"/>
+                    </w:rPr>
+                    <w:t>The committee's memory</w:t>
+                  </w:r>
+                </w:p>
+                <w:p>
+                  <w:pPr>
+                    <w:keepNext w:val="0"/>
+                    <w:pageBreakBefore w:val="0"/>
+                    <w:spacing w:before="40" w:after="0" w:lineRule="exact" w:line="208"/>
+                  </w:pPr>
+                  <w:r>
+                    <w:rPr>
+                      <w:rFonts w:ascii="Arial" w:hAnsi="Arial" w:cs="Arial" w:eastAsia="Arial"/>
+                      <w:b w:val="0"/>
+                      <w:i w:val="0"/>
+                      <w:color w:val="A3AAB9"/>
+                      <w:sz w:val="14"/>
+                    </w:rPr>
+                    <w:t>Motions carried and never written up, actions nobody owns, and a strategic plan that stalls the day its author steps down.</w:t>
+                  </w:r>
+                </w:p>
+              </w:tc>
+            </w:tr>
+          </w:tbl>
+          <w:p/>
+        </w:tc>
+      </w:tr>
+    </w:tbl>
+    <w:p>
+      <w:pPr>
+        <w:keepNext/>
+        <w:pageBreakBefore w:val="0"/>
+        <w:spacing w:before="200" w:after="40" w:lineRule="exact" w:line="200"/>
+      </w:pPr>
+      <w:r>
+        <w:rPr>
+          <w:rFonts w:ascii="Arial" w:hAnsi="Arial" w:cs="Arial" w:eastAsia="Arial"/>
+          <w:b/>
+          <w:i w:val="0"/>
+          <w:color w:val="16C784"/>
+          <w:spacing w:val="22"/>
+          <w:sz w:val="14"/>
+        </w:rPr>
+        <w:t>INCLUDED WITH EVERY CLUB</w:t>
+      </w:r>
+    </w:p>
+    <w:p>
+      <w:pPr>
+        <w:keepNext/>
+        <w:pageBreakBefore w:val="0"/>
+        <w:spacing w:before="0" w:after="100" w:lineRule="exact" w:line="220"/>
+      </w:pPr>
+      <w:r>
+        <w:rPr>
+          <w:rFonts w:ascii="Arial" w:hAnsi="Arial" w:cs="Arial" w:eastAsia="Arial"/>
+          <w:b w:val="0"/>
+          <w:i w:val="0"/>
+          <w:color w:val="8A90A2"/>
+          <w:sz w:val="16"/>
+        </w:rPr>
+        <w:t>BetterStats is the base every club starts on. It is the club's whole record, and the tools that keep the place running.</w:t>
+      </w:r>
+    </w:p>
+    <w:tbl>
+      <w:tblPr>
+        <w:tblW w:w="10208" w:type="dxa"/>
+        <w:tblInd w:w="0" w:type="dxa"/>
+        <w:tblBorders>
+          <w:top w:val="nil"/>
+          <w:left w:val="nil"/>
+          <w:bottom w:val="nil"/>
+          <w:right w:val="nil"/>
+          <w:insideH w:val="nil"/>
+          <w:insideV w:val="nil"/>
+        </w:tblBorders>
+        <w:tblLayout w:type="fixed"/>
+        <w:tblCellMar>
+          <w:top w:w="0" w:type="dxa"/>
+          <w:left w:w="0" w:type="dxa"/>
+          <w:bottom w:w="0" w:type="dxa"/>
+          <w:right w:w="0" w:type="dxa"/>
+        </w:tblCellMar>
+        <w:tblLook w:firstColumn="1" w:firstRow="1" w:lastColumn="0" w:lastRow="0" w:noHBand="0" w:noVBand="1" w:val="04A0"/>
+      </w:tblPr>
+      <w:tblGrid>
+        <w:gridCol w:w="10208"/>
+      </w:tblGrid>
+      <w:tr>
+        <w:tc>
+          <w:tcPr>
+            <w:tcW w:w="10208" w:type="dxa"/>
+            <w:tcBorders>
+              <w:top w:val="single" w:sz="6" w:space="0" w:color="16C784"/>
+              <w:left w:val="single" w:sz="6" w:space="0" w:color="16C784"/>
+              <w:bottom w:val="single" w:sz="6" w:space="0" w:color="16C784"/>
+              <w:right w:val="single" w:sz="6" w:space="0" w:color="16C784"/>
+            </w:tcBorders>
+            <w:shd w:val="clear" w:color="auto" w:fill="0A1D26"/>
+            <w:tcMar>
+              <w:top w:w="160" w:type="dxa"/>
+              <w:left w:w="200" w:type="dxa"/>
+              <w:bottom w:w="160" w:type="dxa"/>
+              <w:right w:w="200" w:type="dxa"/>
+            </w:tcMar>
+          </w:tcPr>
+          <w:tbl>
+            <w:tblPr>
+              <w:tblW w:w="9808" w:type="dxa"/>
+              <w:tblInd w:w="0" w:type="dxa"/>
+              <w:tblBorders>
+                <w:top w:val="nil"/>
+                <w:left w:val="nil"/>
+                <w:bottom w:val="nil"/>
+                <w:right w:val="nil"/>
+                <w:insideH w:val="nil"/>
+                <w:insideV w:val="nil"/>
+              </w:tblBorders>
+              <w:tblLayout w:type="fixed"/>
+              <w:tblCellMar>
+                <w:top w:w="0" w:type="dxa"/>
+                <w:left w:w="0" w:type="dxa"/>
+                <w:bottom w:w="0" w:type="dxa"/>
+                <w:right w:w="0" w:type="dxa"/>
+              </w:tblCellMar>
+              <w:tblLook w:firstColumn="1" w:firstRow="1" w:lastColumn="0" w:lastRow="0" w:noHBand="0" w:noVBand="1" w:val="04A0"/>
+            </w:tblPr>
+            <w:tblGrid>
+              <w:gridCol w:w="6000"/>
+              <w:gridCol w:w="160"/>
+              <w:gridCol w:w="3648"/>
+            </w:tblGrid>
+            <w:tr>
+              <w:tc>
+                <w:tcPr>
+                  <w:tcW w:w="6000" w:type="dxa"/>
+                  <w:tcMar>
+                    <w:top w:w="0" w:type="dxa"/>
+                    <w:left w:w="0" w:type="dxa"/>
+                    <w:bottom w:w="0" w:type="dxa"/>
+                    <w:right w:w="0" w:type="dxa"/>
+                  </w:tcMar>
+                </w:tcPr>
+                <w:p>
+                  <w:pPr>
+                    <w:keepNext w:val="0"/>
+                    <w:pageBreakBefore w:val="0"/>
+                    <w:spacing w:before="0" w:after="0" w:lineRule="exact" w:line="240"/>
+                  </w:pPr>
+                  <w:r>
+                    <w:rPr>
+                      <w:rFonts w:ascii="Arial" w:hAnsi="Arial" w:cs="Arial" w:eastAsia="Arial"/>
+                      <w:b/>
+                      <w:i w:val="0"/>
+                      <w:color w:val="E6E8EF"/>
+                      <w:sz w:val="18"/>
+                    </w:rPr>
+                    <w:t>BetterStats</w:t>
+                  </w:r>
+                  <w:r>
+                    <w:rPr>
+                      <w:rFonts w:ascii="Arial" w:hAnsi="Arial" w:cs="Arial" w:eastAsia="Arial"/>
+                      <w:b w:val="0"/>
+                      <w:i w:val="0"/>
+                      <w:color w:val="E6E8EF"/>
+                      <w:sz w:val="18"/>
+                    </w:rPr>
+                    <w:t xml:space="preserve">  </w:t>
+                  </w:r>
+                  <w:r>
+                    <w:rPr>
+                      <w:rFonts w:ascii="Arial" w:hAnsi="Arial" w:cs="Arial" w:eastAsia="Arial"/>
+                      <w:b/>
+                      <w:i w:val="0"/>
+                      <w:color w:val="06231A"/>
+                      <w:spacing w:val="10"/>
+                      <w:sz w:val="13"/>
+                      <w:shd w:val="clear" w:color="auto" w:fill="16C784"/>
+                    </w:rPr>
+                    <w:t xml:space="preserve">  INCLUDED  </w:t>
+                  </w:r>
+                </w:p>
+              </w:tc>
+              <w:tc>
+                <w:tcPr>
+                  <w:tcW w:w="160" w:type="dxa"/>
+                  <w:tcMar>
+                    <w:top w:w="0" w:type="dxa"/>
+                    <w:left w:w="0" w:type="dxa"/>
+                    <w:bottom w:w="0" w:type="dxa"/>
+                    <w:right w:w="0" w:type="dxa"/>
+                  </w:tcMar>
+                </w:tcPr>
+                <w:p>
+                  <w:pPr>
+                    <w:spacing w:after="0" w:lineRule="exact" w:line="20"/>
+                  </w:pPr>
+                  <w:r>
+                    <w:rPr>
+                      <w:rFonts w:ascii="Arial" w:hAnsi="Arial" w:cs="Arial" w:eastAsia="Arial"/>
+                      <w:b w:val="0"/>
+                      <w:i w:val="0"/>
+                      <w:color w:val="A3AAB9"/>
+                      <w:sz w:val="2"/>
+                    </w:rPr>
+                  </w:r>
+                </w:p>
+              </w:tc>
+              <w:tc>
+                <w:tcPr>
+                  <w:tcW w:w="3648" w:type="dxa"/>
+                  <w:tcMar>
+                    <w:top w:w="0" w:type="dxa"/>
+                    <w:left w:w="0" w:type="dxa"/>
+                    <w:bottom w:w="0" w:type="dxa"/>
+                    <w:right w:w="0" w:type="dxa"/>
+                  </w:tcMar>
+                </w:tcPr>
+                <w:p>
+                  <w:pPr>
+                    <w:keepNext w:val="0"/>
+                    <w:pageBreakBefore w:val="0"/>
+                    <w:spacing w:before="0" w:after="0" w:lineRule="exact" w:line="240"/>
+                    <w:jc w:val="right"/>
+                  </w:pPr>
+                  <w:r>
+                    <w:rPr>
+                      <w:rFonts w:ascii="Arial" w:hAnsi="Arial" w:cs="Arial" w:eastAsia="Arial"/>
+                      <w:b/>
+                      <w:i w:val="0"/>
+                      <w:color w:val="16C784"/>
+                      <w:sz w:val="18"/>
+                    </w:rPr>
+                    <w:t>$399 / year</w:t>
+                  </w:r>
+                </w:p>
+              </w:tc>
+            </w:tr>
+          </w:tbl>
+          <w:p/>
+          <w:tbl>
+            <w:tblPr>
+              <w:tblW w:w="9808" w:type="dxa"/>
+              <w:tblInd w:w="0" w:type="dxa"/>
+              <w:tblBorders>
+                <w:top w:val="nil"/>
+                <w:left w:val="nil"/>
+                <w:bottom w:val="nil"/>
+                <w:right w:val="nil"/>
+                <w:insideH w:val="nil"/>
+                <w:insideV w:val="nil"/>
+              </w:tblBorders>
+              <w:tblLayout w:type="fixed"/>
+              <w:tblCellMar>
+                <w:top w:w="0" w:type="dxa"/>
+                <w:left w:w="0" w:type="dxa"/>
+                <w:bottom w:w="0" w:type="dxa"/>
+                <w:right w:w="0" w:type="dxa"/>
+              </w:tblCellMar>
+              <w:tblLook w:firstColumn="1" w:firstRow="1" w:lastColumn="0" w:lastRow="0" w:noHBand="0" w:noVBand="1" w:val="04A0"/>
+            </w:tblPr>
+            <w:tblGrid>
+              <w:gridCol w:w="4764"/>
+              <w:gridCol w:w="280"/>
+              <w:gridCol w:w="4764"/>
+            </w:tblGrid>
+            <w:tr>
+              <w:tc>
+                <w:tcPr>
+                  <w:tcW w:w="4764" w:type="dxa"/>
+                  <w:tcMar>
+                    <w:top w:w="0" w:type="dxa"/>
+                    <w:left w:w="0" w:type="dxa"/>
+                    <w:bottom w:w="0" w:type="dxa"/>
+                    <w:right w:w="0" w:type="dxa"/>
+                  </w:tcMar>
+                </w:tcPr>
+                <w:p>
+                  <w:pPr>
+                    <w:keepNext w:val="0"/>
+                    <w:pageBreakBefore w:val="0"/>
+                    <w:spacing w:before="80" w:after="40" w:lineRule="exact" w:line="190"/>
+                  </w:pPr>
+                  <w:r>
+                    <w:rPr>
+                      <w:rFonts w:ascii="Arial" w:hAnsi="Arial" w:cs="Arial" w:eastAsia="Arial"/>
+                      <w:b/>
+                      <w:i w:val="0"/>
+                      <w:color w:val="16C784"/>
+                      <w:spacing w:val="18"/>
+                      <w:sz w:val="13"/>
+                    </w:rPr>
+                    <w:t>THE RECORD</w:t>
+                  </w:r>
+                </w:p>
+                <w:p>
+                  <w:pPr>
+                    <w:keepNext w:val="0"/>
+                    <w:pageBreakBefore w:val="0"/>
+                    <w:spacing w:before="30" w:after="0" w:lineRule="exact" w:line="204"/>
+                    <w:ind w:left="160" w:hanging="160"/>
+                  </w:pPr>
+                  <w:r>
+                    <w:rPr>
+                      <w:rFonts w:ascii="Arial" w:hAnsi="Arial" w:cs="Arial" w:eastAsia="Arial"/>
+                      <w:b/>
+                      <w:i w:val="0"/>
+                      <w:color w:val="16C784"/>
+                      <w:sz w:val="14"/>
+                    </w:rPr>
+                    <w:t xml:space="preserve">·  </w:t>
+                  </w:r>
+                  <w:r>
+                    <w:rPr>
+                      <w:rFonts w:ascii="Arial" w:hAnsi="Arial" w:cs="Arial" w:eastAsia="Arial"/>
+                      <w:b w:val="0"/>
+                      <w:i w:val="0"/>
+                      <w:color w:val="A3AAB9"/>
+                      <w:sz w:val="14"/>
+                    </w:rPr>
+                    <w:t>Every batting, bowling and fielding figure the club holds, reconciled across decades and kept current on its own</w:t>
+                  </w:r>
+                </w:p>
+                <w:p>
+                  <w:pPr>
+                    <w:keepNext w:val="0"/>
+                    <w:pageBreakBefore w:val="0"/>
+                    <w:spacing w:before="30" w:after="0" w:lineRule="exact" w:line="204"/>
+                    <w:ind w:left="160" w:hanging="160"/>
+                  </w:pPr>
+                  <w:r>
+                    <w:rPr>
+                      <w:rFonts w:ascii="Arial" w:hAnsi="Arial" w:cs="Arial" w:eastAsia="Arial"/>
+                      <w:b/>
+                      <w:i w:val="0"/>
+                      <w:color w:val="16C784"/>
+                      <w:sz w:val="14"/>
+                    </w:rPr>
+                    <w:t xml:space="preserve">·  </w:t>
+                  </w:r>
+                  <w:r>
+                    <w:rPr>
+                      <w:rFonts w:ascii="Arial" w:hAnsi="Arial" w:cs="Arial" w:eastAsia="Arial"/>
+                      <w:b w:val="0"/>
+                      <w:i w:val="0"/>
+                      <w:color w:val="A3AAB9"/>
+                      <w:sz w:val="14"/>
+                    </w:rPr>
+                    <w:t>Scorecards, fixtures and ladders going back as far as your records do</w:t>
+                  </w:r>
+                </w:p>
+                <w:p>
+                  <w:pPr>
+                    <w:keepNext w:val="0"/>
+                    <w:pageBreakBefore w:val="0"/>
+                    <w:spacing w:before="30" w:after="0" w:lineRule="exact" w:line="204"/>
+                    <w:ind w:left="160" w:hanging="160"/>
+                  </w:pPr>
+                  <w:r>
+                    <w:rPr>
+                      <w:rFonts w:ascii="Arial" w:hAnsi="Arial" w:cs="Arial" w:eastAsia="Arial"/>
+                      <w:b/>
+                      <w:i w:val="0"/>
+                      <w:color w:val="16C784"/>
+                      <w:sz w:val="14"/>
+                    </w:rPr>
+                    <w:t xml:space="preserve">·  </w:t>
+                  </w:r>
+                  <w:r>
+                    <w:rPr>
+                      <w:rFonts w:ascii="Arial" w:hAnsi="Arial" w:cs="Arial" w:eastAsia="Arial"/>
+                      <w:b w:val="0"/>
+                      <w:i w:val="0"/>
+                      <w:color w:val="A3AAB9"/>
+                      <w:sz w:val="14"/>
+                    </w:rPr>
+                    <w:t>A profile for every player, leaderboards, all-time and partnership records, and the honour board</w:t>
+                  </w:r>
+                </w:p>
+                <w:p>
+                  <w:pPr>
+                    <w:keepNext w:val="0"/>
+                    <w:pageBreakBefore w:val="0"/>
+                    <w:spacing w:before="30" w:after="0" w:lineRule="exact" w:line="204"/>
+                    <w:ind w:left="160" w:hanging="160"/>
+                  </w:pPr>
+                  <w:r>
+                    <w:rPr>
+                      <w:rFonts w:ascii="Arial" w:hAnsi="Arial" w:cs="Arial" w:eastAsia="Arial"/>
+                      <w:b/>
+                      <w:i w:val="0"/>
+                      <w:color w:val="16C784"/>
+                      <w:sz w:val="14"/>
+                    </w:rPr>
+                    <w:t xml:space="preserve">·  </w:t>
+                  </w:r>
+                  <w:r>
+                    <w:rPr>
+                      <w:rFonts w:ascii="Arial" w:hAnsi="Arial" w:cs="Arial" w:eastAsia="Arial"/>
+                      <w:b w:val="0"/>
+                      <w:i w:val="0"/>
+                      <w:color w:val="A3AAB9"/>
+                      <w:sz w:val="14"/>
+                    </w:rPr>
+                    <w:t>Filter any of it by grade type and match type, so Under-14s never pad a senior average</w:t>
+                  </w:r>
+                </w:p>
+                <w:p>
+                  <w:pPr>
+                    <w:keepNext w:val="0"/>
+                    <w:pageBreakBefore w:val="0"/>
+                    <w:spacing w:before="30" w:after="0" w:lineRule="exact" w:line="204"/>
+                    <w:ind w:left="160" w:hanging="160"/>
+                  </w:pPr>
+                  <w:r>
+                    <w:rPr>
+                      <w:rFonts w:ascii="Arial" w:hAnsi="Arial" w:cs="Arial" w:eastAsia="Arial"/>
+                      <w:b/>
+                      <w:i w:val="0"/>
+                      <w:color w:val="16C784"/>
+                      <w:sz w:val="14"/>
+                    </w:rPr>
+                    <w:t xml:space="preserve">·  </w:t>
+                  </w:r>
+                  <w:r>
+                    <w:rPr>
+                      <w:rFonts w:ascii="Arial" w:hAnsi="Arial" w:cs="Arial" w:eastAsia="Arial"/>
+                      <w:b w:val="0"/>
+                      <w:i w:val="0"/>
+                      <w:color w:val="A3AAB9"/>
+                      <w:sz w:val="14"/>
+                    </w:rPr>
+                    <w:t>Awards and honours recorded against the player, not a plaque nobody photographed</w:t>
+                  </w:r>
+                </w:p>
+                <w:p>
+                  <w:pPr>
+                    <w:keepNext w:val="0"/>
+                    <w:pageBreakBefore w:val="0"/>
+                    <w:spacing w:before="30" w:after="0" w:lineRule="exact" w:line="204"/>
+                    <w:ind w:left="160" w:hanging="160"/>
+                  </w:pPr>
+                  <w:r>
+                    <w:rPr>
+                      <w:rFonts w:ascii="Arial" w:hAnsi="Arial" w:cs="Arial" w:eastAsia="Arial"/>
+                      <w:b/>
+                      <w:i w:val="0"/>
+                      <w:color w:val="16C784"/>
+                      <w:sz w:val="14"/>
+                    </w:rPr>
+                    <w:t xml:space="preserve">·  </w:t>
+                  </w:r>
+                  <w:r>
+                    <w:rPr>
+                      <w:rFonts w:ascii="Arial" w:hAnsi="Arial" w:cs="Arial" w:eastAsia="Arial"/>
+                      <w:b w:val="0"/>
+                      <w:i w:val="0"/>
+                      <w:color w:val="A3AAB9"/>
+                      <w:sz w:val="14"/>
+                    </w:rPr>
+                    <w:t>StatLab, so any question the committee asks gets a real answer and a report you can save</w:t>
+                  </w:r>
+                </w:p>
+                <w:p>
+                  <w:pPr>
+                    <w:keepNext w:val="0"/>
+                    <w:pageBreakBefore w:val="0"/>
+                    <w:spacing w:before="30" w:after="0" w:lineRule="exact" w:line="204"/>
+                    <w:ind w:left="160" w:hanging="160"/>
+                  </w:pPr>
+                  <w:r>
+                    <w:rPr>
+                      <w:rFonts w:ascii="Arial" w:hAnsi="Arial" w:cs="Arial" w:eastAsia="Arial"/>
+                      <w:b/>
+                      <w:i w:val="0"/>
+                      <w:color w:val="16C784"/>
+                      <w:sz w:val="14"/>
+                    </w:rPr>
+                    <w:t xml:space="preserve">·  </w:t>
+                  </w:r>
+                  <w:r>
+                    <w:rPr>
+                      <w:rFonts w:ascii="Arial" w:hAnsi="Arial" w:cs="Arial" w:eastAsia="Arial"/>
+                      <w:b w:val="0"/>
+                      <w:i w:val="0"/>
+                      <w:color w:val="A3AAB9"/>
+                      <w:sz w:val="14"/>
+                    </w:rPr>
+                    <w:t>Milestones flagged before they happen, so nobody's 100th game goes unmarked</w:t>
+                  </w:r>
+                </w:p>
+                <w:p>
+                  <w:pPr>
+                    <w:keepNext w:val="0"/>
+                    <w:pageBreakBefore w:val="0"/>
+                    <w:spacing w:before="30" w:after="0" w:lineRule="exact" w:line="204"/>
+                    <w:ind w:left="160" w:hanging="160"/>
+                  </w:pPr>
+                  <w:r>
+                    <w:rPr>
+                      <w:rFonts w:ascii="Arial" w:hAnsi="Arial" w:cs="Arial" w:eastAsia="Arial"/>
+                      <w:b/>
+                      <w:i w:val="0"/>
+                      <w:color w:val="16C784"/>
+                      <w:sz w:val="14"/>
+                    </w:rPr>
+                    <w:t xml:space="preserve">·  </w:t>
+                  </w:r>
+                  <w:r>
+                    <w:rPr>
+                      <w:rFonts w:ascii="Arial" w:hAnsi="Arial" w:cs="Arial" w:eastAsia="Arial"/>
+                      <w:b w:val="0"/>
+                      <w:i w:val="0"/>
+                      <w:color w:val="A3AAB9"/>
+                      <w:sz w:val="14"/>
+                    </w:rPr>
+                    <w:t>A season yearbook that writes itself, and Club Room Mode for the TV in the clubhouse</w:t>
+                  </w:r>
+                </w:p>
+              </w:tc>
+              <w:tc>
+                <w:tcPr>
+                  <w:tcW w:w="280" w:type="dxa"/>
+                  <w:tcMar>
+                    <w:top w:w="0" w:type="dxa"/>
+                    <w:left w:w="0" w:type="dxa"/>
+                    <w:bottom w:w="0" w:type="dxa"/>
+                    <w:right w:w="0" w:type="dxa"/>
+                  </w:tcMar>
+                </w:tcPr>
+                <w:p>
+                  <w:pPr>
+                    <w:spacing w:after="0" w:lineRule="exact" w:line="20"/>
+                  </w:pPr>
+                  <w:r>
+                    <w:rPr>
+                      <w:rFonts w:ascii="Arial" w:hAnsi="Arial" w:cs="Arial" w:eastAsia="Arial"/>
+                      <w:b w:val="0"/>
+                      <w:i w:val="0"/>
+                      <w:color w:val="A3AAB9"/>
+                      <w:sz w:val="2"/>
+                    </w:rPr>
+                  </w:r>
+                </w:p>
+              </w:tc>
+              <w:tc>
+                <w:tcPr>
+                  <w:tcW w:w="4764" w:type="dxa"/>
+                  <w:tcMar>
+                    <w:top w:w="0" w:type="dxa"/>
+                    <w:left w:w="0" w:type="dxa"/>
+                    <w:bottom w:w="0" w:type="dxa"/>
+                    <w:right w:w="0" w:type="dxa"/>
+                  </w:tcMar>
+                </w:tcPr>
+                <w:p>
+                  <w:pPr>
+                    <w:keepNext w:val="0"/>
+                    <w:pageBreakBefore w:val="0"/>
+                    <w:spacing w:before="80" w:after="40" w:lineRule="exact" w:line="190"/>
+                  </w:pPr>
+                  <w:r>
+                    <w:rPr>
+                      <w:rFonts w:ascii="Arial" w:hAnsi="Arial" w:cs="Arial" w:eastAsia="Arial"/>
+                      <w:b/>
+                      <w:i w:val="0"/>
+                      <w:color w:val="16C784"/>
+                      <w:spacing w:val="18"/>
+                      <w:sz w:val="13"/>
+                    </w:rPr>
+                    <w:t>RUNNING THE PLACE</w:t>
+                  </w:r>
+                </w:p>
+                <w:p>
+                  <w:pPr>
+                    <w:keepNext w:val="0"/>
+                    <w:pageBreakBefore w:val="0"/>
+                    <w:spacing w:before="30" w:after="0" w:lineRule="exact" w:line="204"/>
+                    <w:ind w:left="160" w:hanging="160"/>
+                  </w:pPr>
+                  <w:r>
+                    <w:rPr>
+                      <w:rFonts w:ascii="Arial" w:hAnsi="Arial" w:cs="Arial" w:eastAsia="Arial"/>
+                      <w:b/>
+                      <w:i w:val="0"/>
+                      <w:color w:val="16C784"/>
+                      <w:sz w:val="14"/>
+                    </w:rPr>
+                    <w:t xml:space="preserve">·  </w:t>
+                  </w:r>
+                  <w:r>
+                    <w:rPr>
+                      <w:rFonts w:ascii="Arial" w:hAnsi="Arial" w:cs="Arial" w:eastAsia="Arial"/>
+                      <w:b w:val="0"/>
+                      <w:i w:val="0"/>
+                      <w:color w:val="A3AAB9"/>
+                      <w:sz w:val="14"/>
+                    </w:rPr>
+                    <w:t>One directory of everyone at the club: players, parents, volunteers, officials and life members</w:t>
+                  </w:r>
+                </w:p>
+                <w:p>
+                  <w:pPr>
+                    <w:keepNext w:val="0"/>
+                    <w:pageBreakBefore w:val="0"/>
+                    <w:spacing w:before="30" w:after="0" w:lineRule="exact" w:line="204"/>
+                    <w:ind w:left="160" w:hanging="160"/>
+                  </w:pPr>
+                  <w:r>
+                    <w:rPr>
+                      <w:rFonts w:ascii="Arial" w:hAnsi="Arial" w:cs="Arial" w:eastAsia="Arial"/>
+                      <w:b/>
+                      <w:i w:val="0"/>
+                      <w:color w:val="16C784"/>
+                      <w:sz w:val="14"/>
+                    </w:rPr>
+                    <w:t xml:space="preserve">·  </w:t>
+                  </w:r>
+                  <w:r>
+                    <w:rPr>
+                      <w:rFonts w:ascii="Arial" w:hAnsi="Arial" w:cs="Arial" w:eastAsia="Arial"/>
+                      <w:b w:val="0"/>
+                      <w:i w:val="0"/>
+                      <w:color w:val="A3AAB9"/>
+                      <w:sz w:val="14"/>
+                    </w:rPr>
+                    <w:t>Committee meetings with agendas, minutes, motions and actions, tied to the club's strategic plan</w:t>
+                  </w:r>
+                </w:p>
+                <w:p>
+                  <w:pPr>
+                    <w:keepNext w:val="0"/>
+                    <w:pageBreakBefore w:val="0"/>
+                    <w:spacing w:before="30" w:after="0" w:lineRule="exact" w:line="204"/>
+                    <w:ind w:left="160" w:hanging="160"/>
+                  </w:pPr>
+                  <w:r>
+                    <w:rPr>
+                      <w:rFonts w:ascii="Arial" w:hAnsi="Arial" w:cs="Arial" w:eastAsia="Arial"/>
+                      <w:b/>
+                      <w:i w:val="0"/>
+                      <w:color w:val="16C784"/>
+                      <w:sz w:val="14"/>
+                    </w:rPr>
+                    <w:t xml:space="preserve">·  </w:t>
+                  </w:r>
+                  <w:r>
+                    <w:rPr>
+                      <w:rFonts w:ascii="Arial" w:hAnsi="Arial" w:cs="Arial" w:eastAsia="Arial"/>
+                      <w:b w:val="0"/>
+                      <w:i w:val="0"/>
+                      <w:color w:val="A3AAB9"/>
+                      <w:sz w:val="14"/>
+                    </w:rPr>
+                    <w:t>The volunteer roster, with hours logged and ready for a grant application</w:t>
+                  </w:r>
+                </w:p>
+                <w:p>
+                  <w:pPr>
+                    <w:keepNext w:val="0"/>
+                    <w:pageBreakBefore w:val="0"/>
+                    <w:spacing w:before="30" w:after="0" w:lineRule="exact" w:line="204"/>
+                    <w:ind w:left="160" w:hanging="160"/>
+                  </w:pPr>
+                  <w:r>
+                    <w:rPr>
+                      <w:rFonts w:ascii="Arial" w:hAnsi="Arial" w:cs="Arial" w:eastAsia="Arial"/>
+                      <w:b/>
+                      <w:i w:val="0"/>
+                      <w:color w:val="16C784"/>
+                      <w:sz w:val="14"/>
+                    </w:rPr>
+                    <w:t xml:space="preserve">·  </w:t>
+                  </w:r>
+                  <w:r>
+                    <w:rPr>
+                      <w:rFonts w:ascii="Arial" w:hAnsi="Arial" w:cs="Arial" w:eastAsia="Arial"/>
+                      <w:b w:val="0"/>
+                      <w:i w:val="0"/>
+                      <w:color w:val="A3AAB9"/>
+                      <w:sz w:val="14"/>
+                    </w:rPr>
+                    <w:t>Working-with-children, RSA and first-aid tickets tracked, with warnings before they lapse</w:t>
+                  </w:r>
+                </w:p>
+                <w:p>
+                  <w:pPr>
+                    <w:keepNext w:val="0"/>
+                    <w:pageBreakBefore w:val="0"/>
+                    <w:spacing w:before="30" w:after="0" w:lineRule="exact" w:line="204"/>
+                    <w:ind w:left="160" w:hanging="160"/>
+                  </w:pPr>
+                  <w:r>
+                    <w:rPr>
+                      <w:rFonts w:ascii="Arial" w:hAnsi="Arial" w:cs="Arial" w:eastAsia="Arial"/>
+                      <w:b/>
+                      <w:i w:val="0"/>
+                      <w:color w:val="16C784"/>
+                      <w:sz w:val="14"/>
+                    </w:rPr>
+                    <w:t xml:space="preserve">·  </w:t>
+                  </w:r>
+                  <w:r>
+                    <w:rPr>
+                      <w:rFonts w:ascii="Arial" w:hAnsi="Arial" w:cs="Arial" w:eastAsia="Arial"/>
+                      <w:b w:val="0"/>
+                      <w:i w:val="0"/>
+                      <w:color w:val="A3AAB9"/>
+                      <w:sz w:val="14"/>
+                    </w:rPr>
+                    <w:t>A club diary for the annual jobs: registrations, insurance, ground bookings, the AGM</w:t>
+                  </w:r>
+                </w:p>
+                <w:p>
+                  <w:pPr>
+                    <w:keepNext w:val="0"/>
+                    <w:pageBreakBefore w:val="0"/>
+                    <w:spacing w:before="30" w:after="0" w:lineRule="exact" w:line="204"/>
+                    <w:ind w:left="160" w:hanging="160"/>
+                  </w:pPr>
+                  <w:r>
+                    <w:rPr>
+                      <w:rFonts w:ascii="Arial" w:hAnsi="Arial" w:cs="Arial" w:eastAsia="Arial"/>
+                      <w:b/>
+                      <w:i w:val="0"/>
+                      <w:color w:val="16C784"/>
+                      <w:sz w:val="14"/>
+                    </w:rPr>
+                    <w:t xml:space="preserve">·  </w:t>
+                  </w:r>
+                  <w:r>
+                    <w:rPr>
+                      <w:rFonts w:ascii="Arial" w:hAnsi="Arial" w:cs="Arial" w:eastAsia="Arial"/>
+                      <w:b w:val="0"/>
+                      <w:i w:val="0"/>
+                      <w:color w:val="A3AAB9"/>
+                      <w:sz w:val="14"/>
+                    </w:rPr>
+                    <w:t>Events and ticketing for the presentation night and the fundraiser</w:t>
+                  </w:r>
+                </w:p>
+                <w:p>
+                  <w:pPr>
+                    <w:keepNext w:val="0"/>
+                    <w:pageBreakBefore w:val="0"/>
+                    <w:spacing w:before="30" w:after="0" w:lineRule="exact" w:line="204"/>
+                    <w:ind w:left="160" w:hanging="160"/>
+                  </w:pPr>
+                  <w:r>
+                    <w:rPr>
+                      <w:rFonts w:ascii="Arial" w:hAnsi="Arial" w:cs="Arial" w:eastAsia="Arial"/>
+                      <w:b/>
+                      <w:i w:val="0"/>
+                      <w:color w:val="16C784"/>
+                      <w:sz w:val="14"/>
+                    </w:rPr>
+                    <w:t xml:space="preserve">·  </w:t>
+                  </w:r>
+                  <w:r>
+                    <w:rPr>
+                      <w:rFonts w:ascii="Arial" w:hAnsi="Arial" w:cs="Arial" w:eastAsia="Arial"/>
+                      <w:b w:val="0"/>
+                      <w:i w:val="0"/>
+                      <w:color w:val="A3AAB9"/>
+                      <w:sz w:val="14"/>
+                    </w:rPr>
+                    <w:t>Facilities and assets: bookings, hire, maintenance history and replacement dates</w:t>
+                  </w:r>
+                </w:p>
+              </w:tc>
+            </w:tr>
+          </w:tbl>
+          <w:p/>
+        </w:tc>
+      </w:tr>
+    </w:tbl>
+    <w:p>
+      <w:pPr>
+        <w:keepNext w:val="0"/>
+        <w:pageBreakBefore w:val="0"/>
+        <w:spacing w:before="0" w:after="0" w:lineRule="exact" w:line="280"/>
+      </w:pPr>
+    </w:p>
+    <w:p>
+      <w:pPr>
+        <w:keepNext/>
+        <w:pageBreakBefore w:val="0"/>
+        <w:spacing w:before="0" w:after="40" w:lineRule="exact" w:line="200"/>
+      </w:pPr>
+      <w:r>
+        <w:rPr>
+          <w:rFonts w:ascii="Arial" w:hAnsi="Arial" w:cs="Arial" w:eastAsia="Arial"/>
+          <w:b/>
+          <w:i w:val="0"/>
+          <w:color w:val="16C784"/>
+          <w:spacing w:val="22"/>
+          <w:sz w:val="14"/>
+        </w:rPr>
+        <w:t>ONE PLATFORM, NOT FIVE SUBSCRIPTIONS</w:t>
+      </w:r>
+    </w:p>
+    <w:tbl>
+      <w:tblPr>
+        <w:tblW w:w="10208" w:type="dxa"/>
+        <w:tblInd w:w="0" w:type="dxa"/>
+        <w:tblBorders>
+          <w:top w:val="nil"/>
+          <w:left w:val="nil"/>
+          <w:bottom w:val="nil"/>
+          <w:right w:val="nil"/>
+          <w:insideH w:val="nil"/>
+          <w:insideV w:val="nil"/>
+        </w:tblBorders>
+        <w:tblLayout w:type="fixed"/>
+        <w:tblCellMar>
+          <w:top w:w="0" w:type="dxa"/>
+          <w:left w:w="0" w:type="dxa"/>
+          <w:bottom w:w="0" w:type="dxa"/>
+          <w:right w:w="0" w:type="dxa"/>
+        </w:tblCellMar>
+        <w:tblLook w:firstColumn="1" w:firstRow="1" w:lastColumn="0" w:lastRow="0" w:noHBand="0" w:noVBand="1" w:val="04A0"/>
+      </w:tblPr>
+      <w:tblGrid>
+        <w:gridCol w:w="10208"/>
+      </w:tblGrid>
+      <w:tr>
+        <w:tc>
+          <w:tcPr>
+            <w:tcW w:w="10208" w:type="dxa"/>
+            <w:tcBorders>
+              <w:top w:val="nil" w:sz="0" w:space="0" w:color="16C784"/>
+              <w:left w:val="single" w:sz="11" w:space="0" w:color="16C784"/>
+              <w:bottom w:val="nil" w:sz="0" w:space="0" w:color="16C784"/>
+              <w:right w:val="nil" w:sz="0" w:space="0" w:color="16C784"/>
+            </w:tcBorders>
+            <w:shd w:val="clear" w:color="auto" w:fill="0A1D26"/>
+            <w:tcMar>
+              <w:top w:w="160" w:type="dxa"/>
+              <w:left w:w="200" w:type="dxa"/>
+              <w:bottom w:w="160" w:type="dxa"/>
+              <w:right w:w="200" w:type="dxa"/>
+            </w:tcMar>
+          </w:tcPr>
+          <w:p>
+            <w:pPr>
+              <w:keepNext w:val="0"/>
+              <w:pageBreakBefore w:val="0"/>
+              <w:spacing w:before="0" w:after="0" w:lineRule="exact" w:line="240"/>
+            </w:pPr>
+            <w:r>
+              <w:rPr>
+                <w:rFonts w:ascii="Arial" w:hAnsi="Arial" w:cs="Arial" w:eastAsia="Arial"/>
+                <w:b/>
+                <w:i w:val="0"/>
+                <w:color w:val="16C784"/>
+                <w:sz w:val="17"/>
+              </w:rPr>
+              <w:t xml:space="preserve">Enter the season once.  </w:t>
+            </w:r>
+            <w:r>
+              <w:rPr>
+                <w:rFonts w:ascii="Arial" w:hAnsi="Arial" w:cs="Arial" w:eastAsia="Arial"/>
+                <w:b w:val="0"/>
+                <w:i w:val="0"/>
+                <w:color w:val="A3AAB9"/>
+                <w:sz w:val="15"/>
+              </w:rPr>
+              <w:t>The scorecard that moves a player's average is the same one that fills a match-day post, prices a fantasy round, shows the selectors who is in form, books the match fee against the right member and turns up in the yearbook. Nothing is typed twice, nothing drifts out of step, and the club gets one bill instead of five.</w:t>
+            </w:r>
+          </w:p>
+        </w:tc>
+      </w:tr>
+    </w:tbl>
+    <w:p>
+      <w:pPr>
+        <w:keepNext w:val="0"/>
+        <w:pageBreakBefore/>
+        <w:spacing w:before="0" w:after="0" w:lineRule="exact" w:line="20"/>
+      </w:pPr>
+    </w:p>
+    <w:tbl>
+      <w:tblPr>
+        <w:tblW w:w="10208" w:type="dxa"/>
+        <w:tblInd w:w="0" w:type="dxa"/>
+        <w:tblBorders>
+          <w:top w:val="nil"/>
+          <w:left w:val="nil"/>
+          <w:bottom w:val="nil"/>
+          <w:right w:val="nil"/>
+          <w:insideH w:val="nil"/>
+          <w:insideV w:val="nil"/>
+        </w:tblBorders>
+        <w:tblLayout w:type="fixed"/>
+        <w:tblCellMar>
+          <w:top w:w="0" w:type="dxa"/>
+          <w:left w:w="0" w:type="dxa"/>
+          <w:bottom w:w="0" w:type="dxa"/>
+          <w:right w:w="0" w:type="dxa"/>
+        </w:tblCellMar>
+        <w:tblLook w:firstColumn="1" w:firstRow="1" w:lastColumn="0" w:lastRow="0" w:noHBand="0" w:noVBand="1" w:val="04A0"/>
+      </w:tblPr>
+      <w:tblGrid>
+        <w:gridCol w:w="5000"/>
+        <w:gridCol w:w="160"/>
+        <w:gridCol w:w="5048"/>
+      </w:tblGrid>
+      <w:tr>
+        <w:tc>
+          <w:tcPr>
+            <w:tcW w:w="5000" w:type="dxa"/>
+            <w:tcMar>
+              <w:top w:w="0" w:type="dxa"/>
+              <w:left w:w="0" w:type="dxa"/>
+              <w:bottom w:w="0" w:type="dxa"/>
+              <w:right w:w="0" w:type="dxa"/>
+            </w:tcMar>
+          </w:tcPr>
+          <w:p>
+            <w:pPr>
+              <w:keepNext w:val="0"/>
+              <w:pageBreakBefore w:val="0"/>
+              <w:spacing w:before="0" w:after="0" w:lineRule="exact" w:line="480"/>
+            </w:pPr>
+            <w:r>
+              <w:drawing>
+                <wp:inline xmlns:a="http://schemas.openxmlformats.org/drawingml/2006/main" xmlns:pic="http://schemas.openxmlformats.org/drawingml/2006/picture">
+                  <wp:extent cx="329481" cy="279400"/>
+                  <wp:docPr id="2" name="Picture 2"/>
+                  <wp:cNvGraphicFramePr>
+                    <a:graphicFrameLocks noChangeAspect="1"/>
+                  </wp:cNvGraphicFramePr>
+                  <a:graphic>
+                    <a:graphicData uri="http://schemas.openxmlformats.org/drawingml/2006/picture">
+                      <pic:pic>
+                        <pic:nvPicPr>
+                          <pic:cNvPr id="0" name="logo.png"/>
+                          <pic:cNvPicPr/>
+                        </pic:nvPicPr>
+                        <pic:blipFill>
+                          <a:blip r:embed="rId11"/>
+                          <a:stretch>
+                            <a:fillRect/>
+                          </a:stretch>
+                        </pic:blipFill>
+                        <pic:spPr>
+                          <a:xfrm>
+                            <a:off x="0" y="0"/>
+                            <a:ext cx="329481" cy="279400"/>
+                          </a:xfrm>
+                          <a:prstGeom prst="rect"/>
+                        </pic:spPr>
+                      </pic:pic>
+                    </a:graphicData>
+                  </a:graphic>
+                </wp:inline>
+              </w:drawing>
+            </w:r>
+            <w:r>
+              <w:rPr>
+                <w:rFonts w:ascii="Arial" w:hAnsi="Arial" w:cs="Arial" w:eastAsia="Arial"/>
+                <w:b w:val="0"/>
+                <w:i w:val="0"/>
+                <w:color w:val="E6E8EF"/>
+                <w:sz w:val="31"/>
+              </w:rPr>
+              <w:t xml:space="preserve">  </w:t>
+            </w:r>
+            <w:r>
+              <w:rPr>
+                <w:rFonts w:ascii="Arial" w:hAnsi="Arial" w:cs="Arial" w:eastAsia="Arial"/>
+                <w:b/>
+                <w:i w:val="0"/>
+                <w:color w:val="E6E8EF"/>
+                <w:sz w:val="31"/>
+              </w:rPr>
+              <w:t>Better</w:t>
+            </w:r>
+            <w:r>
+              <w:rPr>
+                <w:rFonts w:ascii="Arial" w:hAnsi="Arial" w:cs="Arial" w:eastAsia="Arial"/>
+                <w:b/>
+                <w:i w:val="0"/>
+                <w:color w:val="16C784"/>
+                <w:sz w:val="31"/>
+              </w:rPr>
+              <w:t>Cricket</w:t>
+            </w:r>
+          </w:p>
+        </w:tc>
+        <w:tc>
+          <w:tcPr>
+            <w:tcW w:w="160" w:type="dxa"/>
+            <w:tcMar>
+              <w:top w:w="0" w:type="dxa"/>
+              <w:left w:w="0" w:type="dxa"/>
+              <w:bottom w:w="0" w:type="dxa"/>
+              <w:right w:w="0" w:type="dxa"/>
+            </w:tcMar>
+          </w:tcPr>
+          <w:p>
+            <w:pPr>
+              <w:spacing w:after="0" w:lineRule="exact" w:line="20"/>
+            </w:pPr>
+            <w:r>
+              <w:rPr>
+                <w:rFonts w:ascii="Arial" w:hAnsi="Arial" w:cs="Arial" w:eastAsia="Arial"/>
+                <w:b w:val="0"/>
+                <w:i w:val="0"/>
+                <w:color w:val="A3AAB9"/>
+                <w:sz w:val="2"/>
+              </w:rPr>
+            </w:r>
+          </w:p>
+        </w:tc>
+        <w:tc>
+          <w:tcPr>
+            <w:tcW w:w="5048" w:type="dxa"/>
+            <w:tcMar>
+              <w:top w:w="0" w:type="dxa"/>
+              <w:left w:w="0" w:type="dxa"/>
+              <w:bottom w:w="0" w:type="dxa"/>
+              <w:right w:w="0" w:type="dxa"/>
+            </w:tcMar>
+          </w:tcPr>
+          <w:p>
+            <w:pPr>
+              <w:keepNext w:val="0"/>
+              <w:pageBreakBefore w:val="0"/>
+              <w:spacing w:before="0" w:after="0" w:lineRule="exact" w:line="200"/>
+              <w:jc w:val="right"/>
+            </w:pPr>
+            <w:r>
+              <w:rPr>
+                <w:rFonts w:ascii="Arial" w:hAnsi="Arial" w:cs="Arial" w:eastAsia="Arial"/>
+                <w:b w:val="0"/>
+                <w:i w:val="0"/>
+                <w:color w:val="8A90A2"/>
+                <w:sz w:val="15"/>
+              </w:rPr>
+              <w:t>The modules, what they cost, and how to start</w:t>
+            </w:r>
+          </w:p>
+          <w:p>
+            <w:pPr>
+              <w:keepNext w:val="0"/>
+              <w:pageBreakBefore w:val="0"/>
+              <w:spacing w:before="0" w:after="0" w:lineRule="exact" w:line="220"/>
+              <w:jc w:val="right"/>
+            </w:pPr>
+            <w:r>
+              <w:rPr>
+                <w:rFonts w:ascii="Arial" w:hAnsi="Arial" w:cs="Arial" w:eastAsia="Arial"/>
+                <w:b/>
+                <w:i w:val="0"/>
+                <w:color w:val="16C784"/>
+                <w:sz w:val="15"/>
+              </w:rPr>
+              <w:t>support@bettersports.com.au</w:t>
+            </w:r>
+          </w:p>
+        </w:tc>
+      </w:tr>
+    </w:tbl>
+    <w:p>
+      <w:pPr>
+        <w:keepNext w:val="0"/>
+        <w:pageBreakBefore w:val="0"/>
+        <w:pBdr>
+          <w:bottom w:val="single" w:sz="6" w:space="1" w:color="1D2331"/>
+        </w:pBdr>
+        <w:spacing w:before="160" w:after="0" w:lineRule="exact" w:line="20"/>
+      </w:pPr>
+      <w:r>
+        <w:rPr>
+          <w:rFonts w:ascii="Arial" w:hAnsi="Arial" w:cs="Arial" w:eastAsia="Arial"/>
+          <w:b w:val="0"/>
+          <w:i w:val="0"/>
+          <w:color w:val="A3AAB9"/>
+          <w:sz w:val="2"/>
+        </w:rPr>
+      </w:r>
+    </w:p>
+    <w:p>
+      <w:pPr>
+        <w:keepNext/>
+        <w:pageBreakBefore w:val="0"/>
+        <w:spacing w:before="220" w:after="40" w:lineRule="exact" w:line="200"/>
+      </w:pPr>
+      <w:r>
+        <w:rPr>
+          <w:rFonts w:ascii="Arial" w:hAnsi="Arial" w:cs="Arial" w:eastAsia="Arial"/>
+          <w:b/>
+          <w:i w:val="0"/>
+          <w:color w:val="16C784"/>
+          <w:spacing w:val="22"/>
+          <w:sz w:val="14"/>
+        </w:rPr>
+        <w:t>ADD ONLY WHAT YOU NEED</w:t>
+      </w:r>
+    </w:p>
+    <w:p>
+      <w:pPr>
+        <w:keepNext/>
+        <w:pageBreakBefore w:val="0"/>
+        <w:spacing w:before="0" w:after="100" w:lineRule="exact" w:line="220"/>
+      </w:pPr>
+      <w:r>
+        <w:rPr>
+          <w:rFonts w:ascii="Arial" w:hAnsi="Arial" w:cs="Arial" w:eastAsia="Arial"/>
+          <w:b w:val="0"/>
+          <w:i w:val="0"/>
+          <w:color w:val="8A90A2"/>
+          <w:sz w:val="16"/>
+        </w:rPr>
+        <w:t>Each module is a job the club is already doing by hand. Take one, take the lot, or start with none and add them mid-season.</w:t>
+      </w:r>
+    </w:p>
+    <w:tbl>
+      <w:tblPr>
+        <w:tblW w:w="10208" w:type="dxa"/>
+        <w:tblInd w:w="0" w:type="dxa"/>
+        <w:tblBorders>
+          <w:top w:val="nil"/>
+          <w:left w:val="nil"/>
+          <w:bottom w:val="nil"/>
+          <w:right w:val="nil"/>
+          <w:insideH w:val="nil"/>
+          <w:insideV w:val="nil"/>
+        </w:tblBorders>
+        <w:tblLayout w:type="fixed"/>
+        <w:tblCellMar>
+          <w:top w:w="0" w:type="dxa"/>
+          <w:left w:w="0" w:type="dxa"/>
+          <w:bottom w:w="0" w:type="dxa"/>
+          <w:right w:w="0" w:type="dxa"/>
+        </w:tblCellMar>
+        <w:tblLook w:firstColumn="1" w:firstRow="1" w:lastColumn="0" w:lastRow="0" w:noHBand="0" w:noVBand="1" w:val="04A0"/>
+      </w:tblPr>
+      <w:tblGrid>
+        <w:gridCol w:w="5044"/>
+        <w:gridCol w:w="120"/>
+        <w:gridCol w:w="5044"/>
+      </w:tblGrid>
+      <w:tr>
+        <w:tc>
+          <w:tcPr>
+            <w:tcW w:w="5044" w:type="dxa"/>
+            <w:tcBorders>
+              <w:top w:val="single" w:sz="6" w:space="0" w:color="1D2331"/>
+              <w:left w:val="single" w:sz="6" w:space="0" w:color="1D2331"/>
+              <w:bottom w:val="single" w:sz="6" w:space="0" w:color="1D2331"/>
+              <w:right w:val="single" w:sz="6" w:space="0" w:color="1D2331"/>
+            </w:tcBorders>
+            <w:shd w:val="clear" w:color="auto" w:fill="101828"/>
+            <w:tcMar>
+              <w:top w:w="140" w:type="dxa"/>
+              <w:left w:w="180" w:type="dxa"/>
+              <w:bottom w:w="140" w:type="dxa"/>
+              <w:right w:w="180" w:type="dxa"/>
+            </w:tcMar>
+          </w:tcPr>
+          <w:tbl>
+            <w:tblPr>
+              <w:tblW w:w="4684" w:type="dxa"/>
+              <w:tblInd w:w="0" w:type="dxa"/>
+              <w:tblBorders>
+                <w:top w:val="nil"/>
+                <w:left w:val="nil"/>
+                <w:bottom w:val="nil"/>
+                <w:right w:val="nil"/>
+                <w:insideH w:val="nil"/>
+                <w:insideV w:val="nil"/>
+              </w:tblBorders>
+              <w:tblLayout w:type="fixed"/>
+              <w:tblCellMar>
+                <w:top w:w="0" w:type="dxa"/>
+                <w:left w:w="0" w:type="dxa"/>
+                <w:bottom w:w="0" w:type="dxa"/>
+                <w:right w:w="0" w:type="dxa"/>
+              </w:tblCellMar>
+              <w:tblLook w:firstColumn="1" w:firstRow="1" w:lastColumn="0" w:lastRow="0" w:noHBand="0" w:noVBand="1" w:val="04A0"/>
+            </w:tblPr>
+            <w:tblGrid>
+              <w:gridCol w:w="3444"/>
+              <w:gridCol w:w="120"/>
+              <w:gridCol w:w="1120"/>
+            </w:tblGrid>
+            <w:tr>
+              <w:tc>
+                <w:tcPr>
+                  <w:tcW w:w="3444" w:type="dxa"/>
                   <w:tcMar>
                     <w:top w:w="0" w:type="dxa"/>
                     <w:left w:w="0" w:type="dxa"/>
@@ -1069,7 +2793,7 @@
               </w:tc>
               <w:tc>
                 <w:tcPr>
-                  <w:tcW w:w="1186" w:type="dxa"/>
+                  <w:tcW w:w="1120" w:type="dxa"/>
                   <w:tcMar>
                     <w:top w:w="0" w:type="dxa"/>
                     <w:left w:w="0" w:type="dxa"/>
@@ -1169,7 +2893,7 @@
                 <w:color w:val="A3AAB9"/>
                 <w:sz w:val="14"/>
               </w:rPr>
-              <w:t>Name the XI on a numbered batting order with each player's form beside them</w:t>
+              <w:t>Every squad and grade on one board, so two sides can't pick the same all-rounder</w:t>
             </w:r>
           </w:p>
           <w:p>
@@ -1197,7 +2921,7 @@
                 <w:color w:val="A3AAB9"/>
                 <w:sz w:val="14"/>
               </w:rPr>
-              <w:t>Your association's rules checked as you pick: age limits, overseas caps, junior bowling workloads, finals qualification</w:t>
+              <w:t>Name the XI on a numbered batting order with each player's recent form beside them</w:t>
             </w:r>
           </w:p>
           <w:p>
@@ -1225,34 +2949,63 @@
                 <w:color w:val="A3AAB9"/>
                 <w:sz w:val="14"/>
               </w:rPr>
-              <w:t>Nets run off a QR check-in and a rotation timer, and 3-2-1 votes come back through the same link</w:t>
+              <w:t>Association rules checked as you pick: age limits, overseas caps, junior bowling workloads, finals qualification</w:t>
             </w:r>
           </w:p>
-        </w:tc>
-      </w:tr>
-      <w:tr>
-        <w:tc>
-          <w:tcPr>
-            <w:tcW w:w="5026" w:type="dxa"/>
-            <w:tcMar>
-              <w:top w:w="0" w:type="dxa"/>
-              <w:left w:w="0" w:type="dxa"/>
-              <w:bottom w:w="120" w:type="dxa"/>
-              <w:right w:w="0" w:type="dxa"/>
-            </w:tcMar>
-          </w:tcPr>
           <w:p>
             <w:pPr>
-              <w:spacing w:after="0" w:lineRule="exact" w:line="20"/>
+              <w:keepNext w:val="0"/>
+              <w:pageBreakBefore w:val="0"/>
+              <w:spacing w:before="30" w:after="0" w:lineRule="exact" w:line="204"/>
+              <w:ind w:left="160" w:hanging="160"/>
             </w:pPr>
+            <w:r>
+              <w:rPr>
+                <w:rFonts w:ascii="Arial" w:hAnsi="Arial" w:cs="Arial" w:eastAsia="Arial"/>
+                <w:b/>
+                <w:i w:val="0"/>
+                <w:color w:val="16C784"/>
+                <w:sz w:val="14"/>
+              </w:rPr>
+              <w:t xml:space="preserve">·  </w:t>
+            </w:r>
             <w:r>
               <w:rPr>
                 <w:rFonts w:ascii="Arial" w:hAnsi="Arial" w:cs="Arial" w:eastAsia="Arial"/>
                 <w:b w:val="0"/>
                 <w:i w:val="0"/>
                 <w:color w:val="A3AAB9"/>
-                <w:sz w:val="2"/>
+                <w:sz w:val="14"/>
               </w:rPr>
+              <w:t>Nets off a QR check-in and a rotation timer that keeps the queue moving</w:t>
+            </w:r>
+          </w:p>
+          <w:p>
+            <w:pPr>
+              <w:keepNext w:val="0"/>
+              <w:pageBreakBefore w:val="0"/>
+              <w:spacing w:before="30" w:after="0" w:lineRule="exact" w:line="204"/>
+              <w:ind w:left="160" w:hanging="160"/>
+            </w:pPr>
+            <w:r>
+              <w:rPr>
+                <w:rFonts w:ascii="Arial" w:hAnsi="Arial" w:cs="Arial" w:eastAsia="Arial"/>
+                <w:b/>
+                <w:i w:val="0"/>
+                <w:color w:val="16C784"/>
+                <w:sz w:val="14"/>
+              </w:rPr>
+              <w:t xml:space="preserve">·  </w:t>
+            </w:r>
+            <w:r>
+              <w:rPr>
+                <w:rFonts w:ascii="Arial" w:hAnsi="Arial" w:cs="Arial" w:eastAsia="Arial"/>
+                <w:b w:val="0"/>
+                <w:i w:val="0"/>
+                <w:color w:val="A3AAB9"/>
+                <w:sz w:val="14"/>
+              </w:rPr>
+              <w:t>3-2-1 votes through the same link, counted for you and revealed on screen at the awards night</w:t>
             </w:r>
           </w:p>
         </w:tc>
@@ -1283,34 +3036,7 @@
         </w:tc>
         <w:tc>
           <w:tcPr>
-            <w:tcW w:w="5040" w:type="dxa"/>
-            <w:tcMar>
-              <w:top w:w="0" w:type="dxa"/>
-              <w:left w:w="0" w:type="dxa"/>
-              <w:bottom w:w="120" w:type="dxa"/>
-              <w:right w:w="0" w:type="dxa"/>
-            </w:tcMar>
-          </w:tcPr>
-          <w:p>
-            <w:pPr>
-              <w:spacing w:after="0" w:lineRule="exact" w:line="20"/>
-            </w:pPr>
-            <w:r>
-              <w:rPr>
-                <w:rFonts w:ascii="Arial" w:hAnsi="Arial" w:cs="Arial" w:eastAsia="Arial"/>
-                <w:b w:val="0"/>
-                <w:i w:val="0"/>
-                <w:color w:val="A3AAB9"/>
-                <w:sz w:val="2"/>
-              </w:rPr>
-            </w:r>
-          </w:p>
-        </w:tc>
-      </w:tr>
-      <w:tr>
-        <w:tc>
-          <w:tcPr>
-            <w:tcW w:w="5026" w:type="dxa"/>
+            <w:tcW w:w="5044" w:type="dxa"/>
             <w:tcBorders>
               <w:top w:val="single" w:sz="6" w:space="0" w:color="1D2331"/>
               <w:left w:val="single" w:sz="6" w:space="0" w:color="1D2331"/>
@@ -1327,7 +3053,7 @@
           </w:tcPr>
           <w:tbl>
             <w:tblPr>
-              <w:tblW w:w="4666" w:type="dxa"/>
+              <w:tblW w:w="4684" w:type="dxa"/>
               <w:tblInd w:w="0" w:type="dxa"/>
               <w:tblBorders>
                 <w:top w:val="nil"/>
@@ -1347,14 +3073,14 @@
               <w:tblLook w:firstColumn="1" w:firstRow="1" w:lastColumn="0" w:lastRow="0" w:noHBand="0" w:noVBand="1" w:val="04A0"/>
             </w:tblPr>
             <w:tblGrid>
-              <w:gridCol w:w="3360"/>
+              <w:gridCol w:w="3444"/>
               <w:gridCol w:w="120"/>
-              <w:gridCol w:w="1186"/>
+              <w:gridCol w:w="1120"/>
             </w:tblGrid>
             <w:tr>
               <w:tc>
                 <w:tcPr>
-                  <w:tcW w:w="3360" w:type="dxa"/>
+                  <w:tcW w:w="3444" w:type="dxa"/>
                   <w:tcMar>
                     <w:top w:w="0" w:type="dxa"/>
                     <w:left w:w="0" w:type="dxa"/>
@@ -1407,7 +3133,7 @@
               </w:tc>
               <w:tc>
                 <w:tcPr>
-                  <w:tcW w:w="1186" w:type="dxa"/>
+                  <w:tcW w:w="1120" w:type="dxa"/>
                   <w:tcMar>
                     <w:top w:w="0" w:type="dxa"/>
                     <w:left w:w="0" w:type="dxa"/>
@@ -1451,7 +3177,7 @@
                 <w:color w:val="E6E8EF"/>
                 <w:sz w:val="15"/>
               </w:rPr>
-              <w:t>A full club website, and posts that fill themselves in.</w:t>
+              <w:t>Your website and your match-day posts, both fed by your cricket.</w:t>
             </w:r>
           </w:p>
           <w:p>
@@ -1479,7 +3205,7 @@
                 <w:color w:val="A3AAB9"/>
                 <w:sz w:val="14"/>
               </w:rPr>
-              <w:t>News, pages, galleries, sponsors and honour boards, on top of the stats site every club gets</w:t>
+              <w:t>A full club website: news, pages, galleries, sponsors and honour boards, on top of the stats pages every club gets</w:t>
             </w:r>
           </w:p>
           <w:p>
@@ -1507,7 +3233,7 @@
                 <w:color w:val="A3AAB9"/>
                 <w:sz w:val="14"/>
               </w:rPr>
-              <w:t>A post designer: blocks on a canvas, layers, undo and redo, carousels and a club photo library</w:t>
+              <w:t>No hosting bill, no site-builder subscription, and no waiting on the one volunteer who knows how it works</w:t>
             </w:r>
           </w:p>
           <w:p>
@@ -1535,38 +3261,103 @@
                 <w:color w:val="A3AAB9"/>
                 <w:sz w:val="14"/>
               </w:rPr>
-              <w:t>Drop in a match link, or a live block for fixtures or a player's career, and the card fills itself in your colours</w:t>
+              <w:t>A post designer built for cricket: blocks on a canvas, layers, undo and redo, carousels and a club photo library</w:t>
             </w:r>
           </w:p>
-        </w:tc>
-        <w:tc>
-          <w:tcPr>
-            <w:tcW w:w="120" w:type="dxa"/>
-            <w:tcMar>
-              <w:top w:w="0" w:type="dxa"/>
-              <w:left w:w="0" w:type="dxa"/>
-              <w:bottom w:w="0" w:type="dxa"/>
-              <w:right w:w="0" w:type="dxa"/>
-            </w:tcMar>
-          </w:tcPr>
           <w:p>
             <w:pPr>
-              <w:spacing w:after="0" w:lineRule="exact" w:line="20"/>
+              <w:keepNext w:val="0"/>
+              <w:pageBreakBefore w:val="0"/>
+              <w:spacing w:before="30" w:after="0" w:lineRule="exact" w:line="204"/>
+              <w:ind w:left="160" w:hanging="160"/>
             </w:pPr>
+            <w:r>
+              <w:rPr>
+                <w:rFonts w:ascii="Arial" w:hAnsi="Arial" w:cs="Arial" w:eastAsia="Arial"/>
+                <w:b/>
+                <w:i w:val="0"/>
+                <w:color w:val="16C784"/>
+                <w:sz w:val="14"/>
+              </w:rPr>
+              <w:t xml:space="preserve">·  </w:t>
+            </w:r>
             <w:r>
               <w:rPr>
                 <w:rFonts w:ascii="Arial" w:hAnsi="Arial" w:cs="Arial" w:eastAsia="Arial"/>
                 <w:b w:val="0"/>
                 <w:i w:val="0"/>
                 <w:color w:val="A3AAB9"/>
-                <w:sz w:val="2"/>
+                <w:sz w:val="14"/>
               </w:rPr>
+              <w:t>Drop in a match link and the card fills itself with the real figures, in your colours</w:t>
+            </w:r>
+          </w:p>
+          <w:p>
+            <w:pPr>
+              <w:keepNext w:val="0"/>
+              <w:pageBreakBefore w:val="0"/>
+              <w:spacing w:before="30" w:after="0" w:lineRule="exact" w:line="204"/>
+              <w:ind w:left="160" w:hanging="160"/>
+            </w:pPr>
+            <w:r>
+              <w:rPr>
+                <w:rFonts w:ascii="Arial" w:hAnsi="Arial" w:cs="Arial" w:eastAsia="Arial"/>
+                <w:b/>
+                <w:i w:val="0"/>
+                <w:color w:val="16C784"/>
+                <w:sz w:val="14"/>
+              </w:rPr>
+              <w:t xml:space="preserve">·  </w:t>
+            </w:r>
+            <w:r>
+              <w:rPr>
+                <w:rFonts w:ascii="Arial" w:hAnsi="Arial" w:cs="Arial" w:eastAsia="Arial"/>
+                <w:b w:val="0"/>
+                <w:i w:val="0"/>
+                <w:color w:val="A3AAB9"/>
+                <w:sz w:val="14"/>
+              </w:rPr>
+              <w:t>Live blocks for fixtures, results or a player's career, so a post is never out of date</w:t>
             </w:r>
           </w:p>
         </w:tc>
+      </w:tr>
+    </w:tbl>
+    <w:p>
+      <w:pPr>
+        <w:keepNext w:val="0"/>
+        <w:pageBreakBefore w:val="0"/>
+        <w:spacing w:before="0" w:after="0" w:lineRule="exact" w:line="120"/>
+      </w:pPr>
+    </w:p>
+    <w:tbl>
+      <w:tblPr>
+        <w:tblW w:w="10208" w:type="dxa"/>
+        <w:tblInd w:w="0" w:type="dxa"/>
+        <w:tblBorders>
+          <w:top w:val="nil"/>
+          <w:left w:val="nil"/>
+          <w:bottom w:val="nil"/>
+          <w:right w:val="nil"/>
+          <w:insideH w:val="nil"/>
+          <w:insideV w:val="nil"/>
+        </w:tblBorders>
+        <w:tblLayout w:type="fixed"/>
+        <w:tblCellMar>
+          <w:top w:w="0" w:type="dxa"/>
+          <w:left w:w="0" w:type="dxa"/>
+          <w:bottom w:w="0" w:type="dxa"/>
+          <w:right w:w="0" w:type="dxa"/>
+        </w:tblCellMar>
+        <w:tblLook w:firstColumn="1" w:firstRow="1" w:lastColumn="0" w:lastRow="0" w:noHBand="0" w:noVBand="1" w:val="04A0"/>
+      </w:tblPr>
+      <w:tblGrid>
+        <w:gridCol w:w="10208"/>
+      </w:tblGrid>
+      <w:tr>
         <w:tc>
           <w:tcPr>
-            <w:tcW w:w="5040" w:type="dxa"/>
+            <w:tcW w:w="10208" w:type="dxa"/>
             <w:tcBorders>
               <w:top w:val="single" w:sz="6" w:space="0" w:color="1D2331"/>
               <w:left w:val="single" w:sz="6" w:space="0" w:color="1D2331"/>
@@ -1583,7 +3374,7 @@
           </w:tcPr>
           <w:tbl>
             <w:tblPr>
-              <w:tblW w:w="4666" w:type="dxa"/>
+              <w:tblW w:w="9848" w:type="dxa"/>
               <w:tblInd w:w="0" w:type="dxa"/>
               <w:tblBorders>
                 <w:top w:val="nil"/>
@@ -1603,14 +3394,14 @@
               <w:tblLook w:firstColumn="1" w:firstRow="1" w:lastColumn="0" w:lastRow="0" w:noHBand="0" w:noVBand="1" w:val="04A0"/>
             </w:tblPr>
             <w:tblGrid>
-              <w:gridCol w:w="3360"/>
+              <w:gridCol w:w="4000"/>
               <w:gridCol w:w="120"/>
-              <w:gridCol w:w="1186"/>
+              <w:gridCol w:w="5728"/>
             </w:tblGrid>
             <w:tr>
               <w:tc>
                 <w:tcPr>
-                  <w:tcW w:w="3360" w:type="dxa"/>
+                  <w:tcW w:w="4000" w:type="dxa"/>
                   <w:tcMar>
                     <w:top w:w="0" w:type="dxa"/>
                     <w:left w:w="0" w:type="dxa"/>
@@ -1663,7 +3454,7 @@
               </w:tc>
               <w:tc>
                 <w:tcPr>
-                  <w:tcW w:w="1186" w:type="dxa"/>
+                  <w:tcW w:w="5728" w:type="dxa"/>
                   <w:tcMar>
                     <w:top w:w="0" w:type="dxa"/>
                     <w:left w:w="0" w:type="dxa"/>
@@ -1707,221 +3498,12 @@
                 <w:color w:val="E6E8EF"/>
                 <w:sz w:val="15"/>
               </w:rPr>
-              <w:t>The back office in one place, off the spreadsheets.</w:t>
+              <w:t>The back office, off the spreadsheets.</w:t>
             </w:r>
           </w:p>
-          <w:p>
-            <w:pPr>
-              <w:keepNext w:val="0"/>
-              <w:pageBreakBefore w:val="0"/>
-              <w:spacing w:before="30" w:after="0" w:lineRule="exact" w:line="204"/>
-              <w:ind w:left="160" w:hanging="160"/>
-            </w:pPr>
-            <w:r>
-              <w:rPr>
-                <w:rFonts w:ascii="Arial" w:hAnsi="Arial" w:cs="Arial" w:eastAsia="Arial"/>
-                <w:b/>
-                <w:i w:val="0"/>
-                <w:color w:val="16C784"/>
-                <w:sz w:val="14"/>
-              </w:rPr>
-              <w:t xml:space="preserve">·  </w:t>
-            </w:r>
-            <w:r>
-              <w:rPr>
-                <w:rFonts w:ascii="Arial" w:hAnsi="Arial" w:cs="Arial" w:eastAsia="Arial"/>
-                <w:b w:val="0"/>
-                <w:i w:val="0"/>
-                <w:color w:val="A3AAB9"/>
-                <w:sz w:val="14"/>
-              </w:rPr>
-              <w:t>One directory for everyone at the club, fed from your player list</w:t>
-            </w:r>
-          </w:p>
-          <w:p>
-            <w:pPr>
-              <w:keepNext w:val="0"/>
-              <w:pageBreakBefore w:val="0"/>
-              <w:spacing w:before="30" w:after="0" w:lineRule="exact" w:line="204"/>
-              <w:ind w:left="160" w:hanging="160"/>
-            </w:pPr>
-            <w:r>
-              <w:rPr>
-                <w:rFonts w:ascii="Arial" w:hAnsi="Arial" w:cs="Arial" w:eastAsia="Arial"/>
-                <w:b/>
-                <w:i w:val="0"/>
-                <w:color w:val="16C784"/>
-                <w:sz w:val="14"/>
-              </w:rPr>
-              <w:t xml:space="preserve">·  </w:t>
-            </w:r>
-            <w:r>
-              <w:rPr>
-                <w:rFonts w:ascii="Arial" w:hAnsi="Arial" w:cs="Arial" w:eastAsia="Arial"/>
-                <w:b w:val="0"/>
-                <w:i w:val="0"/>
-                <w:color w:val="A3AAB9"/>
-                <w:sz w:val="14"/>
-              </w:rPr>
-              <w:t>Match fees and memberships settle themselves as payments land, with Square and Xero connected</w:t>
-            </w:r>
-          </w:p>
-          <w:p>
-            <w:pPr>
-              <w:keepNext w:val="0"/>
-              <w:pageBreakBefore w:val="0"/>
-              <w:spacing w:before="30" w:after="0" w:lineRule="exact" w:line="204"/>
-              <w:ind w:left="160" w:hanging="160"/>
-            </w:pPr>
-            <w:r>
-              <w:rPr>
-                <w:rFonts w:ascii="Arial" w:hAnsi="Arial" w:cs="Arial" w:eastAsia="Arial"/>
-                <w:b/>
-                <w:i w:val="0"/>
-                <w:color w:val="16C784"/>
-                <w:sz w:val="14"/>
-              </w:rPr>
-              <w:t xml:space="preserve">·  </w:t>
-            </w:r>
-            <w:r>
-              <w:rPr>
-                <w:rFonts w:ascii="Arial" w:hAnsi="Arial" w:cs="Arial" w:eastAsia="Arial"/>
-                <w:b w:val="0"/>
-                <w:i w:val="0"/>
-                <w:color w:val="A3AAB9"/>
-                <w:sz w:val="14"/>
-              </w:rPr>
-              <w:t>Bulk email to that same list, plus stock, canteen, events and ticketing</w:t>
-            </w:r>
-          </w:p>
-          <w:p>
-            <w:pPr>
-              <w:keepNext w:val="0"/>
-              <w:pageBreakBefore w:val="0"/>
-              <w:spacing w:before="30" w:after="0" w:lineRule="exact" w:line="204"/>
-              <w:ind w:left="160" w:hanging="160"/>
-            </w:pPr>
-            <w:r>
-              <w:rPr>
-                <w:rFonts w:ascii="Arial" w:hAnsi="Arial" w:cs="Arial" w:eastAsia="Arial"/>
-                <w:b/>
-                <w:i w:val="0"/>
-                <w:color w:val="16C784"/>
-                <w:sz w:val="14"/>
-              </w:rPr>
-              <w:t xml:space="preserve">·  </w:t>
-            </w:r>
-            <w:r>
-              <w:rPr>
-                <w:rFonts w:ascii="Arial" w:hAnsi="Arial" w:cs="Arial" w:eastAsia="Arial"/>
-                <w:b w:val="0"/>
-                <w:i w:val="0"/>
-                <w:color w:val="A3AAB9"/>
-                <w:sz w:val="14"/>
-              </w:rPr>
-              <w:t>The volunteer roster with hours logged for grants, and committee minutes, motions and the season plan</w:t>
-            </w:r>
-          </w:p>
-        </w:tc>
-      </w:tr>
-      <w:tr>
-        <w:tc>
-          <w:tcPr>
-            <w:tcW w:w="5026" w:type="dxa"/>
-            <w:tcMar>
-              <w:top w:w="0" w:type="dxa"/>
-              <w:left w:w="0" w:type="dxa"/>
-              <w:bottom w:w="120" w:type="dxa"/>
-              <w:right w:w="0" w:type="dxa"/>
-            </w:tcMar>
-          </w:tcPr>
-          <w:p>
-            <w:pPr>
-              <w:spacing w:after="0" w:lineRule="exact" w:line="20"/>
-            </w:pPr>
-            <w:r>
-              <w:rPr>
-                <w:rFonts w:ascii="Arial" w:hAnsi="Arial" w:cs="Arial" w:eastAsia="Arial"/>
-                <w:b w:val="0"/>
-                <w:i w:val="0"/>
-                <w:color w:val="A3AAB9"/>
-                <w:sz w:val="2"/>
-              </w:rPr>
-            </w:r>
-          </w:p>
-        </w:tc>
-        <w:tc>
-          <w:tcPr>
-            <w:tcW w:w="120" w:type="dxa"/>
-            <w:tcMar>
-              <w:top w:w="0" w:type="dxa"/>
-              <w:left w:w="0" w:type="dxa"/>
-              <w:bottom w:w="0" w:type="dxa"/>
-              <w:right w:w="0" w:type="dxa"/>
-            </w:tcMar>
-          </w:tcPr>
-          <w:p>
-            <w:pPr>
-              <w:spacing w:after="0" w:lineRule="exact" w:line="20"/>
-            </w:pPr>
-            <w:r>
-              <w:rPr>
-                <w:rFonts w:ascii="Arial" w:hAnsi="Arial" w:cs="Arial" w:eastAsia="Arial"/>
-                <w:b w:val="0"/>
-                <w:i w:val="0"/>
-                <w:color w:val="A3AAB9"/>
-                <w:sz w:val="2"/>
-              </w:rPr>
-            </w:r>
-          </w:p>
-        </w:tc>
-        <w:tc>
-          <w:tcPr>
-            <w:tcW w:w="5040" w:type="dxa"/>
-            <w:tcMar>
-              <w:top w:w="0" w:type="dxa"/>
-              <w:left w:w="0" w:type="dxa"/>
-              <w:bottom w:w="120" w:type="dxa"/>
-              <w:right w:w="0" w:type="dxa"/>
-            </w:tcMar>
-          </w:tcPr>
-          <w:p>
-            <w:pPr>
-              <w:spacing w:after="0" w:lineRule="exact" w:line="20"/>
-            </w:pPr>
-            <w:r>
-              <w:rPr>
-                <w:rFonts w:ascii="Arial" w:hAnsi="Arial" w:cs="Arial" w:eastAsia="Arial"/>
-                <w:b w:val="0"/>
-                <w:i w:val="0"/>
-                <w:color w:val="A3AAB9"/>
-                <w:sz w:val="2"/>
-              </w:rPr>
-            </w:r>
-          </w:p>
-        </w:tc>
-      </w:tr>
-      <w:tr>
-        <w:tc>
-          <w:tcPr>
-            <w:tcW w:w="5026" w:type="dxa"/>
-            <w:tcBorders>
-              <w:top w:val="single" w:sz="6" w:space="0" w:color="1D2331"/>
-              <w:left w:val="single" w:sz="6" w:space="0" w:color="1D2331"/>
-              <w:bottom w:val="single" w:sz="6" w:space="0" w:color="1D2331"/>
-              <w:right w:val="single" w:sz="6" w:space="0" w:color="1D2331"/>
-            </w:tcBorders>
-            <w:shd w:val="clear" w:color="auto" w:fill="101828"/>
-            <w:tcMar>
-              <w:top w:w="140" w:type="dxa"/>
-              <w:left w:w="180" w:type="dxa"/>
-              <w:bottom w:w="140" w:type="dxa"/>
-              <w:right w:w="180" w:type="dxa"/>
-            </w:tcMar>
-          </w:tcPr>
           <w:tbl>
             <w:tblPr>
-              <w:tblW w:w="4666" w:type="dxa"/>
+              <w:tblW w:w="9848" w:type="dxa"/>
               <w:tblInd w:w="0" w:type="dxa"/>
               <w:tblBorders>
                 <w:top w:val="nil"/>
@@ -1941,14 +3523,313 @@
               <w:tblLook w:firstColumn="1" w:firstRow="1" w:lastColumn="0" w:lastRow="0" w:noHBand="0" w:noVBand="1" w:val="04A0"/>
             </w:tblPr>
             <w:tblGrid>
-              <w:gridCol w:w="3360"/>
-              <w:gridCol w:w="120"/>
-              <w:gridCol w:w="1186"/>
+              <w:gridCol w:w="4804"/>
+              <w:gridCol w:w="240"/>
+              <w:gridCol w:w="4804"/>
             </w:tblGrid>
             <w:tr>
               <w:tc>
                 <w:tcPr>
-                  <w:tcW w:w="3360" w:type="dxa"/>
+                  <w:tcW w:w="4804" w:type="dxa"/>
+                  <w:tcMar>
+                    <w:top w:w="0" w:type="dxa"/>
+                    <w:left w:w="0" w:type="dxa"/>
+                    <w:bottom w:w="0" w:type="dxa"/>
+                    <w:right w:w="0" w:type="dxa"/>
+                  </w:tcMar>
+                </w:tcPr>
+                <w:p>
+                  <w:pPr>
+                    <w:keepNext w:val="0"/>
+                    <w:pageBreakBefore w:val="0"/>
+                    <w:spacing w:before="0" w:after="0" w:lineRule="exact" w:line="204"/>
+                    <w:ind w:left="160" w:hanging="160"/>
+                  </w:pPr>
+                  <w:r>
+                    <w:rPr>
+                      <w:rFonts w:ascii="Arial" w:hAnsi="Arial" w:cs="Arial" w:eastAsia="Arial"/>
+                      <w:b/>
+                      <w:i w:val="0"/>
+                      <w:color w:val="16C784"/>
+                      <w:sz w:val="14"/>
+                    </w:rPr>
+                    <w:t xml:space="preserve">·  </w:t>
+                  </w:r>
+                  <w:r>
+                    <w:rPr>
+                      <w:rFonts w:ascii="Arial" w:hAnsi="Arial" w:cs="Arial" w:eastAsia="Arial"/>
+                      <w:b w:val="0"/>
+                      <w:i w:val="0"/>
+                      <w:color w:val="A3AAB9"/>
+                      <w:sz w:val="14"/>
+                    </w:rPr>
+                    <w:t>Subs and match fees that settle themselves as payments land, with what every member owes on one screen</w:t>
+                  </w:r>
+                </w:p>
+                <w:p>
+                  <w:pPr>
+                    <w:keepNext w:val="0"/>
+                    <w:pageBreakBefore w:val="0"/>
+                    <w:spacing w:before="30" w:after="0" w:lineRule="exact" w:line="204"/>
+                    <w:ind w:left="160" w:hanging="160"/>
+                  </w:pPr>
+                  <w:r>
+                    <w:rPr>
+                      <w:rFonts w:ascii="Arial" w:hAnsi="Arial" w:cs="Arial" w:eastAsia="Arial"/>
+                      <w:b/>
+                      <w:i w:val="0"/>
+                      <w:color w:val="16C784"/>
+                      <w:sz w:val="14"/>
+                    </w:rPr>
+                    <w:t xml:space="preserve">·  </w:t>
+                  </w:r>
+                  <w:r>
+                    <w:rPr>
+                      <w:rFonts w:ascii="Arial" w:hAnsi="Arial" w:cs="Arial" w:eastAsia="Arial"/>
+                      <w:b w:val="0"/>
+                      <w:i w:val="0"/>
+                      <w:color w:val="A3AAB9"/>
+                      <w:sz w:val="14"/>
+                    </w:rPr>
+                    <w:t>Square for card and canteen takings, Xero for the books, so the treasurer stops re-keying the same figures</w:t>
+                  </w:r>
+                </w:p>
+                <w:p>
+                  <w:pPr>
+                    <w:keepNext w:val="0"/>
+                    <w:pageBreakBefore w:val="0"/>
+                    <w:spacing w:before="30" w:after="0" w:lineRule="exact" w:line="204"/>
+                    <w:ind w:left="160" w:hanging="160"/>
+                  </w:pPr>
+                  <w:r>
+                    <w:rPr>
+                      <w:rFonts w:ascii="Arial" w:hAnsi="Arial" w:cs="Arial" w:eastAsia="Arial"/>
+                      <w:b/>
+                      <w:i w:val="0"/>
+                      <w:color w:val="16C784"/>
+                      <w:sz w:val="14"/>
+                    </w:rPr>
+                    <w:t xml:space="preserve">·  </w:t>
+                  </w:r>
+                  <w:r>
+                    <w:rPr>
+                      <w:rFonts w:ascii="Arial" w:hAnsi="Arial" w:cs="Arial" w:eastAsia="Arial"/>
+                      <w:b w:val="0"/>
+                      <w:i w:val="0"/>
+                      <w:color w:val="A3AAB9"/>
+                      <w:sz w:val="14"/>
+                    </w:rPr>
+                    <w:t>Membership tiers and subscriptions, so who is financial and who is not is never a question</w:t>
+                  </w:r>
+                </w:p>
+              </w:tc>
+              <w:tc>
+                <w:tcPr>
+                  <w:tcW w:w="240" w:type="dxa"/>
+                  <w:tcMar>
+                    <w:top w:w="0" w:type="dxa"/>
+                    <w:left w:w="0" w:type="dxa"/>
+                    <w:bottom w:w="0" w:type="dxa"/>
+                    <w:right w:w="0" w:type="dxa"/>
+                  </w:tcMar>
+                </w:tcPr>
+                <w:p>
+                  <w:pPr>
+                    <w:spacing w:after="0" w:lineRule="exact" w:line="20"/>
+                  </w:pPr>
+                  <w:r>
+                    <w:rPr>
+                      <w:rFonts w:ascii="Arial" w:hAnsi="Arial" w:cs="Arial" w:eastAsia="Arial"/>
+                      <w:b w:val="0"/>
+                      <w:i w:val="0"/>
+                      <w:color w:val="A3AAB9"/>
+                      <w:sz w:val="2"/>
+                    </w:rPr>
+                  </w:r>
+                </w:p>
+              </w:tc>
+              <w:tc>
+                <w:tcPr>
+                  <w:tcW w:w="4804" w:type="dxa"/>
+                  <w:tcMar>
+                    <w:top w:w="0" w:type="dxa"/>
+                    <w:left w:w="0" w:type="dxa"/>
+                    <w:bottom w:w="0" w:type="dxa"/>
+                    <w:right w:w="0" w:type="dxa"/>
+                  </w:tcMar>
+                </w:tcPr>
+                <w:p>
+                  <w:pPr>
+                    <w:keepNext w:val="0"/>
+                    <w:pageBreakBefore w:val="0"/>
+                    <w:spacing w:before="0" w:after="0" w:lineRule="exact" w:line="204"/>
+                    <w:ind w:left="160" w:hanging="160"/>
+                  </w:pPr>
+                  <w:r>
+                    <w:rPr>
+                      <w:rFonts w:ascii="Arial" w:hAnsi="Arial" w:cs="Arial" w:eastAsia="Arial"/>
+                      <w:b/>
+                      <w:i w:val="0"/>
+                      <w:color w:val="16C784"/>
+                      <w:sz w:val="14"/>
+                    </w:rPr>
+                    <w:t xml:space="preserve">·  </w:t>
+                  </w:r>
+                  <w:r>
+                    <w:rPr>
+                      <w:rFonts w:ascii="Arial" w:hAnsi="Arial" w:cs="Arial" w:eastAsia="Arial"/>
+                      <w:b w:val="0"/>
+                      <w:i w:val="0"/>
+                      <w:color w:val="A3AAB9"/>
+                      <w:sz w:val="14"/>
+                    </w:rPr>
+                    <w:t>Bulk email to your own member list, with segments and templates, in place of a separate mail subscription</w:t>
+                  </w:r>
+                </w:p>
+                <w:p>
+                  <w:pPr>
+                    <w:keepNext w:val="0"/>
+                    <w:pageBreakBefore w:val="0"/>
+                    <w:spacing w:before="30" w:after="0" w:lineRule="exact" w:line="204"/>
+                    <w:ind w:left="160" w:hanging="160"/>
+                  </w:pPr>
+                  <w:r>
+                    <w:rPr>
+                      <w:rFonts w:ascii="Arial" w:hAnsi="Arial" w:cs="Arial" w:eastAsia="Arial"/>
+                      <w:b/>
+                      <w:i w:val="0"/>
+                      <w:color w:val="16C784"/>
+                      <w:sz w:val="14"/>
+                    </w:rPr>
+                    <w:t xml:space="preserve">·  </w:t>
+                  </w:r>
+                  <w:r>
+                    <w:rPr>
+                      <w:rFonts w:ascii="Arial" w:hAnsi="Arial" w:cs="Arial" w:eastAsia="Arial"/>
+                      <w:b w:val="0"/>
+                      <w:i w:val="0"/>
+                      <w:color w:val="A3AAB9"/>
+                      <w:sz w:val="14"/>
+                    </w:rPr>
+                    <w:t>Stock, canteen and merch, with low-stock alerts and what each member still owes on their kit</w:t>
+                  </w:r>
+                </w:p>
+                <w:p>
+                  <w:pPr>
+                    <w:keepNext w:val="0"/>
+                    <w:pageBreakBefore w:val="0"/>
+                    <w:spacing w:before="30" w:after="0" w:lineRule="exact" w:line="204"/>
+                    <w:ind w:left="160" w:hanging="160"/>
+                  </w:pPr>
+                  <w:r>
+                    <w:rPr>
+                      <w:rFonts w:ascii="Arial" w:hAnsi="Arial" w:cs="Arial" w:eastAsia="Arial"/>
+                      <w:b/>
+                      <w:i w:val="0"/>
+                      <w:color w:val="16C784"/>
+                      <w:sz w:val="14"/>
+                    </w:rPr>
+                    <w:t xml:space="preserve">·  </w:t>
+                  </w:r>
+                  <w:r>
+                    <w:rPr>
+                      <w:rFonts w:ascii="Arial" w:hAnsi="Arial" w:cs="Arial" w:eastAsia="Arial"/>
+                      <w:b w:val="0"/>
+                      <w:i w:val="0"/>
+                      <w:color w:val="A3AAB9"/>
+                      <w:sz w:val="14"/>
+                    </w:rPr>
+                    <w:t>A sponsor and grant pipeline, so the money conversations don't sit in one person's inbox</w:t>
+                  </w:r>
+                </w:p>
+              </w:tc>
+            </w:tr>
+          </w:tbl>
+          <w:p/>
+        </w:tc>
+      </w:tr>
+    </w:tbl>
+    <w:p>
+      <w:pPr>
+        <w:keepNext w:val="0"/>
+        <w:pageBreakBefore w:val="0"/>
+        <w:spacing w:before="0" w:after="0" w:lineRule="exact" w:line="120"/>
+      </w:pPr>
+    </w:p>
+    <w:tbl>
+      <w:tblPr>
+        <w:tblW w:w="10208" w:type="dxa"/>
+        <w:tblInd w:w="0" w:type="dxa"/>
+        <w:tblBorders>
+          <w:top w:val="nil"/>
+          <w:left w:val="nil"/>
+          <w:bottom w:val="nil"/>
+          <w:right w:val="nil"/>
+          <w:insideH w:val="nil"/>
+          <w:insideV w:val="nil"/>
+        </w:tblBorders>
+        <w:tblLayout w:type="fixed"/>
+        <w:tblCellMar>
+          <w:top w:w="0" w:type="dxa"/>
+          <w:left w:w="0" w:type="dxa"/>
+          <w:bottom w:w="0" w:type="dxa"/>
+          <w:right w:w="0" w:type="dxa"/>
+        </w:tblCellMar>
+        <w:tblLook w:firstColumn="1" w:firstRow="1" w:lastColumn="0" w:lastRow="0" w:noHBand="0" w:noVBand="1" w:val="04A0"/>
+      </w:tblPr>
+      <w:tblGrid>
+        <w:gridCol w:w="5044"/>
+        <w:gridCol w:w="120"/>
+        <w:gridCol w:w="5044"/>
+      </w:tblGrid>
+      <w:tr>
+        <w:tc>
+          <w:tcPr>
+            <w:tcW w:w="5044" w:type="dxa"/>
+            <w:tcBorders>
+              <w:top w:val="single" w:sz="6" w:space="0" w:color="1D2331"/>
+              <w:left w:val="single" w:sz="6" w:space="0" w:color="1D2331"/>
+              <w:bottom w:val="single" w:sz="6" w:space="0" w:color="1D2331"/>
+              <w:right w:val="single" w:sz="6" w:space="0" w:color="1D2331"/>
+            </w:tcBorders>
+            <w:shd w:val="clear" w:color="auto" w:fill="101828"/>
+            <w:tcMar>
+              <w:top w:w="140" w:type="dxa"/>
+              <w:left w:w="180" w:type="dxa"/>
+              <w:bottom w:w="140" w:type="dxa"/>
+              <w:right w:w="180" w:type="dxa"/>
+            </w:tcMar>
+          </w:tcPr>
+          <w:tbl>
+            <w:tblPr>
+              <w:tblW w:w="4684" w:type="dxa"/>
+              <w:tblInd w:w="0" w:type="dxa"/>
+              <w:tblBorders>
+                <w:top w:val="nil"/>
+                <w:left w:val="nil"/>
+                <w:bottom w:val="nil"/>
+                <w:right w:val="nil"/>
+                <w:insideH w:val="nil"/>
+                <w:insideV w:val="nil"/>
+              </w:tblBorders>
+              <w:tblLayout w:type="fixed"/>
+              <w:tblCellMar>
+                <w:top w:w="0" w:type="dxa"/>
+                <w:left w:w="0" w:type="dxa"/>
+                <w:bottom w:w="0" w:type="dxa"/>
+                <w:right w:w="0" w:type="dxa"/>
+              </w:tblCellMar>
+              <w:tblLook w:firstColumn="1" w:firstRow="1" w:lastColumn="0" w:lastRow="0" w:noHBand="0" w:noVBand="1" w:val="04A0"/>
+            </w:tblPr>
+            <w:tblGrid>
+              <w:gridCol w:w="3444"/>
+              <w:gridCol w:w="120"/>
+              <w:gridCol w:w="1120"/>
+            </w:tblGrid>
+            <w:tr>
+              <w:tc>
+                <w:tcPr>
+                  <w:tcW w:w="3444" w:type="dxa"/>
                   <w:tcMar>
                     <w:top w:w="0" w:type="dxa"/>
                     <w:left w:w="0" w:type="dxa"/>
@@ -2001,7 +3882,7 @@
               </w:tc>
               <w:tc>
                 <w:tcPr>
-                  <w:tcW w:w="1186" w:type="dxa"/>
+                  <w:tcW w:w="1120" w:type="dxa"/>
                   <w:tcMar>
                     <w:top w:w="0" w:type="dxa"/>
                     <w:left w:w="0" w:type="dxa"/>
@@ -2157,7 +4038,7 @@
                 <w:color w:val="A3AAB9"/>
                 <w:sz w:val="14"/>
               </w:rPr>
-              <w:t>Team analysis on partnerships, collapses and par scores</w:t>
+              <w:t>Your own side analysed too: partnerships, collapses, par scores and who actually wins you games</w:t>
             </w:r>
           </w:p>
         </w:tc>
@@ -2188,7 +4069,7 @@
         </w:tc>
         <w:tc>
           <w:tcPr>
-            <w:tcW w:w="5040" w:type="dxa"/>
+            <w:tcW w:w="5044" w:type="dxa"/>
             <w:tcBorders>
               <w:top w:val="single" w:sz="6" w:space="0" w:color="1D2331"/>
               <w:left w:val="single" w:sz="6" w:space="0" w:color="1D2331"/>
@@ -2205,7 +4086,7 @@
           </w:tcPr>
           <w:tbl>
             <w:tblPr>
-              <w:tblW w:w="4666" w:type="dxa"/>
+              <w:tblW w:w="4684" w:type="dxa"/>
               <w:tblInd w:w="0" w:type="dxa"/>
               <w:tblBorders>
                 <w:top w:val="nil"/>
@@ -2225,14 +4106,14 @@
               <w:tblLook w:firstColumn="1" w:firstRow="1" w:lastColumn="0" w:lastRow="0" w:noHBand="0" w:noVBand="1" w:val="04A0"/>
             </w:tblPr>
             <w:tblGrid>
-              <w:gridCol w:w="3360"/>
+              <w:gridCol w:w="3444"/>
               <w:gridCol w:w="120"/>
-              <w:gridCol w:w="1186"/>
+              <w:gridCol w:w="1120"/>
             </w:tblGrid>
             <w:tr>
               <w:tc>
                 <w:tcPr>
-                  <w:tcW w:w="3360" w:type="dxa"/>
+                  <w:tcW w:w="3444" w:type="dxa"/>
                   <w:tcMar>
                     <w:top w:w="0" w:type="dxa"/>
                     <w:left w:w="0" w:type="dxa"/>
@@ -2285,7 +4166,7 @@
               </w:tc>
               <w:tc>
                 <w:tcPr>
-                  <w:tcW w:w="1186" w:type="dxa"/>
+                  <w:tcW w:w="1120" w:type="dxa"/>
                   <w:tcMar>
                     <w:top w:w="0" w:type="dxa"/>
                     <w:left w:w="0" w:type="dxa"/>
@@ -2329,7 +4210,7 @@
                 <w:color w:val="E6E8EF"/>
                 <w:sz w:val="15"/>
               </w:rPr>
-              <w:t>A club fantasy comp, scored off your own games.</w:t>
+              <w:t>The comp that gets the whole club watching.</w:t>
             </w:r>
           </w:p>
           <w:p>
@@ -2357,7 +4238,7 @@
                 <w:color w:val="A3AAB9"/>
                 <w:sz w:val="14"/>
               </w:rPr>
-              <w:t>Salary cap or draft, your choice, off the club's real scorecards across every grade</w:t>
+              <w:t>Salary cap or draft, scored off your club's real scorecards across every grade</w:t>
             </w:r>
           </w:p>
           <w:p>
@@ -2441,7 +4322,7 @@
                 <w:color w:val="A3AAB9"/>
                 <w:sz w:val="14"/>
               </w:rPr>
-              <w:t>Free to enter and no money changes hands, so there's nothing to license</w:t>
+              <w:t>Free to enter, so parents and supporters end up following the 4ths as closely as the 1sts</w:t>
             </w:r>
           </w:p>
         </w:tc>
@@ -2449,897 +4330,9 @@
     </w:tbl>
     <w:p>
       <w:pPr>
-        <w:keepNext w:val="0"/>
-        <w:pageBreakBefore w:val="0"/>
-        <w:spacing w:before="0" w:after="0" w:lineRule="exact" w:line="120"/>
-      </w:pPr>
-    </w:p>
-    <w:p>
-      <w:pPr>
         <w:keepNext/>
         <w:pageBreakBefore w:val="0"/>
-        <w:spacing w:before="160" w:after="40" w:lineRule="exact" w:line="200"/>
-      </w:pPr>
-      <w:r>
-        <w:rPr>
-          <w:rFonts w:ascii="Arial" w:hAnsi="Arial" w:cs="Arial" w:eastAsia="Arial"/>
-          <w:b/>
-          <w:i w:val="0"/>
-          <w:color w:val="16C784"/>
-          <w:spacing w:val="22"/>
-          <w:sz w:val="14"/>
-        </w:rPr>
-        <w:t>THE JOBS IT TAKES OFF YOUR VOLUNTEERS</w:t>
-      </w:r>
-    </w:p>
-    <w:p>
-      <w:pPr>
-        <w:keepNext/>
-        <w:pageBreakBefore w:val="0"/>
-        <w:spacing w:before="0" w:after="120" w:lineRule="exact" w:line="220"/>
-      </w:pPr>
-      <w:r>
-        <w:rPr>
-          <w:rFonts w:ascii="Arial" w:hAnsi="Arial" w:cs="Arial" w:eastAsia="Arial"/>
-          <w:b w:val="0"/>
-          <w:i w:val="0"/>
-          <w:color w:val="8A90A2"/>
-          <w:sz w:val="16"/>
-        </w:rPr>
-        <w:t>Every one of these is a real thing a club secretary told us they were spending weekends on.</w:t>
-      </w:r>
-    </w:p>
-    <w:tbl>
-      <w:tblPr>
-        <w:tblW w:w="10200" w:type="dxa"/>
-        <w:tblInd w:w="0" w:type="dxa"/>
-        <w:tblBorders>
-          <w:top w:val="nil"/>
-          <w:left w:val="nil"/>
-          <w:bottom w:val="nil"/>
-          <w:right w:val="nil"/>
-          <w:insideH w:val="nil"/>
-          <w:insideV w:val="nil"/>
-        </w:tblBorders>
-        <w:tblLayout w:type="fixed"/>
-        <w:tblCellMar>
-          <w:top w:w="0" w:type="dxa"/>
-          <w:left w:w="0" w:type="dxa"/>
-          <w:bottom w:w="0" w:type="dxa"/>
-          <w:right w:w="0" w:type="dxa"/>
-        </w:tblCellMar>
-        <w:tblLook w:firstColumn="1" w:firstRow="1" w:lastColumn="0" w:lastRow="0" w:noHBand="0" w:noVBand="1" w:val="04A0"/>
-      </w:tblPr>
-      <w:tblGrid>
-        <w:gridCol w:w="5020"/>
-        <w:gridCol w:w="160"/>
-        <w:gridCol w:w="5020"/>
-      </w:tblGrid>
-      <w:tr>
-        <w:tc>
-          <w:tcPr>
-            <w:tcW w:w="5020" w:type="dxa"/>
-            <w:tcMar>
-              <w:top w:w="0" w:type="dxa"/>
-              <w:left w:w="0" w:type="dxa"/>
-              <w:bottom w:w="100" w:type="dxa"/>
-              <w:right w:w="0" w:type="dxa"/>
-            </w:tcMar>
-          </w:tcPr>
-          <w:tbl>
-            <w:tblPr>
-              <w:tblW w:w="5020" w:type="dxa"/>
-              <w:tblInd w:w="0" w:type="dxa"/>
-              <w:tblBorders>
-                <w:top w:val="nil"/>
-                <w:left w:val="nil"/>
-                <w:bottom w:val="nil"/>
-                <w:right w:val="nil"/>
-                <w:insideH w:val="nil"/>
-                <w:insideV w:val="nil"/>
-              </w:tblBorders>
-              <w:tblLayout w:type="fixed"/>
-              <w:tblCellMar>
-                <w:top w:w="0" w:type="dxa"/>
-                <w:left w:w="0" w:type="dxa"/>
-                <w:bottom w:w="0" w:type="dxa"/>
-                <w:right w:w="0" w:type="dxa"/>
-              </w:tblCellMar>
-              <w:tblLook w:firstColumn="1" w:firstRow="1" w:lastColumn="0" w:lastRow="0" w:noHBand="0" w:noVBand="1" w:val="04A0"/>
-            </w:tblPr>
-            <w:tblGrid>
-              <w:gridCol w:w="320"/>
-              <w:gridCol w:w="0"/>
-              <w:gridCol w:w="4700"/>
-            </w:tblGrid>
-            <w:tr>
-              <w:tc>
-                <w:tcPr>
-                  <w:tcW w:w="320" w:type="dxa"/>
-                  <w:tcMar>
-                    <w:top w:w="0" w:type="dxa"/>
-                    <w:left w:w="0" w:type="dxa"/>
-                    <w:bottom w:w="0" w:type="dxa"/>
-                    <w:right w:w="0" w:type="dxa"/>
-                  </w:tcMar>
-                </w:tcPr>
-                <w:p>
-                  <w:pPr>
-                    <w:keepNext w:val="0"/>
-                    <w:pageBreakBefore w:val="0"/>
-                    <w:spacing w:before="0" w:after="0" w:lineRule="exact" w:line="220"/>
-                  </w:pPr>
-                  <w:r>
-                    <w:rPr>
-                      <w:rFonts w:ascii="Arial" w:hAnsi="Arial" w:cs="Arial" w:eastAsia="Arial"/>
-                      <w:b/>
-                      <w:i w:val="0"/>
-                      <w:color w:val="16C784"/>
-                      <w:sz w:val="14"/>
-                    </w:rPr>
-                    <w:t>01</w:t>
-                  </w:r>
-                </w:p>
-              </w:tc>
-              <w:tc>
-                <w:tcPr>
-                  <w:tcW w:w="0" w:type="dxa"/>
-                  <w:tcMar>
-                    <w:top w:w="0" w:type="dxa"/>
-                    <w:left w:w="0" w:type="dxa"/>
-                    <w:bottom w:w="0" w:type="dxa"/>
-                    <w:right w:w="0" w:type="dxa"/>
-                  </w:tcMar>
-                </w:tcPr>
-                <w:p>
-                  <w:pPr>
-                    <w:spacing w:after="0" w:lineRule="exact" w:line="20"/>
-                  </w:pPr>
-                  <w:r>
-                    <w:rPr>
-                      <w:rFonts w:ascii="Arial" w:hAnsi="Arial" w:cs="Arial" w:eastAsia="Arial"/>
-                      <w:b w:val="0"/>
-                      <w:i w:val="0"/>
-                      <w:color w:val="A3AAB9"/>
-                      <w:sz w:val="2"/>
-                    </w:rPr>
-                  </w:r>
-                </w:p>
-              </w:tc>
-              <w:tc>
-                <w:tcPr>
-                  <w:tcW w:w="4700" w:type="dxa"/>
-                  <w:tcMar>
-                    <w:top w:w="0" w:type="dxa"/>
-                    <w:left w:w="0" w:type="dxa"/>
-                    <w:bottom w:w="0" w:type="dxa"/>
-                    <w:right w:w="0" w:type="dxa"/>
-                  </w:tcMar>
-                </w:tcPr>
-                <w:p>
-                  <w:pPr>
-                    <w:keepNext w:val="0"/>
-                    <w:pageBreakBefore w:val="0"/>
-                    <w:spacing w:before="0" w:after="0" w:lineRule="exact" w:line="220"/>
-                  </w:pPr>
-                  <w:r>
-                    <w:rPr>
-                      <w:rFonts w:ascii="Arial" w:hAnsi="Arial" w:cs="Arial" w:eastAsia="Arial"/>
-                      <w:b/>
-                      <w:i w:val="0"/>
-                      <w:color w:val="E6E8EF"/>
-                      <w:sz w:val="15"/>
-                    </w:rPr>
-                    <w:t>The same player, recorded three times</w:t>
-                  </w:r>
-                </w:p>
-                <w:p>
-                  <w:pPr>
-                    <w:keepNext w:val="0"/>
-                    <w:pageBreakBefore w:val="0"/>
-                    <w:spacing w:before="40" w:after="0" w:lineRule="exact" w:line="210"/>
-                  </w:pPr>
-                  <w:r>
-                    <w:rPr>
-                      <w:rFonts w:ascii="Arial" w:hAnsi="Arial" w:cs="Arial" w:eastAsia="Arial"/>
-                      <w:b w:val="0"/>
-                      <w:i w:val="0"/>
-                      <w:color w:val="A3AAB9"/>
-                      <w:sz w:val="14"/>
-                    </w:rPr>
-                    <w:t>Split careers are normal. BetterCricket flags the pairs itself, down to "Brad K Mant" against "Bradley Mant", and one click merges them without losing an innings.</w:t>
-                  </w:r>
-                </w:p>
-              </w:tc>
-            </w:tr>
-          </w:tbl>
-          <w:p/>
-        </w:tc>
-        <w:tc>
-          <w:tcPr>
-            <w:tcW w:w="160" w:type="dxa"/>
-            <w:tcMar>
-              <w:top w:w="0" w:type="dxa"/>
-              <w:left w:w="0" w:type="dxa"/>
-              <w:bottom w:w="0" w:type="dxa"/>
-              <w:right w:w="0" w:type="dxa"/>
-            </w:tcMar>
-          </w:tcPr>
-          <w:p>
-            <w:pPr>
-              <w:spacing w:after="0" w:lineRule="exact" w:line="20"/>
-            </w:pPr>
-            <w:r>
-              <w:rPr>
-                <w:rFonts w:ascii="Arial" w:hAnsi="Arial" w:cs="Arial" w:eastAsia="Arial"/>
-                <w:b w:val="0"/>
-                <w:i w:val="0"/>
-                <w:color w:val="A3AAB9"/>
-                <w:sz w:val="2"/>
-              </w:rPr>
-            </w:r>
-          </w:p>
-        </w:tc>
-        <w:tc>
-          <w:tcPr>
-            <w:tcW w:w="5020" w:type="dxa"/>
-            <w:tcMar>
-              <w:top w:w="0" w:type="dxa"/>
-              <w:left w:w="0" w:type="dxa"/>
-              <w:bottom w:w="100" w:type="dxa"/>
-              <w:right w:w="0" w:type="dxa"/>
-            </w:tcMar>
-          </w:tcPr>
-          <w:tbl>
-            <w:tblPr>
-              <w:tblW w:w="5020" w:type="dxa"/>
-              <w:tblInd w:w="0" w:type="dxa"/>
-              <w:tblBorders>
-                <w:top w:val="nil"/>
-                <w:left w:val="nil"/>
-                <w:bottom w:val="nil"/>
-                <w:right w:val="nil"/>
-                <w:insideH w:val="nil"/>
-                <w:insideV w:val="nil"/>
-              </w:tblBorders>
-              <w:tblLayout w:type="fixed"/>
-              <w:tblCellMar>
-                <w:top w:w="0" w:type="dxa"/>
-                <w:left w:w="0" w:type="dxa"/>
-                <w:bottom w:w="0" w:type="dxa"/>
-                <w:right w:w="0" w:type="dxa"/>
-              </w:tblCellMar>
-              <w:tblLook w:firstColumn="1" w:firstRow="1" w:lastColumn="0" w:lastRow="0" w:noHBand="0" w:noVBand="1" w:val="04A0"/>
-            </w:tblPr>
-            <w:tblGrid>
-              <w:gridCol w:w="320"/>
-              <w:gridCol w:w="0"/>
-              <w:gridCol w:w="4700"/>
-            </w:tblGrid>
-            <w:tr>
-              <w:tc>
-                <w:tcPr>
-                  <w:tcW w:w="320" w:type="dxa"/>
-                  <w:tcMar>
-                    <w:top w:w="0" w:type="dxa"/>
-                    <w:left w:w="0" w:type="dxa"/>
-                    <w:bottom w:w="0" w:type="dxa"/>
-                    <w:right w:w="0" w:type="dxa"/>
-                  </w:tcMar>
-                </w:tcPr>
-                <w:p>
-                  <w:pPr>
-                    <w:keepNext w:val="0"/>
-                    <w:pageBreakBefore w:val="0"/>
-                    <w:spacing w:before="0" w:after="0" w:lineRule="exact" w:line="220"/>
-                  </w:pPr>
-                  <w:r>
-                    <w:rPr>
-                      <w:rFonts w:ascii="Arial" w:hAnsi="Arial" w:cs="Arial" w:eastAsia="Arial"/>
-                      <w:b/>
-                      <w:i w:val="0"/>
-                      <w:color w:val="16C784"/>
-                      <w:sz w:val="14"/>
-                    </w:rPr>
-                    <w:t>02</w:t>
-                  </w:r>
-                </w:p>
-              </w:tc>
-              <w:tc>
-                <w:tcPr>
-                  <w:tcW w:w="0" w:type="dxa"/>
-                  <w:tcMar>
-                    <w:top w:w="0" w:type="dxa"/>
-                    <w:left w:w="0" w:type="dxa"/>
-                    <w:bottom w:w="0" w:type="dxa"/>
-                    <w:right w:w="0" w:type="dxa"/>
-                  </w:tcMar>
-                </w:tcPr>
-                <w:p>
-                  <w:pPr>
-                    <w:spacing w:after="0" w:lineRule="exact" w:line="20"/>
-                  </w:pPr>
-                  <w:r>
-                    <w:rPr>
-                      <w:rFonts w:ascii="Arial" w:hAnsi="Arial" w:cs="Arial" w:eastAsia="Arial"/>
-                      <w:b w:val="0"/>
-                      <w:i w:val="0"/>
-                      <w:color w:val="A3AAB9"/>
-                      <w:sz w:val="2"/>
-                    </w:rPr>
-                  </w:r>
-                </w:p>
-              </w:tc>
-              <w:tc>
-                <w:tcPr>
-                  <w:tcW w:w="4700" w:type="dxa"/>
-                  <w:tcMar>
-                    <w:top w:w="0" w:type="dxa"/>
-                    <w:left w:w="0" w:type="dxa"/>
-                    <w:bottom w:w="0" w:type="dxa"/>
-                    <w:right w:w="0" w:type="dxa"/>
-                  </w:tcMar>
-                </w:tcPr>
-                <w:p>
-                  <w:pPr>
-                    <w:keepNext w:val="0"/>
-                    <w:pageBreakBefore w:val="0"/>
-                    <w:spacing w:before="0" w:after="0" w:lineRule="exact" w:line="220"/>
-                  </w:pPr>
-                  <w:r>
-                    <w:rPr>
-                      <w:rFonts w:ascii="Arial" w:hAnsi="Arial" w:cs="Arial" w:eastAsia="Arial"/>
-                      <w:b/>
-                      <w:i w:val="0"/>
-                      <w:color w:val="E6E8EF"/>
-                      <w:sz w:val="15"/>
-                    </w:rPr>
-                    <w:t>Fifty years in a filing cabinet</w:t>
-                  </w:r>
-                </w:p>
-                <w:p>
-                  <w:pPr>
-                    <w:keepNext w:val="0"/>
-                    <w:pageBreakBefore w:val="0"/>
-                    <w:spacing w:before="40" w:after="0" w:lineRule="exact" w:line="210"/>
-                  </w:pPr>
-                  <w:r>
-                    <w:rPr>
-                      <w:rFonts w:ascii="Arial" w:hAnsi="Arial" w:cs="Arial" w:eastAsia="Arial"/>
-                      <w:b w:val="0"/>
-                      <w:i w:val="0"/>
-                      <w:color w:val="A3AAB9"/>
-                      <w:sz w:val="14"/>
-                    </w:rPr>
-                    <w:t>Spreadsheets, CSVs and photographed scorebook pages all go in. The reader lifts the figures off the page and lands one career per player. No migration fee, no cap on seasons.</w:t>
-                  </w:r>
-                </w:p>
-              </w:tc>
-            </w:tr>
-          </w:tbl>
-          <w:p/>
-        </w:tc>
-      </w:tr>
-      <w:tr>
-        <w:tc>
-          <w:tcPr>
-            <w:tcW w:w="5020" w:type="dxa"/>
-            <w:tcMar>
-              <w:top w:w="0" w:type="dxa"/>
-              <w:left w:w="0" w:type="dxa"/>
-              <w:bottom w:w="100" w:type="dxa"/>
-              <w:right w:w="0" w:type="dxa"/>
-            </w:tcMar>
-          </w:tcPr>
-          <w:tbl>
-            <w:tblPr>
-              <w:tblW w:w="5020" w:type="dxa"/>
-              <w:tblInd w:w="0" w:type="dxa"/>
-              <w:tblBorders>
-                <w:top w:val="nil"/>
-                <w:left w:val="nil"/>
-                <w:bottom w:val="nil"/>
-                <w:right w:val="nil"/>
-                <w:insideH w:val="nil"/>
-                <w:insideV w:val="nil"/>
-              </w:tblBorders>
-              <w:tblLayout w:type="fixed"/>
-              <w:tblCellMar>
-                <w:top w:w="0" w:type="dxa"/>
-                <w:left w:w="0" w:type="dxa"/>
-                <w:bottom w:w="0" w:type="dxa"/>
-                <w:right w:w="0" w:type="dxa"/>
-              </w:tblCellMar>
-              <w:tblLook w:firstColumn="1" w:firstRow="1" w:lastColumn="0" w:lastRow="0" w:noHBand="0" w:noVBand="1" w:val="04A0"/>
-            </w:tblPr>
-            <w:tblGrid>
-              <w:gridCol w:w="320"/>
-              <w:gridCol w:w="0"/>
-              <w:gridCol w:w="4700"/>
-            </w:tblGrid>
-            <w:tr>
-              <w:tc>
-                <w:tcPr>
-                  <w:tcW w:w="320" w:type="dxa"/>
-                  <w:tcMar>
-                    <w:top w:w="0" w:type="dxa"/>
-                    <w:left w:w="0" w:type="dxa"/>
-                    <w:bottom w:w="0" w:type="dxa"/>
-                    <w:right w:w="0" w:type="dxa"/>
-                  </w:tcMar>
-                </w:tcPr>
-                <w:p>
-                  <w:pPr>
-                    <w:keepNext w:val="0"/>
-                    <w:pageBreakBefore w:val="0"/>
-                    <w:spacing w:before="0" w:after="0" w:lineRule="exact" w:line="220"/>
-                  </w:pPr>
-                  <w:r>
-                    <w:rPr>
-                      <w:rFonts w:ascii="Arial" w:hAnsi="Arial" w:cs="Arial" w:eastAsia="Arial"/>
-                      <w:b/>
-                      <w:i w:val="0"/>
-                      <w:color w:val="16C784"/>
-                      <w:sz w:val="14"/>
-                    </w:rPr>
-                    <w:t>03</w:t>
-                  </w:r>
-                </w:p>
-              </w:tc>
-              <w:tc>
-                <w:tcPr>
-                  <w:tcW w:w="0" w:type="dxa"/>
-                  <w:tcMar>
-                    <w:top w:w="0" w:type="dxa"/>
-                    <w:left w:w="0" w:type="dxa"/>
-                    <w:bottom w:w="0" w:type="dxa"/>
-                    <w:right w:w="0" w:type="dxa"/>
-                  </w:tcMar>
-                </w:tcPr>
-                <w:p>
-                  <w:pPr>
-                    <w:spacing w:after="0" w:lineRule="exact" w:line="20"/>
-                  </w:pPr>
-                  <w:r>
-                    <w:rPr>
-                      <w:rFonts w:ascii="Arial" w:hAnsi="Arial" w:cs="Arial" w:eastAsia="Arial"/>
-                      <w:b w:val="0"/>
-                      <w:i w:val="0"/>
-                      <w:color w:val="A3AAB9"/>
-                      <w:sz w:val="2"/>
-                    </w:rPr>
-                  </w:r>
-                </w:p>
-              </w:tc>
-              <w:tc>
-                <w:tcPr>
-                  <w:tcW w:w="4700" w:type="dxa"/>
-                  <w:tcMar>
-                    <w:top w:w="0" w:type="dxa"/>
-                    <w:left w:w="0" w:type="dxa"/>
-                    <w:bottom w:w="0" w:type="dxa"/>
-                    <w:right w:w="0" w:type="dxa"/>
-                  </w:tcMar>
-                </w:tcPr>
-                <w:p>
-                  <w:pPr>
-                    <w:keepNext w:val="0"/>
-                    <w:pageBreakBefore w:val="0"/>
-                    <w:spacing w:before="0" w:after="0" w:lineRule="exact" w:line="220"/>
-                  </w:pPr>
-                  <w:r>
-                    <w:rPr>
-                      <w:rFonts w:ascii="Arial" w:hAnsi="Arial" w:cs="Arial" w:eastAsia="Arial"/>
-                      <w:b/>
-                      <w:i w:val="0"/>
-                      <w:color w:val="E6E8EF"/>
-                      <w:sz w:val="15"/>
-                    </w:rPr>
-                    <w:t>Saturday's "who's in?" scramble</w:t>
-                  </w:r>
-                </w:p>
-                <w:p>
-                  <w:pPr>
-                    <w:keepNext w:val="0"/>
-                    <w:pageBreakBefore w:val="0"/>
-                    <w:spacing w:before="40" w:after="0" w:lineRule="exact" w:line="210"/>
-                  </w:pPr>
-                  <w:r>
-                    <w:rPr>
-                      <w:rFonts w:ascii="Arial" w:hAnsi="Arial" w:cs="Arial" w:eastAsia="Arial"/>
-                      <w:b w:val="0"/>
-                      <w:i w:val="0"/>
-                      <w:color w:val="A3AAB9"/>
-                      <w:sz w:val="14"/>
-                    </w:rPr>
-                    <w:t>Availability comes in from the players themselves, on a link they open on their phone. Selection knows their form and grade, and warns you about a side with no keeper.</w:t>
-                  </w:r>
-                </w:p>
-              </w:tc>
-            </w:tr>
-          </w:tbl>
-          <w:p/>
-        </w:tc>
-        <w:tc>
-          <w:tcPr>
-            <w:tcW w:w="160" w:type="dxa"/>
-            <w:tcMar>
-              <w:top w:w="0" w:type="dxa"/>
-              <w:left w:w="0" w:type="dxa"/>
-              <w:bottom w:w="0" w:type="dxa"/>
-              <w:right w:w="0" w:type="dxa"/>
-            </w:tcMar>
-          </w:tcPr>
-          <w:p>
-            <w:pPr>
-              <w:spacing w:after="0" w:lineRule="exact" w:line="20"/>
-            </w:pPr>
-            <w:r>
-              <w:rPr>
-                <w:rFonts w:ascii="Arial" w:hAnsi="Arial" w:cs="Arial" w:eastAsia="Arial"/>
-                <w:b w:val="0"/>
-                <w:i w:val="0"/>
-                <w:color w:val="A3AAB9"/>
-                <w:sz w:val="2"/>
-              </w:rPr>
-            </w:r>
-          </w:p>
-        </w:tc>
-        <w:tc>
-          <w:tcPr>
-            <w:tcW w:w="5020" w:type="dxa"/>
-            <w:tcMar>
-              <w:top w:w="0" w:type="dxa"/>
-              <w:left w:w="0" w:type="dxa"/>
-              <w:bottom w:w="100" w:type="dxa"/>
-              <w:right w:w="0" w:type="dxa"/>
-            </w:tcMar>
-          </w:tcPr>
-          <w:tbl>
-            <w:tblPr>
-              <w:tblW w:w="5020" w:type="dxa"/>
-              <w:tblInd w:w="0" w:type="dxa"/>
-              <w:tblBorders>
-                <w:top w:val="nil"/>
-                <w:left w:val="nil"/>
-                <w:bottom w:val="nil"/>
-                <w:right w:val="nil"/>
-                <w:insideH w:val="nil"/>
-                <w:insideV w:val="nil"/>
-              </w:tblBorders>
-              <w:tblLayout w:type="fixed"/>
-              <w:tblCellMar>
-                <w:top w:w="0" w:type="dxa"/>
-                <w:left w:w="0" w:type="dxa"/>
-                <w:bottom w:w="0" w:type="dxa"/>
-                <w:right w:w="0" w:type="dxa"/>
-              </w:tblCellMar>
-              <w:tblLook w:firstColumn="1" w:firstRow="1" w:lastColumn="0" w:lastRow="0" w:noHBand="0" w:noVBand="1" w:val="04A0"/>
-            </w:tblPr>
-            <w:tblGrid>
-              <w:gridCol w:w="320"/>
-              <w:gridCol w:w="0"/>
-              <w:gridCol w:w="4700"/>
-            </w:tblGrid>
-            <w:tr>
-              <w:tc>
-                <w:tcPr>
-                  <w:tcW w:w="320" w:type="dxa"/>
-                  <w:tcMar>
-                    <w:top w:w="0" w:type="dxa"/>
-                    <w:left w:w="0" w:type="dxa"/>
-                    <w:bottom w:w="0" w:type="dxa"/>
-                    <w:right w:w="0" w:type="dxa"/>
-                  </w:tcMar>
-                </w:tcPr>
-                <w:p>
-                  <w:pPr>
-                    <w:keepNext w:val="0"/>
-                    <w:pageBreakBefore w:val="0"/>
-                    <w:spacing w:before="0" w:after="0" w:lineRule="exact" w:line="220"/>
-                  </w:pPr>
-                  <w:r>
-                    <w:rPr>
-                      <w:rFonts w:ascii="Arial" w:hAnsi="Arial" w:cs="Arial" w:eastAsia="Arial"/>
-                      <w:b/>
-                      <w:i w:val="0"/>
-                      <w:color w:val="16C784"/>
-                      <w:sz w:val="14"/>
-                    </w:rPr>
-                    <w:t>04</w:t>
-                  </w:r>
-                </w:p>
-              </w:tc>
-              <w:tc>
-                <w:tcPr>
-                  <w:tcW w:w="0" w:type="dxa"/>
-                  <w:tcMar>
-                    <w:top w:w="0" w:type="dxa"/>
-                    <w:left w:w="0" w:type="dxa"/>
-                    <w:bottom w:w="0" w:type="dxa"/>
-                    <w:right w:w="0" w:type="dxa"/>
-                  </w:tcMar>
-                </w:tcPr>
-                <w:p>
-                  <w:pPr>
-                    <w:spacing w:after="0" w:lineRule="exact" w:line="20"/>
-                  </w:pPr>
-                  <w:r>
-                    <w:rPr>
-                      <w:rFonts w:ascii="Arial" w:hAnsi="Arial" w:cs="Arial" w:eastAsia="Arial"/>
-                      <w:b w:val="0"/>
-                      <w:i w:val="0"/>
-                      <w:color w:val="A3AAB9"/>
-                      <w:sz w:val="2"/>
-                    </w:rPr>
-                  </w:r>
-                </w:p>
-              </w:tc>
-              <w:tc>
-                <w:tcPr>
-                  <w:tcW w:w="4700" w:type="dxa"/>
-                  <w:tcMar>
-                    <w:top w:w="0" w:type="dxa"/>
-                    <w:left w:w="0" w:type="dxa"/>
-                    <w:bottom w:w="0" w:type="dxa"/>
-                    <w:right w:w="0" w:type="dxa"/>
-                  </w:tcMar>
-                </w:tcPr>
-                <w:p>
-                  <w:pPr>
-                    <w:keepNext w:val="0"/>
-                    <w:pageBreakBefore w:val="0"/>
-                    <w:spacing w:before="0" w:after="0" w:lineRule="exact" w:line="220"/>
-                  </w:pPr>
-                  <w:r>
-                    <w:rPr>
-                      <w:rFonts w:ascii="Arial" w:hAnsi="Arial" w:cs="Arial" w:eastAsia="Arial"/>
-                      <w:b/>
-                      <w:i w:val="0"/>
-                      <w:color w:val="E6E8EF"/>
-                      <w:sz w:val="15"/>
-                    </w:rPr>
-                    <w:t>Five tools and five bills</w:t>
-                  </w:r>
-                </w:p>
-                <w:p>
-                  <w:pPr>
-                    <w:keepNext w:val="0"/>
-                    <w:pageBreakBefore w:val="0"/>
-                    <w:spacing w:before="40" w:after="0" w:lineRule="exact" w:line="210"/>
-                  </w:pPr>
-                  <w:r>
-                    <w:rPr>
-                      <w:rFonts w:ascii="Arial" w:hAnsi="Arial" w:cs="Arial" w:eastAsia="Arial"/>
-                      <w:b w:val="0"/>
-                      <w:i w:val="0"/>
-                      <w:color w:val="A3AAB9"/>
-                      <w:sz w:val="14"/>
-                    </w:rPr>
-                    <w:t>A spreadsheet, a site builder, Canva, Mailchimp and a group chat, none of which talk to each other. One subscription and one match feed behind the lot.</w:t>
-                  </w:r>
-                </w:p>
-              </w:tc>
-            </w:tr>
-          </w:tbl>
-          <w:p/>
-        </w:tc>
-      </w:tr>
-    </w:tbl>
-    <w:p>
-      <w:pPr>
-        <w:keepNext w:val="0"/>
-        <w:pageBreakBefore/>
-        <w:spacing w:before="0" w:after="0" w:lineRule="exact" w:line="20"/>
-      </w:pPr>
-    </w:p>
-    <w:tbl>
-      <w:tblPr>
-        <w:tblW w:w="10208" w:type="dxa"/>
-        <w:tblInd w:w="0" w:type="dxa"/>
-        <w:tblBorders>
-          <w:top w:val="nil"/>
-          <w:left w:val="nil"/>
-          <w:bottom w:val="nil"/>
-          <w:right w:val="nil"/>
-          <w:insideH w:val="nil"/>
-          <w:insideV w:val="nil"/>
-        </w:tblBorders>
-        <w:tblLayout w:type="fixed"/>
-        <w:tblCellMar>
-          <w:top w:w="0" w:type="dxa"/>
-          <w:left w:w="0" w:type="dxa"/>
-          <w:bottom w:w="0" w:type="dxa"/>
-          <w:right w:w="0" w:type="dxa"/>
-        </w:tblCellMar>
-        <w:tblLook w:firstColumn="1" w:firstRow="1" w:lastColumn="0" w:lastRow="0" w:noHBand="0" w:noVBand="1" w:val="04A0"/>
-      </w:tblPr>
-      <w:tblGrid>
-        <w:gridCol w:w="5000"/>
-        <w:gridCol w:w="160"/>
-        <w:gridCol w:w="5048"/>
-      </w:tblGrid>
-      <w:tr>
-        <w:tc>
-          <w:tcPr>
-            <w:tcW w:w="5000" w:type="dxa"/>
-            <w:tcMar>
-              <w:top w:w="0" w:type="dxa"/>
-              <w:left w:w="0" w:type="dxa"/>
-              <w:bottom w:w="0" w:type="dxa"/>
-              <w:right w:w="0" w:type="dxa"/>
-            </w:tcMar>
-          </w:tcPr>
-          <w:p>
-            <w:pPr>
-              <w:keepNext w:val="0"/>
-              <w:pageBreakBefore w:val="0"/>
-              <w:spacing w:before="0" w:after="0" w:lineRule="exact" w:line="480"/>
-            </w:pPr>
-            <w:r>
-              <w:drawing>
-                <wp:inline xmlns:a="http://schemas.openxmlformats.org/drawingml/2006/main" xmlns:pic="http://schemas.openxmlformats.org/drawingml/2006/picture">
-                  <wp:extent cx="329481" cy="279400"/>
-                  <wp:docPr id="2" name="Picture 2"/>
-                  <wp:cNvGraphicFramePr>
-                    <a:graphicFrameLocks noChangeAspect="1"/>
-                  </wp:cNvGraphicFramePr>
-                  <a:graphic>
-                    <a:graphicData uri="http://schemas.openxmlformats.org/drawingml/2006/picture">
-                      <pic:pic>
-                        <pic:nvPicPr>
-                          <pic:cNvPr id="0" name="logo.png"/>
-                          <pic:cNvPicPr/>
-                        </pic:nvPicPr>
-                        <pic:blipFill>
-                          <a:blip r:embed="rId11"/>
-                          <a:stretch>
-                            <a:fillRect/>
-                          </a:stretch>
-                        </pic:blipFill>
-                        <pic:spPr>
-                          <a:xfrm>
-                            <a:off x="0" y="0"/>
-                            <a:ext cx="329481" cy="279400"/>
-                          </a:xfrm>
-                          <a:prstGeom prst="rect"/>
-                        </pic:spPr>
-                      </pic:pic>
-                    </a:graphicData>
-                  </a:graphic>
-                </wp:inline>
-              </w:drawing>
-            </w:r>
-            <w:r>
-              <w:rPr>
-                <w:rFonts w:ascii="Arial" w:hAnsi="Arial" w:cs="Arial" w:eastAsia="Arial"/>
-                <w:b w:val="0"/>
-                <w:i w:val="0"/>
-                <w:color w:val="E6E8EF"/>
-                <w:sz w:val="31"/>
-              </w:rPr>
-              <w:t xml:space="preserve">  </w:t>
-            </w:r>
-            <w:r>
-              <w:rPr>
-                <w:rFonts w:ascii="Arial" w:hAnsi="Arial" w:cs="Arial" w:eastAsia="Arial"/>
-                <w:b/>
-                <w:i w:val="0"/>
-                <w:color w:val="E6E8EF"/>
-                <w:sz w:val="31"/>
-              </w:rPr>
-              <w:t>Better</w:t>
-            </w:r>
-            <w:r>
-              <w:rPr>
-                <w:rFonts w:ascii="Arial" w:hAnsi="Arial" w:cs="Arial" w:eastAsia="Arial"/>
-                <w:b/>
-                <w:i w:val="0"/>
-                <w:color w:val="16C784"/>
-                <w:sz w:val="31"/>
-              </w:rPr>
-              <w:t>Cricket</w:t>
-            </w:r>
-          </w:p>
-        </w:tc>
-        <w:tc>
-          <w:tcPr>
-            <w:tcW w:w="160" w:type="dxa"/>
-            <w:tcMar>
-              <w:top w:w="0" w:type="dxa"/>
-              <w:left w:w="0" w:type="dxa"/>
-              <w:bottom w:w="0" w:type="dxa"/>
-              <w:right w:w="0" w:type="dxa"/>
-            </w:tcMar>
-          </w:tcPr>
-          <w:p>
-            <w:pPr>
-              <w:spacing w:after="0" w:lineRule="exact" w:line="20"/>
-            </w:pPr>
-            <w:r>
-              <w:rPr>
-                <w:rFonts w:ascii="Arial" w:hAnsi="Arial" w:cs="Arial" w:eastAsia="Arial"/>
-                <w:b w:val="0"/>
-                <w:i w:val="0"/>
-                <w:color w:val="A3AAB9"/>
-                <w:sz w:val="2"/>
-              </w:rPr>
-            </w:r>
-          </w:p>
-        </w:tc>
-        <w:tc>
-          <w:tcPr>
-            <w:tcW w:w="5048" w:type="dxa"/>
-            <w:tcMar>
-              <w:top w:w="0" w:type="dxa"/>
-              <w:left w:w="0" w:type="dxa"/>
-              <w:bottom w:w="0" w:type="dxa"/>
-              <w:right w:w="0" w:type="dxa"/>
-            </w:tcMar>
-          </w:tcPr>
-          <w:p>
-            <w:pPr>
-              <w:keepNext w:val="0"/>
-              <w:pageBreakBefore w:val="0"/>
-              <w:spacing w:before="0" w:after="0" w:lineRule="exact" w:line="200"/>
-              <w:jc w:val="right"/>
-            </w:pPr>
-            <w:r>
-              <w:rPr>
-                <w:rFonts w:ascii="Arial" w:hAnsi="Arial" w:cs="Arial" w:eastAsia="Arial"/>
-                <w:b w:val="0"/>
-                <w:i w:val="0"/>
-                <w:color w:val="8A90A2"/>
-                <w:sz w:val="15"/>
-              </w:rPr>
-              <w:t>Pricing, setup and the questions clubs ask</w:t>
-            </w:r>
-          </w:p>
-          <w:p>
-            <w:pPr>
-              <w:keepNext w:val="0"/>
-              <w:pageBreakBefore w:val="0"/>
-              <w:spacing w:before="0" w:after="0" w:lineRule="exact" w:line="220"/>
-              <w:jc w:val="right"/>
-            </w:pPr>
-            <w:r>
-              <w:rPr>
-                <w:rFonts w:ascii="Arial" w:hAnsi="Arial" w:cs="Arial" w:eastAsia="Arial"/>
-                <w:b/>
-                <w:i w:val="0"/>
-                <w:color w:val="16C784"/>
-                <w:sz w:val="15"/>
-              </w:rPr>
-              <w:t>support@bettersports.com.au</w:t>
-            </w:r>
-          </w:p>
-        </w:tc>
-      </w:tr>
-    </w:tbl>
-    <w:p>
-      <w:pPr>
-        <w:keepNext w:val="0"/>
-        <w:pageBreakBefore w:val="0"/>
-        <w:pBdr>
-          <w:bottom w:val="single" w:sz="6" w:space="1" w:color="1D2331"/>
-        </w:pBdr>
-        <w:spacing w:before="160" w:after="0" w:lineRule="exact" w:line="20"/>
-      </w:pPr>
-      <w:r>
-        <w:rPr>
-          <w:rFonts w:ascii="Arial" w:hAnsi="Arial" w:cs="Arial" w:eastAsia="Arial"/>
-          <w:b w:val="0"/>
-          <w:i w:val="0"/>
-          <w:color w:val="A3AAB9"/>
-          <w:sz w:val="2"/>
-        </w:rPr>
-      </w:r>
-    </w:p>
-    <w:p>
-      <w:pPr>
-        <w:keepNext/>
-        <w:pageBreakBefore w:val="0"/>
-        <w:spacing w:before="160" w:after="40" w:lineRule="exact" w:line="200"/>
+        <w:spacing w:before="220" w:after="40" w:lineRule="exact" w:line="200"/>
       </w:pPr>
       <w:r>
         <w:rPr>
@@ -3353,26 +4346,9 @@
         <w:t>WHAT IT COSTS</w:t>
       </w:r>
     </w:p>
-    <w:p>
-      <w:pPr>
-        <w:keepNext/>
-        <w:pageBreakBefore w:val="0"/>
-        <w:spacing w:before="0" w:after="120" w:lineRule="exact" w:line="224"/>
-      </w:pPr>
-      <w:r>
-        <w:rPr>
-          <w:rFonts w:ascii="Arial" w:hAnsi="Arial" w:cs="Arial" w:eastAsia="Arial"/>
-          <w:b w:val="0"/>
-          <w:i w:val="0"/>
-          <w:color w:val="8A90A2"/>
-          <w:sz w:val="16"/>
-        </w:rPr>
-        <w:t>An annual licence, billed once a year and paid by card through Stripe. Flat per club: one team or fifty, juniors and seniors, men's and women's, the price is the same.</w:t>
-      </w:r>
-    </w:p>
     <w:tbl>
       <w:tblPr>
-        <w:tblW w:w="10194" w:type="dxa"/>
+        <w:tblW w:w="10208" w:type="dxa"/>
         <w:tblInd w:w="0" w:type="dxa"/>
         <w:tblBorders>
           <w:top w:val="nil"/>
@@ -3392,14 +4368,12 @@
         <w:tblLook w:firstColumn="1" w:firstRow="1" w:lastColumn="0" w:lastRow="0" w:noHBand="0" w:noVBand="1" w:val="04A0"/>
       </w:tblPr>
       <w:tblGrid>
-        <w:gridCol w:w="5910"/>
-        <w:gridCol w:w="188"/>
-        <w:gridCol w:w="4096"/>
+        <w:gridCol w:w="10208"/>
       </w:tblGrid>
       <w:tr>
         <w:tc>
           <w:tcPr>
-            <w:tcW w:w="5910" w:type="dxa"/>
+            <w:tcW w:w="10208" w:type="dxa"/>
             <w:tcBorders>
               <w:top w:val="single" w:sz="6" w:space="0" w:color="1D2331"/>
               <w:left w:val="single" w:sz="6" w:space="0" w:color="1D2331"/>
@@ -3408,9 +4382,9 @@
             </w:tcBorders>
             <w:shd w:val="clear" w:color="auto" w:fill="101828"/>
             <w:tcMar>
-              <w:top w:w="180" w:type="dxa"/>
+              <w:top w:w="160" w:type="dxa"/>
               <w:left w:w="200" w:type="dxa"/>
-              <w:bottom w:w="180" w:type="dxa"/>
+              <w:bottom w:w="160" w:type="dxa"/>
               <w:right w:w="200" w:type="dxa"/>
             </w:tcMar>
           </w:tcPr>
@@ -3418,956 +4392,241 @@
             <w:pPr>
               <w:keepNext w:val="0"/>
               <w:pageBreakBefore w:val="0"/>
-              <w:spacing w:before="0" w:after="120" w:lineRule="exact" w:line="240"/>
+              <w:spacing w:before="0" w:after="0" w:lineRule="exact" w:line="240"/>
             </w:pPr>
+            <w:r>
+              <w:rPr>
+                <w:rFonts w:ascii="Arial" w:hAnsi="Arial" w:cs="Arial" w:eastAsia="Arial"/>
+                <w:b w:val="0"/>
+                <w:i w:val="0"/>
+                <w:color w:val="A3AAB9"/>
+                <w:sz w:val="16"/>
+              </w:rPr>
+              <w:t xml:space="preserve">BetterStats </w:t>
+            </w:r>
             <w:r>
               <w:rPr>
                 <w:rFonts w:ascii="Arial" w:hAnsi="Arial" w:cs="Arial" w:eastAsia="Arial"/>
                 <w:b/>
                 <w:i w:val="0"/>
                 <w:color w:val="E6E8EF"/>
-                <w:sz w:val="18"/>
+                <w:sz w:val="16"/>
               </w:rPr>
-              <w:t>Build your own subscription</w:t>
+              <w:t>$399</w:t>
+            </w:r>
+            <w:r>
+              <w:rPr>
+                <w:rFonts w:ascii="Arial" w:hAnsi="Arial" w:cs="Arial" w:eastAsia="Arial"/>
+                <w:b w:val="0"/>
+                <w:i w:val="0"/>
+                <w:color w:val="5F6577"/>
+                <w:sz w:val="16"/>
+              </w:rPr>
+              <w:t xml:space="preserve">   ·   </w:t>
+            </w:r>
+            <w:r>
+              <w:rPr>
+                <w:rFonts w:ascii="Arial" w:hAnsi="Arial" w:cs="Arial" w:eastAsia="Arial"/>
+                <w:b w:val="0"/>
+                <w:i w:val="0"/>
+                <w:color w:val="A3AAB9"/>
+                <w:sz w:val="16"/>
+              </w:rPr>
+              <w:t xml:space="preserve">BetterSelect </w:t>
+            </w:r>
+            <w:r>
+              <w:rPr>
+                <w:rFonts w:ascii="Arial" w:hAnsi="Arial" w:cs="Arial" w:eastAsia="Arial"/>
+                <w:b/>
+                <w:i w:val="0"/>
+                <w:color w:val="E6E8EF"/>
+                <w:sz w:val="16"/>
+              </w:rPr>
+              <w:t>$149</w:t>
+            </w:r>
+            <w:r>
+              <w:rPr>
+                <w:rFonts w:ascii="Arial" w:hAnsi="Arial" w:cs="Arial" w:eastAsia="Arial"/>
+                <w:b w:val="0"/>
+                <w:i w:val="0"/>
+                <w:color w:val="5F6577"/>
+                <w:sz w:val="16"/>
+              </w:rPr>
+              <w:t xml:space="preserve">   ·   </w:t>
+            </w:r>
+            <w:r>
+              <w:rPr>
+                <w:rFonts w:ascii="Arial" w:hAnsi="Arial" w:cs="Arial" w:eastAsia="Arial"/>
+                <w:b w:val="0"/>
+                <w:i w:val="0"/>
+                <w:color w:val="A3AAB9"/>
+                <w:sz w:val="16"/>
+              </w:rPr>
+              <w:t xml:space="preserve">BetterSocials </w:t>
+            </w:r>
+            <w:r>
+              <w:rPr>
+                <w:rFonts w:ascii="Arial" w:hAnsi="Arial" w:cs="Arial" w:eastAsia="Arial"/>
+                <w:b/>
+                <w:i w:val="0"/>
+                <w:color w:val="E6E8EF"/>
+                <w:sz w:val="16"/>
+              </w:rPr>
+              <w:t>$149</w:t>
+            </w:r>
+            <w:r>
+              <w:rPr>
+                <w:rFonts w:ascii="Arial" w:hAnsi="Arial" w:cs="Arial" w:eastAsia="Arial"/>
+                <w:b w:val="0"/>
+                <w:i w:val="0"/>
+                <w:color w:val="5F6577"/>
+                <w:sz w:val="16"/>
+              </w:rPr>
+              <w:t xml:space="preserve">   ·   </w:t>
+            </w:r>
+            <w:r>
+              <w:rPr>
+                <w:rFonts w:ascii="Arial" w:hAnsi="Arial" w:cs="Arial" w:eastAsia="Arial"/>
+                <w:b w:val="0"/>
+                <w:i w:val="0"/>
+                <w:color w:val="A3AAB9"/>
+                <w:sz w:val="16"/>
+              </w:rPr>
+              <w:t xml:space="preserve">BetterAdmin </w:t>
+            </w:r>
+            <w:r>
+              <w:rPr>
+                <w:rFonts w:ascii="Arial" w:hAnsi="Arial" w:cs="Arial" w:eastAsia="Arial"/>
+                <w:b/>
+                <w:i w:val="0"/>
+                <w:color w:val="E6E8EF"/>
+                <w:sz w:val="16"/>
+              </w:rPr>
+              <w:t>$149</w:t>
+            </w:r>
+            <w:r>
+              <w:rPr>
+                <w:rFonts w:ascii="Arial" w:hAnsi="Arial" w:cs="Arial" w:eastAsia="Arial"/>
+                <w:b w:val="0"/>
+                <w:i w:val="0"/>
+                <w:color w:val="5F6577"/>
+                <w:sz w:val="16"/>
+              </w:rPr>
+              <w:t xml:space="preserve">   ·   </w:t>
+            </w:r>
+            <w:r>
+              <w:rPr>
+                <w:rFonts w:ascii="Arial" w:hAnsi="Arial" w:cs="Arial" w:eastAsia="Arial"/>
+                <w:b w:val="0"/>
+                <w:i w:val="0"/>
+                <w:color w:val="A3AAB9"/>
+                <w:sz w:val="16"/>
+              </w:rPr>
+              <w:t xml:space="preserve">BetterIQ </w:t>
+            </w:r>
+            <w:r>
+              <w:rPr>
+                <w:rFonts w:ascii="Arial" w:hAnsi="Arial" w:cs="Arial" w:eastAsia="Arial"/>
+                <w:b/>
+                <w:i w:val="0"/>
+                <w:color w:val="E6E8EF"/>
+                <w:sz w:val="16"/>
+              </w:rPr>
+              <w:t>$249</w:t>
+            </w:r>
+            <w:r>
+              <w:rPr>
+                <w:rFonts w:ascii="Arial" w:hAnsi="Arial" w:cs="Arial" w:eastAsia="Arial"/>
+                <w:b w:val="0"/>
+                <w:i w:val="0"/>
+                <w:color w:val="5F6577"/>
+                <w:sz w:val="16"/>
+              </w:rPr>
+              <w:t xml:space="preserve">   ·   </w:t>
+            </w:r>
+            <w:r>
+              <w:rPr>
+                <w:rFonts w:ascii="Arial" w:hAnsi="Arial" w:cs="Arial" w:eastAsia="Arial"/>
+                <w:b w:val="0"/>
+                <w:i w:val="0"/>
+                <w:color w:val="A3AAB9"/>
+                <w:sz w:val="16"/>
+              </w:rPr>
+              <w:t xml:space="preserve">BetterFantasyCricket </w:t>
+            </w:r>
+            <w:r>
+              <w:rPr>
+                <w:rFonts w:ascii="Arial" w:hAnsi="Arial" w:cs="Arial" w:eastAsia="Arial"/>
+                <w:b/>
+                <w:i w:val="0"/>
+                <w:color w:val="E6E8EF"/>
+                <w:sz w:val="16"/>
+              </w:rPr>
+              <w:t>$49</w:t>
             </w:r>
           </w:p>
-          <w:tbl>
-            <w:tblPr>
-              <w:tblW w:w="5510" w:type="dxa"/>
-              <w:tblInd w:w="0" w:type="dxa"/>
-              <w:tblBorders>
-                <w:top w:val="nil"/>
-                <w:left w:val="nil"/>
-                <w:bottom w:val="nil"/>
-                <w:right w:val="nil"/>
-                <w:insideH w:val="nil"/>
-                <w:insideV w:val="nil"/>
-              </w:tblBorders>
-              <w:tblLayout w:type="fixed"/>
-              <w:tblCellMar>
-                <w:top w:w="0" w:type="dxa"/>
-                <w:left w:w="0" w:type="dxa"/>
-                <w:bottom w:w="0" w:type="dxa"/>
-                <w:right w:w="0" w:type="dxa"/>
-              </w:tblCellMar>
-              <w:tblLook w:firstColumn="1" w:firstRow="1" w:lastColumn="0" w:lastRow="0" w:noHBand="0" w:noVBand="1" w:val="04A0"/>
-            </w:tblPr>
-            <w:tblGrid>
-              <w:gridCol w:w="4110"/>
-              <w:gridCol w:w="0"/>
-              <w:gridCol w:w="1400"/>
-            </w:tblGrid>
-            <w:tr>
-              <w:tc>
-                <w:tcPr>
-                  <w:tcW w:w="4110" w:type="dxa"/>
-                  <w:tcBorders>
-                    <w:top w:val="nil" w:sz="0" w:space="0" w:color="1D2331"/>
-                    <w:left w:val="nil" w:sz="0" w:space="0" w:color="1D2331"/>
-                    <w:bottom w:val="single" w:sz="6" w:space="0" w:color="1D2331"/>
-                    <w:right w:val="nil" w:sz="0" w:space="0" w:color="1D2331"/>
-                  </w:tcBorders>
-                  <w:tcMar>
-                    <w:top w:w="40" w:type="dxa"/>
-                    <w:left w:w="0" w:type="dxa"/>
-                    <w:bottom w:w="20" w:type="dxa"/>
-                    <w:right w:w="0" w:type="dxa"/>
-                  </w:tcMar>
-                </w:tcPr>
-                <w:p>
-                  <w:pPr>
-                    <w:keepNext w:val="0"/>
-                    <w:pageBreakBefore w:val="0"/>
-                    <w:spacing w:before="0" w:after="0" w:lineRule="exact" w:line="200"/>
-                  </w:pPr>
-                  <w:r>
-                    <w:rPr>
-                      <w:rFonts w:ascii="Arial" w:hAnsi="Arial" w:cs="Arial" w:eastAsia="Arial"/>
-                      <w:b w:val="0"/>
-                      <w:i w:val="0"/>
-                      <w:color w:val="A3AAB9"/>
-                      <w:sz w:val="15"/>
-                    </w:rPr>
-                    <w:t>BetterStats</w:t>
-                  </w:r>
-                  <w:r>
-                    <w:rPr>
-                      <w:rFonts w:ascii="Arial" w:hAnsi="Arial" w:cs="Arial" w:eastAsia="Arial"/>
-                      <w:b w:val="0"/>
-                      <w:i w:val="0"/>
-                      <w:color w:val="8A90A2"/>
-                      <w:sz w:val="15"/>
-                    </w:rPr>
-                    <w:t xml:space="preserve"> · included in every plan</w:t>
-                  </w:r>
-                </w:p>
-              </w:tc>
-              <w:tc>
-                <w:tcPr>
-                  <w:tcW w:w="0" w:type="dxa"/>
-                  <w:tcMar>
-                    <w:top w:w="0" w:type="dxa"/>
-                    <w:left w:w="0" w:type="dxa"/>
-                    <w:bottom w:w="0" w:type="dxa"/>
-                    <w:right w:w="0" w:type="dxa"/>
-                  </w:tcMar>
-                </w:tcPr>
-                <w:p>
-                  <w:pPr>
-                    <w:spacing w:after="0" w:lineRule="exact" w:line="20"/>
-                  </w:pPr>
-                  <w:r>
-                    <w:rPr>
-                      <w:rFonts w:ascii="Arial" w:hAnsi="Arial" w:cs="Arial" w:eastAsia="Arial"/>
-                      <w:b w:val="0"/>
-                      <w:i w:val="0"/>
-                      <w:color w:val="A3AAB9"/>
-                      <w:sz w:val="2"/>
-                    </w:rPr>
-                  </w:r>
-                </w:p>
-              </w:tc>
-              <w:tc>
-                <w:tcPr>
-                  <w:tcW w:w="1400" w:type="dxa"/>
-                  <w:tcBorders>
-                    <w:top w:val="nil" w:sz="0" w:space="0" w:color="1D2331"/>
-                    <w:left w:val="nil" w:sz="0" w:space="0" w:color="1D2331"/>
-                    <w:bottom w:val="single" w:sz="6" w:space="0" w:color="1D2331"/>
-                    <w:right w:val="nil" w:sz="0" w:space="0" w:color="1D2331"/>
-                  </w:tcBorders>
-                  <w:tcMar>
-                    <w:top w:w="40" w:type="dxa"/>
-                    <w:left w:w="0" w:type="dxa"/>
-                    <w:bottom w:w="20" w:type="dxa"/>
-                    <w:right w:w="0" w:type="dxa"/>
-                  </w:tcMar>
-                </w:tcPr>
-                <w:p>
-                  <w:pPr>
-                    <w:keepNext w:val="0"/>
-                    <w:pageBreakBefore w:val="0"/>
-                    <w:spacing w:before="0" w:after="0" w:lineRule="exact" w:line="200"/>
-                    <w:jc w:val="right"/>
-                  </w:pPr>
-                  <w:r>
-                    <w:rPr>
-                      <w:rFonts w:ascii="Arial" w:hAnsi="Arial" w:cs="Arial" w:eastAsia="Arial"/>
-                      <w:b/>
-                      <w:i w:val="0"/>
-                      <w:color w:val="E6E8EF"/>
-                      <w:sz w:val="15"/>
-                    </w:rPr>
-                    <w:t>$399</w:t>
-                  </w:r>
-                </w:p>
-              </w:tc>
-            </w:tr>
-            <w:tr>
-              <w:tc>
-                <w:tcPr>
-                  <w:tcW w:w="4110" w:type="dxa"/>
-                  <w:tcBorders>
-                    <w:top w:val="nil" w:sz="0" w:space="0" w:color="1D2331"/>
-                    <w:left w:val="nil" w:sz="0" w:space="0" w:color="1D2331"/>
-                    <w:bottom w:val="single" w:sz="6" w:space="0" w:color="1D2331"/>
-                    <w:right w:val="nil" w:sz="0" w:space="0" w:color="1D2331"/>
-                  </w:tcBorders>
-                  <w:tcMar>
-                    <w:top w:w="40" w:type="dxa"/>
-                    <w:left w:w="0" w:type="dxa"/>
-                    <w:bottom w:w="20" w:type="dxa"/>
-                    <w:right w:w="0" w:type="dxa"/>
-                  </w:tcMar>
-                </w:tcPr>
-                <w:p>
-                  <w:pPr>
-                    <w:keepNext w:val="0"/>
-                    <w:pageBreakBefore w:val="0"/>
-                    <w:spacing w:before="0" w:after="0" w:lineRule="exact" w:line="200"/>
-                  </w:pPr>
-                  <w:r>
-                    <w:rPr>
-                      <w:rFonts w:ascii="Arial" w:hAnsi="Arial" w:cs="Arial" w:eastAsia="Arial"/>
-                      <w:b w:val="0"/>
-                      <w:i w:val="0"/>
-                      <w:color w:val="A3AAB9"/>
-                      <w:sz w:val="15"/>
-                    </w:rPr>
-                    <w:t>BetterSelect</w:t>
-                  </w:r>
-                </w:p>
-              </w:tc>
-              <w:tc>
-                <w:tcPr>
-                  <w:tcW w:w="0" w:type="dxa"/>
-                  <w:tcMar>
-                    <w:top w:w="0" w:type="dxa"/>
-                    <w:left w:w="0" w:type="dxa"/>
-                    <w:bottom w:w="0" w:type="dxa"/>
-                    <w:right w:w="0" w:type="dxa"/>
-                  </w:tcMar>
-                </w:tcPr>
-                <w:p>
-                  <w:pPr>
-                    <w:spacing w:after="0" w:lineRule="exact" w:line="20"/>
-                  </w:pPr>
-                  <w:r>
-                    <w:rPr>
-                      <w:rFonts w:ascii="Arial" w:hAnsi="Arial" w:cs="Arial" w:eastAsia="Arial"/>
-                      <w:b w:val="0"/>
-                      <w:i w:val="0"/>
-                      <w:color w:val="A3AAB9"/>
-                      <w:sz w:val="2"/>
-                    </w:rPr>
-                  </w:r>
-                </w:p>
-              </w:tc>
-              <w:tc>
-                <w:tcPr>
-                  <w:tcW w:w="1400" w:type="dxa"/>
-                  <w:tcBorders>
-                    <w:top w:val="nil" w:sz="0" w:space="0" w:color="1D2331"/>
-                    <w:left w:val="nil" w:sz="0" w:space="0" w:color="1D2331"/>
-                    <w:bottom w:val="single" w:sz="6" w:space="0" w:color="1D2331"/>
-                    <w:right w:val="nil" w:sz="0" w:space="0" w:color="1D2331"/>
-                  </w:tcBorders>
-                  <w:tcMar>
-                    <w:top w:w="40" w:type="dxa"/>
-                    <w:left w:w="0" w:type="dxa"/>
-                    <w:bottom w:w="20" w:type="dxa"/>
-                    <w:right w:w="0" w:type="dxa"/>
-                  </w:tcMar>
-                </w:tcPr>
-                <w:p>
-                  <w:pPr>
-                    <w:keepNext w:val="0"/>
-                    <w:pageBreakBefore w:val="0"/>
-                    <w:spacing w:before="0" w:after="0" w:lineRule="exact" w:line="200"/>
-                    <w:jc w:val="right"/>
-                  </w:pPr>
-                  <w:r>
-                    <w:rPr>
-                      <w:rFonts w:ascii="Arial" w:hAnsi="Arial" w:cs="Arial" w:eastAsia="Arial"/>
-                      <w:b/>
-                      <w:i w:val="0"/>
-                      <w:color w:val="E6E8EF"/>
-                      <w:sz w:val="15"/>
-                    </w:rPr>
-                    <w:t>$149</w:t>
-                  </w:r>
-                </w:p>
-              </w:tc>
-            </w:tr>
-            <w:tr>
-              <w:tc>
-                <w:tcPr>
-                  <w:tcW w:w="4110" w:type="dxa"/>
-                  <w:tcBorders>
-                    <w:top w:val="nil" w:sz="0" w:space="0" w:color="1D2331"/>
-                    <w:left w:val="nil" w:sz="0" w:space="0" w:color="1D2331"/>
-                    <w:bottom w:val="single" w:sz="6" w:space="0" w:color="1D2331"/>
-                    <w:right w:val="nil" w:sz="0" w:space="0" w:color="1D2331"/>
-                  </w:tcBorders>
-                  <w:tcMar>
-                    <w:top w:w="40" w:type="dxa"/>
-                    <w:left w:w="0" w:type="dxa"/>
-                    <w:bottom w:w="20" w:type="dxa"/>
-                    <w:right w:w="0" w:type="dxa"/>
-                  </w:tcMar>
-                </w:tcPr>
-                <w:p>
-                  <w:pPr>
-                    <w:keepNext w:val="0"/>
-                    <w:pageBreakBefore w:val="0"/>
-                    <w:spacing w:before="0" w:after="0" w:lineRule="exact" w:line="200"/>
-                  </w:pPr>
-                  <w:r>
-                    <w:rPr>
-                      <w:rFonts w:ascii="Arial" w:hAnsi="Arial" w:cs="Arial" w:eastAsia="Arial"/>
-                      <w:b w:val="0"/>
-                      <w:i w:val="0"/>
-                      <w:color w:val="A3AAB9"/>
-                      <w:sz w:val="15"/>
-                    </w:rPr>
-                    <w:t>BetterSocials</w:t>
-                  </w:r>
-                </w:p>
-              </w:tc>
-              <w:tc>
-                <w:tcPr>
-                  <w:tcW w:w="0" w:type="dxa"/>
-                  <w:tcMar>
-                    <w:top w:w="0" w:type="dxa"/>
-                    <w:left w:w="0" w:type="dxa"/>
-                    <w:bottom w:w="0" w:type="dxa"/>
-                    <w:right w:w="0" w:type="dxa"/>
-                  </w:tcMar>
-                </w:tcPr>
-                <w:p>
-                  <w:pPr>
-                    <w:spacing w:after="0" w:lineRule="exact" w:line="20"/>
-                  </w:pPr>
-                  <w:r>
-                    <w:rPr>
-                      <w:rFonts w:ascii="Arial" w:hAnsi="Arial" w:cs="Arial" w:eastAsia="Arial"/>
-                      <w:b w:val="0"/>
-                      <w:i w:val="0"/>
-                      <w:color w:val="A3AAB9"/>
-                      <w:sz w:val="2"/>
-                    </w:rPr>
-                  </w:r>
-                </w:p>
-              </w:tc>
-              <w:tc>
-                <w:tcPr>
-                  <w:tcW w:w="1400" w:type="dxa"/>
-                  <w:tcBorders>
-                    <w:top w:val="nil" w:sz="0" w:space="0" w:color="1D2331"/>
-                    <w:left w:val="nil" w:sz="0" w:space="0" w:color="1D2331"/>
-                    <w:bottom w:val="single" w:sz="6" w:space="0" w:color="1D2331"/>
-                    <w:right w:val="nil" w:sz="0" w:space="0" w:color="1D2331"/>
-                  </w:tcBorders>
-                  <w:tcMar>
-                    <w:top w:w="40" w:type="dxa"/>
-                    <w:left w:w="0" w:type="dxa"/>
-                    <w:bottom w:w="20" w:type="dxa"/>
-                    <w:right w:w="0" w:type="dxa"/>
-                  </w:tcMar>
-                </w:tcPr>
-                <w:p>
-                  <w:pPr>
-                    <w:keepNext w:val="0"/>
-                    <w:pageBreakBefore w:val="0"/>
-                    <w:spacing w:before="0" w:after="0" w:lineRule="exact" w:line="200"/>
-                    <w:jc w:val="right"/>
-                  </w:pPr>
-                  <w:r>
-                    <w:rPr>
-                      <w:rFonts w:ascii="Arial" w:hAnsi="Arial" w:cs="Arial" w:eastAsia="Arial"/>
-                      <w:b/>
-                      <w:i w:val="0"/>
-                      <w:color w:val="E6E8EF"/>
-                      <w:sz w:val="15"/>
-                    </w:rPr>
-                    <w:t>$149</w:t>
-                  </w:r>
-                </w:p>
-              </w:tc>
-            </w:tr>
-            <w:tr>
-              <w:tc>
-                <w:tcPr>
-                  <w:tcW w:w="4110" w:type="dxa"/>
-                  <w:tcBorders>
-                    <w:top w:val="nil" w:sz="0" w:space="0" w:color="1D2331"/>
-                    <w:left w:val="nil" w:sz="0" w:space="0" w:color="1D2331"/>
-                    <w:bottom w:val="single" w:sz="6" w:space="0" w:color="1D2331"/>
-                    <w:right w:val="nil" w:sz="0" w:space="0" w:color="1D2331"/>
-                  </w:tcBorders>
-                  <w:tcMar>
-                    <w:top w:w="40" w:type="dxa"/>
-                    <w:left w:w="0" w:type="dxa"/>
-                    <w:bottom w:w="20" w:type="dxa"/>
-                    <w:right w:w="0" w:type="dxa"/>
-                  </w:tcMar>
-                </w:tcPr>
-                <w:p>
-                  <w:pPr>
-                    <w:keepNext w:val="0"/>
-                    <w:pageBreakBefore w:val="0"/>
-                    <w:spacing w:before="0" w:after="0" w:lineRule="exact" w:line="200"/>
-                  </w:pPr>
-                  <w:r>
-                    <w:rPr>
-                      <w:rFonts w:ascii="Arial" w:hAnsi="Arial" w:cs="Arial" w:eastAsia="Arial"/>
-                      <w:b w:val="0"/>
-                      <w:i w:val="0"/>
-                      <w:color w:val="A3AAB9"/>
-                      <w:sz w:val="15"/>
-                    </w:rPr>
-                    <w:t>BetterAdmin</w:t>
-                  </w:r>
-                </w:p>
-              </w:tc>
-              <w:tc>
-                <w:tcPr>
-                  <w:tcW w:w="0" w:type="dxa"/>
-                  <w:tcMar>
-                    <w:top w:w="0" w:type="dxa"/>
-                    <w:left w:w="0" w:type="dxa"/>
-                    <w:bottom w:w="0" w:type="dxa"/>
-                    <w:right w:w="0" w:type="dxa"/>
-                  </w:tcMar>
-                </w:tcPr>
-                <w:p>
-                  <w:pPr>
-                    <w:spacing w:after="0" w:lineRule="exact" w:line="20"/>
-                  </w:pPr>
-                  <w:r>
-                    <w:rPr>
-                      <w:rFonts w:ascii="Arial" w:hAnsi="Arial" w:cs="Arial" w:eastAsia="Arial"/>
-                      <w:b w:val="0"/>
-                      <w:i w:val="0"/>
-                      <w:color w:val="A3AAB9"/>
-                      <w:sz w:val="2"/>
-                    </w:rPr>
-                  </w:r>
-                </w:p>
-              </w:tc>
-              <w:tc>
-                <w:tcPr>
-                  <w:tcW w:w="1400" w:type="dxa"/>
-                  <w:tcBorders>
-                    <w:top w:val="nil" w:sz="0" w:space="0" w:color="1D2331"/>
-                    <w:left w:val="nil" w:sz="0" w:space="0" w:color="1D2331"/>
-                    <w:bottom w:val="single" w:sz="6" w:space="0" w:color="1D2331"/>
-                    <w:right w:val="nil" w:sz="0" w:space="0" w:color="1D2331"/>
-                  </w:tcBorders>
-                  <w:tcMar>
-                    <w:top w:w="40" w:type="dxa"/>
-                    <w:left w:w="0" w:type="dxa"/>
-                    <w:bottom w:w="20" w:type="dxa"/>
-                    <w:right w:w="0" w:type="dxa"/>
-                  </w:tcMar>
-                </w:tcPr>
-                <w:p>
-                  <w:pPr>
-                    <w:keepNext w:val="0"/>
-                    <w:pageBreakBefore w:val="0"/>
-                    <w:spacing w:before="0" w:after="0" w:lineRule="exact" w:line="200"/>
-                    <w:jc w:val="right"/>
-                  </w:pPr>
-                  <w:r>
-                    <w:rPr>
-                      <w:rFonts w:ascii="Arial" w:hAnsi="Arial" w:cs="Arial" w:eastAsia="Arial"/>
-                      <w:b/>
-                      <w:i w:val="0"/>
-                      <w:color w:val="E6E8EF"/>
-                      <w:sz w:val="15"/>
-                    </w:rPr>
-                    <w:t>$149</w:t>
-                  </w:r>
-                </w:p>
-              </w:tc>
-            </w:tr>
-            <w:tr>
-              <w:tc>
-                <w:tcPr>
-                  <w:tcW w:w="4110" w:type="dxa"/>
-                  <w:tcBorders>
-                    <w:top w:val="nil" w:sz="0" w:space="0" w:color="1D2331"/>
-                    <w:left w:val="nil" w:sz="0" w:space="0" w:color="1D2331"/>
-                    <w:bottom w:val="single" w:sz="6" w:space="0" w:color="1D2331"/>
-                    <w:right w:val="nil" w:sz="0" w:space="0" w:color="1D2331"/>
-                  </w:tcBorders>
-                  <w:tcMar>
-                    <w:top w:w="40" w:type="dxa"/>
-                    <w:left w:w="0" w:type="dxa"/>
-                    <w:bottom w:w="20" w:type="dxa"/>
-                    <w:right w:w="0" w:type="dxa"/>
-                  </w:tcMar>
-                </w:tcPr>
-                <w:p>
-                  <w:pPr>
-                    <w:keepNext w:val="0"/>
-                    <w:pageBreakBefore w:val="0"/>
-                    <w:spacing w:before="0" w:after="0" w:lineRule="exact" w:line="200"/>
-                  </w:pPr>
-                  <w:r>
-                    <w:rPr>
-                      <w:rFonts w:ascii="Arial" w:hAnsi="Arial" w:cs="Arial" w:eastAsia="Arial"/>
-                      <w:b w:val="0"/>
-                      <w:i w:val="0"/>
-                      <w:color w:val="A3AAB9"/>
-                      <w:sz w:val="15"/>
-                    </w:rPr>
-                    <w:t>BetterIQ</w:t>
-                  </w:r>
-                </w:p>
-              </w:tc>
-              <w:tc>
-                <w:tcPr>
-                  <w:tcW w:w="0" w:type="dxa"/>
-                  <w:tcMar>
-                    <w:top w:w="0" w:type="dxa"/>
-                    <w:left w:w="0" w:type="dxa"/>
-                    <w:bottom w:w="0" w:type="dxa"/>
-                    <w:right w:w="0" w:type="dxa"/>
-                  </w:tcMar>
-                </w:tcPr>
-                <w:p>
-                  <w:pPr>
-                    <w:spacing w:after="0" w:lineRule="exact" w:line="20"/>
-                  </w:pPr>
-                  <w:r>
-                    <w:rPr>
-                      <w:rFonts w:ascii="Arial" w:hAnsi="Arial" w:cs="Arial" w:eastAsia="Arial"/>
-                      <w:b w:val="0"/>
-                      <w:i w:val="0"/>
-                      <w:color w:val="A3AAB9"/>
-                      <w:sz w:val="2"/>
-                    </w:rPr>
-                  </w:r>
-                </w:p>
-              </w:tc>
-              <w:tc>
-                <w:tcPr>
-                  <w:tcW w:w="1400" w:type="dxa"/>
-                  <w:tcBorders>
-                    <w:top w:val="nil" w:sz="0" w:space="0" w:color="1D2331"/>
-                    <w:left w:val="nil" w:sz="0" w:space="0" w:color="1D2331"/>
-                    <w:bottom w:val="single" w:sz="6" w:space="0" w:color="1D2331"/>
-                    <w:right w:val="nil" w:sz="0" w:space="0" w:color="1D2331"/>
-                  </w:tcBorders>
-                  <w:tcMar>
-                    <w:top w:w="40" w:type="dxa"/>
-                    <w:left w:w="0" w:type="dxa"/>
-                    <w:bottom w:w="20" w:type="dxa"/>
-                    <w:right w:w="0" w:type="dxa"/>
-                  </w:tcMar>
-                </w:tcPr>
-                <w:p>
-                  <w:pPr>
-                    <w:keepNext w:val="0"/>
-                    <w:pageBreakBefore w:val="0"/>
-                    <w:spacing w:before="0" w:after="0" w:lineRule="exact" w:line="200"/>
-                    <w:jc w:val="right"/>
-                  </w:pPr>
-                  <w:r>
-                    <w:rPr>
-                      <w:rFonts w:ascii="Arial" w:hAnsi="Arial" w:cs="Arial" w:eastAsia="Arial"/>
-                      <w:b/>
-                      <w:i w:val="0"/>
-                      <w:color w:val="E6E8EF"/>
-                      <w:sz w:val="15"/>
-                    </w:rPr>
-                    <w:t>$249</w:t>
-                  </w:r>
-                </w:p>
-              </w:tc>
-            </w:tr>
-            <w:tr>
-              <w:tc>
-                <w:tcPr>
-                  <w:tcW w:w="4110" w:type="dxa"/>
-                  <w:tcBorders>
-                    <w:top w:val="nil" w:sz="0" w:space="0" w:color="1D2331"/>
-                    <w:left w:val="nil" w:sz="0" w:space="0" w:color="1D2331"/>
-                    <w:bottom w:val="single" w:sz="6" w:space="0" w:color="1D2331"/>
-                    <w:right w:val="nil" w:sz="0" w:space="0" w:color="1D2331"/>
-                  </w:tcBorders>
-                  <w:tcMar>
-                    <w:top w:w="40" w:type="dxa"/>
-                    <w:left w:w="0" w:type="dxa"/>
-                    <w:bottom w:w="20" w:type="dxa"/>
-                    <w:right w:w="0" w:type="dxa"/>
-                  </w:tcMar>
-                </w:tcPr>
-                <w:p>
-                  <w:pPr>
-                    <w:keepNext w:val="0"/>
-                    <w:pageBreakBefore w:val="0"/>
-                    <w:spacing w:before="0" w:after="0" w:lineRule="exact" w:line="200"/>
-                  </w:pPr>
-                  <w:r>
-                    <w:rPr>
-                      <w:rFonts w:ascii="Arial" w:hAnsi="Arial" w:cs="Arial" w:eastAsia="Arial"/>
-                      <w:b w:val="0"/>
-                      <w:i w:val="0"/>
-                      <w:color w:val="A3AAB9"/>
-                      <w:sz w:val="15"/>
-                    </w:rPr>
-                    <w:t>Bundle discount on the full set</w:t>
-                  </w:r>
-                </w:p>
-              </w:tc>
-              <w:tc>
-                <w:tcPr>
-                  <w:tcW w:w="0" w:type="dxa"/>
-                  <w:tcMar>
-                    <w:top w:w="0" w:type="dxa"/>
-                    <w:left w:w="0" w:type="dxa"/>
-                    <w:bottom w:w="0" w:type="dxa"/>
-                    <w:right w:w="0" w:type="dxa"/>
-                  </w:tcMar>
-                </w:tcPr>
-                <w:p>
-                  <w:pPr>
-                    <w:spacing w:after="0" w:lineRule="exact" w:line="20"/>
-                  </w:pPr>
-                  <w:r>
-                    <w:rPr>
-                      <w:rFonts w:ascii="Arial" w:hAnsi="Arial" w:cs="Arial" w:eastAsia="Arial"/>
-                      <w:b w:val="0"/>
-                      <w:i w:val="0"/>
-                      <w:color w:val="A3AAB9"/>
-                      <w:sz w:val="2"/>
-                    </w:rPr>
-                  </w:r>
-                </w:p>
-              </w:tc>
-              <w:tc>
-                <w:tcPr>
-                  <w:tcW w:w="1400" w:type="dxa"/>
-                  <w:tcBorders>
-                    <w:top w:val="nil" w:sz="0" w:space="0" w:color="1D2331"/>
-                    <w:left w:val="nil" w:sz="0" w:space="0" w:color="1D2331"/>
-                    <w:bottom w:val="single" w:sz="6" w:space="0" w:color="1D2331"/>
-                    <w:right w:val="nil" w:sz="0" w:space="0" w:color="1D2331"/>
-                  </w:tcBorders>
-                  <w:tcMar>
-                    <w:top w:w="40" w:type="dxa"/>
-                    <w:left w:w="0" w:type="dxa"/>
-                    <w:bottom w:w="20" w:type="dxa"/>
-                    <w:right w:w="0" w:type="dxa"/>
-                  </w:tcMar>
-                </w:tcPr>
-                <w:p>
-                  <w:pPr>
-                    <w:keepNext w:val="0"/>
-                    <w:pageBreakBefore w:val="0"/>
-                    <w:spacing w:before="0" w:after="0" w:lineRule="exact" w:line="200"/>
-                    <w:jc w:val="right"/>
-                  </w:pPr>
-                  <w:r>
-                    <w:rPr>
-                      <w:rFonts w:ascii="Arial" w:hAnsi="Arial" w:cs="Arial" w:eastAsia="Arial"/>
-                      <w:b/>
-                      <w:i w:val="0"/>
-                      <w:color w:val="16C784"/>
-                      <w:sz w:val="15"/>
-                    </w:rPr>
-                    <w:t>−$146</w:t>
-                  </w:r>
-                </w:p>
-              </w:tc>
-            </w:tr>
-          </w:tbl>
-          <w:p/>
-          <w:tbl>
-            <w:tblPr>
-              <w:tblW w:w="5510" w:type="dxa"/>
-              <w:tblInd w:w="0" w:type="dxa"/>
-              <w:tblBorders>
-                <w:top w:val="nil"/>
-                <w:left w:val="nil"/>
-                <w:bottom w:val="nil"/>
-                <w:right w:val="nil"/>
-                <w:insideH w:val="nil"/>
-                <w:insideV w:val="nil"/>
-              </w:tblBorders>
-              <w:tblLayout w:type="fixed"/>
-              <w:tblCellMar>
-                <w:top w:w="0" w:type="dxa"/>
-                <w:left w:w="0" w:type="dxa"/>
-                <w:bottom w:w="0" w:type="dxa"/>
-                <w:right w:w="0" w:type="dxa"/>
-              </w:tblCellMar>
-              <w:tblLook w:firstColumn="1" w:firstRow="1" w:lastColumn="0" w:lastRow="0" w:noHBand="0" w:noVBand="1" w:val="04A0"/>
-            </w:tblPr>
-            <w:tblGrid>
-              <w:gridCol w:w="3710"/>
-              <w:gridCol w:w="0"/>
-              <w:gridCol w:w="1800"/>
-            </w:tblGrid>
-            <w:tr>
-              <w:tc>
-                <w:tcPr>
-                  <w:tcW w:w="3710" w:type="dxa"/>
-                  <w:tcMar>
-                    <w:top w:w="80" w:type="dxa"/>
-                    <w:left w:w="0" w:type="dxa"/>
-                    <w:bottom w:w="20" w:type="dxa"/>
-                    <w:right w:w="0" w:type="dxa"/>
-                  </w:tcMar>
-                </w:tcPr>
-                <w:p>
-                  <w:pPr>
-                    <w:keepNext w:val="0"/>
-                    <w:pageBreakBefore w:val="0"/>
-                    <w:spacing w:before="0" w:after="0" w:lineRule="exact" w:line="240"/>
-                  </w:pPr>
-                  <w:r>
-                    <w:rPr>
-                      <w:rFonts w:ascii="Arial" w:hAnsi="Arial" w:cs="Arial" w:eastAsia="Arial"/>
-                      <w:b/>
-                      <w:i w:val="0"/>
-                      <w:color w:val="E6E8EF"/>
-                      <w:sz w:val="17"/>
-                    </w:rPr>
-                    <w:t>BetterStats plus every module</w:t>
-                  </w:r>
-                </w:p>
-              </w:tc>
-              <w:tc>
-                <w:tcPr>
-                  <w:tcW w:w="0" w:type="dxa"/>
-                  <w:tcMar>
-                    <w:top w:w="0" w:type="dxa"/>
-                    <w:left w:w="0" w:type="dxa"/>
-                    <w:bottom w:w="0" w:type="dxa"/>
-                    <w:right w:w="0" w:type="dxa"/>
-                  </w:tcMar>
-                </w:tcPr>
-                <w:p>
-                  <w:pPr>
-                    <w:spacing w:after="0" w:lineRule="exact" w:line="20"/>
-                  </w:pPr>
-                  <w:r>
-                    <w:rPr>
-                      <w:rFonts w:ascii="Arial" w:hAnsi="Arial" w:cs="Arial" w:eastAsia="Arial"/>
-                      <w:b w:val="0"/>
-                      <w:i w:val="0"/>
-                      <w:color w:val="A3AAB9"/>
-                      <w:sz w:val="2"/>
-                    </w:rPr>
-                  </w:r>
-                </w:p>
-              </w:tc>
-              <w:tc>
-                <w:tcPr>
-                  <w:tcW w:w="1800" w:type="dxa"/>
-                  <w:tcMar>
-                    <w:top w:w="80" w:type="dxa"/>
-                    <w:left w:w="0" w:type="dxa"/>
-                    <w:bottom w:w="20" w:type="dxa"/>
-                    <w:right w:w="0" w:type="dxa"/>
-                  </w:tcMar>
-                </w:tcPr>
-                <w:p>
-                  <w:pPr>
-                    <w:keepNext w:val="0"/>
-                    <w:pageBreakBefore w:val="0"/>
-                    <w:spacing w:before="0" w:after="0" w:lineRule="exact" w:line="240"/>
-                    <w:jc w:val="right"/>
-                  </w:pPr>
-                  <w:r>
-                    <w:rPr>
-                      <w:rFonts w:ascii="Arial" w:hAnsi="Arial" w:cs="Arial" w:eastAsia="Arial"/>
-                      <w:b/>
-                      <w:i w:val="0"/>
-                      <w:color w:val="16C784"/>
-                      <w:sz w:val="17"/>
-                    </w:rPr>
-                    <w:t>$949 / year</w:t>
-                  </w:r>
-                </w:p>
-              </w:tc>
-            </w:tr>
-          </w:tbl>
-          <w:p/>
-          <w:tbl>
-            <w:tblPr>
-              <w:tblW w:w="5510" w:type="dxa"/>
-              <w:tblInd w:w="0" w:type="dxa"/>
-              <w:tblBorders>
-                <w:top w:val="nil"/>
-                <w:left w:val="nil"/>
-                <w:bottom w:val="nil"/>
-                <w:right w:val="nil"/>
-                <w:insideH w:val="nil"/>
-                <w:insideV w:val="nil"/>
-              </w:tblBorders>
-              <w:tblLayout w:type="fixed"/>
-              <w:tblCellMar>
-                <w:top w:w="0" w:type="dxa"/>
-                <w:left w:w="0" w:type="dxa"/>
-                <w:bottom w:w="0" w:type="dxa"/>
-                <w:right w:w="0" w:type="dxa"/>
-              </w:tblCellMar>
-              <w:tblLook w:firstColumn="1" w:firstRow="1" w:lastColumn="0" w:lastRow="0" w:noHBand="0" w:noVBand="1" w:val="04A0"/>
-            </w:tblPr>
-            <w:tblGrid>
-              <w:gridCol w:w="3710"/>
-              <w:gridCol w:w="0"/>
-              <w:gridCol w:w="1800"/>
-            </w:tblGrid>
-            <w:tr>
-              <w:tc>
-                <w:tcPr>
-                  <w:tcW w:w="3710" w:type="dxa"/>
-                  <w:tcMar>
-                    <w:top w:w="60" w:type="dxa"/>
-                    <w:left w:w="0" w:type="dxa"/>
-                    <w:bottom w:w="0" w:type="dxa"/>
-                    <w:right w:w="0" w:type="dxa"/>
-                  </w:tcMar>
-                </w:tcPr>
-                <w:p>
-                  <w:pPr>
-                    <w:keepNext w:val="0"/>
-                    <w:pageBreakBefore w:val="0"/>
-                    <w:spacing w:before="0" w:after="0" w:lineRule="exact" w:line="210"/>
-                  </w:pPr>
-                  <w:r>
-                    <w:rPr>
-                      <w:rFonts w:ascii="Arial" w:hAnsi="Arial" w:cs="Arial" w:eastAsia="Arial"/>
-                      <w:b w:val="0"/>
-                      <w:i w:val="0"/>
-                      <w:color w:val="A3AAB9"/>
-                      <w:sz w:val="15"/>
-                    </w:rPr>
-                    <w:t>BetterFantasyCricket</w:t>
-                  </w:r>
-                  <w:r>
-                    <w:rPr>
-                      <w:rFonts w:ascii="Arial" w:hAnsi="Arial" w:cs="Arial" w:eastAsia="Arial"/>
-                      <w:b w:val="0"/>
-                      <w:i w:val="0"/>
-                      <w:color w:val="8A90A2"/>
-                      <w:sz w:val="15"/>
-                    </w:rPr>
-                    <w:t xml:space="preserve"> · optional add-on</w:t>
-                  </w:r>
-                </w:p>
-              </w:tc>
-              <w:tc>
-                <w:tcPr>
-                  <w:tcW w:w="0" w:type="dxa"/>
-                  <w:tcMar>
-                    <w:top w:w="0" w:type="dxa"/>
-                    <w:left w:w="0" w:type="dxa"/>
-                    <w:bottom w:w="0" w:type="dxa"/>
-                    <w:right w:w="0" w:type="dxa"/>
-                  </w:tcMar>
-                </w:tcPr>
-                <w:p>
-                  <w:pPr>
-                    <w:spacing w:after="0" w:lineRule="exact" w:line="20"/>
-                  </w:pPr>
-                  <w:r>
-                    <w:rPr>
-                      <w:rFonts w:ascii="Arial" w:hAnsi="Arial" w:cs="Arial" w:eastAsia="Arial"/>
-                      <w:b w:val="0"/>
-                      <w:i w:val="0"/>
-                      <w:color w:val="A3AAB9"/>
-                      <w:sz w:val="2"/>
-                    </w:rPr>
-                  </w:r>
-                </w:p>
-              </w:tc>
-              <w:tc>
-                <w:tcPr>
-                  <w:tcW w:w="1800" w:type="dxa"/>
-                  <w:tcMar>
-                    <w:top w:w="60" w:type="dxa"/>
-                    <w:left w:w="0" w:type="dxa"/>
-                    <w:bottom w:w="0" w:type="dxa"/>
-                    <w:right w:w="0" w:type="dxa"/>
-                  </w:tcMar>
-                </w:tcPr>
-                <w:p>
-                  <w:pPr>
-                    <w:keepNext w:val="0"/>
-                    <w:pageBreakBefore w:val="0"/>
-                    <w:spacing w:before="0" w:after="0" w:lineRule="exact" w:line="210"/>
-                    <w:jc w:val="right"/>
-                  </w:pPr>
-                  <w:r>
-                    <w:rPr>
-                      <w:rFonts w:ascii="Arial" w:hAnsi="Arial" w:cs="Arial" w:eastAsia="Arial"/>
-                      <w:b/>
-                      <w:i w:val="0"/>
-                      <w:color w:val="E6E8EF"/>
-                      <w:sz w:val="15"/>
-                    </w:rPr>
-                    <w:t>+$49</w:t>
-                  </w:r>
-                </w:p>
-              </w:tc>
-            </w:tr>
-            <w:tr>
-              <w:tc>
-                <w:tcPr>
-                  <w:tcW w:w="3710" w:type="dxa"/>
-                  <w:tcMar>
-                    <w:top w:w="60" w:type="dxa"/>
-                    <w:left w:w="0" w:type="dxa"/>
-                    <w:bottom w:w="0" w:type="dxa"/>
-                    <w:right w:w="0" w:type="dxa"/>
-                  </w:tcMar>
-                </w:tcPr>
-                <w:p>
-                  <w:pPr>
-                    <w:keepNext w:val="0"/>
-                    <w:pageBreakBefore w:val="0"/>
-                    <w:spacing w:before="0" w:after="0" w:lineRule="exact" w:line="230"/>
-                  </w:pPr>
-                  <w:r>
-                    <w:rPr>
-                      <w:rFonts w:ascii="Arial" w:hAnsi="Arial" w:cs="Arial" w:eastAsia="Arial"/>
-                      <w:b/>
-                      <w:i w:val="0"/>
-                      <w:color w:val="E6E8EF"/>
-                      <w:sz w:val="16"/>
-                    </w:rPr>
-                    <w:t>Everything BetterCricket does</w:t>
-                  </w:r>
-                </w:p>
-              </w:tc>
-              <w:tc>
-                <w:tcPr>
-                  <w:tcW w:w="0" w:type="dxa"/>
-                  <w:tcMar>
-                    <w:top w:w="0" w:type="dxa"/>
-                    <w:left w:w="0" w:type="dxa"/>
-                    <w:bottom w:w="0" w:type="dxa"/>
-                    <w:right w:w="0" w:type="dxa"/>
-                  </w:tcMar>
-                </w:tcPr>
-                <w:p>
-                  <w:pPr>
-                    <w:spacing w:after="0" w:lineRule="exact" w:line="20"/>
-                  </w:pPr>
-                  <w:r>
-                    <w:rPr>
-                      <w:rFonts w:ascii="Arial" w:hAnsi="Arial" w:cs="Arial" w:eastAsia="Arial"/>
-                      <w:b w:val="0"/>
-                      <w:i w:val="0"/>
-                      <w:color w:val="A3AAB9"/>
-                      <w:sz w:val="2"/>
-                    </w:rPr>
-                  </w:r>
-                </w:p>
-              </w:tc>
-              <w:tc>
-                <w:tcPr>
-                  <w:tcW w:w="1800" w:type="dxa"/>
-                  <w:tcMar>
-                    <w:top w:w="60" w:type="dxa"/>
-                    <w:left w:w="0" w:type="dxa"/>
-                    <w:bottom w:w="0" w:type="dxa"/>
-                    <w:right w:w="0" w:type="dxa"/>
-                  </w:tcMar>
-                </w:tcPr>
-                <w:p>
-                  <w:pPr>
-                    <w:keepNext w:val="0"/>
-                    <w:pageBreakBefore w:val="0"/>
-                    <w:spacing w:before="0" w:after="0" w:lineRule="exact" w:line="230"/>
-                    <w:jc w:val="right"/>
-                  </w:pPr>
-                  <w:r>
-                    <w:rPr>
-                      <w:rFonts w:ascii="Arial" w:hAnsi="Arial" w:cs="Arial" w:eastAsia="Arial"/>
-                      <w:b/>
-                      <w:i w:val="0"/>
-                      <w:color w:val="16C784"/>
-                      <w:sz w:val="16"/>
-                    </w:rPr>
-                    <w:t>$998 / year</w:t>
-                  </w:r>
-                </w:p>
-              </w:tc>
-            </w:tr>
-          </w:tbl>
-          <w:p/>
           <w:p>
             <w:pPr>
               <w:keepNext w:val="0"/>
               <w:pageBreakBefore w:val="0"/>
-              <w:spacing w:before="120" w:after="0" w:lineRule="exact" w:line="210"/>
+              <w:spacing w:before="100" w:after="0" w:lineRule="exact" w:line="240"/>
+            </w:pPr>
+            <w:r>
+              <w:rPr>
+                <w:rFonts w:ascii="Arial" w:hAnsi="Arial" w:cs="Arial" w:eastAsia="Arial"/>
+                <w:b w:val="0"/>
+                <w:i w:val="0"/>
+                <w:color w:val="A3AAB9"/>
+                <w:sz w:val="16"/>
+              </w:rPr>
+              <w:t xml:space="preserve">Bundle the four modules with BetterStats and it is </w:t>
+            </w:r>
+            <w:r>
+              <w:rPr>
+                <w:rFonts w:ascii="Arial" w:hAnsi="Arial" w:cs="Arial" w:eastAsia="Arial"/>
+                <w:b/>
+                <w:i w:val="0"/>
+                <w:color w:val="16C784"/>
+                <w:sz w:val="16"/>
+              </w:rPr>
+              <w:t>$949 a year</w:t>
+            </w:r>
+            <w:r>
+              <w:rPr>
+                <w:rFonts w:ascii="Arial" w:hAnsi="Arial" w:cs="Arial" w:eastAsia="Arial"/>
+                <w:b w:val="0"/>
+                <w:i w:val="0"/>
+                <w:color w:val="A3AAB9"/>
+                <w:sz w:val="16"/>
+              </w:rPr>
+              <w:t xml:space="preserve">. Everything, BetterFantasyCricket included, is </w:t>
+            </w:r>
+            <w:r>
+              <w:rPr>
+                <w:rFonts w:ascii="Arial" w:hAnsi="Arial" w:cs="Arial" w:eastAsia="Arial"/>
+                <w:b/>
+                <w:i w:val="0"/>
+                <w:color w:val="16C784"/>
+                <w:sz w:val="16"/>
+              </w:rPr>
+              <w:t>$998</w:t>
+            </w:r>
+            <w:r>
+              <w:rPr>
+                <w:rFonts w:ascii="Arial" w:hAnsi="Arial" w:cs="Arial" w:eastAsia="Arial"/>
+                <w:b w:val="0"/>
+                <w:i w:val="0"/>
+                <w:color w:val="A3AAB9"/>
+                <w:sz w:val="16"/>
+              </w:rPr>
+              <w:t>.</w:t>
+            </w:r>
+          </w:p>
+          <w:p>
+            <w:pPr>
+              <w:keepNext w:val="0"/>
+              <w:pageBreakBefore w:val="0"/>
+              <w:spacing w:before="100" w:after="0" w:lineRule="exact" w:line="210"/>
             </w:pPr>
             <w:r>
               <w:rPr>
@@ -4377,427 +4636,7 @@
                 <w:color w:val="8A90A2"/>
                 <w:sz w:val="14"/>
               </w:rPr>
-              <w:t>Bundling saves $48 on two modules, $97 on three and $146 on all four. BetterFantasyCricket is priced on its own and sits outside the bundle. Every price covers unlimited players, seasons and teams.</w:t>
-            </w:r>
-          </w:p>
-        </w:tc>
-        <w:tc>
-          <w:tcPr>
-            <w:tcW w:w="188" w:type="dxa"/>
-            <w:tcMar>
-              <w:top w:w="0" w:type="dxa"/>
-              <w:left w:w="0" w:type="dxa"/>
-              <w:bottom w:w="0" w:type="dxa"/>
-              <w:right w:w="0" w:type="dxa"/>
-            </w:tcMar>
-          </w:tcPr>
-          <w:p>
-            <w:pPr>
-              <w:spacing w:after="0" w:lineRule="exact" w:line="20"/>
-            </w:pPr>
-            <w:r>
-              <w:rPr>
-                <w:rFonts w:ascii="Arial" w:hAnsi="Arial" w:cs="Arial" w:eastAsia="Arial"/>
-                <w:b w:val="0"/>
-                <w:i w:val="0"/>
-                <w:color w:val="A3AAB9"/>
-                <w:sz w:val="2"/>
-              </w:rPr>
-            </w:r>
-          </w:p>
-        </w:tc>
-        <w:tc>
-          <w:tcPr>
-            <w:tcW w:w="4096" w:type="dxa"/>
-            <w:tcBorders>
-              <w:top w:val="single" w:sz="6" w:space="0" w:color="16C784"/>
-              <w:left w:val="single" w:sz="6" w:space="0" w:color="16C784"/>
-              <w:bottom w:val="single" w:sz="6" w:space="0" w:color="16C784"/>
-              <w:right w:val="single" w:sz="6" w:space="0" w:color="16C784"/>
-            </w:tcBorders>
-            <w:shd w:val="clear" w:color="auto" w:fill="0A1D26"/>
-            <w:tcMar>
-              <w:top w:w="180" w:type="dxa"/>
-              <w:left w:w="200" w:type="dxa"/>
-              <w:bottom w:w="180" w:type="dxa"/>
-              <w:right w:w="200" w:type="dxa"/>
-            </w:tcMar>
-          </w:tcPr>
-          <w:p>
-            <w:pPr>
-              <w:keepNext w:val="0"/>
-              <w:pageBreakBefore w:val="0"/>
-              <w:spacing w:before="0" w:after="80" w:lineRule="exact" w:line="240"/>
-            </w:pPr>
-            <w:r>
-              <w:rPr>
-                <w:rFonts w:ascii="Arial" w:hAnsi="Arial" w:cs="Arial" w:eastAsia="Arial"/>
-                <w:b/>
-                <w:i w:val="0"/>
-                <w:color w:val="E6E8EF"/>
-                <w:sz w:val="18"/>
-              </w:rPr>
-              <w:t>Against the usual stack</w:t>
-            </w:r>
-          </w:p>
-          <w:p>
-            <w:pPr>
-              <w:keepNext w:val="0"/>
-              <w:pageBreakBefore w:val="0"/>
-              <w:spacing w:before="0" w:after="160" w:lineRule="exact" w:line="580"/>
-            </w:pPr>
-            <w:r>
-              <w:rPr>
-                <w:rFonts w:ascii="Arial" w:hAnsi="Arial" w:cs="Arial" w:eastAsia="Arial"/>
-                <w:b/>
-                <w:i w:val="0"/>
-                <w:color w:val="16C784"/>
-                <w:sz w:val="51"/>
-              </w:rPr>
-              <w:t>$955</w:t>
-            </w:r>
-          </w:p>
-          <w:p>
-            <w:pPr>
-              <w:keepNext w:val="0"/>
-              <w:pageBreakBefore w:val="0"/>
-              <w:spacing w:before="0" w:after="160" w:lineRule="exact" w:line="224"/>
-            </w:pPr>
-            <w:r>
-              <w:rPr>
-                <w:rFonts w:ascii="Arial" w:hAnsi="Arial" w:cs="Arial" w:eastAsia="Arial"/>
-                <w:b w:val="0"/>
-                <w:i w:val="0"/>
-                <w:color w:val="8A90A2"/>
-                <w:sz w:val="14"/>
-              </w:rPr>
-              <w:t>Saved a year against paying for the same jobs separately: a cricket stats platform, a website builder, an email tool, a design app and a membership app come to about $1,904 on their own published prices. BetterCricket does the lot for $949.</w:t>
-            </w:r>
-          </w:p>
-          <w:p>
-            <w:pPr>
-              <w:keepNext w:val="0"/>
-              <w:pageBreakBefore w:val="0"/>
-              <w:spacing w:before="0" w:after="0" w:lineRule="exact" w:line="224"/>
-            </w:pPr>
-            <w:r>
-              <w:rPr>
-                <w:rFonts w:ascii="Arial" w:hAnsi="Arial" w:cs="Arial" w:eastAsia="Arial"/>
-                <w:b w:val="0"/>
-                <w:i w:val="0"/>
-                <w:color w:val="8A90A2"/>
-                <w:sz w:val="14"/>
-              </w:rPr>
-              <w:t>The nearest cricket rival also charges a one-off historical import fee, from $499 up to about $1,000 for a big club. Ours is included.</w:t>
-            </w:r>
-          </w:p>
-        </w:tc>
-      </w:tr>
-    </w:tbl>
-    <w:p>
-      <w:pPr>
-        <w:keepNext/>
-        <w:pageBreakBefore w:val="0"/>
-        <w:spacing w:before="180" w:after="40" w:lineRule="exact" w:line="200"/>
-      </w:pPr>
-      <w:r>
-        <w:rPr>
-          <w:rFonts w:ascii="Arial" w:hAnsi="Arial" w:cs="Arial" w:eastAsia="Arial"/>
-          <w:b/>
-          <w:i w:val="0"/>
-          <w:color w:val="16C784"/>
-          <w:spacing w:val="22"/>
-          <w:sz w:val="14"/>
-        </w:rPr>
-        <w:t>GETTING STARTED</w:t>
-      </w:r>
-    </w:p>
-    <w:tbl>
-      <w:tblPr>
-        <w:tblW w:w="10186" w:type="dxa"/>
-        <w:tblInd w:w="0" w:type="dxa"/>
-        <w:tblBorders>
-          <w:top w:val="nil"/>
-          <w:left w:val="nil"/>
-          <w:bottom w:val="nil"/>
-          <w:right w:val="nil"/>
-          <w:insideH w:val="nil"/>
-          <w:insideV w:val="nil"/>
-        </w:tblBorders>
-        <w:tblLayout w:type="fixed"/>
-        <w:tblCellMar>
-          <w:top w:w="0" w:type="dxa"/>
-          <w:left w:w="0" w:type="dxa"/>
-          <w:bottom w:w="0" w:type="dxa"/>
-          <w:right w:w="0" w:type="dxa"/>
-        </w:tblCellMar>
-        <w:tblLook w:firstColumn="1" w:firstRow="1" w:lastColumn="0" w:lastRow="0" w:noHBand="0" w:noVBand="1" w:val="04A0"/>
-      </w:tblPr>
-      <w:tblGrid>
-        <w:gridCol w:w="3286"/>
-        <w:gridCol w:w="150"/>
-        <w:gridCol w:w="3300"/>
-        <w:gridCol w:w="150"/>
-        <w:gridCol w:w="3300"/>
-      </w:tblGrid>
-      <w:tr>
-        <w:tc>
-          <w:tcPr>
-            <w:tcW w:w="3286" w:type="dxa"/>
-            <w:tcBorders>
-              <w:top w:val="single" w:sz="6" w:space="0" w:color="1D2331"/>
-              <w:left w:val="single" w:sz="6" w:space="0" w:color="1D2331"/>
-              <w:bottom w:val="single" w:sz="6" w:space="0" w:color="1D2331"/>
-              <w:right w:val="single" w:sz="6" w:space="0" w:color="1D2331"/>
-            </w:tcBorders>
-            <w:shd w:val="clear" w:color="auto" w:fill="101828"/>
-            <w:tcMar>
-              <w:top w:w="120" w:type="dxa"/>
-              <w:left w:w="180" w:type="dxa"/>
-              <w:bottom w:w="120" w:type="dxa"/>
-              <w:right w:w="180" w:type="dxa"/>
-            </w:tcMar>
-          </w:tcPr>
-          <w:p>
-            <w:pPr>
-              <w:keepNext w:val="0"/>
-              <w:pageBreakBefore w:val="0"/>
-              <w:spacing w:before="0" w:after="60" w:lineRule="exact" w:line="190"/>
-            </w:pPr>
-            <w:r>
-              <w:rPr>
-                <w:rFonts w:ascii="Arial" w:hAnsi="Arial" w:cs="Arial" w:eastAsia="Arial"/>
-                <w:b/>
-                <w:i w:val="0"/>
-                <w:color w:val="16C784"/>
-                <w:spacing w:val="14"/>
-                <w:sz w:val="14"/>
-              </w:rPr>
-              <w:t>01 · 5 MINUTES</w:t>
-            </w:r>
-          </w:p>
-          <w:p>
-            <w:pPr>
-              <w:keepNext w:val="0"/>
-              <w:pageBreakBefore w:val="0"/>
-              <w:spacing w:before="0" w:after="60" w:lineRule="exact" w:line="220"/>
-            </w:pPr>
-            <w:r>
-              <w:rPr>
-                <w:rFonts w:ascii="Arial" w:hAnsi="Arial" w:cs="Arial" w:eastAsia="Arial"/>
-                <w:b/>
-                <w:i w:val="0"/>
-                <w:color w:val="E6E8EF"/>
-                <w:sz w:val="16"/>
-              </w:rPr>
-              <w:t>We start your first sync</w:t>
-            </w:r>
-          </w:p>
-          <w:p>
-            <w:pPr>
-              <w:keepNext w:val="0"/>
-              <w:pageBreakBefore w:val="0"/>
-              <w:spacing w:before="0" w:after="0" w:lineRule="exact" w:line="210"/>
-            </w:pPr>
-            <w:r>
-              <w:rPr>
-                <w:rFonts w:ascii="Arial" w:hAnsi="Arial" w:cs="Arial" w:eastAsia="Arial"/>
-                <w:b w:val="0"/>
-                <w:i w:val="0"/>
-                <w:color w:val="A3AAB9"/>
-                <w:sz w:val="14"/>
-              </w:rPr>
-              <w:t>Give us your club details and we pull every scrap of available history in automatically. No spreadsheets to hand over.</w:t>
-            </w:r>
-          </w:p>
-        </w:tc>
-        <w:tc>
-          <w:tcPr>
-            <w:tcW w:w="150" w:type="dxa"/>
-            <w:tcMar>
-              <w:top w:w="0" w:type="dxa"/>
-              <w:left w:w="0" w:type="dxa"/>
-              <w:bottom w:w="0" w:type="dxa"/>
-              <w:right w:w="0" w:type="dxa"/>
-            </w:tcMar>
-          </w:tcPr>
-          <w:p>
-            <w:pPr>
-              <w:spacing w:after="0" w:lineRule="exact" w:line="20"/>
-            </w:pPr>
-            <w:r>
-              <w:rPr>
-                <w:rFonts w:ascii="Arial" w:hAnsi="Arial" w:cs="Arial" w:eastAsia="Arial"/>
-                <w:b w:val="0"/>
-                <w:i w:val="0"/>
-                <w:color w:val="A3AAB9"/>
-                <w:sz w:val="2"/>
-              </w:rPr>
-            </w:r>
-          </w:p>
-        </w:tc>
-        <w:tc>
-          <w:tcPr>
-            <w:tcW w:w="3300" w:type="dxa"/>
-            <w:tcBorders>
-              <w:top w:val="single" w:sz="6" w:space="0" w:color="1D2331"/>
-              <w:left w:val="single" w:sz="6" w:space="0" w:color="1D2331"/>
-              <w:bottom w:val="single" w:sz="6" w:space="0" w:color="1D2331"/>
-              <w:right w:val="single" w:sz="6" w:space="0" w:color="1D2331"/>
-            </w:tcBorders>
-            <w:shd w:val="clear" w:color="auto" w:fill="101828"/>
-            <w:tcMar>
-              <w:top w:w="120" w:type="dxa"/>
-              <w:left w:w="180" w:type="dxa"/>
-              <w:bottom w:w="120" w:type="dxa"/>
-              <w:right w:w="180" w:type="dxa"/>
-            </w:tcMar>
-          </w:tcPr>
-          <w:p>
-            <w:pPr>
-              <w:keepNext w:val="0"/>
-              <w:pageBreakBefore w:val="0"/>
-              <w:spacing w:before="0" w:after="60" w:lineRule="exact" w:line="190"/>
-            </w:pPr>
-            <w:r>
-              <w:rPr>
-                <w:rFonts w:ascii="Arial" w:hAnsi="Arial" w:cs="Arial" w:eastAsia="Arial"/>
-                <w:b/>
-                <w:i w:val="0"/>
-                <w:color w:val="16C784"/>
-                <w:spacing w:val="14"/>
-                <w:sz w:val="14"/>
-              </w:rPr>
-              <w:t>02 · 30 MINUTES</w:t>
-            </w:r>
-          </w:p>
-          <w:p>
-            <w:pPr>
-              <w:keepNext w:val="0"/>
-              <w:pageBreakBefore w:val="0"/>
-              <w:spacing w:before="0" w:after="60" w:lineRule="exact" w:line="220"/>
-            </w:pPr>
-            <w:r>
-              <w:rPr>
-                <w:rFonts w:ascii="Arial" w:hAnsi="Arial" w:cs="Arial" w:eastAsia="Arial"/>
-                <w:b/>
-                <w:i w:val="0"/>
-                <w:color w:val="E6E8EF"/>
-                <w:sz w:val="16"/>
-              </w:rPr>
-              <w:t>Tidy it up together</w:t>
-            </w:r>
-          </w:p>
-          <w:p>
-            <w:pPr>
-              <w:keepNext w:val="0"/>
-              <w:pageBreakBefore w:val="0"/>
-              <w:spacing w:before="0" w:after="0" w:lineRule="exact" w:line="210"/>
-            </w:pPr>
-            <w:r>
-              <w:rPr>
-                <w:rFonts w:ascii="Arial" w:hAnsi="Arial" w:cs="Arial" w:eastAsia="Arial"/>
-                <w:b w:val="0"/>
-                <w:i w:val="0"/>
-                <w:color w:val="A3AAB9"/>
-                <w:sz w:val="14"/>
-              </w:rPr>
-              <w:t>Merge duplicate players, add your awards and fill the gaps with the admin tools. We work through it with you in your first season.</w:t>
-            </w:r>
-          </w:p>
-        </w:tc>
-        <w:tc>
-          <w:tcPr>
-            <w:tcW w:w="150" w:type="dxa"/>
-            <w:tcMar>
-              <w:top w:w="0" w:type="dxa"/>
-              <w:left w:w="0" w:type="dxa"/>
-              <w:bottom w:w="0" w:type="dxa"/>
-              <w:right w:w="0" w:type="dxa"/>
-            </w:tcMar>
-          </w:tcPr>
-          <w:p>
-            <w:pPr>
-              <w:spacing w:after="0" w:lineRule="exact" w:line="20"/>
-            </w:pPr>
-            <w:r>
-              <w:rPr>
-                <w:rFonts w:ascii="Arial" w:hAnsi="Arial" w:cs="Arial" w:eastAsia="Arial"/>
-                <w:b w:val="0"/>
-                <w:i w:val="0"/>
-                <w:color w:val="A3AAB9"/>
-                <w:sz w:val="2"/>
-              </w:rPr>
-            </w:r>
-          </w:p>
-        </w:tc>
-        <w:tc>
-          <w:tcPr>
-            <w:tcW w:w="3300" w:type="dxa"/>
-            <w:tcBorders>
-              <w:top w:val="single" w:sz="6" w:space="0" w:color="1D2331"/>
-              <w:left w:val="single" w:sz="6" w:space="0" w:color="1D2331"/>
-              <w:bottom w:val="single" w:sz="6" w:space="0" w:color="1D2331"/>
-              <w:right w:val="single" w:sz="6" w:space="0" w:color="1D2331"/>
-            </w:tcBorders>
-            <w:shd w:val="clear" w:color="auto" w:fill="101828"/>
-            <w:tcMar>
-              <w:top w:w="120" w:type="dxa"/>
-              <w:left w:w="180" w:type="dxa"/>
-              <w:bottom w:w="120" w:type="dxa"/>
-              <w:right w:w="180" w:type="dxa"/>
-            </w:tcMar>
-          </w:tcPr>
-          <w:p>
-            <w:pPr>
-              <w:keepNext w:val="0"/>
-              <w:pageBreakBefore w:val="0"/>
-              <w:spacing w:before="0" w:after="60" w:lineRule="exact" w:line="190"/>
-            </w:pPr>
-            <w:r>
-              <w:rPr>
-                <w:rFonts w:ascii="Arial" w:hAnsi="Arial" w:cs="Arial" w:eastAsia="Arial"/>
-                <w:b/>
-                <w:i w:val="0"/>
-                <w:color w:val="16C784"/>
-                <w:spacing w:val="14"/>
-                <w:sz w:val="14"/>
-              </w:rPr>
-              <w:t>03 · LIVE</w:t>
-            </w:r>
-          </w:p>
-          <w:p>
-            <w:pPr>
-              <w:keepNext w:val="0"/>
-              <w:pageBreakBefore w:val="0"/>
-              <w:spacing w:before="0" w:after="60" w:lineRule="exact" w:line="220"/>
-            </w:pPr>
-            <w:r>
-              <w:rPr>
-                <w:rFonts w:ascii="Arial" w:hAnsi="Arial" w:cs="Arial" w:eastAsia="Arial"/>
-                <w:b/>
-                <w:i w:val="0"/>
-                <w:color w:val="E6E8EF"/>
-                <w:sz w:val="16"/>
-              </w:rPr>
-              <w:t>Your site goes public</w:t>
-            </w:r>
-          </w:p>
-          <w:p>
-            <w:pPr>
-              <w:keepNext w:val="0"/>
-              <w:pageBreakBefore w:val="0"/>
-              <w:spacing w:before="0" w:after="0" w:lineRule="exact" w:line="210"/>
-            </w:pPr>
-            <w:r>
-              <w:rPr>
-                <w:rFonts w:ascii="Arial" w:hAnsi="Arial" w:cs="Arial" w:eastAsia="Arial"/>
-                <w:b w:val="0"/>
-                <w:i w:val="0"/>
-                <w:color w:val="A3AAB9"/>
-                <w:sz w:val="14"/>
-              </w:rPr>
-              <w:t>Fully branded and ready for members, parents and sponsors. From here it keeps itself current every round, with no ongoing data entry.</w:t>
+              <w:t>An annual licence, billed once and paid by card through Stripe. Flat per club: one team or fifty, juniors and seniors, men's and women's, the same price, with unlimited players and seasons. About $955 less than the five separate tools it replaces, and the historical import the nearest rival charges $499 to $1,000 for is included.</w:t>
             </w:r>
           </w:p>
         </w:tc>
@@ -4807,7 +4646,7 @@
       <w:pPr>
         <w:keepNext w:val="0"/>
         <w:pageBreakBefore w:val="0"/>
-        <w:spacing w:before="0" w:after="0" w:lineRule="exact" w:line="120"/>
+        <w:spacing w:before="0" w:after="0" w:lineRule="exact" w:line="160"/>
       </w:pPr>
     </w:p>
     <w:tbl>
@@ -4846,9 +4685,9 @@
             </w:tcBorders>
             <w:shd w:val="clear" w:color="auto" w:fill="0B1220"/>
             <w:tcMar>
-              <w:top w:w="120" w:type="dxa"/>
+              <w:top w:w="100" w:type="dxa"/>
               <w:left w:w="240" w:type="dxa"/>
-              <w:bottom w:w="120" w:type="dxa"/>
+              <w:bottom w:w="100" w:type="dxa"/>
               <w:right w:w="160" w:type="dxa"/>
             </w:tcMar>
           </w:tcPr>
@@ -4856,7 +4695,7 @@
             <w:pPr>
               <w:keepNext w:val="0"/>
               <w:pageBreakBefore w:val="0"/>
-              <w:spacing w:before="0" w:after="0" w:lineRule="exact" w:line="250"/>
+              <w:spacing w:before="0" w:after="0" w:lineRule="exact" w:line="240"/>
             </w:pPr>
             <w:r>
               <w:rPr>
@@ -4866,14 +4705,14 @@
                 <w:color w:val="E6E8EF"/>
                 <w:sz w:val="16"/>
               </w:rPr>
-              <w:t>"At last we have a complete stats package that lets us view the club's entire history across every statistic imaginable, even ones we never thought possible. It brings together tools to merge player profiles, add honours, fill in missing data and build out individual player profiles. It's made pretty much every spreadsheet we had redundant, and we had a lot."</w:t>
+              <w:t>"At last we have a complete stats package that lets us view the club's entire history across every statistic imaginable. It's made pretty much every spreadsheet we had redundant, and we had a lot."</w:t>
             </w:r>
           </w:p>
           <w:p>
             <w:pPr>
               <w:keepNext w:val="0"/>
               <w:pageBreakBefore w:val="0"/>
-              <w:spacing w:before="120" w:after="0" w:lineRule="exact" w:line="220"/>
+              <w:spacing w:before="80" w:after="0" w:lineRule="exact" w:line="220"/>
             </w:pPr>
             <w:r>
               <w:rPr>
@@ -4891,642 +4730,12 @@
     </w:tbl>
     <w:p>
       <w:pPr>
-        <w:keepNext/>
-        <w:pageBreakBefore w:val="0"/>
-        <w:spacing w:before="160" w:after="40" w:lineRule="exact" w:line="200"/>
-      </w:pPr>
-      <w:r>
-        <w:rPr>
-          <w:rFonts w:ascii="Arial" w:hAnsi="Arial" w:cs="Arial" w:eastAsia="Arial"/>
-          <w:b/>
-          <w:i w:val="0"/>
-          <w:color w:val="16C784"/>
-          <w:spacing w:val="22"/>
-          <w:sz w:val="14"/>
-        </w:rPr>
-        <w:t>QUESTIONS CLUBS ALWAYS ASK</w:t>
-      </w:r>
-    </w:p>
-    <w:tbl>
-      <w:tblPr>
-        <w:tblW w:w="10200" w:type="dxa"/>
-        <w:tblInd w:w="0" w:type="dxa"/>
-        <w:tblBorders>
-          <w:top w:val="nil"/>
-          <w:left w:val="nil"/>
-          <w:bottom w:val="nil"/>
-          <w:right w:val="nil"/>
-          <w:insideH w:val="nil"/>
-          <w:insideV w:val="nil"/>
-        </w:tblBorders>
-        <w:tblLayout w:type="fixed"/>
-        <w:tblCellMar>
-          <w:top w:w="0" w:type="dxa"/>
-          <w:left w:w="0" w:type="dxa"/>
-          <w:bottom w:w="0" w:type="dxa"/>
-          <w:right w:w="0" w:type="dxa"/>
-        </w:tblCellMar>
-        <w:tblLook w:firstColumn="1" w:firstRow="1" w:lastColumn="0" w:lastRow="0" w:noHBand="0" w:noVBand="1" w:val="04A0"/>
-      </w:tblPr>
-      <w:tblGrid>
-        <w:gridCol w:w="5020"/>
-        <w:gridCol w:w="220"/>
-        <w:gridCol w:w="4960"/>
-      </w:tblGrid>
-      <w:tr>
-        <w:tc>
-          <w:tcPr>
-            <w:tcW w:w="5020" w:type="dxa"/>
-            <w:tcMar>
-              <w:top w:w="0" w:type="dxa"/>
-              <w:left w:w="0" w:type="dxa"/>
-              <w:bottom w:w="40" w:type="dxa"/>
-              <w:right w:w="0" w:type="dxa"/>
-            </w:tcMar>
-          </w:tcPr>
-          <w:p>
-            <w:pPr>
-              <w:keepNext/>
-              <w:pageBreakBefore w:val="0"/>
-              <w:spacing w:before="0" w:after="0" w:lineRule="exact" w:line="210"/>
-            </w:pPr>
-            <w:r>
-              <w:rPr>
-                <w:rFonts w:ascii="Arial" w:hAnsi="Arial" w:cs="Arial" w:eastAsia="Arial"/>
-                <w:b/>
-                <w:i w:val="0"/>
-                <w:color w:val="E6E8EF"/>
-                <w:sz w:val="15"/>
-              </w:rPr>
-              <w:t>Do we have to change how we score or register?</w:t>
-            </w:r>
-          </w:p>
-          <w:p>
-            <w:pPr>
-              <w:keepNext w:val="0"/>
-              <w:pageBreakBefore w:val="0"/>
-              <w:spacing w:before="30" w:after="0" w:lineRule="exact" w:line="204"/>
-            </w:pPr>
-            <w:r>
-              <w:rPr>
-                <w:rFonts w:ascii="Arial" w:hAnsi="Arial" w:cs="Arial" w:eastAsia="Arial"/>
-                <w:b w:val="0"/>
-                <w:i w:val="0"/>
-                <w:color w:val="A3AAB9"/>
-                <w:sz w:val="14"/>
-              </w:rPr>
-              <w:t>No. BetterCricket sits on top of however you already run match day. Nothing about your scoring or registration changes, and the stats turn up on your site on their own.</w:t>
-            </w:r>
-          </w:p>
-        </w:tc>
-        <w:tc>
-          <w:tcPr>
-            <w:tcW w:w="220" w:type="dxa"/>
-            <w:tcMar>
-              <w:top w:w="0" w:type="dxa"/>
-              <w:left w:w="0" w:type="dxa"/>
-              <w:bottom w:w="0" w:type="dxa"/>
-              <w:right w:w="0" w:type="dxa"/>
-            </w:tcMar>
-          </w:tcPr>
-          <w:p>
-            <w:pPr>
-              <w:spacing w:after="0" w:lineRule="exact" w:line="20"/>
-            </w:pPr>
-            <w:r>
-              <w:rPr>
-                <w:rFonts w:ascii="Arial" w:hAnsi="Arial" w:cs="Arial" w:eastAsia="Arial"/>
-                <w:b w:val="0"/>
-                <w:i w:val="0"/>
-                <w:color w:val="A3AAB9"/>
-                <w:sz w:val="2"/>
-              </w:rPr>
-            </w:r>
-          </w:p>
-        </w:tc>
-        <w:tc>
-          <w:tcPr>
-            <w:tcW w:w="4960" w:type="dxa"/>
-            <w:tcMar>
-              <w:top w:w="0" w:type="dxa"/>
-              <w:left w:w="0" w:type="dxa"/>
-              <w:bottom w:w="40" w:type="dxa"/>
-              <w:right w:w="0" w:type="dxa"/>
-            </w:tcMar>
-          </w:tcPr>
-          <w:p>
-            <w:pPr>
-              <w:keepNext/>
-              <w:pageBreakBefore w:val="0"/>
-              <w:spacing w:before="0" w:after="0" w:lineRule="exact" w:line="210"/>
-            </w:pPr>
-            <w:r>
-              <w:rPr>
-                <w:rFonts w:ascii="Arial" w:hAnsi="Arial" w:cs="Arial" w:eastAsia="Arial"/>
-                <w:b/>
-                <w:i w:val="0"/>
-                <w:color w:val="E6E8EF"/>
-                <w:sz w:val="15"/>
-              </w:rPr>
-              <w:t>How much of it is actually automatic?</w:t>
-            </w:r>
-          </w:p>
-          <w:p>
-            <w:pPr>
-              <w:keepNext w:val="0"/>
-              <w:pageBreakBefore w:val="0"/>
-              <w:spacing w:before="30" w:after="0" w:lineRule="exact" w:line="204"/>
-            </w:pPr>
-            <w:r>
-              <w:rPr>
-                <w:rFonts w:ascii="Arial" w:hAnsi="Arial" w:cs="Arial" w:eastAsia="Arial"/>
-                <w:b w:val="0"/>
-                <w:i w:val="0"/>
-                <w:color w:val="A3AAB9"/>
-                <w:sz w:val="14"/>
-              </w:rPr>
-              <w:t>Results sync overnight after each round, and averages, records, ladders, milestones and profiles follow on their own. What is left for a person is the judgement: merging a duplicate, approving an award.</w:t>
-            </w:r>
-          </w:p>
-        </w:tc>
-      </w:tr>
-      <w:tr>
-        <w:tc>
-          <w:tcPr>
-            <w:tcW w:w="5020" w:type="dxa"/>
-            <w:tcMar>
-              <w:top w:w="0" w:type="dxa"/>
-              <w:left w:w="0" w:type="dxa"/>
-              <w:bottom w:w="40" w:type="dxa"/>
-              <w:right w:w="0" w:type="dxa"/>
-            </w:tcMar>
-          </w:tcPr>
-          <w:p>
-            <w:pPr>
-              <w:keepNext/>
-              <w:pageBreakBefore w:val="0"/>
-              <w:spacing w:before="0" w:after="0" w:lineRule="exact" w:line="210"/>
-            </w:pPr>
-            <w:r>
-              <w:rPr>
-                <w:rFonts w:ascii="Arial" w:hAnsi="Arial" w:cs="Arial" w:eastAsia="Arial"/>
-                <w:b/>
-                <w:i w:val="0"/>
-                <w:color w:val="E6E8EF"/>
-                <w:sz w:val="15"/>
-              </w:rPr>
-              <w:t>Where does the data come from?</w:t>
-            </w:r>
-          </w:p>
-          <w:p>
-            <w:pPr>
-              <w:keepNext w:val="0"/>
-              <w:pageBreakBefore w:val="0"/>
-              <w:spacing w:before="30" w:after="0" w:lineRule="exact" w:line="204"/>
-            </w:pPr>
-            <w:r>
-              <w:rPr>
-                <w:rFonts w:ascii="Arial" w:hAnsi="Arial" w:cs="Arial" w:eastAsia="Arial"/>
-                <w:b w:val="0"/>
-                <w:i w:val="0"/>
-                <w:color w:val="A3AAB9"/>
-                <w:sz w:val="14"/>
-              </w:rPr>
-              <w:t>Your match history imports automatically and stays current. Anything not already online comes in through our CSV templates, or by photographing the scorebook page.</w:t>
-            </w:r>
-          </w:p>
-        </w:tc>
-        <w:tc>
-          <w:tcPr>
-            <w:tcW w:w="220" w:type="dxa"/>
-            <w:tcMar>
-              <w:top w:w="0" w:type="dxa"/>
-              <w:left w:w="0" w:type="dxa"/>
-              <w:bottom w:w="0" w:type="dxa"/>
-              <w:right w:w="0" w:type="dxa"/>
-            </w:tcMar>
-          </w:tcPr>
-          <w:p>
-            <w:pPr>
-              <w:spacing w:after="0" w:lineRule="exact" w:line="20"/>
-            </w:pPr>
-            <w:r>
-              <w:rPr>
-                <w:rFonts w:ascii="Arial" w:hAnsi="Arial" w:cs="Arial" w:eastAsia="Arial"/>
-                <w:b w:val="0"/>
-                <w:i w:val="0"/>
-                <w:color w:val="A3AAB9"/>
-                <w:sz w:val="2"/>
-              </w:rPr>
-            </w:r>
-          </w:p>
-        </w:tc>
-        <w:tc>
-          <w:tcPr>
-            <w:tcW w:w="4960" w:type="dxa"/>
-            <w:tcMar>
-              <w:top w:w="0" w:type="dxa"/>
-              <w:left w:w="0" w:type="dxa"/>
-              <w:bottom w:w="40" w:type="dxa"/>
-              <w:right w:w="0" w:type="dxa"/>
-            </w:tcMar>
-          </w:tcPr>
-          <w:p>
-            <w:pPr>
-              <w:keepNext/>
-              <w:pageBreakBefore w:val="0"/>
-              <w:spacing w:before="0" w:after="0" w:lineRule="exact" w:line="210"/>
-            </w:pPr>
-            <w:r>
-              <w:rPr>
-                <w:rFonts w:ascii="Arial" w:hAnsi="Arial" w:cs="Arial" w:eastAsia="Arial"/>
-                <w:b/>
-                <w:i w:val="0"/>
-                <w:color w:val="E6E8EF"/>
-                <w:sz w:val="15"/>
-              </w:rPr>
-              <w:t>How far back does the history go?</w:t>
-            </w:r>
-          </w:p>
-          <w:p>
-            <w:pPr>
-              <w:keepNext w:val="0"/>
-              <w:pageBreakBefore w:val="0"/>
-              <w:spacing w:before="30" w:after="0" w:lineRule="exact" w:line="204"/>
-            </w:pPr>
-            <w:r>
-              <w:rPr>
-                <w:rFonts w:ascii="Arial" w:hAnsi="Arial" w:cs="Arial" w:eastAsia="Arial"/>
-                <w:b w:val="0"/>
-                <w:i w:val="0"/>
-                <w:color w:val="A3AAB9"/>
-                <w:sz w:val="14"/>
-              </w:rPr>
-              <w:t>As far back as you can go. We bring across whatever is available, and you layer your own records on top of that.</w:t>
-            </w:r>
-          </w:p>
-        </w:tc>
-      </w:tr>
-      <w:tr>
-        <w:tc>
-          <w:tcPr>
-            <w:tcW w:w="5020" w:type="dxa"/>
-            <w:tcMar>
-              <w:top w:w="0" w:type="dxa"/>
-              <w:left w:w="0" w:type="dxa"/>
-              <w:bottom w:w="40" w:type="dxa"/>
-              <w:right w:w="0" w:type="dxa"/>
-            </w:tcMar>
-          </w:tcPr>
-          <w:p>
-            <w:pPr>
-              <w:keepNext/>
-              <w:pageBreakBefore w:val="0"/>
-              <w:spacing w:before="0" w:after="0" w:lineRule="exact" w:line="210"/>
-            </w:pPr>
-            <w:r>
-              <w:rPr>
-                <w:rFonts w:ascii="Arial" w:hAnsi="Arial" w:cs="Arial" w:eastAsia="Arial"/>
-                <w:b/>
-                <w:i w:val="0"/>
-                <w:color w:val="E6E8EF"/>
-                <w:sz w:val="15"/>
-              </w:rPr>
-              <w:t>What if our scorers haven't been perfect?</w:t>
-            </w:r>
-          </w:p>
-          <w:p>
-            <w:pPr>
-              <w:keepNext w:val="0"/>
-              <w:pageBreakBefore w:val="0"/>
-              <w:spacing w:before="30" w:after="0" w:lineRule="exact" w:line="204"/>
-            </w:pPr>
-            <w:r>
-              <w:rPr>
-                <w:rFonts w:ascii="Arial" w:hAnsi="Arial" w:cs="Arial" w:eastAsia="Arial"/>
-                <w:b w:val="0"/>
-                <w:i w:val="0"/>
-                <w:color w:val="A3AAB9"/>
-                <w:sz w:val="14"/>
-              </w:rPr>
-              <w:t>Duplicate players are found for you and merged in a click, keeping every innings and spell. Mis-attributed innings and name changes go the same way.</w:t>
-            </w:r>
-          </w:p>
-        </w:tc>
-        <w:tc>
-          <w:tcPr>
-            <w:tcW w:w="220" w:type="dxa"/>
-            <w:tcMar>
-              <w:top w:w="0" w:type="dxa"/>
-              <w:left w:w="0" w:type="dxa"/>
-              <w:bottom w:w="0" w:type="dxa"/>
-              <w:right w:w="0" w:type="dxa"/>
-            </w:tcMar>
-          </w:tcPr>
-          <w:p>
-            <w:pPr>
-              <w:spacing w:after="0" w:lineRule="exact" w:line="20"/>
-            </w:pPr>
-            <w:r>
-              <w:rPr>
-                <w:rFonts w:ascii="Arial" w:hAnsi="Arial" w:cs="Arial" w:eastAsia="Arial"/>
-                <w:b w:val="0"/>
-                <w:i w:val="0"/>
-                <w:color w:val="A3AAB9"/>
-                <w:sz w:val="2"/>
-              </w:rPr>
-            </w:r>
-          </w:p>
-        </w:tc>
-        <w:tc>
-          <w:tcPr>
-            <w:tcW w:w="4960" w:type="dxa"/>
-            <w:tcMar>
-              <w:top w:w="0" w:type="dxa"/>
-              <w:left w:w="0" w:type="dxa"/>
-              <w:bottom w:w="40" w:type="dxa"/>
-              <w:right w:w="0" w:type="dxa"/>
-            </w:tcMar>
-          </w:tcPr>
-          <w:p>
-            <w:pPr>
-              <w:keepNext/>
-              <w:pageBreakBefore w:val="0"/>
-              <w:spacing w:before="0" w:after="0" w:lineRule="exact" w:line="210"/>
-            </w:pPr>
-            <w:r>
-              <w:rPr>
-                <w:rFonts w:ascii="Arial" w:hAnsi="Arial" w:cs="Arial" w:eastAsia="Arial"/>
-                <w:b/>
-                <w:i w:val="0"/>
-                <w:color w:val="E6E8EF"/>
-                <w:sz w:val="15"/>
-              </w:rPr>
-              <w:t>Can we keep junior seasons out of senior averages?</w:t>
-            </w:r>
-          </w:p>
-          <w:p>
-            <w:pPr>
-              <w:keepNext w:val="0"/>
-              <w:pageBreakBefore w:val="0"/>
-              <w:spacing w:before="30" w:after="0" w:lineRule="exact" w:line="204"/>
-            </w:pPr>
-            <w:r>
-              <w:rPr>
-                <w:rFonts w:ascii="Arial" w:hAnsi="Arial" w:cs="Arial" w:eastAsia="Arial"/>
-                <w:b w:val="0"/>
-                <w:i w:val="0"/>
-                <w:color w:val="A3AAB9"/>
-                <w:sz w:val="14"/>
-              </w:rPr>
-              <w:t>Yes. Every stats page filters by grade type and match type, and you set what your club's default view leaves out.</w:t>
-            </w:r>
-          </w:p>
-        </w:tc>
-      </w:tr>
-      <w:tr>
-        <w:tc>
-          <w:tcPr>
-            <w:tcW w:w="5020" w:type="dxa"/>
-            <w:tcMar>
-              <w:top w:w="0" w:type="dxa"/>
-              <w:left w:w="0" w:type="dxa"/>
-              <w:bottom w:w="40" w:type="dxa"/>
-              <w:right w:w="0" w:type="dxa"/>
-            </w:tcMar>
-          </w:tcPr>
-          <w:p>
-            <w:pPr>
-              <w:keepNext/>
-              <w:pageBreakBefore w:val="0"/>
-              <w:spacing w:before="0" w:after="0" w:lineRule="exact" w:line="210"/>
-            </w:pPr>
-            <w:r>
-              <w:rPr>
-                <w:rFonts w:ascii="Arial" w:hAnsi="Arial" w:cs="Arial" w:eastAsia="Arial"/>
-                <w:b/>
-                <w:i w:val="0"/>
-                <w:color w:val="E6E8EF"/>
-                <w:sz w:val="15"/>
-              </w:rPr>
-              <w:t>Does the price change with club size?</w:t>
-            </w:r>
-          </w:p>
-          <w:p>
-            <w:pPr>
-              <w:keepNext w:val="0"/>
-              <w:pageBreakBefore w:val="0"/>
-              <w:spacing w:before="30" w:after="0" w:lineRule="exact" w:line="204"/>
-            </w:pPr>
-            <w:r>
-              <w:rPr>
-                <w:rFonts w:ascii="Arial" w:hAnsi="Arial" w:cs="Arial" w:eastAsia="Arial"/>
-                <w:b w:val="0"/>
-                <w:i w:val="0"/>
-                <w:color w:val="A3AAB9"/>
-                <w:sz w:val="14"/>
-              </w:rPr>
-              <w:t>No. It is a flat rate per club, with no per-team, per-player or per-grade pricing.</w:t>
-            </w:r>
-          </w:p>
-        </w:tc>
-        <w:tc>
-          <w:tcPr>
-            <w:tcW w:w="220" w:type="dxa"/>
-            <w:tcMar>
-              <w:top w:w="0" w:type="dxa"/>
-              <w:left w:w="0" w:type="dxa"/>
-              <w:bottom w:w="0" w:type="dxa"/>
-              <w:right w:w="0" w:type="dxa"/>
-            </w:tcMar>
-          </w:tcPr>
-          <w:p>
-            <w:pPr>
-              <w:spacing w:after="0" w:lineRule="exact" w:line="20"/>
-            </w:pPr>
-            <w:r>
-              <w:rPr>
-                <w:rFonts w:ascii="Arial" w:hAnsi="Arial" w:cs="Arial" w:eastAsia="Arial"/>
-                <w:b w:val="0"/>
-                <w:i w:val="0"/>
-                <w:color w:val="A3AAB9"/>
-                <w:sz w:val="2"/>
-              </w:rPr>
-            </w:r>
-          </w:p>
-        </w:tc>
-        <w:tc>
-          <w:tcPr>
-            <w:tcW w:w="4960" w:type="dxa"/>
-            <w:tcMar>
-              <w:top w:w="0" w:type="dxa"/>
-              <w:left w:w="0" w:type="dxa"/>
-              <w:bottom w:w="40" w:type="dxa"/>
-              <w:right w:w="0" w:type="dxa"/>
-            </w:tcMar>
-          </w:tcPr>
-          <w:p>
-            <w:pPr>
-              <w:keepNext/>
-              <w:pageBreakBefore w:val="0"/>
-              <w:spacing w:before="0" w:after="0" w:lineRule="exact" w:line="210"/>
-            </w:pPr>
-            <w:r>
-              <w:rPr>
-                <w:rFonts w:ascii="Arial" w:hAnsi="Arial" w:cs="Arial" w:eastAsia="Arial"/>
-                <w:b/>
-                <w:i w:val="0"/>
-                <w:color w:val="E6E8EF"/>
-                <w:sz w:val="15"/>
-              </w:rPr>
-              <w:t>Do we own the data?</w:t>
-            </w:r>
-          </w:p>
-          <w:p>
-            <w:pPr>
-              <w:keepNext w:val="0"/>
-              <w:pageBreakBefore w:val="0"/>
-              <w:spacing w:before="30" w:after="0" w:lineRule="exact" w:line="204"/>
-            </w:pPr>
-            <w:r>
-              <w:rPr>
-                <w:rFonts w:ascii="Arial" w:hAnsi="Arial" w:cs="Arial" w:eastAsia="Arial"/>
-                <w:b w:val="0"/>
-                <w:i w:val="0"/>
-                <w:color w:val="A3AAB9"/>
-                <w:sz w:val="14"/>
-              </w:rPr>
-              <w:t>Always. It belongs to your club, and every screen that holds it exports to CSV: members, fees, contacts, stock, attendance and records.</w:t>
-            </w:r>
-          </w:p>
-        </w:tc>
-      </w:tr>
-      <w:tr>
-        <w:tc>
-          <w:tcPr>
-            <w:tcW w:w="5020" w:type="dxa"/>
-            <w:tcMar>
-              <w:top w:w="0" w:type="dxa"/>
-              <w:left w:w="0" w:type="dxa"/>
-              <w:bottom w:w="40" w:type="dxa"/>
-              <w:right w:w="0" w:type="dxa"/>
-            </w:tcMar>
-          </w:tcPr>
-          <w:p>
-            <w:pPr>
-              <w:keepNext/>
-              <w:pageBreakBefore w:val="0"/>
-              <w:spacing w:before="0" w:after="0" w:lineRule="exact" w:line="210"/>
-            </w:pPr>
-            <w:r>
-              <w:rPr>
-                <w:rFonts w:ascii="Arial" w:hAnsi="Arial" w:cs="Arial" w:eastAsia="Arial"/>
-                <w:b/>
-                <w:i w:val="0"/>
-                <w:color w:val="E6E8EF"/>
-                <w:sz w:val="15"/>
-              </w:rPr>
-              <w:t>Can we add modules later?</w:t>
-            </w:r>
-          </w:p>
-          <w:p>
-            <w:pPr>
-              <w:keepNext w:val="0"/>
-              <w:pageBreakBefore w:val="0"/>
-              <w:spacing w:before="30" w:after="0" w:lineRule="exact" w:line="204"/>
-            </w:pPr>
-            <w:r>
-              <w:rPr>
-                <w:rFonts w:ascii="Arial" w:hAnsi="Arial" w:cs="Arial" w:eastAsia="Arial"/>
-                <w:b w:val="0"/>
-                <w:i w:val="0"/>
-                <w:color w:val="A3AAB9"/>
-                <w:sz w:val="14"/>
-              </w:rPr>
-              <w:t>Yes. Add one at any time and it switches on straight away. Each module is an annual commitment.</w:t>
-            </w:r>
-          </w:p>
-        </w:tc>
-        <w:tc>
-          <w:tcPr>
-            <w:tcW w:w="220" w:type="dxa"/>
-            <w:tcMar>
-              <w:top w:w="0" w:type="dxa"/>
-              <w:left w:w="0" w:type="dxa"/>
-              <w:bottom w:w="0" w:type="dxa"/>
-              <w:right w:w="0" w:type="dxa"/>
-            </w:tcMar>
-          </w:tcPr>
-          <w:p>
-            <w:pPr>
-              <w:spacing w:after="0" w:lineRule="exact" w:line="20"/>
-            </w:pPr>
-            <w:r>
-              <w:rPr>
-                <w:rFonts w:ascii="Arial" w:hAnsi="Arial" w:cs="Arial" w:eastAsia="Arial"/>
-                <w:b w:val="0"/>
-                <w:i w:val="0"/>
-                <w:color w:val="A3AAB9"/>
-                <w:sz w:val="2"/>
-              </w:rPr>
-            </w:r>
-          </w:p>
-        </w:tc>
-        <w:tc>
-          <w:tcPr>
-            <w:tcW w:w="4960" w:type="dxa"/>
-            <w:tcMar>
-              <w:top w:w="0" w:type="dxa"/>
-              <w:left w:w="0" w:type="dxa"/>
-              <w:bottom w:w="40" w:type="dxa"/>
-              <w:right w:w="0" w:type="dxa"/>
-            </w:tcMar>
-          </w:tcPr>
-          <w:p>
-            <w:pPr>
-              <w:keepNext/>
-              <w:pageBreakBefore w:val="0"/>
-              <w:spacing w:before="0" w:after="0" w:lineRule="exact" w:line="210"/>
-            </w:pPr>
-            <w:r>
-              <w:rPr>
-                <w:rFonts w:ascii="Arial" w:hAnsi="Arial" w:cs="Arial" w:eastAsia="Arial"/>
-                <w:b/>
-                <w:i w:val="0"/>
-                <w:color w:val="E6E8EF"/>
-                <w:sz w:val="15"/>
-              </w:rPr>
-              <w:t>How do we pay?</w:t>
-            </w:r>
-          </w:p>
-          <w:p>
-            <w:pPr>
-              <w:keepNext w:val="0"/>
-              <w:pageBreakBefore w:val="0"/>
-              <w:spacing w:before="30" w:after="0" w:lineRule="exact" w:line="204"/>
-            </w:pPr>
-            <w:r>
-              <w:rPr>
-                <w:rFonts w:ascii="Arial" w:hAnsi="Arial" w:cs="Arial" w:eastAsia="Arial"/>
-                <w:b w:val="0"/>
-                <w:i w:val="0"/>
-                <w:color w:val="A3AAB9"/>
-                <w:sz w:val="14"/>
-              </w:rPr>
-              <w:t>An annual invoice, paid by card, Apple Pay or Google Pay through Stripe, with GST handled at checkout. Add a module mid-year and you are only charged the part-year difference up to your renewal date.</w:t>
-            </w:r>
-          </w:p>
-        </w:tc>
-      </w:tr>
-    </w:tbl>
-    <w:p>
-      <w:pPr>
         <w:keepNext w:val="0"/>
         <w:pageBreakBefore w:val="0"/>
         <w:pBdr>
           <w:bottom w:val="single" w:sz="6" w:space="1" w:color="1D2331"/>
         </w:pBdr>
-        <w:spacing w:before="140" w:after="140" w:lineRule="exact" w:line="20"/>
+        <w:spacing w:before="180" w:after="160" w:lineRule="exact" w:line="20"/>
       </w:pPr>
       <w:r>
         <w:rPr>
@@ -5626,7 +4835,7 @@
                 <w:color w:val="8A90A2"/>
                 <w:sz w:val="15"/>
               </w:rPr>
-              <w:t>, or email us and we'll walk your committee through it on a 15-minute call.</w:t>
+              <w:t>, or email us and we'll walk your committee through it on a 15-minute call. Setting up takes about half an hour: we run your first sync, we tidy the history with you, and your club goes public.</w:t>
             </w:r>
           </w:p>
         </w:tc>
@@ -5736,7 +4945,7 @@
       <w:pPr>
         <w:keepNext w:val="0"/>
         <w:pageBreakBefore w:val="0"/>
-        <w:spacing w:before="160" w:after="0" w:lineRule="exact" w:line="200"/>
+        <w:spacing w:before="180" w:after="0" w:lineRule="exact" w:line="200"/>
         <w:jc w:val="center"/>
       </w:pPr>
       <w:r>

--- a/docs/flyer/BetterCricket_Flyer.docx
+++ b/docs/flyer/BetterCricket_Flyer.docx
@@ -1611,7 +1611,7 @@
           <w:color w:val="8A90A2"/>
           <w:sz w:val="16"/>
         </w:rPr>
-        <w:t>BetterStats is the base every club starts on. It is the club's whole record, and the tools that keep the place running.</w:t>
+        <w:t>BetterStats is the base every club starts on, and on its own it replaces the spreadsheet, the filing cabinet and the club site.</w:t>
       </w:r>
     </w:p>
     <w:tbl>
@@ -1650,15 +1650,15 @@
             </w:tcBorders>
             <w:shd w:val="clear" w:color="auto" w:fill="0A1D26"/>
             <w:tcMar>
-              <w:top w:w="160" w:type="dxa"/>
-              <w:left w:w="200" w:type="dxa"/>
-              <w:bottom w:w="160" w:type="dxa"/>
-              <w:right w:w="200" w:type="dxa"/>
+              <w:top w:w="140" w:type="dxa"/>
+              <w:left w:w="180" w:type="dxa"/>
+              <w:bottom w:w="140" w:type="dxa"/>
+              <w:right w:w="180" w:type="dxa"/>
             </w:tcMar>
           </w:tcPr>
           <w:tbl>
             <w:tblPr>
-              <w:tblW w:w="9808" w:type="dxa"/>
+              <w:tblW w:w="9848" w:type="dxa"/>
               <w:tblInd w:w="0" w:type="dxa"/>
               <w:tblBorders>
                 <w:top w:val="nil"/>
@@ -1678,14 +1678,14 @@
               <w:tblLook w:firstColumn="1" w:firstRow="1" w:lastColumn="0" w:lastRow="0" w:noHBand="0" w:noVBand="1" w:val="04A0"/>
             </w:tblPr>
             <w:tblGrid>
-              <w:gridCol w:w="6000"/>
-              <w:gridCol w:w="160"/>
-              <w:gridCol w:w="3648"/>
+              <w:gridCol w:w="4000"/>
+              <w:gridCol w:w="120"/>
+              <w:gridCol w:w="5728"/>
             </w:tblGrid>
             <w:tr>
               <w:tc>
                 <w:tcPr>
-                  <w:tcW w:w="6000" w:type="dxa"/>
+                  <w:tcW w:w="4000" w:type="dxa"/>
                   <w:tcMar>
                     <w:top w:w="0" w:type="dxa"/>
                     <w:left w:w="0" w:type="dxa"/>
@@ -1697,7 +1697,7 @@
                   <w:pPr>
                     <w:keepNext w:val="0"/>
                     <w:pageBreakBefore w:val="0"/>
-                    <w:spacing w:before="0" w:after="0" w:lineRule="exact" w:line="240"/>
+                    <w:spacing w:before="0" w:after="0" w:lineRule="exact" w:line="220"/>
                   </w:pPr>
                   <w:r>
                     <w:rPr>
@@ -1705,7 +1705,7 @@
                       <w:b/>
                       <w:i w:val="0"/>
                       <w:color w:val="E6E8EF"/>
-                      <w:sz w:val="18"/>
+                      <w:sz w:val="17"/>
                     </w:rPr>
                     <w:t>BetterStats</w:t>
                   </w:r>
@@ -1715,7 +1715,7 @@
                       <w:b w:val="0"/>
                       <w:i w:val="0"/>
                       <w:color w:val="E6E8EF"/>
-                      <w:sz w:val="18"/>
+                      <w:sz w:val="17"/>
                     </w:rPr>
                     <w:t xml:space="preserve">  </w:t>
                   </w:r>
@@ -1726,7 +1726,7 @@
                       <w:i w:val="0"/>
                       <w:color w:val="06231A"/>
                       <w:spacing w:val="10"/>
-                      <w:sz w:val="13"/>
+                      <w:sz w:val="12"/>
                       <w:shd w:val="clear" w:color="auto" w:fill="16C784"/>
                     </w:rPr>
                     <w:t xml:space="preserve">  INCLUDED  </w:t>
@@ -1735,7 +1735,7 @@
               </w:tc>
               <w:tc>
                 <w:tcPr>
-                  <w:tcW w:w="160" w:type="dxa"/>
+                  <w:tcW w:w="120" w:type="dxa"/>
                   <w:tcMar>
                     <w:top w:w="0" w:type="dxa"/>
                     <w:left w:w="0" w:type="dxa"/>
@@ -1760,7 +1760,7 @@
               </w:tc>
               <w:tc>
                 <w:tcPr>
-                  <w:tcW w:w="3648" w:type="dxa"/>
+                  <w:tcW w:w="5728" w:type="dxa"/>
                   <w:tcMar>
                     <w:top w:w="0" w:type="dxa"/>
                     <w:left w:w="0" w:type="dxa"/>
@@ -1772,7 +1772,7 @@
                   <w:pPr>
                     <w:keepNext w:val="0"/>
                     <w:pageBreakBefore w:val="0"/>
-                    <w:spacing w:before="0" w:after="0" w:lineRule="exact" w:line="240"/>
+                    <w:spacing w:before="0" w:after="0" w:lineRule="exact" w:line="220"/>
                     <w:jc w:val="right"/>
                   </w:pPr>
                   <w:r>
@@ -1781,7 +1781,7 @@
                       <w:b/>
                       <w:i w:val="0"/>
                       <w:color w:val="16C784"/>
-                      <w:sz w:val="18"/>
+                      <w:sz w:val="16"/>
                     </w:rPr>
                     <w:t>$399 / year</w:t>
                   </w:r>
@@ -1790,9 +1790,26 @@
             </w:tr>
           </w:tbl>
           <w:p/>
+          <w:p>
+            <w:pPr>
+              <w:keepNext w:val="0"/>
+              <w:pageBreakBefore w:val="0"/>
+              <w:spacing w:before="60" w:after="0" w:lineRule="exact" w:line="210"/>
+            </w:pPr>
+            <w:r>
+              <w:rPr>
+                <w:rFonts w:ascii="Arial" w:hAnsi="Arial" w:cs="Arial" w:eastAsia="Arial"/>
+                <w:b/>
+                <w:i w:val="0"/>
+                <w:color w:val="16C784"/>
+                <w:sz w:val="15"/>
+              </w:rPr>
+              <w:t>Your club's whole history, public, current and finally in one place.</w:t>
+            </w:r>
+          </w:p>
           <w:tbl>
             <w:tblPr>
-              <w:tblW w:w="9808" w:type="dxa"/>
+              <w:tblW w:w="9848" w:type="dxa"/>
               <w:tblInd w:w="0" w:type="dxa"/>
               <w:tblBorders>
                 <w:top w:val="nil"/>
@@ -1812,14 +1829,14 @@
               <w:tblLook w:firstColumn="1" w:firstRow="1" w:lastColumn="0" w:lastRow="0" w:noHBand="0" w:noVBand="1" w:val="04A0"/>
             </w:tblPr>
             <w:tblGrid>
-              <w:gridCol w:w="4764"/>
-              <w:gridCol w:w="280"/>
-              <w:gridCol w:w="4764"/>
+              <w:gridCol w:w="4804"/>
+              <w:gridCol w:w="240"/>
+              <w:gridCol w:w="4804"/>
             </w:tblGrid>
             <w:tr>
               <w:tc>
                 <w:tcPr>
-                  <w:tcW w:w="4764" w:type="dxa"/>
+                  <w:tcW w:w="4804" w:type="dxa"/>
                   <w:tcMar>
                     <w:top w:w="0" w:type="dxa"/>
                     <w:left w:w="0" w:type="dxa"/>
@@ -1831,26 +1848,7 @@
                   <w:pPr>
                     <w:keepNext w:val="0"/>
                     <w:pageBreakBefore w:val="0"/>
-                    <w:spacing w:before="80" w:after="40" w:lineRule="exact" w:line="190"/>
-                  </w:pPr>
-                  <w:r>
-                    <w:rPr>
-                      <w:rFonts w:ascii="Arial" w:hAnsi="Arial" w:cs="Arial" w:eastAsia="Arial"/>
-                      <w:b/>
-                      <w:i w:val="0"/>
-                      <w:color w:val="16C784"/>
-                      <w:spacing w:val="18"/>
-                      <w:sz w:val="13"/>
-                    </w:rPr>
-                    <w:t>THE RECORD</w:t>
-                  </w:r>
-                </w:p>
-                <w:p>
-                  <w:pPr>
-                    <w:keepNext w:val="0"/>
-                    <w:pageBreakBefore w:val="0"/>
-                    <w:spacing w:before="30" w:after="0" w:lineRule="exact" w:line="204"/>
-                    <w:ind w:left="160" w:hanging="160"/>
+                    <w:spacing w:before="0" w:after="0" w:lineRule="exact" w:line="204"/>
                   </w:pPr>
                   <w:r>
                     <w:rPr>
@@ -1878,7 +1876,6 @@
                     <w:keepNext w:val="0"/>
                     <w:pageBreakBefore w:val="0"/>
                     <w:spacing w:before="30" w:after="0" w:lineRule="exact" w:line="204"/>
-                    <w:ind w:left="160" w:hanging="160"/>
                   </w:pPr>
                   <w:r>
                     <w:rPr>
@@ -1906,7 +1903,150 @@
                     <w:keepNext w:val="0"/>
                     <w:pageBreakBefore w:val="0"/>
                     <w:spacing w:before="30" w:after="0" w:lineRule="exact" w:line="204"/>
-                    <w:ind w:left="160" w:hanging="160"/>
+                  </w:pPr>
+                  <w:r>
+                    <w:rPr>
+                      <w:rFonts w:ascii="Arial" w:hAnsi="Arial" w:cs="Arial" w:eastAsia="Arial"/>
+                      <w:b/>
+                      <w:i w:val="0"/>
+                      <w:color w:val="16C784"/>
+                      <w:sz w:val="14"/>
+                    </w:rPr>
+                    <w:t xml:space="preserve">·  </w:t>
+                  </w:r>
+                  <w:r>
+                    <w:rPr>
+                      <w:rFonts w:ascii="Arial" w:hAnsi="Arial" w:cs="Arial" w:eastAsia="Arial"/>
+                      <w:b w:val="0"/>
+                      <w:i w:val="0"/>
+                      <w:color w:val="A3AAB9"/>
+                      <w:sz w:val="14"/>
+                    </w:rPr>
+                    <w:t>Duplicate players found and merged in a click, keeping every innings, spell and catch</w:t>
+                  </w:r>
+                </w:p>
+                <w:p>
+                  <w:pPr>
+                    <w:keepNext w:val="0"/>
+                    <w:pageBreakBefore w:val="0"/>
+                    <w:spacing w:before="30" w:after="0" w:lineRule="exact" w:line="204"/>
+                  </w:pPr>
+                  <w:r>
+                    <w:rPr>
+                      <w:rFonts w:ascii="Arial" w:hAnsi="Arial" w:cs="Arial" w:eastAsia="Arial"/>
+                      <w:b/>
+                      <w:i w:val="0"/>
+                      <w:color w:val="16C784"/>
+                      <w:sz w:val="14"/>
+                    </w:rPr>
+                    <w:t xml:space="preserve">·  </w:t>
+                  </w:r>
+                  <w:r>
+                    <w:rPr>
+                      <w:rFonts w:ascii="Arial" w:hAnsi="Arial" w:cs="Arial" w:eastAsia="Arial"/>
+                      <w:b w:val="0"/>
+                      <w:i w:val="0"/>
+                      <w:color w:val="A3AAB9"/>
+                      <w:sz w:val="14"/>
+                    </w:rPr>
+                    <w:t>Photograph an old scorebook page and the figures lift off it, checked against what you already hold</w:t>
+                  </w:r>
+                </w:p>
+                <w:p>
+                  <w:pPr>
+                    <w:keepNext w:val="0"/>
+                    <w:pageBreakBefore w:val="0"/>
+                    <w:spacing w:before="30" w:after="0" w:lineRule="exact" w:line="204"/>
+                  </w:pPr>
+                  <w:r>
+                    <w:rPr>
+                      <w:rFonts w:ascii="Arial" w:hAnsi="Arial" w:cs="Arial" w:eastAsia="Arial"/>
+                      <w:b/>
+                      <w:i w:val="0"/>
+                      <w:color w:val="16C784"/>
+                      <w:sz w:val="14"/>
+                    </w:rPr>
+                    <w:t xml:space="preserve">·  </w:t>
+                  </w:r>
+                  <w:r>
+                    <w:rPr>
+                      <w:rFonts w:ascii="Arial" w:hAnsi="Arial" w:cs="Arial" w:eastAsia="Arial"/>
+                      <w:b w:val="0"/>
+                      <w:i w:val="0"/>
+                      <w:color w:val="A3AAB9"/>
+                      <w:sz w:val="14"/>
+                    </w:rPr>
+                    <w:t>No migration fee and no cap on seasons, however far back the club goes</w:t>
+                  </w:r>
+                </w:p>
+                <w:p>
+                  <w:pPr>
+                    <w:keepNext w:val="0"/>
+                    <w:pageBreakBefore w:val="0"/>
+                    <w:spacing w:before="30" w:after="0" w:lineRule="exact" w:line="204"/>
+                  </w:pPr>
+                  <w:r>
+                    <w:rPr>
+                      <w:rFonts w:ascii="Arial" w:hAnsi="Arial" w:cs="Arial" w:eastAsia="Arial"/>
+                      <w:b/>
+                      <w:i w:val="0"/>
+                      <w:color w:val="16C784"/>
+                      <w:sz w:val="14"/>
+                    </w:rPr>
+                    <w:t xml:space="preserve">·  </w:t>
+                  </w:r>
+                  <w:r>
+                    <w:rPr>
+                      <w:rFonts w:ascii="Arial" w:hAnsi="Arial" w:cs="Arial" w:eastAsia="Arial"/>
+                      <w:b w:val="0"/>
+                      <w:i w:val="0"/>
+                      <w:color w:val="A3AAB9"/>
+                      <w:sz w:val="14"/>
+                    </w:rPr>
+                    <w:t>Your own public site, at your own address, in your colours and crest</w:t>
+                  </w:r>
+                </w:p>
+              </w:tc>
+              <w:tc>
+                <w:tcPr>
+                  <w:tcW w:w="240" w:type="dxa"/>
+                  <w:tcMar>
+                    <w:top w:w="0" w:type="dxa"/>
+                    <w:left w:w="0" w:type="dxa"/>
+                    <w:bottom w:w="0" w:type="dxa"/>
+                    <w:right w:w="0" w:type="dxa"/>
+                  </w:tcMar>
+                </w:tcPr>
+                <w:p>
+                  <w:pPr>
+                    <w:spacing w:after="0" w:lineRule="exact" w:line="20"/>
+                  </w:pPr>
+                  <w:r>
+                    <w:rPr>
+                      <w:rFonts w:ascii="Arial" w:hAnsi="Arial" w:cs="Arial" w:eastAsia="Arial"/>
+                      <w:b w:val="0"/>
+                      <w:i w:val="0"/>
+                      <w:color w:val="A3AAB9"/>
+                      <w:sz w:val="2"/>
+                    </w:rPr>
+                  </w:r>
+                </w:p>
+              </w:tc>
+              <w:tc>
+                <w:tcPr>
+                  <w:tcW w:w="4804" w:type="dxa"/>
+                  <w:tcMar>
+                    <w:top w:w="0" w:type="dxa"/>
+                    <w:left w:w="0" w:type="dxa"/>
+                    <w:bottom w:w="0" w:type="dxa"/>
+                    <w:right w:w="0" w:type="dxa"/>
+                  </w:tcMar>
+                </w:tcPr>
+                <w:p>
+                  <w:pPr>
+                    <w:keepNext w:val="0"/>
+                    <w:pageBreakBefore w:val="0"/>
+                    <w:spacing w:before="0" w:after="0" w:lineRule="exact" w:line="204"/>
                   </w:pPr>
                   <w:r>
                     <w:rPr>
@@ -1934,7 +2074,33 @@
                     <w:keepNext w:val="0"/>
                     <w:pageBreakBefore w:val="0"/>
                     <w:spacing w:before="30" w:after="0" w:lineRule="exact" w:line="204"/>
-                    <w:ind w:left="160" w:hanging="160"/>
+                  </w:pPr>
+                  <w:r>
+                    <w:rPr>
+                      <w:rFonts w:ascii="Arial" w:hAnsi="Arial" w:cs="Arial" w:eastAsia="Arial"/>
+                      <w:b/>
+                      <w:i w:val="0"/>
+                      <w:color w:val="16C784"/>
+                      <w:sz w:val="14"/>
+                    </w:rPr>
+                    <w:t xml:space="preserve">·  </w:t>
+                  </w:r>
+                  <w:r>
+                    <w:rPr>
+                      <w:rFonts w:ascii="Arial" w:hAnsi="Arial" w:cs="Arial" w:eastAsia="Arial"/>
+                      <w:b w:val="0"/>
+                      <w:i w:val="0"/>
+                      <w:color w:val="A3AAB9"/>
+                      <w:sz w:val="14"/>
+                    </w:rPr>
+                    <w:t>Head-to-head splits: how a player goes against every club, ground and format they have played</w:t>
+                  </w:r>
+                </w:p>
+                <w:p>
+                  <w:pPr>
+                    <w:keepNext w:val="0"/>
+                    <w:pageBreakBefore w:val="0"/>
+                    <w:spacing w:before="30" w:after="0" w:lineRule="exact" w:line="204"/>
                   </w:pPr>
                   <w:r>
                     <w:rPr>
@@ -1962,35 +2128,6 @@
                     <w:keepNext w:val="0"/>
                     <w:pageBreakBefore w:val="0"/>
                     <w:spacing w:before="30" w:after="0" w:lineRule="exact" w:line="204"/>
-                    <w:ind w:left="160" w:hanging="160"/>
-                  </w:pPr>
-                  <w:r>
-                    <w:rPr>
-                      <w:rFonts w:ascii="Arial" w:hAnsi="Arial" w:cs="Arial" w:eastAsia="Arial"/>
-                      <w:b/>
-                      <w:i w:val="0"/>
-                      <w:color w:val="16C784"/>
-                      <w:sz w:val="14"/>
-                    </w:rPr>
-                    <w:t xml:space="preserve">·  </w:t>
-                  </w:r>
-                  <w:r>
-                    <w:rPr>
-                      <w:rFonts w:ascii="Arial" w:hAnsi="Arial" w:cs="Arial" w:eastAsia="Arial"/>
-                      <w:b w:val="0"/>
-                      <w:i w:val="0"/>
-                      <w:color w:val="A3AAB9"/>
-                      <w:sz w:val="14"/>
-                    </w:rPr>
-                    <w:t>Awards and honours recorded against the player, not a plaque nobody photographed</w:t>
-                  </w:r>
-                </w:p>
-                <w:p>
-                  <w:pPr>
-                    <w:keepNext w:val="0"/>
-                    <w:pageBreakBefore w:val="0"/>
-                    <w:spacing w:before="30" w:after="0" w:lineRule="exact" w:line="204"/>
-                    <w:ind w:left="160" w:hanging="160"/>
                   </w:pPr>
                   <w:r>
                     <w:rPr>
@@ -2018,7 +2155,6 @@
                     <w:keepNext w:val="0"/>
                     <w:pageBreakBefore w:val="0"/>
                     <w:spacing w:before="30" w:after="0" w:lineRule="exact" w:line="204"/>
-                    <w:ind w:left="160" w:hanging="160"/>
                   </w:pPr>
                   <w:r>
                     <w:rPr>
@@ -2038,7 +2174,7 @@
                       <w:color w:val="A3AAB9"/>
                       <w:sz w:val="14"/>
                     </w:rPr>
-                    <w:t>Milestones flagged before they happen, so nobody's 100th game goes unmarked</w:t>
+                    <w:t>Milestones flagged before they happen, and awards and honours recorded against the player</w:t>
                   </w:r>
                 </w:p>
                 <w:p>
@@ -2046,7 +2182,6 @@
                     <w:keepNext w:val="0"/>
                     <w:pageBreakBefore w:val="0"/>
                     <w:spacing w:before="30" w:after="0" w:lineRule="exact" w:line="204"/>
-                    <w:ind w:left="160" w:hanging="160"/>
                   </w:pPr>
                   <w:r>
                     <w:rPr>
@@ -2067,256 +2202,6 @@
                       <w:sz w:val="14"/>
                     </w:rPr>
                     <w:t>A season yearbook that writes itself, and Club Room Mode for the TV in the clubhouse</w:t>
-                  </w:r>
-                </w:p>
-              </w:tc>
-              <w:tc>
-                <w:tcPr>
-                  <w:tcW w:w="280" w:type="dxa"/>
-                  <w:tcMar>
-                    <w:top w:w="0" w:type="dxa"/>
-                    <w:left w:w="0" w:type="dxa"/>
-                    <w:bottom w:w="0" w:type="dxa"/>
-                    <w:right w:w="0" w:type="dxa"/>
-                  </w:tcMar>
-                </w:tcPr>
-                <w:p>
-                  <w:pPr>
-                    <w:spacing w:after="0" w:lineRule="exact" w:line="20"/>
-                  </w:pPr>
-                  <w:r>
-                    <w:rPr>
-                      <w:rFonts w:ascii="Arial" w:hAnsi="Arial" w:cs="Arial" w:eastAsia="Arial"/>
-                      <w:b w:val="0"/>
-                      <w:i w:val="0"/>
-                      <w:color w:val="A3AAB9"/>
-                      <w:sz w:val="2"/>
-                    </w:rPr>
-                  </w:r>
-                </w:p>
-              </w:tc>
-              <w:tc>
-                <w:tcPr>
-                  <w:tcW w:w="4764" w:type="dxa"/>
-                  <w:tcMar>
-                    <w:top w:w="0" w:type="dxa"/>
-                    <w:left w:w="0" w:type="dxa"/>
-                    <w:bottom w:w="0" w:type="dxa"/>
-                    <w:right w:w="0" w:type="dxa"/>
-                  </w:tcMar>
-                </w:tcPr>
-                <w:p>
-                  <w:pPr>
-                    <w:keepNext w:val="0"/>
-                    <w:pageBreakBefore w:val="0"/>
-                    <w:spacing w:before="80" w:after="40" w:lineRule="exact" w:line="190"/>
-                  </w:pPr>
-                  <w:r>
-                    <w:rPr>
-                      <w:rFonts w:ascii="Arial" w:hAnsi="Arial" w:cs="Arial" w:eastAsia="Arial"/>
-                      <w:b/>
-                      <w:i w:val="0"/>
-                      <w:color w:val="16C784"/>
-                      <w:spacing w:val="18"/>
-                      <w:sz w:val="13"/>
-                    </w:rPr>
-                    <w:t>RUNNING THE PLACE</w:t>
-                  </w:r>
-                </w:p>
-                <w:p>
-                  <w:pPr>
-                    <w:keepNext w:val="0"/>
-                    <w:pageBreakBefore w:val="0"/>
-                    <w:spacing w:before="30" w:after="0" w:lineRule="exact" w:line="204"/>
-                    <w:ind w:left="160" w:hanging="160"/>
-                  </w:pPr>
-                  <w:r>
-                    <w:rPr>
-                      <w:rFonts w:ascii="Arial" w:hAnsi="Arial" w:cs="Arial" w:eastAsia="Arial"/>
-                      <w:b/>
-                      <w:i w:val="0"/>
-                      <w:color w:val="16C784"/>
-                      <w:sz w:val="14"/>
-                    </w:rPr>
-                    <w:t xml:space="preserve">·  </w:t>
-                  </w:r>
-                  <w:r>
-                    <w:rPr>
-                      <w:rFonts w:ascii="Arial" w:hAnsi="Arial" w:cs="Arial" w:eastAsia="Arial"/>
-                      <w:b w:val="0"/>
-                      <w:i w:val="0"/>
-                      <w:color w:val="A3AAB9"/>
-                      <w:sz w:val="14"/>
-                    </w:rPr>
-                    <w:t>One directory of everyone at the club: players, parents, volunteers, officials and life members</w:t>
-                  </w:r>
-                </w:p>
-                <w:p>
-                  <w:pPr>
-                    <w:keepNext w:val="0"/>
-                    <w:pageBreakBefore w:val="0"/>
-                    <w:spacing w:before="30" w:after="0" w:lineRule="exact" w:line="204"/>
-                    <w:ind w:left="160" w:hanging="160"/>
-                  </w:pPr>
-                  <w:r>
-                    <w:rPr>
-                      <w:rFonts w:ascii="Arial" w:hAnsi="Arial" w:cs="Arial" w:eastAsia="Arial"/>
-                      <w:b/>
-                      <w:i w:val="0"/>
-                      <w:color w:val="16C784"/>
-                      <w:sz w:val="14"/>
-                    </w:rPr>
-                    <w:t xml:space="preserve">·  </w:t>
-                  </w:r>
-                  <w:r>
-                    <w:rPr>
-                      <w:rFonts w:ascii="Arial" w:hAnsi="Arial" w:cs="Arial" w:eastAsia="Arial"/>
-                      <w:b w:val="0"/>
-                      <w:i w:val="0"/>
-                      <w:color w:val="A3AAB9"/>
-                      <w:sz w:val="14"/>
-                    </w:rPr>
-                    <w:t>Committee meetings with agendas, minutes, motions and actions, tied to the club's strategic plan</w:t>
-                  </w:r>
-                </w:p>
-                <w:p>
-                  <w:pPr>
-                    <w:keepNext w:val="0"/>
-                    <w:pageBreakBefore w:val="0"/>
-                    <w:spacing w:before="30" w:after="0" w:lineRule="exact" w:line="204"/>
-                    <w:ind w:left="160" w:hanging="160"/>
-                  </w:pPr>
-                  <w:r>
-                    <w:rPr>
-                      <w:rFonts w:ascii="Arial" w:hAnsi="Arial" w:cs="Arial" w:eastAsia="Arial"/>
-                      <w:b/>
-                      <w:i w:val="0"/>
-                      <w:color w:val="16C784"/>
-                      <w:sz w:val="14"/>
-                    </w:rPr>
-                    <w:t xml:space="preserve">·  </w:t>
-                  </w:r>
-                  <w:r>
-                    <w:rPr>
-                      <w:rFonts w:ascii="Arial" w:hAnsi="Arial" w:cs="Arial" w:eastAsia="Arial"/>
-                      <w:b w:val="0"/>
-                      <w:i w:val="0"/>
-                      <w:color w:val="A3AAB9"/>
-                      <w:sz w:val="14"/>
-                    </w:rPr>
-                    <w:t>The volunteer roster, with hours logged and ready for a grant application</w:t>
-                  </w:r>
-                </w:p>
-                <w:p>
-                  <w:pPr>
-                    <w:keepNext w:val="0"/>
-                    <w:pageBreakBefore w:val="0"/>
-                    <w:spacing w:before="30" w:after="0" w:lineRule="exact" w:line="204"/>
-                    <w:ind w:left="160" w:hanging="160"/>
-                  </w:pPr>
-                  <w:r>
-                    <w:rPr>
-                      <w:rFonts w:ascii="Arial" w:hAnsi="Arial" w:cs="Arial" w:eastAsia="Arial"/>
-                      <w:b/>
-                      <w:i w:val="0"/>
-                      <w:color w:val="16C784"/>
-                      <w:sz w:val="14"/>
-                    </w:rPr>
-                    <w:t xml:space="preserve">·  </w:t>
-                  </w:r>
-                  <w:r>
-                    <w:rPr>
-                      <w:rFonts w:ascii="Arial" w:hAnsi="Arial" w:cs="Arial" w:eastAsia="Arial"/>
-                      <w:b w:val="0"/>
-                      <w:i w:val="0"/>
-                      <w:color w:val="A3AAB9"/>
-                      <w:sz w:val="14"/>
-                    </w:rPr>
-                    <w:t>Working-with-children, RSA and first-aid tickets tracked, with warnings before they lapse</w:t>
-                  </w:r>
-                </w:p>
-                <w:p>
-                  <w:pPr>
-                    <w:keepNext w:val="0"/>
-                    <w:pageBreakBefore w:val="0"/>
-                    <w:spacing w:before="30" w:after="0" w:lineRule="exact" w:line="204"/>
-                    <w:ind w:left="160" w:hanging="160"/>
-                  </w:pPr>
-                  <w:r>
-                    <w:rPr>
-                      <w:rFonts w:ascii="Arial" w:hAnsi="Arial" w:cs="Arial" w:eastAsia="Arial"/>
-                      <w:b/>
-                      <w:i w:val="0"/>
-                      <w:color w:val="16C784"/>
-                      <w:sz w:val="14"/>
-                    </w:rPr>
-                    <w:t xml:space="preserve">·  </w:t>
-                  </w:r>
-                  <w:r>
-                    <w:rPr>
-                      <w:rFonts w:ascii="Arial" w:hAnsi="Arial" w:cs="Arial" w:eastAsia="Arial"/>
-                      <w:b w:val="0"/>
-                      <w:i w:val="0"/>
-                      <w:color w:val="A3AAB9"/>
-                      <w:sz w:val="14"/>
-                    </w:rPr>
-                    <w:t>A club diary for the annual jobs: registrations, insurance, ground bookings, the AGM</w:t>
-                  </w:r>
-                </w:p>
-                <w:p>
-                  <w:pPr>
-                    <w:keepNext w:val="0"/>
-                    <w:pageBreakBefore w:val="0"/>
-                    <w:spacing w:before="30" w:after="0" w:lineRule="exact" w:line="204"/>
-                    <w:ind w:left="160" w:hanging="160"/>
-                  </w:pPr>
-                  <w:r>
-                    <w:rPr>
-                      <w:rFonts w:ascii="Arial" w:hAnsi="Arial" w:cs="Arial" w:eastAsia="Arial"/>
-                      <w:b/>
-                      <w:i w:val="0"/>
-                      <w:color w:val="16C784"/>
-                      <w:sz w:val="14"/>
-                    </w:rPr>
-                    <w:t xml:space="preserve">·  </w:t>
-                  </w:r>
-                  <w:r>
-                    <w:rPr>
-                      <w:rFonts w:ascii="Arial" w:hAnsi="Arial" w:cs="Arial" w:eastAsia="Arial"/>
-                      <w:b w:val="0"/>
-                      <w:i w:val="0"/>
-                      <w:color w:val="A3AAB9"/>
-                      <w:sz w:val="14"/>
-                    </w:rPr>
-                    <w:t>Events and ticketing for the presentation night and the fundraiser</w:t>
-                  </w:r>
-                </w:p>
-                <w:p>
-                  <w:pPr>
-                    <w:keepNext w:val="0"/>
-                    <w:pageBreakBefore w:val="0"/>
-                    <w:spacing w:before="30" w:after="0" w:lineRule="exact" w:line="204"/>
-                    <w:ind w:left="160" w:hanging="160"/>
-                  </w:pPr>
-                  <w:r>
-                    <w:rPr>
-                      <w:rFonts w:ascii="Arial" w:hAnsi="Arial" w:cs="Arial" w:eastAsia="Arial"/>
-                      <w:b/>
-                      <w:i w:val="0"/>
-                      <w:color w:val="16C784"/>
-                      <w:sz w:val="14"/>
-                    </w:rPr>
-                    <w:t xml:space="preserve">·  </w:t>
-                  </w:r>
-                  <w:r>
-                    <w:rPr>
-                      <w:rFonts w:ascii="Arial" w:hAnsi="Arial" w:cs="Arial" w:eastAsia="Arial"/>
-                      <w:b w:val="0"/>
-                      <w:i w:val="0"/>
-                      <w:color w:val="A3AAB9"/>
-                      <w:sz w:val="14"/>
-                    </w:rPr>
-                    <w:t>Facilities and assets: bookings, hire, maintenance history and replacement dates</w:t>
                   </w:r>
                 </w:p>
               </w:tc>
@@ -2418,6 +2303,92 @@
                 <w:sz w:val="15"/>
               </w:rPr>
               <w:t>The scorecard that moves a player's average is the same one that fills a match-day post, prices a fantasy round, shows the selectors who is in form, books the match fee against the right member and turns up in the yearbook. Nothing is typed twice, nothing drifts out of step, and the club gets one bill instead of five.</w:t>
+            </w:r>
+          </w:p>
+        </w:tc>
+      </w:tr>
+    </w:tbl>
+    <w:p>
+      <w:pPr>
+        <w:keepNext w:val="0"/>
+        <w:pageBreakBefore w:val="0"/>
+        <w:spacing w:before="0" w:after="0" w:lineRule="exact" w:line="160"/>
+      </w:pPr>
+    </w:p>
+    <w:tbl>
+      <w:tblPr>
+        <w:tblW w:w="10208" w:type="dxa"/>
+        <w:tblInd w:w="0" w:type="dxa"/>
+        <w:tblBorders>
+          <w:top w:val="nil"/>
+          <w:left w:val="nil"/>
+          <w:bottom w:val="nil"/>
+          <w:right w:val="nil"/>
+          <w:insideH w:val="nil"/>
+          <w:insideV w:val="nil"/>
+        </w:tblBorders>
+        <w:tblLayout w:type="fixed"/>
+        <w:tblCellMar>
+          <w:top w:w="0" w:type="dxa"/>
+          <w:left w:w="0" w:type="dxa"/>
+          <w:bottom w:w="0" w:type="dxa"/>
+          <w:right w:w="0" w:type="dxa"/>
+        </w:tblCellMar>
+        <w:tblLook w:firstColumn="1" w:firstRow="1" w:lastColumn="0" w:lastRow="0" w:noHBand="0" w:noVBand="1" w:val="04A0"/>
+      </w:tblPr>
+      <w:tblGrid>
+        <w:gridCol w:w="10208"/>
+      </w:tblGrid>
+      <w:tr>
+        <w:tc>
+          <w:tcPr>
+            <w:tcW w:w="10208" w:type="dxa"/>
+            <w:tcBorders>
+              <w:top w:val="nil" w:sz="0" w:space="0" w:color="16C784"/>
+              <w:left w:val="single" w:sz="11" w:space="0" w:color="16C784"/>
+              <w:bottom w:val="nil" w:sz="0" w:space="0" w:color="16C784"/>
+              <w:right w:val="nil" w:sz="0" w:space="0" w:color="16C784"/>
+            </w:tcBorders>
+            <w:shd w:val="clear" w:color="auto" w:fill="0B1220"/>
+            <w:tcMar>
+              <w:top w:w="100" w:type="dxa"/>
+              <w:left w:w="240" w:type="dxa"/>
+              <w:bottom w:w="100" w:type="dxa"/>
+              <w:right w:w="160" w:type="dxa"/>
+            </w:tcMar>
+          </w:tcPr>
+          <w:p>
+            <w:pPr>
+              <w:keepNext w:val="0"/>
+              <w:pageBreakBefore w:val="0"/>
+              <w:spacing w:before="0" w:after="0" w:lineRule="exact" w:line="240"/>
+            </w:pPr>
+            <w:r>
+              <w:rPr>
+                <w:rFonts w:ascii="Arial" w:hAnsi="Arial" w:cs="Arial" w:eastAsia="Arial"/>
+                <w:b w:val="0"/>
+                <w:i/>
+                <w:color w:val="E6E8EF"/>
+                <w:sz w:val="16"/>
+              </w:rPr>
+              <w:t>"At last we have a complete stats package that lets us view the club's entire history across every statistic imaginable. It's made pretty much every spreadsheet we had redundant, and we had a lot."</w:t>
+            </w:r>
+          </w:p>
+          <w:p>
+            <w:pPr>
+              <w:keepNext w:val="0"/>
+              <w:pageBreakBefore w:val="0"/>
+              <w:spacing w:before="80" w:after="0" w:lineRule="exact" w:line="220"/>
+            </w:pPr>
+            <w:r>
+              <w:rPr>
+                <w:rFonts w:ascii="Arial" w:hAnsi="Arial" w:cs="Arial" w:eastAsia="Arial"/>
+                <w:b w:val="0"/>
+                <w:i w:val="0"/>
+                <w:color w:val="8A90A2"/>
+                <w:sz w:val="14"/>
+              </w:rPr>
+              <w:t>Tristram Fletcher · Secretary, Applecross Cricket Club</w:t>
             </w:r>
           </w:p>
         </w:tc>
@@ -2834,7 +2805,7 @@
                 <w:rFonts w:ascii="Arial" w:hAnsi="Arial" w:cs="Arial" w:eastAsia="Arial"/>
                 <w:b/>
                 <w:i w:val="0"/>
-                <w:color w:val="E6E8EF"/>
+                <w:color w:val="16C784"/>
                 <w:sz w:val="15"/>
               </w:rPr>
               <w:t>Pick the side without the Thursday group chat.</w:t>
@@ -2845,7 +2816,6 @@
               <w:keepNext w:val="0"/>
               <w:pageBreakBefore w:val="0"/>
               <w:spacing w:before="30" w:after="0" w:lineRule="exact" w:line="204"/>
-              <w:ind w:left="160" w:hanging="160"/>
             </w:pPr>
             <w:r>
               <w:rPr>
@@ -2873,7 +2843,6 @@
               <w:keepNext w:val="0"/>
               <w:pageBreakBefore w:val="0"/>
               <w:spacing w:before="30" w:after="0" w:lineRule="exact" w:line="204"/>
-              <w:ind w:left="160" w:hanging="160"/>
             </w:pPr>
             <w:r>
               <w:rPr>
@@ -2901,7 +2870,6 @@
               <w:keepNext w:val="0"/>
               <w:pageBreakBefore w:val="0"/>
               <w:spacing w:before="30" w:after="0" w:lineRule="exact" w:line="204"/>
-              <w:ind w:left="160" w:hanging="160"/>
             </w:pPr>
             <w:r>
               <w:rPr>
@@ -2929,7 +2897,6 @@
               <w:keepNext w:val="0"/>
               <w:pageBreakBefore w:val="0"/>
               <w:spacing w:before="30" w:after="0" w:lineRule="exact" w:line="204"/>
-              <w:ind w:left="160" w:hanging="160"/>
             </w:pPr>
             <w:r>
               <w:rPr>
@@ -2957,7 +2924,6 @@
               <w:keepNext w:val="0"/>
               <w:pageBreakBefore w:val="0"/>
               <w:spacing w:before="30" w:after="0" w:lineRule="exact" w:line="204"/>
-              <w:ind w:left="160" w:hanging="160"/>
             </w:pPr>
             <w:r>
               <w:rPr>
@@ -2985,7 +2951,6 @@
               <w:keepNext w:val="0"/>
               <w:pageBreakBefore w:val="0"/>
               <w:spacing w:before="30" w:after="0" w:lineRule="exact" w:line="204"/>
-              <w:ind w:left="160" w:hanging="160"/>
             </w:pPr>
             <w:r>
               <w:rPr>
@@ -3174,10 +3139,10 @@
                 <w:rFonts w:ascii="Arial" w:hAnsi="Arial" w:cs="Arial" w:eastAsia="Arial"/>
                 <w:b/>
                 <w:i w:val="0"/>
-                <w:color w:val="E6E8EF"/>
+                <w:color w:val="16C784"/>
                 <w:sz w:val="15"/>
               </w:rPr>
-              <w:t>Your website and your match-day posts, both fed by your cricket.</w:t>
+              <w:t>Your website and match-day posts, both fed by your scorecards.</w:t>
             </w:r>
           </w:p>
           <w:p>
@@ -3185,7 +3150,6 @@
               <w:keepNext w:val="0"/>
               <w:pageBreakBefore w:val="0"/>
               <w:spacing w:before="30" w:after="0" w:lineRule="exact" w:line="204"/>
-              <w:ind w:left="160" w:hanging="160"/>
             </w:pPr>
             <w:r>
               <w:rPr>
@@ -3213,7 +3177,6 @@
               <w:keepNext w:val="0"/>
               <w:pageBreakBefore w:val="0"/>
               <w:spacing w:before="30" w:after="0" w:lineRule="exact" w:line="204"/>
-              <w:ind w:left="160" w:hanging="160"/>
             </w:pPr>
             <w:r>
               <w:rPr>
@@ -3241,7 +3204,6 @@
               <w:keepNext w:val="0"/>
               <w:pageBreakBefore w:val="0"/>
               <w:spacing w:before="30" w:after="0" w:lineRule="exact" w:line="204"/>
-              <w:ind w:left="160" w:hanging="160"/>
             </w:pPr>
             <w:r>
               <w:rPr>
@@ -3269,7 +3231,6 @@
               <w:keepNext w:val="0"/>
               <w:pageBreakBefore w:val="0"/>
               <w:spacing w:before="30" w:after="0" w:lineRule="exact" w:line="204"/>
-              <w:ind w:left="160" w:hanging="160"/>
             </w:pPr>
             <w:r>
               <w:rPr>
@@ -3297,7 +3258,6 @@
               <w:keepNext w:val="0"/>
               <w:pageBreakBefore w:val="0"/>
               <w:spacing w:before="30" w:after="0" w:lineRule="exact" w:line="204"/>
-              <w:ind w:left="160" w:hanging="160"/>
             </w:pPr>
             <w:r>
               <w:rPr>
@@ -3495,10 +3455,10 @@
                 <w:rFonts w:ascii="Arial" w:hAnsi="Arial" w:cs="Arial" w:eastAsia="Arial"/>
                 <w:b/>
                 <w:i w:val="0"/>
-                <w:color w:val="E6E8EF"/>
+                <w:color w:val="16C784"/>
                 <w:sz w:val="15"/>
               </w:rPr>
-              <w:t>The back office, off the spreadsheets.</w:t>
+              <w:t>The back office. Say goodbye to spreadsheets, Mailchimp and more.</w:t>
             </w:r>
           </w:p>
           <w:tbl>
@@ -3543,7 +3503,6 @@
                     <w:keepNext w:val="0"/>
                     <w:pageBreakBefore w:val="0"/>
                     <w:spacing w:before="0" w:after="0" w:lineRule="exact" w:line="204"/>
-                    <w:ind w:left="160" w:hanging="160"/>
                   </w:pPr>
                   <w:r>
                     <w:rPr>
@@ -3563,7 +3522,7 @@
                       <w:color w:val="A3AAB9"/>
                       <w:sz w:val="14"/>
                     </w:rPr>
-                    <w:t>Subs and match fees that settle themselves as payments land, with what every member owes on one screen</w:t>
+                    <w:t>Subs, memberships and match fees that settle themselves as payments land, with who is financial and who owes on one screen</w:t>
                   </w:r>
                 </w:p>
                 <w:p>
@@ -3571,7 +3530,6 @@
                     <w:keepNext w:val="0"/>
                     <w:pageBreakBefore w:val="0"/>
                     <w:spacing w:before="30" w:after="0" w:lineRule="exact" w:line="204"/>
-                    <w:ind w:left="160" w:hanging="160"/>
                   </w:pPr>
                   <w:r>
                     <w:rPr>
@@ -3599,7 +3557,6 @@
                     <w:keepNext w:val="0"/>
                     <w:pageBreakBefore w:val="0"/>
                     <w:spacing w:before="30" w:after="0" w:lineRule="exact" w:line="204"/>
-                    <w:ind w:left="160" w:hanging="160"/>
                   </w:pPr>
                   <w:r>
                     <w:rPr>
@@ -3619,7 +3576,88 @@
                       <w:color w:val="A3AAB9"/>
                       <w:sz w:val="14"/>
                     </w:rPr>
-                    <w:t>Membership tiers and subscriptions, so who is financial and who is not is never a question</w:t>
+                    <w:t>Stock, canteen and merch, with low-stock alerts and what each member still owes on their kit</w:t>
+                  </w:r>
+                </w:p>
+                <w:p>
+                  <w:pPr>
+                    <w:keepNext w:val="0"/>
+                    <w:pageBreakBefore w:val="0"/>
+                    <w:spacing w:before="30" w:after="0" w:lineRule="exact" w:line="204"/>
+                  </w:pPr>
+                  <w:r>
+                    <w:rPr>
+                      <w:rFonts w:ascii="Arial" w:hAnsi="Arial" w:cs="Arial" w:eastAsia="Arial"/>
+                      <w:b/>
+                      <w:i w:val="0"/>
+                      <w:color w:val="16C784"/>
+                      <w:sz w:val="14"/>
+                    </w:rPr>
+                    <w:t xml:space="preserve">·  </w:t>
+                  </w:r>
+                  <w:r>
+                    <w:rPr>
+                      <w:rFonts w:ascii="Arial" w:hAnsi="Arial" w:cs="Arial" w:eastAsia="Arial"/>
+                      <w:b w:val="0"/>
+                      <w:i w:val="0"/>
+                      <w:color w:val="A3AAB9"/>
+                      <w:sz w:val="14"/>
+                    </w:rPr>
+                    <w:t>A sponsor and grant pipeline, so the money conversations don't sit in one person's inbox</w:t>
+                  </w:r>
+                </w:p>
+                <w:p>
+                  <w:pPr>
+                    <w:keepNext w:val="0"/>
+                    <w:pageBreakBefore w:val="0"/>
+                    <w:spacing w:before="30" w:after="0" w:lineRule="exact" w:line="204"/>
+                  </w:pPr>
+                  <w:r>
+                    <w:rPr>
+                      <w:rFonts w:ascii="Arial" w:hAnsi="Arial" w:cs="Arial" w:eastAsia="Arial"/>
+                      <w:b/>
+                      <w:i w:val="0"/>
+                      <w:color w:val="16C784"/>
+                      <w:sz w:val="14"/>
+                    </w:rPr>
+                    <w:t xml:space="preserve">·  </w:t>
+                  </w:r>
+                  <w:r>
+                    <w:rPr>
+                      <w:rFonts w:ascii="Arial" w:hAnsi="Arial" w:cs="Arial" w:eastAsia="Arial"/>
+                      <w:b w:val="0"/>
+                      <w:i w:val="0"/>
+                      <w:color w:val="A3AAB9"/>
+                      <w:sz w:val="14"/>
+                    </w:rPr>
+                    <w:t>One directory of everyone at the club: players, parents, volunteers, officials and life members</w:t>
+                  </w:r>
+                </w:p>
+                <w:p>
+                  <w:pPr>
+                    <w:keepNext w:val="0"/>
+                    <w:pageBreakBefore w:val="0"/>
+                    <w:spacing w:before="30" w:after="0" w:lineRule="exact" w:line="204"/>
+                  </w:pPr>
+                  <w:r>
+                    <w:rPr>
+                      <w:rFonts w:ascii="Arial" w:hAnsi="Arial" w:cs="Arial" w:eastAsia="Arial"/>
+                      <w:b/>
+                      <w:i w:val="0"/>
+                      <w:color w:val="16C784"/>
+                      <w:sz w:val="14"/>
+                    </w:rPr>
+                    <w:t xml:space="preserve">·  </w:t>
+                  </w:r>
+                  <w:r>
+                    <w:rPr>
+                      <w:rFonts w:ascii="Arial" w:hAnsi="Arial" w:cs="Arial" w:eastAsia="Arial"/>
+                      <w:b w:val="0"/>
+                      <w:i w:val="0"/>
+                      <w:color w:val="A3AAB9"/>
+                      <w:sz w:val="14"/>
+                    </w:rPr>
+                    <w:t>Bulk email to that same list, with segments and templates, in place of a separate mail subscription</w:t>
                   </w:r>
                 </w:p>
               </w:tc>
@@ -3663,7 +3701,6 @@
                     <w:keepNext w:val="0"/>
                     <w:pageBreakBefore w:val="0"/>
                     <w:spacing w:before="0" w:after="0" w:lineRule="exact" w:line="204"/>
-                    <w:ind w:left="160" w:hanging="160"/>
                   </w:pPr>
                   <w:r>
                     <w:rPr>
@@ -3683,7 +3720,7 @@
                       <w:color w:val="A3AAB9"/>
                       <w:sz w:val="14"/>
                     </w:rPr>
-                    <w:t>Bulk email to your own member list, with segments and templates, in place of a separate mail subscription</w:t>
+                    <w:t>The volunteer roster, with hours logged and ready for a grant application</w:t>
                   </w:r>
                 </w:p>
                 <w:p>
@@ -3691,7 +3728,6 @@
                     <w:keepNext w:val="0"/>
                     <w:pageBreakBefore w:val="0"/>
                     <w:spacing w:before="30" w:after="0" w:lineRule="exact" w:line="204"/>
-                    <w:ind w:left="160" w:hanging="160"/>
                   </w:pPr>
                   <w:r>
                     <w:rPr>
@@ -3711,7 +3747,7 @@
                       <w:color w:val="A3AAB9"/>
                       <w:sz w:val="14"/>
                     </w:rPr>
-                    <w:t>Stock, canteen and merch, with low-stock alerts and what each member still owes on their kit</w:t>
+                    <w:t>Working-with-children, RSA and first-aid tickets tracked, with warnings before they lapse</w:t>
                   </w:r>
                 </w:p>
                 <w:p>
@@ -3719,7 +3755,6 @@
                     <w:keepNext w:val="0"/>
                     <w:pageBreakBefore w:val="0"/>
                     <w:spacing w:before="30" w:after="0" w:lineRule="exact" w:line="204"/>
-                    <w:ind w:left="160" w:hanging="160"/>
                   </w:pPr>
                   <w:r>
                     <w:rPr>
@@ -3739,7 +3774,88 @@
                       <w:color w:val="A3AAB9"/>
                       <w:sz w:val="14"/>
                     </w:rPr>
-                    <w:t>A sponsor and grant pipeline, so the money conversations don't sit in one person's inbox</w:t>
+                    <w:t>Committee meetings with agendas, minutes, motions and actions, tied to the club's strategic plan</w:t>
+                  </w:r>
+                </w:p>
+                <w:p>
+                  <w:pPr>
+                    <w:keepNext w:val="0"/>
+                    <w:pageBreakBefore w:val="0"/>
+                    <w:spacing w:before="30" w:after="0" w:lineRule="exact" w:line="204"/>
+                  </w:pPr>
+                  <w:r>
+                    <w:rPr>
+                      <w:rFonts w:ascii="Arial" w:hAnsi="Arial" w:cs="Arial" w:eastAsia="Arial"/>
+                      <w:b/>
+                      <w:i w:val="0"/>
+                      <w:color w:val="16C784"/>
+                      <w:sz w:val="14"/>
+                    </w:rPr>
+                    <w:t xml:space="preserve">·  </w:t>
+                  </w:r>
+                  <w:r>
+                    <w:rPr>
+                      <w:rFonts w:ascii="Arial" w:hAnsi="Arial" w:cs="Arial" w:eastAsia="Arial"/>
+                      <w:b w:val="0"/>
+                      <w:i w:val="0"/>
+                      <w:color w:val="A3AAB9"/>
+                      <w:sz w:val="14"/>
+                    </w:rPr>
+                    <w:t>A club diary for the annual jobs: registrations, insurance, ground bookings, the AGM</w:t>
+                  </w:r>
+                </w:p>
+                <w:p>
+                  <w:pPr>
+                    <w:keepNext w:val="0"/>
+                    <w:pageBreakBefore w:val="0"/>
+                    <w:spacing w:before="30" w:after="0" w:lineRule="exact" w:line="204"/>
+                  </w:pPr>
+                  <w:r>
+                    <w:rPr>
+                      <w:rFonts w:ascii="Arial" w:hAnsi="Arial" w:cs="Arial" w:eastAsia="Arial"/>
+                      <w:b/>
+                      <w:i w:val="0"/>
+                      <w:color w:val="16C784"/>
+                      <w:sz w:val="14"/>
+                    </w:rPr>
+                    <w:t xml:space="preserve">·  </w:t>
+                  </w:r>
+                  <w:r>
+                    <w:rPr>
+                      <w:rFonts w:ascii="Arial" w:hAnsi="Arial" w:cs="Arial" w:eastAsia="Arial"/>
+                      <w:b w:val="0"/>
+                      <w:i w:val="0"/>
+                      <w:color w:val="A3AAB9"/>
+                      <w:sz w:val="14"/>
+                    </w:rPr>
+                    <w:t>Events and ticketing for the presentation night and the fundraiser</w:t>
+                  </w:r>
+                </w:p>
+                <w:p>
+                  <w:pPr>
+                    <w:keepNext w:val="0"/>
+                    <w:pageBreakBefore w:val="0"/>
+                    <w:spacing w:before="30" w:after="0" w:lineRule="exact" w:line="204"/>
+                  </w:pPr>
+                  <w:r>
+                    <w:rPr>
+                      <w:rFonts w:ascii="Arial" w:hAnsi="Arial" w:cs="Arial" w:eastAsia="Arial"/>
+                      <w:b/>
+                      <w:i w:val="0"/>
+                      <w:color w:val="16C784"/>
+                      <w:sz w:val="14"/>
+                    </w:rPr>
+                    <w:t xml:space="preserve">·  </w:t>
+                  </w:r>
+                  <w:r>
+                    <w:rPr>
+                      <w:rFonts w:ascii="Arial" w:hAnsi="Arial" w:cs="Arial" w:eastAsia="Arial"/>
+                      <w:b w:val="0"/>
+                      <w:i w:val="0"/>
+                      <w:color w:val="A3AAB9"/>
+                      <w:sz w:val="14"/>
+                    </w:rPr>
+                    <w:t>Facilities and assets: bookings, hire, maintenance history and replacement dates</w:t>
                   </w:r>
                 </w:p>
               </w:tc>
@@ -3923,10 +4039,10 @@
                 <w:rFonts w:ascii="Arial" w:hAnsi="Arial" w:cs="Arial" w:eastAsia="Arial"/>
                 <w:b/>
                 <w:i w:val="0"/>
-                <w:color w:val="E6E8EF"/>
+                <w:color w:val="16C784"/>
                 <w:sz w:val="15"/>
               </w:rPr>
-              <w:t>Know the opposition before the toss.</w:t>
+              <w:t>Know exactly how to beat your opposition before the toss.</w:t>
             </w:r>
           </w:p>
           <w:p>
@@ -3934,7 +4050,6 @@
               <w:keepNext w:val="0"/>
               <w:pageBreakBefore w:val="0"/>
               <w:spacing w:before="30" w:after="0" w:lineRule="exact" w:line="204"/>
-              <w:ind w:left="160" w:hanging="160"/>
             </w:pPr>
             <w:r>
               <w:rPr>
@@ -3962,7 +4077,6 @@
               <w:keepNext w:val="0"/>
               <w:pageBreakBefore w:val="0"/>
               <w:spacing w:before="30" w:after="0" w:lineRule="exact" w:line="204"/>
-              <w:ind w:left="160" w:hanging="160"/>
             </w:pPr>
             <w:r>
               <w:rPr>
@@ -3990,7 +4104,6 @@
               <w:keepNext w:val="0"/>
               <w:pageBreakBefore w:val="0"/>
               <w:spacing w:before="30" w:after="0" w:lineRule="exact" w:line="204"/>
-              <w:ind w:left="160" w:hanging="160"/>
             </w:pPr>
             <w:r>
               <w:rPr>
@@ -4018,7 +4131,6 @@
               <w:keepNext w:val="0"/>
               <w:pageBreakBefore w:val="0"/>
               <w:spacing w:before="30" w:after="0" w:lineRule="exact" w:line="204"/>
-              <w:ind w:left="160" w:hanging="160"/>
             </w:pPr>
             <w:r>
               <w:rPr>
@@ -4207,10 +4319,10 @@
                 <w:rFonts w:ascii="Arial" w:hAnsi="Arial" w:cs="Arial" w:eastAsia="Arial"/>
                 <w:b/>
                 <w:i w:val="0"/>
-                <w:color w:val="E6E8EF"/>
+                <w:color w:val="16C784"/>
                 <w:sz w:val="15"/>
               </w:rPr>
-              <w:t>The comp that gets the whole club watching.</w:t>
+              <w:t>The comp that gets the whole club talking and engaged.</w:t>
             </w:r>
           </w:p>
           <w:p>
@@ -4218,7 +4330,6 @@
               <w:keepNext w:val="0"/>
               <w:pageBreakBefore w:val="0"/>
               <w:spacing w:before="30" w:after="0" w:lineRule="exact" w:line="204"/>
-              <w:ind w:left="160" w:hanging="160"/>
             </w:pPr>
             <w:r>
               <w:rPr>
@@ -4246,7 +4357,6 @@
               <w:keepNext w:val="0"/>
               <w:pageBreakBefore w:val="0"/>
               <w:spacing w:before="30" w:after="0" w:lineRule="exact" w:line="204"/>
-              <w:ind w:left="160" w:hanging="160"/>
             </w:pPr>
             <w:r>
               <w:rPr>
@@ -4274,7 +4384,6 @@
               <w:keepNext w:val="0"/>
               <w:pageBreakBefore w:val="0"/>
               <w:spacing w:before="30" w:after="0" w:lineRule="exact" w:line="204"/>
-              <w:ind w:left="160" w:hanging="160"/>
             </w:pPr>
             <w:r>
               <w:rPr>
@@ -4302,7 +4411,6 @@
               <w:keepNext w:val="0"/>
               <w:pageBreakBefore w:val="0"/>
               <w:spacing w:before="30" w:after="0" w:lineRule="exact" w:line="204"/>
-              <w:ind w:left="160" w:hanging="160"/>
             </w:pPr>
             <w:r>
               <w:rPr>
@@ -4636,93 +4744,7 @@
                 <w:color w:val="8A90A2"/>
                 <w:sz w:val="14"/>
               </w:rPr>
-              <w:t>An annual licence, billed once and paid by card through Stripe. Flat per club: one team or fifty, juniors and seniors, men's and women's, the same price, with unlimited players and seasons. About $955 less than the five separate tools it replaces, and the historical import the nearest rival charges $499 to $1,000 for is included.</w:t>
-            </w:r>
-          </w:p>
-        </w:tc>
-      </w:tr>
-    </w:tbl>
-    <w:p>
-      <w:pPr>
-        <w:keepNext w:val="0"/>
-        <w:pageBreakBefore w:val="0"/>
-        <w:spacing w:before="0" w:after="0" w:lineRule="exact" w:line="160"/>
-      </w:pPr>
-    </w:p>
-    <w:tbl>
-      <w:tblPr>
-        <w:tblW w:w="10208" w:type="dxa"/>
-        <w:tblInd w:w="0" w:type="dxa"/>
-        <w:tblBorders>
-          <w:top w:val="nil"/>
-          <w:left w:val="nil"/>
-          <w:bottom w:val="nil"/>
-          <w:right w:val="nil"/>
-          <w:insideH w:val="nil"/>
-          <w:insideV w:val="nil"/>
-        </w:tblBorders>
-        <w:tblLayout w:type="fixed"/>
-        <w:tblCellMar>
-          <w:top w:w="0" w:type="dxa"/>
-          <w:left w:w="0" w:type="dxa"/>
-          <w:bottom w:w="0" w:type="dxa"/>
-          <w:right w:w="0" w:type="dxa"/>
-        </w:tblCellMar>
-        <w:tblLook w:firstColumn="1" w:firstRow="1" w:lastColumn="0" w:lastRow="0" w:noHBand="0" w:noVBand="1" w:val="04A0"/>
-      </w:tblPr>
-      <w:tblGrid>
-        <w:gridCol w:w="10208"/>
-      </w:tblGrid>
-      <w:tr>
-        <w:tc>
-          <w:tcPr>
-            <w:tcW w:w="10208" w:type="dxa"/>
-            <w:tcBorders>
-              <w:top w:val="nil" w:sz="0" w:space="0" w:color="16C784"/>
-              <w:left w:val="single" w:sz="11" w:space="0" w:color="16C784"/>
-              <w:bottom w:val="nil" w:sz="0" w:space="0" w:color="16C784"/>
-              <w:right w:val="nil" w:sz="0" w:space="0" w:color="16C784"/>
-            </w:tcBorders>
-            <w:shd w:val="clear" w:color="auto" w:fill="0B1220"/>
-            <w:tcMar>
-              <w:top w:w="100" w:type="dxa"/>
-              <w:left w:w="240" w:type="dxa"/>
-              <w:bottom w:w="100" w:type="dxa"/>
-              <w:right w:w="160" w:type="dxa"/>
-            </w:tcMar>
-          </w:tcPr>
-          <w:p>
-            <w:pPr>
-              <w:keepNext w:val="0"/>
-              <w:pageBreakBefore w:val="0"/>
-              <w:spacing w:before="0" w:after="0" w:lineRule="exact" w:line="240"/>
-            </w:pPr>
-            <w:r>
-              <w:rPr>
-                <w:rFonts w:ascii="Arial" w:hAnsi="Arial" w:cs="Arial" w:eastAsia="Arial"/>
-                <w:b w:val="0"/>
-                <w:i/>
-                <w:color w:val="E6E8EF"/>
-                <w:sz w:val="16"/>
-              </w:rPr>
-              <w:t>"At last we have a complete stats package that lets us view the club's entire history across every statistic imaginable. It's made pretty much every spreadsheet we had redundant, and we had a lot."</w:t>
-            </w:r>
-          </w:p>
-          <w:p>
-            <w:pPr>
-              <w:keepNext w:val="0"/>
-              <w:pageBreakBefore w:val="0"/>
-              <w:spacing w:before="80" w:after="0" w:lineRule="exact" w:line="220"/>
-            </w:pPr>
-            <w:r>
-              <w:rPr>
-                <w:rFonts w:ascii="Arial" w:hAnsi="Arial" w:cs="Arial" w:eastAsia="Arial"/>
-                <w:b w:val="0"/>
-                <w:i w:val="0"/>
-                <w:color w:val="8A90A2"/>
-                <w:sz w:val="14"/>
-              </w:rPr>
-              <w:t>Tristram Fletcher · Secretary, Applecross Cricket Club</w:t>
+              <w:t>An annual licence, billed once and paid by card through Stripe. Flat per club: one team or fifty, juniors and seniors, men's and women's, with unlimited players and seasons. About $955 less than the five tools it replaces, and the historical import a rival charges $499 to $1,000 for is included.</w:t>
             </w:r>
           </w:p>
         </w:tc>

--- a/docs/flyer/BetterCricket_Flyer.docx
+++ b/docs/flyer/BetterCricket_Flyer.docx
@@ -2669,10 +2669,10 @@
           <w:tcPr>
             <w:tcW w:w="5044" w:type="dxa"/>
             <w:tcBorders>
-              <w:top w:val="single" w:sz="6" w:space="0" w:color="1D2331"/>
-              <w:left w:val="single" w:sz="6" w:space="0" w:color="1D2331"/>
-              <w:bottom w:val="single" w:sz="6" w:space="0" w:color="1D2331"/>
-              <w:right w:val="single" w:sz="6" w:space="0" w:color="1D2331"/>
+              <w:top w:val="single" w:sz="6" w:space="0" w:color="16C784"/>
+              <w:left w:val="single" w:sz="6" w:space="0" w:color="16C784"/>
+              <w:bottom w:val="single" w:sz="6" w:space="0" w:color="16C784"/>
+              <w:right w:val="single" w:sz="6" w:space="0" w:color="16C784"/>
             </w:tcBorders>
             <w:shd w:val="clear" w:color="auto" w:fill="101828"/>
             <w:tcMar>
@@ -3003,10 +3003,10 @@
           <w:tcPr>
             <w:tcW w:w="5044" w:type="dxa"/>
             <w:tcBorders>
-              <w:top w:val="single" w:sz="6" w:space="0" w:color="1D2331"/>
-              <w:left w:val="single" w:sz="6" w:space="0" w:color="1D2331"/>
-              <w:bottom w:val="single" w:sz="6" w:space="0" w:color="1D2331"/>
-              <w:right w:val="single" w:sz="6" w:space="0" w:color="1D2331"/>
+              <w:top w:val="single" w:sz="6" w:space="0" w:color="16C784"/>
+              <w:left w:val="single" w:sz="6" w:space="0" w:color="16C784"/>
+              <w:bottom w:val="single" w:sz="6" w:space="0" w:color="16C784"/>
+              <w:right w:val="single" w:sz="6" w:space="0" w:color="16C784"/>
             </w:tcBorders>
             <w:shd w:val="clear" w:color="auto" w:fill="101828"/>
             <w:tcMar>
@@ -3319,10 +3319,10 @@
           <w:tcPr>
             <w:tcW w:w="10208" w:type="dxa"/>
             <w:tcBorders>
-              <w:top w:val="single" w:sz="6" w:space="0" w:color="1D2331"/>
-              <w:left w:val="single" w:sz="6" w:space="0" w:color="1D2331"/>
-              <w:bottom w:val="single" w:sz="6" w:space="0" w:color="1D2331"/>
-              <w:right w:val="single" w:sz="6" w:space="0" w:color="1D2331"/>
+              <w:top w:val="single" w:sz="6" w:space="0" w:color="16C784"/>
+              <w:left w:val="single" w:sz="6" w:space="0" w:color="16C784"/>
+              <w:bottom w:val="single" w:sz="6" w:space="0" w:color="16C784"/>
+              <w:right w:val="single" w:sz="6" w:space="0" w:color="16C784"/>
             </w:tcBorders>
             <w:shd w:val="clear" w:color="auto" w:fill="101828"/>
             <w:tcMar>
@@ -3903,10 +3903,10 @@
           <w:tcPr>
             <w:tcW w:w="5044" w:type="dxa"/>
             <w:tcBorders>
-              <w:top w:val="single" w:sz="6" w:space="0" w:color="1D2331"/>
-              <w:left w:val="single" w:sz="6" w:space="0" w:color="1D2331"/>
-              <w:bottom w:val="single" w:sz="6" w:space="0" w:color="1D2331"/>
-              <w:right w:val="single" w:sz="6" w:space="0" w:color="1D2331"/>
+              <w:top w:val="single" w:sz="6" w:space="0" w:color="16C784"/>
+              <w:left w:val="single" w:sz="6" w:space="0" w:color="16C784"/>
+              <w:bottom w:val="single" w:sz="6" w:space="0" w:color="16C784"/>
+              <w:right w:val="single" w:sz="6" w:space="0" w:color="16C784"/>
             </w:tcBorders>
             <w:shd w:val="clear" w:color="auto" w:fill="101828"/>
             <w:tcMar>
@@ -4183,10 +4183,10 @@
           <w:tcPr>
             <w:tcW w:w="5044" w:type="dxa"/>
             <w:tcBorders>
-              <w:top w:val="single" w:sz="6" w:space="0" w:color="1D2331"/>
-              <w:left w:val="single" w:sz="6" w:space="0" w:color="1D2331"/>
-              <w:bottom w:val="single" w:sz="6" w:space="0" w:color="1D2331"/>
-              <w:right w:val="single" w:sz="6" w:space="0" w:color="1D2331"/>
+              <w:top w:val="single" w:sz="6" w:space="0" w:color="16C784"/>
+              <w:left w:val="single" w:sz="6" w:space="0" w:color="16C784"/>
+              <w:bottom w:val="single" w:sz="6" w:space="0" w:color="16C784"/>
+              <w:right w:val="single" w:sz="6" w:space="0" w:color="16C784"/>
             </w:tcBorders>
             <w:shd w:val="clear" w:color="auto" w:fill="101828"/>
             <w:tcMar>

--- a/docs/flyer/BetterCricket_Flyer.docx
+++ b/docs/flyer/BetterCricket_Flyer.docx
@@ -282,7 +282,7 @@
     <w:tbl>
       <w:tblPr>
         <w:tblW w:w="10186" w:type="dxa"/>
-        <w:tblInd w:w="0" w:type="dxa"/>
+        <w:tblInd w:w="15" w:type="dxa"/>
         <w:tblBorders>
           <w:top w:val="nil"/>
           <w:left w:val="nil"/>
@@ -1617,7 +1617,7 @@
     <w:tbl>
       <w:tblPr>
         <w:tblW w:w="10208" w:type="dxa"/>
-        <w:tblInd w:w="0" w:type="dxa"/>
+        <w:tblInd w:w="15" w:type="dxa"/>
         <w:tblBorders>
           <w:top w:val="nil"/>
           <w:left w:val="nil"/>
@@ -2239,7 +2239,7 @@
     <w:tbl>
       <w:tblPr>
         <w:tblW w:w="10208" w:type="dxa"/>
-        <w:tblInd w:w="0" w:type="dxa"/>
+        <w:tblInd w:w="28" w:type="dxa"/>
         <w:tblBorders>
           <w:top w:val="nil"/>
           <w:left w:val="nil"/>
@@ -2318,7 +2318,7 @@
     <w:tbl>
       <w:tblPr>
         <w:tblW w:w="10208" w:type="dxa"/>
-        <w:tblInd w:w="0" w:type="dxa"/>
+        <w:tblInd w:w="28" w:type="dxa"/>
         <w:tblBorders>
           <w:top w:val="nil"/>
           <w:left w:val="nil"/>
@@ -2641,7 +2641,7 @@
     <w:tbl>
       <w:tblPr>
         <w:tblW w:w="10208" w:type="dxa"/>
-        <w:tblInd w:w="0" w:type="dxa"/>
+        <w:tblInd w:w="15" w:type="dxa"/>
         <w:tblBorders>
           <w:top w:val="nil"/>
           <w:left w:val="nil"/>
@@ -3293,7 +3293,7 @@
     <w:tbl>
       <w:tblPr>
         <w:tblW w:w="10208" w:type="dxa"/>
-        <w:tblInd w:w="0" w:type="dxa"/>
+        <w:tblInd w:w="15" w:type="dxa"/>
         <w:tblBorders>
           <w:top w:val="nil"/>
           <w:left w:val="nil"/>
@@ -3875,7 +3875,7 @@
     <w:tbl>
       <w:tblPr>
         <w:tblW w:w="10208" w:type="dxa"/>
-        <w:tblInd w:w="0" w:type="dxa"/>
+        <w:tblInd w:w="15" w:type="dxa"/>
         <w:tblBorders>
           <w:top w:val="nil"/>
           <w:left w:val="nil"/>
@@ -4457,7 +4457,7 @@
     <w:tbl>
       <w:tblPr>
         <w:tblW w:w="10208" w:type="dxa"/>
-        <w:tblInd w:w="0" w:type="dxa"/>
+        <w:tblInd w:w="15" w:type="dxa"/>
         <w:tblBorders>
           <w:top w:val="nil"/>
           <w:left w:val="nil"/>
@@ -4899,7 +4899,7 @@
           <w:tbl>
             <w:tblPr>
               <w:tblW w:w="2200" w:type="dxa"/>
-              <w:tblInd w:w="0" w:type="dxa"/>
+              <w:tblInd w:w="15" w:type="dxa"/>
               <w:tblBorders>
                 <w:top w:val="nil"/>
                 <w:left w:val="nil"/>
